--- a/internal_doc/07.版本报告/SequoiaDB_1.6版本发布评估说明书.docx
+++ b/internal_doc/07.版本报告/SequoiaDB_1.6版本发布评估说明书.docx
@@ -41,6 +41,96 @@
             <w:tcW w:w="2943" w:type="dxa"/>
           </w:tcPr>
           <w:p>
+            <w:r>
+              <w:rPr>
+                <w:rFonts w:hint="eastAsia"/>
+              </w:rPr>
+              <w:t>版本名称</w:t>
+            </w:r>
+          </w:p>
+        </w:tc>
+        <w:tc>
+          <w:tcPr>
+            <w:tcW w:w="5579" w:type="dxa"/>
+          </w:tcPr>
+          <w:p>
+            <w:r>
+              <w:rPr>
+                <w:rFonts w:hint="eastAsia"/>
+              </w:rPr>
+              <w:t>SequoiaDB 1.6</w:t>
+            </w:r>
+          </w:p>
+        </w:tc>
+      </w:tr>
+      <w:tr>
+        <w:tc>
+          <w:tcPr>
+            <w:tcW w:w="2943" w:type="dxa"/>
+          </w:tcPr>
+          <w:p>
+            <w:r>
+              <w:rPr>
+                <w:rFonts w:hint="eastAsia"/>
+              </w:rPr>
+              <w:t>发布时间</w:t>
+            </w:r>
+          </w:p>
+        </w:tc>
+        <w:tc>
+          <w:tcPr>
+            <w:tcW w:w="5579" w:type="dxa"/>
+          </w:tcPr>
+          <w:p>
+            <w:r>
+              <w:rPr>
+                <w:rFonts w:hint="eastAsia"/>
+              </w:rPr>
+              <w:t>2014-3-12</w:t>
+            </w:r>
+          </w:p>
+        </w:tc>
+      </w:tr>
+      <w:tr>
+        <w:tc>
+          <w:tcPr>
+            <w:tcW w:w="2943" w:type="dxa"/>
+          </w:tcPr>
+          <w:p>
+            <w:r>
+              <w:rPr>
+                <w:rFonts w:hint="eastAsia"/>
+              </w:rPr>
+              <w:t>版本路径</w:t>
+            </w:r>
+          </w:p>
+        </w:tc>
+        <w:tc>
+          <w:tcPr>
+            <w:tcW w:w="5579" w:type="dxa"/>
+          </w:tcPr>
+          <w:p/>
+        </w:tc>
+      </w:tr>
+      <w:tr>
+        <w:tc>
+          <w:tcPr>
+            <w:tcW w:w="2943" w:type="dxa"/>
+          </w:tcPr>
+          <w:p>
+            <w:r>
+              <w:rPr>
+                <w:rFonts w:hint="eastAsia"/>
+              </w:rPr>
+              <w:t>版本说明</w:t>
+            </w:r>
+          </w:p>
+        </w:tc>
+        <w:tc>
+          <w:tcPr>
+            <w:tcW w:w="5579" w:type="dxa"/>
+          </w:tcPr>
+          <w:p>
             <w:pPr>
               <w:rPr>
                 <w:rFonts w:hint="eastAsia"/>
@@ -50,7 +140,22 @@
               <w:rPr>
                 <w:rFonts w:hint="eastAsia"/>
               </w:rPr>
-              <w:t>版本名称</w:t>
+              <w:t>通用版本</w:t>
+            </w:r>
+          </w:p>
+        </w:tc>
+      </w:tr>
+      <w:tr>
+        <w:tc>
+          <w:tcPr>
+            <w:tcW w:w="2943" w:type="dxa"/>
+          </w:tcPr>
+          <w:p>
+            <w:r>
+              <w:rPr>
+                <w:rFonts w:hint="eastAsia"/>
+              </w:rPr>
+              <w:t>支持平台和系统</w:t>
             </w:r>
           </w:p>
         </w:tc>
@@ -59,11 +164,156 @@
             <w:tcW w:w="5579" w:type="dxa"/>
           </w:tcPr>
           <w:p>
-            <w:r>
-              <w:rPr>
-                <w:rFonts w:hint="eastAsia"/>
-              </w:rPr>
-              <w:t>SequoiaDB 1.6</w:t>
+            <w:pPr>
+              <w:rPr>
+                <w:rFonts w:hint="eastAsia"/>
+              </w:rPr>
+            </w:pPr>
+            <w:r>
+              <w:rPr>
+                <w:rFonts w:hint="eastAsia"/>
+              </w:rPr>
+              <w:t>PPC</w:t>
+            </w:r>
+            <w:r>
+              <w:rPr>
+                <w:rFonts w:hint="eastAsia"/>
+              </w:rPr>
+              <w:t xml:space="preserve"> 64Bit</w:t>
+            </w:r>
+          </w:p>
+          <w:p>
+            <w:r>
+              <w:rPr>
+                <w:rFonts w:hint="eastAsia"/>
+              </w:rPr>
+              <w:t>•</w:t>
+            </w:r>
+            <w:r>
+              <w:tab/>
+              <w:t>Red Hat Enterprise Linux (RHEL) 6</w:t>
+            </w:r>
+          </w:p>
+          <w:p>
+            <w:r>
+              <w:rPr>
+                <w:rFonts w:hint="eastAsia"/>
+              </w:rPr>
+              <w:t>•</w:t>
+            </w:r>
+            <w:r>
+              <w:tab/>
+              <w:t>SUSE Linux Enterprise Server (SLES)11 Service Pack 1</w:t>
+            </w:r>
+          </w:p>
+          <w:p>
+            <w:pPr>
+              <w:rPr>
+                <w:rFonts w:hint="eastAsia"/>
+              </w:rPr>
+            </w:pPr>
+            <w:r>
+              <w:rPr>
+                <w:rFonts w:hint="eastAsia"/>
+              </w:rPr>
+              <w:t>•</w:t>
+            </w:r>
+            <w:r>
+              <w:tab/>
+              <w:t>SUSE Linux Enterprise Server (SLES)11 Service Pack 2</w:t>
+            </w:r>
+          </w:p>
+          <w:p>
+            <w:pPr>
+              <w:rPr>
+                <w:rFonts w:hint="eastAsia"/>
+              </w:rPr>
+            </w:pPr>
+            <w:r>
+              <w:rPr>
+                <w:rFonts w:hint="eastAsia"/>
+              </w:rPr>
+              <w:t>X86</w:t>
+            </w:r>
+            <w:r>
+              <w:rPr>
+                <w:rFonts w:hint="eastAsia"/>
+              </w:rPr>
+              <w:t>(64bit)</w:t>
+            </w:r>
+          </w:p>
+          <w:p>
+            <w:r>
+              <w:rPr>
+                <w:rFonts w:hint="eastAsia"/>
+              </w:rPr>
+              <w:t>•</w:t>
+            </w:r>
+            <w:r>
+              <w:tab/>
+              <w:t>Red Hat Enterprise Linux (RHEL) 6</w:t>
+            </w:r>
+          </w:p>
+          <w:p>
+            <w:r>
+              <w:rPr>
+                <w:rFonts w:hint="eastAsia"/>
+              </w:rPr>
+              <w:t>•</w:t>
+            </w:r>
+            <w:r>
+              <w:tab/>
+              <w:t xml:space="preserve">SUSE Linux Enterprise Server (SLES) 11 Service Pack 1 </w:t>
+            </w:r>
+          </w:p>
+          <w:p>
+            <w:r>
+              <w:rPr>
+                <w:rFonts w:hint="eastAsia"/>
+              </w:rPr>
+              <w:t>•</w:t>
+            </w:r>
+            <w:r>
+              <w:tab/>
+              <w:t xml:space="preserve">SUSE Linux Enterprise Server (SLES) 11 Service Pack 2 </w:t>
+            </w:r>
+          </w:p>
+          <w:p>
+            <w:r>
+              <w:rPr>
+                <w:rFonts w:hint="eastAsia"/>
+              </w:rPr>
+              <w:t>•</w:t>
+            </w:r>
+            <w:r>
+              <w:tab/>
+            </w:r>
+            <w:proofErr w:type="spellStart"/>
+            <w:r>
+              <w:t>Ubuntu</w:t>
+            </w:r>
+            <w:proofErr w:type="spellEnd"/>
+            <w:r>
+              <w:t xml:space="preserve"> 12</w:t>
+            </w:r>
+          </w:p>
+          <w:p>
+            <w:r>
+              <w:rPr>
+                <w:rFonts w:hint="eastAsia"/>
+              </w:rPr>
+              <w:t>•</w:t>
+            </w:r>
+            <w:r>
+              <w:tab/>
+            </w:r>
+            <w:proofErr w:type="spellStart"/>
+            <w:r>
+              <w:t>CentOS</w:t>
+            </w:r>
+            <w:proofErr w:type="spellEnd"/>
+            <w:r>
+              <w:t xml:space="preserve"> 6</w:t>
             </w:r>
           </w:p>
         </w:tc>
@@ -74,6 +324,19 @@
             <w:tcW w:w="2943" w:type="dxa"/>
           </w:tcPr>
           <w:p>
+            <w:r>
+              <w:rPr>
+                <w:rFonts w:hint="eastAsia"/>
+              </w:rPr>
+              <w:t>版本兼容性</w:t>
+            </w:r>
+          </w:p>
+        </w:tc>
+        <w:tc>
+          <w:tcPr>
+            <w:tcW w:w="5579" w:type="dxa"/>
+          </w:tcPr>
+          <w:p>
             <w:pPr>
               <w:rPr>
                 <w:rFonts w:hint="eastAsia"/>
@@ -83,7 +346,28 @@
               <w:rPr>
                 <w:rFonts w:hint="eastAsia"/>
               </w:rPr>
-              <w:t>发布时间</w:t>
+              <w:t>兼容</w:t>
+            </w:r>
+            <w:r>
+              <w:rPr>
+                <w:rFonts w:hint="eastAsia"/>
+              </w:rPr>
+              <w:t xml:space="preserve"> SequoiaDB 1.5</w:t>
+            </w:r>
+          </w:p>
+        </w:tc>
+      </w:tr>
+      <w:tr>
+        <w:tc>
+          <w:tcPr>
+            <w:tcW w:w="2943" w:type="dxa"/>
+          </w:tcPr>
+          <w:p>
+            <w:r>
+              <w:rPr>
+                <w:rFonts w:hint="eastAsia"/>
+              </w:rPr>
+              <w:t>版本负责人员</w:t>
             </w:r>
           </w:p>
         </w:tc>
@@ -96,16 +380,23 @@
               <w:rPr>
                 <w:rFonts w:hint="eastAsia"/>
               </w:rPr>
-              <w:t>2014-3-12</w:t>
-            </w:r>
-          </w:p>
-        </w:tc>
-      </w:tr>
-      <w:tr>
-        <w:tc>
-          <w:tcPr>
-            <w:tcW w:w="2943" w:type="dxa"/>
-          </w:tcPr>
+              <w:t>开发：</w:t>
+            </w:r>
+            <w:r>
+              <w:rPr>
+                <w:rFonts w:hint="eastAsia"/>
+              </w:rPr>
+              <w:t>许建辉</w:t>
+            </w:r>
+          </w:p>
+          <w:p>
+            <w:r>
+              <w:rPr>
+                <w:rFonts w:hint="eastAsia"/>
+              </w:rPr>
+              <w:t>测试：</w:t>
+            </w:r>
+          </w:p>
           <w:p>
             <w:pPr>
               <w:rPr>
@@ -116,173 +407,30 @@
               <w:rPr>
                 <w:rFonts w:hint="eastAsia"/>
               </w:rPr>
-              <w:t>版本路径</w:t>
-            </w:r>
-          </w:p>
-        </w:tc>
-        <w:tc>
-          <w:tcPr>
-            <w:tcW w:w="5579" w:type="dxa"/>
-          </w:tcPr>
-          <w:p/>
-        </w:tc>
-      </w:tr>
-      <w:tr>
-        <w:tc>
-          <w:tcPr>
-            <w:tcW w:w="2943" w:type="dxa"/>
-          </w:tcPr>
-          <w:p>
-            <w:pPr>
-              <w:rPr>
-                <w:rFonts w:hint="eastAsia"/>
-              </w:rPr>
-            </w:pPr>
-            <w:r>
-              <w:rPr>
-                <w:rFonts w:hint="eastAsia"/>
-              </w:rPr>
-              <w:t>版本说明</w:t>
-            </w:r>
-          </w:p>
-        </w:tc>
-        <w:tc>
-          <w:tcPr>
-            <w:tcW w:w="5579" w:type="dxa"/>
-          </w:tcPr>
-          <w:p/>
-        </w:tc>
-      </w:tr>
-      <w:tr>
-        <w:tc>
-          <w:tcPr>
-            <w:tcW w:w="2943" w:type="dxa"/>
-          </w:tcPr>
-          <w:p>
-            <w:pPr>
-              <w:rPr>
-                <w:rFonts w:hint="eastAsia"/>
-              </w:rPr>
-            </w:pPr>
-            <w:r>
-              <w:rPr>
-                <w:rFonts w:hint="eastAsia"/>
-              </w:rPr>
-              <w:t>支持平台和系统</w:t>
-            </w:r>
-          </w:p>
-        </w:tc>
-        <w:tc>
-          <w:tcPr>
-            <w:tcW w:w="5579" w:type="dxa"/>
-          </w:tcPr>
-          <w:p/>
-        </w:tc>
-      </w:tr>
-      <w:tr>
-        <w:tc>
-          <w:tcPr>
-            <w:tcW w:w="2943" w:type="dxa"/>
-          </w:tcPr>
-          <w:p>
-            <w:pPr>
-              <w:rPr>
-                <w:rFonts w:hint="eastAsia"/>
-              </w:rPr>
-            </w:pPr>
-            <w:r>
-              <w:rPr>
-                <w:rFonts w:hint="eastAsia"/>
-              </w:rPr>
-              <w:t>版本兼容性</w:t>
-            </w:r>
-          </w:p>
-        </w:tc>
-        <w:tc>
-          <w:tcPr>
-            <w:tcW w:w="5579" w:type="dxa"/>
-          </w:tcPr>
-          <w:p/>
-        </w:tc>
-      </w:tr>
-      <w:tr>
-        <w:tc>
-          <w:tcPr>
-            <w:tcW w:w="2943" w:type="dxa"/>
-          </w:tcPr>
-          <w:p>
-            <w:pPr>
-              <w:rPr>
-                <w:rFonts w:hint="eastAsia"/>
-              </w:rPr>
-            </w:pPr>
-            <w:r>
-              <w:rPr>
-                <w:rFonts w:hint="eastAsia"/>
-              </w:rPr>
-              <w:t>版本负责人员</w:t>
-            </w:r>
-          </w:p>
-        </w:tc>
-        <w:tc>
-          <w:tcPr>
-            <w:tcW w:w="5579" w:type="dxa"/>
-          </w:tcPr>
-          <w:p>
-            <w:pPr>
-              <w:rPr>
-                <w:rFonts w:hint="eastAsia"/>
-              </w:rPr>
-            </w:pPr>
-            <w:r>
-              <w:rPr>
-                <w:rFonts w:hint="eastAsia"/>
-              </w:rPr>
-              <w:t>开发：</w:t>
-            </w:r>
-          </w:p>
-          <w:p>
-            <w:pPr>
-              <w:rPr>
-                <w:rFonts w:hint="eastAsia"/>
-              </w:rPr>
-            </w:pPr>
-            <w:r>
-              <w:rPr>
-                <w:rFonts w:hint="eastAsia"/>
-              </w:rPr>
-              <w:t>测试：</w:t>
-            </w:r>
-          </w:p>
-          <w:p>
-            <w:pPr>
-              <w:rPr>
-                <w:rFonts w:hint="eastAsia"/>
-              </w:rPr>
-            </w:pPr>
-            <w:r>
-              <w:rPr>
-                <w:rFonts w:hint="eastAsia"/>
-              </w:rPr>
               <w:t>资料：</w:t>
             </w:r>
           </w:p>
+          <w:p>
+            <w:r>
+              <w:rPr>
+                <w:rFonts w:hint="eastAsia"/>
+              </w:rPr>
+              <w:t>Web</w:t>
+            </w:r>
+            <w:r>
+              <w:rPr>
+                <w:rFonts w:hint="eastAsia"/>
+              </w:rPr>
+              <w:t>：何嘉文</w:t>
+            </w:r>
+          </w:p>
         </w:tc>
       </w:tr>
     </w:tbl>
+    <w:p/>
     <w:p>
       <w:pPr>
-        <w:rPr>
-          <w:rFonts w:hint="eastAsia"/>
-        </w:rPr>
-      </w:pPr>
-    </w:p>
-    <w:p>
-      <w:pPr>
         <w:pStyle w:val="Heading2"/>
-        <w:rPr>
-          <w:rFonts w:hint="eastAsia"/>
-        </w:rPr>
       </w:pPr>
       <w:r>
         <w:rPr>
@@ -294,33 +442,23 @@
     <w:p>
       <w:pPr>
         <w:rPr>
+          <w:i/>
+          <w:color w:val="548DD4" w:themeColor="text2" w:themeTint="99"/>
+        </w:rPr>
+      </w:pPr>
+      <w:r>
+        <w:rPr>
           <w:rFonts w:hint="eastAsia"/>
           <w:i/>
           <w:color w:val="548DD4" w:themeColor="text2" w:themeTint="99"/>
         </w:rPr>
-      </w:pPr>
-      <w:r>
-        <w:rPr>
-          <w:rFonts w:hint="eastAsia"/>
-          <w:i/>
-          <w:color w:val="548DD4" w:themeColor="text2" w:themeTint="99"/>
-        </w:rPr>
         <w:t>总体描述该版本的总体需求，面对的局点信息，版本的适应范围等信息。</w:t>
       </w:r>
     </w:p>
+    <w:p/>
     <w:p>
       <w:pPr>
-        <w:rPr>
-          <w:rFonts w:hint="eastAsia"/>
-        </w:rPr>
-      </w:pPr>
-    </w:p>
-    <w:p>
-      <w:pPr>
         <w:pStyle w:val="Heading2"/>
-        <w:rPr>
-          <w:rFonts w:hint="eastAsia"/>
-        </w:rPr>
       </w:pPr>
       <w:r>
         <w:rPr>
@@ -332,7 +470,6 @@
     <w:p>
       <w:pPr>
         <w:rPr>
-          <w:rFonts w:hint="eastAsia"/>
           <w:i/>
           <w:color w:val="548DD4" w:themeColor="text2" w:themeTint="99"/>
         </w:rPr>
@@ -405,9 +542,6 @@
           <w:p>
             <w:pPr>
               <w:jc w:val="center"/>
-              <w:rPr>
-                <w:rFonts w:hint="eastAsia"/>
-              </w:rPr>
             </w:pPr>
             <w:r>
               <w:rPr>
@@ -442,9 +576,6 @@
           <w:p>
             <w:pPr>
               <w:jc w:val="center"/>
-              <w:rPr>
-                <w:rFonts w:hint="eastAsia"/>
-              </w:rPr>
             </w:pPr>
             <w:r>
               <w:rPr>
@@ -461,9 +592,6 @@
           <w:p>
             <w:pPr>
               <w:jc w:val="center"/>
-              <w:rPr>
-                <w:rFonts w:hint="eastAsia"/>
-              </w:rPr>
             </w:pPr>
             <w:r>
               <w:rPr>
@@ -475,9 +603,6 @@
           <w:p>
             <w:pPr>
               <w:jc w:val="center"/>
-              <w:rPr>
-                <w:rFonts w:hint="eastAsia"/>
-              </w:rPr>
             </w:pPr>
             <w:r>
               <w:rPr>
@@ -517,37 +642,19 @@
           <w:tcPr>
             <w:tcW w:w="2130" w:type="dxa"/>
           </w:tcPr>
-          <w:p>
-            <w:pPr>
-              <w:rPr>
-                <w:rFonts w:hint="eastAsia"/>
-              </w:rPr>
-            </w:pPr>
-          </w:p>
+          <w:p/>
         </w:tc>
         <w:tc>
           <w:tcPr>
             <w:tcW w:w="4641" w:type="dxa"/>
           </w:tcPr>
-          <w:p>
-            <w:pPr>
-              <w:rPr>
-                <w:rFonts w:hint="eastAsia"/>
-              </w:rPr>
-            </w:pPr>
-          </w:p>
+          <w:p/>
         </w:tc>
         <w:tc>
           <w:tcPr>
             <w:tcW w:w="1751" w:type="dxa"/>
           </w:tcPr>
-          <w:p>
-            <w:pPr>
-              <w:rPr>
-                <w:rFonts w:hint="eastAsia"/>
-              </w:rPr>
-            </w:pPr>
-          </w:p>
+          <w:p/>
         </w:tc>
       </w:tr>
       <w:tr>
@@ -555,53 +662,26 @@
           <w:tcPr>
             <w:tcW w:w="2130" w:type="dxa"/>
           </w:tcPr>
-          <w:p>
-            <w:pPr>
-              <w:rPr>
-                <w:rFonts w:hint="eastAsia"/>
-              </w:rPr>
-            </w:pPr>
-          </w:p>
+          <w:p/>
         </w:tc>
         <w:tc>
           <w:tcPr>
             <w:tcW w:w="4641" w:type="dxa"/>
           </w:tcPr>
-          <w:p>
-            <w:pPr>
-              <w:rPr>
-                <w:rFonts w:hint="eastAsia"/>
-              </w:rPr>
-            </w:pPr>
-          </w:p>
+          <w:p/>
         </w:tc>
         <w:tc>
           <w:tcPr>
             <w:tcW w:w="1751" w:type="dxa"/>
           </w:tcPr>
-          <w:p>
-            <w:pPr>
-              <w:rPr>
-                <w:rFonts w:hint="eastAsia"/>
-              </w:rPr>
-            </w:pPr>
-          </w:p>
+          <w:p/>
         </w:tc>
       </w:tr>
     </w:tbl>
+    <w:p/>
     <w:p>
       <w:pPr>
-        <w:rPr>
-          <w:rFonts w:hint="eastAsia"/>
-        </w:rPr>
-      </w:pPr>
-    </w:p>
-    <w:p>
-      <w:pPr>
         <w:pStyle w:val="Heading2"/>
-        <w:rPr>
-          <w:rFonts w:hint="eastAsia"/>
-        </w:rPr>
       </w:pPr>
       <w:r>
         <w:rPr>
@@ -613,18 +693,26 @@
     <w:p>
       <w:pPr>
         <w:rPr>
+          <w:i/>
+          <w:color w:val="548DD4" w:themeColor="text2" w:themeTint="99"/>
+        </w:rPr>
+      </w:pPr>
+      <w:r>
+        <w:rPr>
           <w:rFonts w:hint="eastAsia"/>
           <w:i/>
           <w:color w:val="548DD4" w:themeColor="text2" w:themeTint="99"/>
         </w:rPr>
-      </w:pPr>
+        <w:t>描述该版本修复的问题，以及对问题进行评估。（评估结论由测试负责人给出。良：问题完</w:t>
+      </w:r>
       <w:r>
         <w:rPr>
           <w:rFonts w:hint="eastAsia"/>
           <w:i/>
           <w:color w:val="548DD4" w:themeColor="text2" w:themeTint="99"/>
         </w:rPr>
-        <w:t>描述该版本修复的问题，以及对问题进行评估。（评估结论由测试负责人给出。良：问题完全修复；中：问题已修复，但还存在缺陷；劣：问题依然存在）</w:t>
+        <w:lastRenderedPageBreak/>
+        <w:t>全修复；中：问题已修复，但还存在缺陷；劣：问题依然存在）</w:t>
       </w:r>
     </w:p>
     <w:tbl>
@@ -646,9 +734,6 @@
           <w:p>
             <w:pPr>
               <w:jc w:val="center"/>
-              <w:rPr>
-                <w:rFonts w:hint="eastAsia"/>
-              </w:rPr>
             </w:pPr>
             <w:r>
               <w:rPr>
@@ -677,9 +762,6 @@
           <w:p>
             <w:pPr>
               <w:jc w:val="center"/>
-              <w:rPr>
-                <w:rFonts w:hint="eastAsia"/>
-              </w:rPr>
             </w:pPr>
             <w:r>
               <w:rPr>
@@ -696,9 +778,6 @@
           <w:p>
             <w:pPr>
               <w:jc w:val="center"/>
-              <w:rPr>
-                <w:rFonts w:hint="eastAsia"/>
-              </w:rPr>
             </w:pPr>
             <w:r>
               <w:rPr>
@@ -710,9 +789,6 @@
           <w:p>
             <w:pPr>
               <w:jc w:val="center"/>
-              <w:rPr>
-                <w:rFonts w:hint="eastAsia"/>
-              </w:rPr>
             </w:pPr>
             <w:r>
               <w:rPr>
@@ -752,37 +828,19 @@
           <w:tcPr>
             <w:tcW w:w="2093" w:type="dxa"/>
           </w:tcPr>
-          <w:p>
-            <w:pPr>
-              <w:rPr>
-                <w:rFonts w:hint="eastAsia"/>
-              </w:rPr>
-            </w:pPr>
-          </w:p>
+          <w:p/>
         </w:tc>
         <w:tc>
           <w:tcPr>
             <w:tcW w:w="4678" w:type="dxa"/>
           </w:tcPr>
-          <w:p>
-            <w:pPr>
-              <w:rPr>
-                <w:rFonts w:hint="eastAsia"/>
-              </w:rPr>
-            </w:pPr>
-          </w:p>
+          <w:p/>
         </w:tc>
         <w:tc>
           <w:tcPr>
             <w:tcW w:w="1751" w:type="dxa"/>
           </w:tcPr>
-          <w:p>
-            <w:pPr>
-              <w:rPr>
-                <w:rFonts w:hint="eastAsia"/>
-              </w:rPr>
-            </w:pPr>
-          </w:p>
+          <w:p/>
         </w:tc>
       </w:tr>
       <w:tr>
@@ -790,68 +848,35 @@
           <w:tcPr>
             <w:tcW w:w="2093" w:type="dxa"/>
           </w:tcPr>
-          <w:p>
-            <w:pPr>
-              <w:rPr>
-                <w:rFonts w:hint="eastAsia"/>
-              </w:rPr>
-            </w:pPr>
-          </w:p>
+          <w:p/>
         </w:tc>
         <w:tc>
           <w:tcPr>
             <w:tcW w:w="4678" w:type="dxa"/>
           </w:tcPr>
-          <w:p>
-            <w:pPr>
-              <w:rPr>
-                <w:rFonts w:hint="eastAsia"/>
-              </w:rPr>
-            </w:pPr>
-          </w:p>
+          <w:p/>
         </w:tc>
         <w:tc>
           <w:tcPr>
             <w:tcW w:w="1751" w:type="dxa"/>
           </w:tcPr>
-          <w:p>
-            <w:pPr>
-              <w:rPr>
-                <w:rFonts w:hint="eastAsia"/>
-              </w:rPr>
-            </w:pPr>
-          </w:p>
+          <w:p/>
         </w:tc>
       </w:tr>
     </w:tbl>
+    <w:p/>
     <w:p>
       <w:pPr>
+        <w:pStyle w:val="Heading2"/>
+      </w:pPr>
+      <w:r>
         <w:rPr>
           <w:rFonts w:hint="eastAsia"/>
         </w:rPr>
-      </w:pPr>
-    </w:p>
-    <w:p>
-      <w:pPr>
-        <w:pStyle w:val="Heading2"/>
-        <w:rPr>
-          <w:rFonts w:hint="eastAsia"/>
-        </w:rPr>
-      </w:pPr>
-      <w:r>
-        <w:rPr>
-          <w:rFonts w:hint="eastAsia"/>
-        </w:rPr>
-        <w:lastRenderedPageBreak/>
         <w:t>版本遗留问题和缺陷</w:t>
       </w:r>
     </w:p>
     <w:p>
-      <w:pPr>
-        <w:rPr>
-          <w:rFonts w:hint="eastAsia"/>
-        </w:rPr>
-      </w:pPr>
       <w:r>
         <w:rPr>
           <w:rFonts w:hint="eastAsia"/>
@@ -880,9 +905,6 @@
           <w:p>
             <w:pPr>
               <w:jc w:val="center"/>
-              <w:rPr>
-                <w:rFonts w:hint="eastAsia"/>
-              </w:rPr>
             </w:pPr>
             <w:r>
               <w:rPr>
@@ -911,9 +933,6 @@
           <w:p>
             <w:pPr>
               <w:jc w:val="center"/>
-              <w:rPr>
-                <w:rFonts w:hint="eastAsia"/>
-              </w:rPr>
             </w:pPr>
             <w:r>
               <w:rPr>
@@ -930,9 +949,6 @@
           <w:p>
             <w:pPr>
               <w:jc w:val="center"/>
-              <w:rPr>
-                <w:rFonts w:hint="eastAsia"/>
-              </w:rPr>
             </w:pPr>
             <w:r>
               <w:rPr>
@@ -984,37 +1000,19 @@
           <w:tcPr>
             <w:tcW w:w="2093" w:type="dxa"/>
           </w:tcPr>
-          <w:p>
-            <w:pPr>
-              <w:rPr>
-                <w:rFonts w:hint="eastAsia"/>
-              </w:rPr>
-            </w:pPr>
-          </w:p>
+          <w:p/>
         </w:tc>
         <w:tc>
           <w:tcPr>
             <w:tcW w:w="4678" w:type="dxa"/>
           </w:tcPr>
-          <w:p>
-            <w:pPr>
-              <w:rPr>
-                <w:rFonts w:hint="eastAsia"/>
-              </w:rPr>
-            </w:pPr>
-          </w:p>
+          <w:p/>
         </w:tc>
         <w:tc>
           <w:tcPr>
             <w:tcW w:w="1751" w:type="dxa"/>
           </w:tcPr>
-          <w:p>
-            <w:pPr>
-              <w:rPr>
-                <w:rFonts w:hint="eastAsia"/>
-              </w:rPr>
-            </w:pPr>
-          </w:p>
+          <w:p/>
         </w:tc>
       </w:tr>
       <w:tr>
@@ -1022,53 +1020,26 @@
           <w:tcPr>
             <w:tcW w:w="2093" w:type="dxa"/>
           </w:tcPr>
-          <w:p>
-            <w:pPr>
-              <w:rPr>
-                <w:rFonts w:hint="eastAsia"/>
-              </w:rPr>
-            </w:pPr>
-          </w:p>
+          <w:p/>
         </w:tc>
         <w:tc>
           <w:tcPr>
             <w:tcW w:w="4678" w:type="dxa"/>
           </w:tcPr>
-          <w:p>
-            <w:pPr>
-              <w:rPr>
-                <w:rFonts w:hint="eastAsia"/>
-              </w:rPr>
-            </w:pPr>
-          </w:p>
+          <w:p/>
         </w:tc>
         <w:tc>
           <w:tcPr>
             <w:tcW w:w="1751" w:type="dxa"/>
           </w:tcPr>
-          <w:p>
-            <w:pPr>
-              <w:rPr>
-                <w:rFonts w:hint="eastAsia"/>
-              </w:rPr>
-            </w:pPr>
-          </w:p>
+          <w:p/>
         </w:tc>
       </w:tr>
     </w:tbl>
+    <w:p/>
     <w:p>
       <w:pPr>
-        <w:rPr>
-          <w:rFonts w:hint="eastAsia"/>
-        </w:rPr>
-      </w:pPr>
-    </w:p>
-    <w:p>
-      <w:pPr>
         <w:pStyle w:val="Heading2"/>
-        <w:rPr>
-          <w:rFonts w:hint="eastAsia"/>
-        </w:rPr>
       </w:pPr>
       <w:r>
         <w:rPr>
@@ -1078,11 +1049,6 @@
       </w:r>
     </w:p>
     <w:p>
-      <w:pPr>
-        <w:rPr>
-          <w:rFonts w:hint="eastAsia"/>
-        </w:rPr>
-      </w:pPr>
       <w:r>
         <w:rPr>
           <w:rFonts w:hint="eastAsia"/>
@@ -1120,9 +1086,6 @@
           <w:p>
             <w:pPr>
               <w:jc w:val="center"/>
-              <w:rPr>
-                <w:rFonts w:hint="eastAsia"/>
-              </w:rPr>
             </w:pPr>
             <w:r>
               <w:rPr>
@@ -1139,9 +1102,6 @@
           <w:p>
             <w:pPr>
               <w:jc w:val="center"/>
-              <w:rPr>
-                <w:rFonts w:hint="eastAsia"/>
-              </w:rPr>
             </w:pPr>
             <w:r>
               <w:rPr>
@@ -1158,9 +1118,6 @@
           <w:p>
             <w:pPr>
               <w:jc w:val="center"/>
-              <w:rPr>
-                <w:rFonts w:hint="eastAsia"/>
-              </w:rPr>
             </w:pPr>
             <w:r>
               <w:rPr>
@@ -1177,9 +1134,6 @@
           <w:p>
             <w:pPr>
               <w:jc w:val="center"/>
-              <w:rPr>
-                <w:rFonts w:hint="eastAsia"/>
-              </w:rPr>
             </w:pPr>
             <w:r>
               <w:rPr>
@@ -1196,11 +1150,6 @@
             <w:tcW w:w="2093" w:type="dxa"/>
           </w:tcPr>
           <w:p>
-            <w:pPr>
-              <w:rPr>
-                <w:rFonts w:hint="eastAsia"/>
-              </w:rPr>
-            </w:pPr>
             <w:r>
               <w:rPr>
                 <w:rFonts w:hint="eastAsia"/>
@@ -1219,37 +1168,19 @@
           <w:tcPr>
             <w:tcW w:w="1134" w:type="dxa"/>
           </w:tcPr>
-          <w:p>
-            <w:pPr>
-              <w:rPr>
-                <w:rFonts w:hint="eastAsia"/>
-              </w:rPr>
-            </w:pPr>
-          </w:p>
+          <w:p/>
         </w:tc>
         <w:tc>
           <w:tcPr>
             <w:tcW w:w="4252" w:type="dxa"/>
           </w:tcPr>
-          <w:p>
-            <w:pPr>
-              <w:rPr>
-                <w:rFonts w:hint="eastAsia"/>
-              </w:rPr>
-            </w:pPr>
-          </w:p>
+          <w:p/>
         </w:tc>
         <w:tc>
           <w:tcPr>
             <w:tcW w:w="1043" w:type="dxa"/>
           </w:tcPr>
-          <w:p>
-            <w:pPr>
-              <w:rPr>
-                <w:rFonts w:hint="eastAsia"/>
-              </w:rPr>
-            </w:pPr>
-          </w:p>
+          <w:p/>
         </w:tc>
       </w:tr>
       <w:tr>
@@ -1258,11 +1189,6 @@
             <w:tcW w:w="2093" w:type="dxa"/>
           </w:tcPr>
           <w:p>
-            <w:pPr>
-              <w:rPr>
-                <w:rFonts w:hint="eastAsia"/>
-              </w:rPr>
-            </w:pPr>
             <w:r>
               <w:rPr>
                 <w:rFonts w:hint="eastAsia"/>
@@ -1275,37 +1201,19 @@
           <w:tcPr>
             <w:tcW w:w="1134" w:type="dxa"/>
           </w:tcPr>
-          <w:p>
-            <w:pPr>
-              <w:rPr>
-                <w:rFonts w:hint="eastAsia"/>
-              </w:rPr>
-            </w:pPr>
-          </w:p>
+          <w:p/>
         </w:tc>
         <w:tc>
           <w:tcPr>
             <w:tcW w:w="4252" w:type="dxa"/>
           </w:tcPr>
-          <w:p>
-            <w:pPr>
-              <w:rPr>
-                <w:rFonts w:hint="eastAsia"/>
-              </w:rPr>
-            </w:pPr>
-          </w:p>
+          <w:p/>
         </w:tc>
         <w:tc>
           <w:tcPr>
             <w:tcW w:w="1043" w:type="dxa"/>
           </w:tcPr>
-          <w:p>
-            <w:pPr>
-              <w:rPr>
-                <w:rFonts w:hint="eastAsia"/>
-              </w:rPr>
-            </w:pPr>
-          </w:p>
+          <w:p/>
         </w:tc>
       </w:tr>
       <w:tr>
@@ -1314,11 +1222,6 @@
             <w:tcW w:w="2093" w:type="dxa"/>
           </w:tcPr>
           <w:p>
-            <w:pPr>
-              <w:rPr>
-                <w:rFonts w:hint="eastAsia"/>
-              </w:rPr>
-            </w:pPr>
             <w:r>
               <w:rPr>
                 <w:rFonts w:hint="eastAsia"/>
@@ -1331,37 +1234,19 @@
           <w:tcPr>
             <w:tcW w:w="1134" w:type="dxa"/>
           </w:tcPr>
-          <w:p>
-            <w:pPr>
-              <w:rPr>
-                <w:rFonts w:hint="eastAsia"/>
-              </w:rPr>
-            </w:pPr>
-          </w:p>
+          <w:p/>
         </w:tc>
         <w:tc>
           <w:tcPr>
             <w:tcW w:w="4252" w:type="dxa"/>
           </w:tcPr>
-          <w:p>
-            <w:pPr>
-              <w:rPr>
-                <w:rFonts w:hint="eastAsia"/>
-              </w:rPr>
-            </w:pPr>
-          </w:p>
+          <w:p/>
         </w:tc>
         <w:tc>
           <w:tcPr>
             <w:tcW w:w="1043" w:type="dxa"/>
           </w:tcPr>
-          <w:p>
-            <w:pPr>
-              <w:rPr>
-                <w:rFonts w:hint="eastAsia"/>
-              </w:rPr>
-            </w:pPr>
-          </w:p>
+          <w:p/>
         </w:tc>
       </w:tr>
       <w:tr>
@@ -1370,11 +1255,6 @@
             <w:tcW w:w="2093" w:type="dxa"/>
           </w:tcPr>
           <w:p>
-            <w:pPr>
-              <w:rPr>
-                <w:rFonts w:hint="eastAsia"/>
-              </w:rPr>
-            </w:pPr>
             <w:r>
               <w:rPr>
                 <w:rFonts w:hint="eastAsia"/>
@@ -1387,37 +1267,19 @@
           <w:tcPr>
             <w:tcW w:w="1134" w:type="dxa"/>
           </w:tcPr>
-          <w:p>
-            <w:pPr>
-              <w:rPr>
-                <w:rFonts w:hint="eastAsia"/>
-              </w:rPr>
-            </w:pPr>
-          </w:p>
+          <w:p/>
         </w:tc>
         <w:tc>
           <w:tcPr>
             <w:tcW w:w="4252" w:type="dxa"/>
           </w:tcPr>
-          <w:p>
-            <w:pPr>
-              <w:rPr>
-                <w:rFonts w:hint="eastAsia"/>
-              </w:rPr>
-            </w:pPr>
-          </w:p>
+          <w:p/>
         </w:tc>
         <w:tc>
           <w:tcPr>
             <w:tcW w:w="1043" w:type="dxa"/>
           </w:tcPr>
-          <w:p>
-            <w:pPr>
-              <w:rPr>
-                <w:rFonts w:hint="eastAsia"/>
-              </w:rPr>
-            </w:pPr>
-          </w:p>
+          <w:p/>
         </w:tc>
       </w:tr>
       <w:tr>
@@ -1426,11 +1288,6 @@
             <w:tcW w:w="2093" w:type="dxa"/>
           </w:tcPr>
           <w:p>
-            <w:pPr>
-              <w:rPr>
-                <w:rFonts w:hint="eastAsia"/>
-              </w:rPr>
-            </w:pPr>
             <w:r>
               <w:rPr>
                 <w:rFonts w:hint="eastAsia"/>
@@ -1449,37 +1306,19 @@
           <w:tcPr>
             <w:tcW w:w="1134" w:type="dxa"/>
           </w:tcPr>
-          <w:p>
-            <w:pPr>
-              <w:rPr>
-                <w:rFonts w:hint="eastAsia"/>
-              </w:rPr>
-            </w:pPr>
-          </w:p>
+          <w:p/>
         </w:tc>
         <w:tc>
           <w:tcPr>
             <w:tcW w:w="4252" w:type="dxa"/>
           </w:tcPr>
-          <w:p>
-            <w:pPr>
-              <w:rPr>
-                <w:rFonts w:hint="eastAsia"/>
-              </w:rPr>
-            </w:pPr>
-          </w:p>
+          <w:p/>
         </w:tc>
         <w:tc>
           <w:tcPr>
             <w:tcW w:w="1043" w:type="dxa"/>
           </w:tcPr>
-          <w:p>
-            <w:pPr>
-              <w:rPr>
-                <w:rFonts w:hint="eastAsia"/>
-              </w:rPr>
-            </w:pPr>
-          </w:p>
+          <w:p/>
         </w:tc>
       </w:tr>
       <w:tr>
@@ -1488,11 +1327,6 @@
             <w:tcW w:w="2093" w:type="dxa"/>
           </w:tcPr>
           <w:p>
-            <w:pPr>
-              <w:rPr>
-                <w:rFonts w:hint="eastAsia"/>
-              </w:rPr>
-            </w:pPr>
             <w:r>
               <w:rPr>
                 <w:rFonts w:hint="eastAsia"/>
@@ -1508,53 +1342,26 @@
           <w:tcPr>
             <w:tcW w:w="1134" w:type="dxa"/>
           </w:tcPr>
-          <w:p>
-            <w:pPr>
-              <w:rPr>
-                <w:rFonts w:hint="eastAsia"/>
-              </w:rPr>
-            </w:pPr>
-          </w:p>
+          <w:p/>
         </w:tc>
         <w:tc>
           <w:tcPr>
             <w:tcW w:w="4252" w:type="dxa"/>
           </w:tcPr>
-          <w:p>
-            <w:pPr>
-              <w:rPr>
-                <w:rFonts w:hint="eastAsia"/>
-              </w:rPr>
-            </w:pPr>
-          </w:p>
+          <w:p/>
         </w:tc>
         <w:tc>
           <w:tcPr>
             <w:tcW w:w="1043" w:type="dxa"/>
           </w:tcPr>
-          <w:p>
-            <w:pPr>
-              <w:rPr>
-                <w:rFonts w:hint="eastAsia"/>
-              </w:rPr>
-            </w:pPr>
-          </w:p>
+          <w:p/>
         </w:tc>
       </w:tr>
     </w:tbl>
+    <w:p/>
     <w:p>
       <w:pPr>
-        <w:rPr>
-          <w:rFonts w:hint="eastAsia"/>
-        </w:rPr>
-      </w:pPr>
-    </w:p>
-    <w:p>
-      <w:pPr>
         <w:pStyle w:val="Heading2"/>
-        <w:rPr>
-          <w:rFonts w:hint="eastAsia"/>
-        </w:rPr>
       </w:pPr>
       <w:r>
         <w:rPr>
@@ -1566,7 +1373,6 @@
     <w:p>
       <w:pPr>
         <w:rPr>
-          <w:rFonts w:hint="eastAsia"/>
           <w:i/>
           <w:color w:val="548DD4" w:themeColor="text2" w:themeTint="99"/>
         </w:rPr>
@@ -1606,9 +1412,6 @@
           <w:p>
             <w:pPr>
               <w:jc w:val="center"/>
-              <w:rPr>
-                <w:rFonts w:hint="eastAsia"/>
-              </w:rPr>
             </w:pPr>
             <w:r>
               <w:rPr>
@@ -1625,9 +1428,6 @@
           <w:p>
             <w:pPr>
               <w:jc w:val="center"/>
-              <w:rPr>
-                <w:rFonts w:hint="eastAsia"/>
-              </w:rPr>
             </w:pPr>
             <w:r>
               <w:rPr>
@@ -1643,35 +1443,17 @@
           <w:tcPr>
             <w:tcW w:w="3227" w:type="dxa"/>
           </w:tcPr>
-          <w:p>
-            <w:pPr>
-              <w:rPr>
-                <w:rFonts w:hint="eastAsia"/>
-              </w:rPr>
-            </w:pPr>
-          </w:p>
+          <w:p/>
         </w:tc>
         <w:tc>
           <w:tcPr>
             <w:tcW w:w="5295" w:type="dxa"/>
           </w:tcPr>
-          <w:p>
-            <w:pPr>
-              <w:rPr>
-                <w:rFonts w:hint="eastAsia"/>
-              </w:rPr>
-            </w:pPr>
-          </w:p>
+          <w:p/>
         </w:tc>
       </w:tr>
     </w:tbl>
-    <w:p>
-      <w:pPr>
-        <w:rPr>
-          <w:rFonts w:hint="eastAsia"/>
-        </w:rPr>
-      </w:pPr>
-    </w:p>
+    <w:p/>
     <w:sectPr>
       <w:pgSz w:w="11906" w:h="16838"/>
       <w:pgMar w:top="1440" w:right="1800" w:bottom="1440" w:left="1800" w:header="851" w:footer="992" w:gutter="0"/>
@@ -1771,6 +1553,155 @@
       </w:pPr>
     </w:lvl>
   </w:abstractNum>
+  <w:abstractNum w:abstractNumId="1">
+    <w:nsid w:val="56EE3D90"/>
+    <w:multiLevelType w:val="multilevel"/>
+    <w:tmpl w:val="F4F03F86"/>
+    <w:lvl w:ilvl="0">
+      <w:start w:val="1"/>
+      <w:numFmt w:val="bullet"/>
+      <w:lvlText w:val=""/>
+      <w:lvlJc w:val="left"/>
+      <w:pPr>
+        <w:tabs>
+          <w:tab w:val="num" w:pos="720"/>
+        </w:tabs>
+        <w:ind w:left="720" w:hanging="360"/>
+      </w:pPr>
+      <w:rPr>
+        <w:rFonts w:ascii="Symbol" w:hAnsi="Symbol" w:hint="default"/>
+        <w:sz w:val="20"/>
+      </w:rPr>
+    </w:lvl>
+    <w:lvl w:ilvl="1" w:tentative="1">
+      <w:start w:val="1"/>
+      <w:numFmt w:val="bullet"/>
+      <w:lvlText w:val="o"/>
+      <w:lvlJc w:val="left"/>
+      <w:pPr>
+        <w:tabs>
+          <w:tab w:val="num" w:pos="1440"/>
+        </w:tabs>
+        <w:ind w:left="1440" w:hanging="360"/>
+      </w:pPr>
+      <w:rPr>
+        <w:rFonts w:ascii="Courier New" w:hAnsi="Courier New" w:hint="default"/>
+        <w:sz w:val="20"/>
+      </w:rPr>
+    </w:lvl>
+    <w:lvl w:ilvl="2" w:tentative="1">
+      <w:start w:val="1"/>
+      <w:numFmt w:val="bullet"/>
+      <w:lvlText w:val=""/>
+      <w:lvlJc w:val="left"/>
+      <w:pPr>
+        <w:tabs>
+          <w:tab w:val="num" w:pos="2160"/>
+        </w:tabs>
+        <w:ind w:left="2160" w:hanging="360"/>
+      </w:pPr>
+      <w:rPr>
+        <w:rFonts w:ascii="Wingdings" w:hAnsi="Wingdings" w:hint="default"/>
+        <w:sz w:val="20"/>
+      </w:rPr>
+    </w:lvl>
+    <w:lvl w:ilvl="3" w:tentative="1">
+      <w:start w:val="1"/>
+      <w:numFmt w:val="bullet"/>
+      <w:lvlText w:val=""/>
+      <w:lvlJc w:val="left"/>
+      <w:pPr>
+        <w:tabs>
+          <w:tab w:val="num" w:pos="2880"/>
+        </w:tabs>
+        <w:ind w:left="2880" w:hanging="360"/>
+      </w:pPr>
+      <w:rPr>
+        <w:rFonts w:ascii="Wingdings" w:hAnsi="Wingdings" w:hint="default"/>
+        <w:sz w:val="20"/>
+      </w:rPr>
+    </w:lvl>
+    <w:lvl w:ilvl="4" w:tentative="1">
+      <w:start w:val="1"/>
+      <w:numFmt w:val="bullet"/>
+      <w:lvlText w:val=""/>
+      <w:lvlJc w:val="left"/>
+      <w:pPr>
+        <w:tabs>
+          <w:tab w:val="num" w:pos="3600"/>
+        </w:tabs>
+        <w:ind w:left="3600" w:hanging="360"/>
+      </w:pPr>
+      <w:rPr>
+        <w:rFonts w:ascii="Wingdings" w:hAnsi="Wingdings" w:hint="default"/>
+        <w:sz w:val="20"/>
+      </w:rPr>
+    </w:lvl>
+    <w:lvl w:ilvl="5" w:tentative="1">
+      <w:start w:val="1"/>
+      <w:numFmt w:val="bullet"/>
+      <w:lvlText w:val=""/>
+      <w:lvlJc w:val="left"/>
+      <w:pPr>
+        <w:tabs>
+          <w:tab w:val="num" w:pos="4320"/>
+        </w:tabs>
+        <w:ind w:left="4320" w:hanging="360"/>
+      </w:pPr>
+      <w:rPr>
+        <w:rFonts w:ascii="Wingdings" w:hAnsi="Wingdings" w:hint="default"/>
+        <w:sz w:val="20"/>
+      </w:rPr>
+    </w:lvl>
+    <w:lvl w:ilvl="6" w:tentative="1">
+      <w:start w:val="1"/>
+      <w:numFmt w:val="bullet"/>
+      <w:lvlText w:val=""/>
+      <w:lvlJc w:val="left"/>
+      <w:pPr>
+        <w:tabs>
+          <w:tab w:val="num" w:pos="5040"/>
+        </w:tabs>
+        <w:ind w:left="5040" w:hanging="360"/>
+      </w:pPr>
+      <w:rPr>
+        <w:rFonts w:ascii="Wingdings" w:hAnsi="Wingdings" w:hint="default"/>
+        <w:sz w:val="20"/>
+      </w:rPr>
+    </w:lvl>
+    <w:lvl w:ilvl="7" w:tentative="1">
+      <w:start w:val="1"/>
+      <w:numFmt w:val="bullet"/>
+      <w:lvlText w:val=""/>
+      <w:lvlJc w:val="left"/>
+      <w:pPr>
+        <w:tabs>
+          <w:tab w:val="num" w:pos="5760"/>
+        </w:tabs>
+        <w:ind w:left="5760" w:hanging="360"/>
+      </w:pPr>
+      <w:rPr>
+        <w:rFonts w:ascii="Wingdings" w:hAnsi="Wingdings" w:hint="default"/>
+        <w:sz w:val="20"/>
+      </w:rPr>
+    </w:lvl>
+    <w:lvl w:ilvl="8" w:tentative="1">
+      <w:start w:val="1"/>
+      <w:numFmt w:val="bullet"/>
+      <w:lvlText w:val=""/>
+      <w:lvlJc w:val="left"/>
+      <w:pPr>
+        <w:tabs>
+          <w:tab w:val="num" w:pos="6480"/>
+        </w:tabs>
+        <w:ind w:left="6480" w:hanging="360"/>
+      </w:pPr>
+      <w:rPr>
+        <w:rFonts w:ascii="Wingdings" w:hAnsi="Wingdings" w:hint="default"/>
+        <w:sz w:val="20"/>
+      </w:rPr>
+    </w:lvl>
+  </w:abstractNum>
   <w:num w:numId="1">
     <w:abstractNumId w:val="0"/>
   </w:num>
@@ -1788,6 +1719,9 @@
   </w:num>
   <w:num w:numId="6">
     <w:abstractNumId w:val="0"/>
+  </w:num>
+  <w:num w:numId="7">
+    <w:abstractNumId w:val="1"/>
   </w:num>
 </w:numbering>
 </file>

--- a/internal_doc/07.版本报告/SequoiaDB_1.6版本发布评估说明书.docx
+++ b/internal_doc/07.版本报告/SequoiaDB_1.6版本发布评估说明书.docx
@@ -131,11 +131,6 @@
             <w:tcW w:w="5579" w:type="dxa"/>
           </w:tcPr>
           <w:p>
-            <w:pPr>
-              <w:rPr>
-                <w:rFonts w:hint="eastAsia"/>
-              </w:rPr>
-            </w:pPr>
             <w:r>
               <w:rPr>
                 <w:rFonts w:hint="eastAsia"/>
@@ -164,11 +159,6 @@
             <w:tcW w:w="5579" w:type="dxa"/>
           </w:tcPr>
           <w:p>
-            <w:pPr>
-              <w:rPr>
-                <w:rFonts w:hint="eastAsia"/>
-              </w:rPr>
-            </w:pPr>
             <w:r>
               <w:rPr>
                 <w:rFonts w:hint="eastAsia"/>
@@ -207,11 +197,6 @@
             </w:r>
           </w:p>
           <w:p>
-            <w:pPr>
-              <w:rPr>
-                <w:rFonts w:hint="eastAsia"/>
-              </w:rPr>
-            </w:pPr>
             <w:r>
               <w:rPr>
                 <w:rFonts w:hint="eastAsia"/>
@@ -224,11 +209,6 @@
             </w:r>
           </w:p>
           <w:p>
-            <w:pPr>
-              <w:rPr>
-                <w:rFonts w:hint="eastAsia"/>
-              </w:rPr>
-            </w:pPr>
             <w:r>
               <w:rPr>
                 <w:rFonts w:hint="eastAsia"/>
@@ -337,22 +317,37 @@
             <w:tcW w:w="5579" w:type="dxa"/>
           </w:tcPr>
           <w:p>
-            <w:pPr>
-              <w:rPr>
-                <w:rFonts w:hint="eastAsia"/>
-              </w:rPr>
-            </w:pPr>
+            <w:r>
+              <w:rPr>
+                <w:rFonts w:hint="eastAsia"/>
+              </w:rPr>
+              <w:t>完全</w:t>
+            </w:r>
             <w:r>
               <w:rPr>
                 <w:rFonts w:hint="eastAsia"/>
               </w:rPr>
               <w:t>兼容</w:t>
             </w:r>
-            <w:r>
-              <w:rPr>
-                <w:rFonts w:hint="eastAsia"/>
-              </w:rPr>
-              <w:t xml:space="preserve"> SequoiaDB 1.5</w:t>
+            <w:proofErr w:type="spellStart"/>
+            <w:r>
+              <w:rPr>
+                <w:rFonts w:hint="eastAsia"/>
+              </w:rPr>
+              <w:t>SequoiaDB</w:t>
+            </w:r>
+            <w:proofErr w:type="spellEnd"/>
+            <w:r>
+              <w:rPr>
+                <w:rFonts w:hint="eastAsia"/>
+              </w:rPr>
+              <w:t xml:space="preserve"> </w:t>
+            </w:r>
+            <w:r>
+              <w:rPr>
+                <w:rFonts w:hint="eastAsia"/>
+              </w:rPr>
+              <w:t>1.5</w:t>
             </w:r>
           </w:p>
         </w:tc>
@@ -396,21 +391,33 @@
               </w:rPr>
               <w:t>测试：</w:t>
             </w:r>
-          </w:p>
-          <w:p>
-            <w:pPr>
-              <w:rPr>
-                <w:rFonts w:hint="eastAsia"/>
-              </w:rPr>
-            </w:pPr>
+            <w:r>
+              <w:rPr>
+                <w:rFonts w:hint="eastAsia"/>
+              </w:rPr>
+              <w:t>丁普生</w:t>
+            </w:r>
+          </w:p>
+          <w:p>
             <w:r>
               <w:rPr>
                 <w:rFonts w:hint="eastAsia"/>
               </w:rPr>
               <w:t>资料：</w:t>
             </w:r>
-          </w:p>
-          <w:p>
+            <w:r>
+              <w:rPr>
+                <w:rFonts w:hint="eastAsia"/>
+              </w:rPr>
+              <w:t>许建辉</w:t>
+            </w:r>
+          </w:p>
+          <w:p>
+            <w:pPr>
+              <w:rPr>
+                <w:rFonts w:hint="eastAsia"/>
+              </w:rPr>
+            </w:pPr>
             <w:r>
               <w:rPr>
                 <w:rFonts w:hint="eastAsia"/>
@@ -422,6 +429,14 @@
                 <w:rFonts w:hint="eastAsia"/>
               </w:rPr>
               <w:t>：何嘉文</w:t>
+            </w:r>
+          </w:p>
+          <w:p>
+            <w:r>
+              <w:rPr>
+                <w:rFonts w:hint="eastAsia"/>
+              </w:rPr>
+              <w:t>驱动：谭钊波</w:t>
             </w:r>
           </w:p>
         </w:tc>
@@ -687,6 +702,7 @@
         <w:rPr>
           <w:rFonts w:hint="eastAsia"/>
         </w:rPr>
+        <w:lastRenderedPageBreak/>
         <w:t>版本修复问题列表</w:t>
       </w:r>
     </w:p>
@@ -703,16 +719,7 @@
           <w:i/>
           <w:color w:val="548DD4" w:themeColor="text2" w:themeTint="99"/>
         </w:rPr>
-        <w:t>描述该版本修复的问题，以及对问题进行评估。（评估结论由测试负责人给出。良：问题完</w:t>
-      </w:r>
-      <w:r>
-        <w:rPr>
-          <w:rFonts w:hint="eastAsia"/>
-          <w:i/>
-          <w:color w:val="548DD4" w:themeColor="text2" w:themeTint="99"/>
-        </w:rPr>
-        <w:lastRenderedPageBreak/>
-        <w:t>全修复；中：问题已修复，但还存在缺陷；劣：问题依然存在）</w:t>
+        <w:t>描述该版本修复的问题，以及对问题进行评估。（评估结论由测试负责人给出。良：问题完全修复；中：问题已修复，但还存在缺陷；劣：问题依然存在）</w:t>
       </w:r>
     </w:p>
     <w:tbl>
@@ -1168,13 +1175,108 @@
           <w:tcPr>
             <w:tcW w:w="1134" w:type="dxa"/>
           </w:tcPr>
-          <w:p/>
+          <w:p>
+            <w:pPr>
+              <w:rPr>
+                <w:rFonts w:hint="eastAsia"/>
+              </w:rPr>
+            </w:pPr>
+            <w:r>
+              <w:rPr>
+                <w:rFonts w:hint="eastAsia"/>
+              </w:rPr>
+              <w:t>丁普生</w:t>
+            </w:r>
+          </w:p>
         </w:tc>
         <w:tc>
           <w:tcPr>
             <w:tcW w:w="4252" w:type="dxa"/>
           </w:tcPr>
-          <w:p/>
+          <w:p>
+            <w:pPr>
+              <w:rPr>
+                <w:rFonts w:hint="eastAsia"/>
+              </w:rPr>
+            </w:pPr>
+            <w:r>
+              <w:rPr>
+                <w:rFonts w:hint="eastAsia"/>
+              </w:rPr>
+              <w:t>PPC:</w:t>
+            </w:r>
+          </w:p>
+          <w:p>
+            <w:pPr>
+              <w:rPr>
+                <w:rFonts w:hint="eastAsia"/>
+              </w:rPr>
+            </w:pPr>
+            <w:r>
+              <w:t>X8</w:t>
+            </w:r>
+            <w:r>
+              <w:rPr>
+                <w:rFonts w:hint="eastAsia"/>
+              </w:rPr>
+              <w:t>6:</w:t>
+            </w:r>
+          </w:p>
+          <w:p>
+            <w:pPr>
+              <w:rPr>
+                <w:rFonts w:hint="eastAsia"/>
+              </w:rPr>
+            </w:pPr>
+            <w:r>
+              <w:rPr>
+                <w:rFonts w:hint="eastAsia"/>
+              </w:rPr>
+              <w:t xml:space="preserve">   </w:t>
+            </w:r>
+            <w:proofErr w:type="spellStart"/>
+            <w:r>
+              <w:t>S</w:t>
+            </w:r>
+            <w:r>
+              <w:rPr>
+                <w:rFonts w:hint="eastAsia"/>
+              </w:rPr>
+              <w:t>use</w:t>
+            </w:r>
+            <w:proofErr w:type="spellEnd"/>
+            <w:r>
+              <w:rPr>
+                <w:rFonts w:hint="eastAsia"/>
+              </w:rPr>
+              <w:t>:</w:t>
+            </w:r>
+          </w:p>
+          <w:p>
+            <w:r>
+              <w:rPr>
+                <w:rFonts w:hint="eastAsia"/>
+              </w:rPr>
+              <w:t xml:space="preserve">   </w:t>
+            </w:r>
+            <w:proofErr w:type="spellStart"/>
+            <w:r>
+              <w:t>U</w:t>
+            </w:r>
+            <w:r>
+              <w:rPr>
+                <w:rFonts w:hint="eastAsia"/>
+              </w:rPr>
+              <w:t>buntu</w:t>
+            </w:r>
+            <w:proofErr w:type="spellEnd"/>
+            <w:r>
+              <w:rPr>
+                <w:rFonts w:hint="eastAsia"/>
+              </w:rPr>
+              <w:t>:</w:t>
+            </w:r>
+          </w:p>
         </w:tc>
         <w:tc>
           <w:tcPr>
@@ -1201,7 +1303,19 @@
           <w:tcPr>
             <w:tcW w:w="1134" w:type="dxa"/>
           </w:tcPr>
-          <w:p/>
+          <w:p>
+            <w:pPr>
+              <w:rPr>
+                <w:rFonts w:hint="eastAsia"/>
+              </w:rPr>
+            </w:pPr>
+            <w:r>
+              <w:rPr>
+                <w:rFonts w:hint="eastAsia"/>
+              </w:rPr>
+              <w:t>丁普生</w:t>
+            </w:r>
+          </w:p>
         </w:tc>
         <w:tc>
           <w:tcPr>
@@ -1222,11 +1336,16 @@
             <w:tcW w:w="2093" w:type="dxa"/>
           </w:tcPr>
           <w:p>
-            <w:r>
-              <w:rPr>
-                <w:rFonts w:hint="eastAsia"/>
-              </w:rPr>
-              <w:t>资料是否同步</w:t>
+            <w:pPr>
+              <w:rPr>
+                <w:rFonts w:hint="eastAsia"/>
+              </w:rPr>
+            </w:pPr>
+            <w:r>
+              <w:rPr>
+                <w:rFonts w:hint="eastAsia"/>
+              </w:rPr>
+              <w:t>工具</w:t>
             </w:r>
           </w:p>
         </w:tc>
@@ -1234,13 +1353,129 @@
           <w:tcPr>
             <w:tcW w:w="1134" w:type="dxa"/>
           </w:tcPr>
-          <w:p/>
+          <w:p>
+            <w:pPr>
+              <w:rPr>
+                <w:rFonts w:hint="eastAsia"/>
+              </w:rPr>
+            </w:pPr>
+            <w:r>
+              <w:rPr>
+                <w:rFonts w:hint="eastAsia"/>
+              </w:rPr>
+              <w:t>丁普生</w:t>
+            </w:r>
+          </w:p>
         </w:tc>
         <w:tc>
           <w:tcPr>
             <w:tcW w:w="4252" w:type="dxa"/>
           </w:tcPr>
-          <w:p/>
+          <w:p>
+            <w:pPr>
+              <w:rPr>
+                <w:rFonts w:hint="eastAsia"/>
+              </w:rPr>
+            </w:pPr>
+            <w:proofErr w:type="spellStart"/>
+            <w:r>
+              <w:rPr>
+                <w:rFonts w:hint="eastAsia"/>
+              </w:rPr>
+              <w:t>s</w:t>
+            </w:r>
+            <w:r>
+              <w:t>dbload</w:t>
+            </w:r>
+            <w:proofErr w:type="spellEnd"/>
+          </w:p>
+          <w:p>
+            <w:pPr>
+              <w:rPr>
+                <w:rFonts w:hint="eastAsia"/>
+              </w:rPr>
+            </w:pPr>
+            <w:r>
+              <w:t>sdbload2</w:t>
+            </w:r>
+          </w:p>
+          <w:p>
+            <w:pPr>
+              <w:rPr>
+                <w:rFonts w:hint="eastAsia"/>
+              </w:rPr>
+            </w:pPr>
+            <w:proofErr w:type="spellStart"/>
+            <w:r>
+              <w:t>sdbimprt</w:t>
+            </w:r>
+            <w:proofErr w:type="spellEnd"/>
+          </w:p>
+          <w:p>
+            <w:pPr>
+              <w:rPr>
+                <w:rFonts w:hint="eastAsia"/>
+              </w:rPr>
+            </w:pPr>
+            <w:proofErr w:type="spellStart"/>
+            <w:r>
+              <w:t>sdbexprt</w:t>
+            </w:r>
+            <w:proofErr w:type="spellEnd"/>
+          </w:p>
+          <w:p>
+            <w:pPr>
+              <w:rPr>
+                <w:rFonts w:hint="eastAsia"/>
+              </w:rPr>
+            </w:pPr>
+            <w:proofErr w:type="spellStart"/>
+            <w:r>
+              <w:t>sdbinspt</w:t>
+            </w:r>
+            <w:proofErr w:type="spellEnd"/>
+          </w:p>
+          <w:p>
+            <w:pPr>
+              <w:rPr>
+                <w:rFonts w:hint="eastAsia"/>
+              </w:rPr>
+            </w:pPr>
+            <w:proofErr w:type="spellStart"/>
+            <w:r>
+              <w:t>sdbrestore</w:t>
+            </w:r>
+            <w:proofErr w:type="spellEnd"/>
+          </w:p>
+          <w:p>
+            <w:pPr>
+              <w:rPr>
+                <w:rFonts w:hint="eastAsia"/>
+              </w:rPr>
+            </w:pPr>
+            <w:proofErr w:type="spellStart"/>
+            <w:r>
+              <w:t>sdblist</w:t>
+            </w:r>
+            <w:proofErr w:type="spellEnd"/>
+          </w:p>
+          <w:p>
+            <w:pPr>
+              <w:rPr>
+                <w:rFonts w:hint="eastAsia"/>
+              </w:rPr>
+            </w:pPr>
+            <w:proofErr w:type="spellStart"/>
+            <w:r>
+              <w:t>sdbdpsdump</w:t>
+            </w:r>
+            <w:proofErr w:type="spellEnd"/>
+          </w:p>
+          <w:p>
+            <w:r>
+              <w:t>sdbsupport.sh</w:t>
+            </w:r>
+          </w:p>
         </w:tc>
         <w:tc>
           <w:tcPr>
@@ -1259,7 +1494,7 @@
               <w:rPr>
                 <w:rFonts w:hint="eastAsia"/>
               </w:rPr>
-              <w:t>安装部署</w:t>
+              <w:t>资料是否同步</w:t>
             </w:r>
           </w:p>
         </w:tc>
@@ -1267,7 +1502,19 @@
           <w:tcPr>
             <w:tcW w:w="1134" w:type="dxa"/>
           </w:tcPr>
-          <w:p/>
+          <w:p>
+            <w:pPr>
+              <w:rPr>
+                <w:rFonts w:hint="eastAsia"/>
+              </w:rPr>
+            </w:pPr>
+            <w:r>
+              <w:rPr>
+                <w:rFonts w:hint="eastAsia"/>
+              </w:rPr>
+              <w:t>许建辉</w:t>
+            </w:r>
+          </w:p>
         </w:tc>
         <w:tc>
           <w:tcPr>
@@ -1292,13 +1539,7 @@
               <w:rPr>
                 <w:rFonts w:hint="eastAsia"/>
               </w:rPr>
-              <w:t>Web</w:t>
-            </w:r>
-            <w:r>
-              <w:rPr>
-                <w:rFonts w:hint="eastAsia"/>
-              </w:rPr>
-              <w:t>页面配置管理监控</w:t>
+              <w:t>安装部署</w:t>
             </w:r>
           </w:p>
         </w:tc>
@@ -1306,7 +1547,14 @@
           <w:tcPr>
             <w:tcW w:w="1134" w:type="dxa"/>
           </w:tcPr>
-          <w:p/>
+          <w:p>
+            <w:r>
+              <w:rPr>
+                <w:rFonts w:hint="eastAsia"/>
+              </w:rPr>
+              <w:t>何嘉文</w:t>
+            </w:r>
+          </w:p>
         </w:tc>
         <w:tc>
           <w:tcPr>
@@ -1331,6 +1579,52 @@
               <w:rPr>
                 <w:rFonts w:hint="eastAsia"/>
               </w:rPr>
+              <w:t>Web</w:t>
+            </w:r>
+            <w:r>
+              <w:rPr>
+                <w:rFonts w:hint="eastAsia"/>
+              </w:rPr>
+              <w:t>页面配置管理监控</w:t>
+            </w:r>
+          </w:p>
+        </w:tc>
+        <w:tc>
+          <w:tcPr>
+            <w:tcW w:w="1134" w:type="dxa"/>
+          </w:tcPr>
+          <w:p>
+            <w:r>
+              <w:rPr>
+                <w:rFonts w:hint="eastAsia"/>
+              </w:rPr>
+              <w:t>何嘉文</w:t>
+            </w:r>
+          </w:p>
+        </w:tc>
+        <w:tc>
+          <w:tcPr>
+            <w:tcW w:w="4252" w:type="dxa"/>
+          </w:tcPr>
+          <w:p/>
+        </w:tc>
+        <w:tc>
+          <w:tcPr>
+            <w:tcW w:w="1043" w:type="dxa"/>
+          </w:tcPr>
+          <w:p/>
+        </w:tc>
+      </w:tr>
+      <w:tr>
+        <w:tc>
+          <w:tcPr>
+            <w:tcW w:w="2093" w:type="dxa"/>
+          </w:tcPr>
+          <w:p>
+            <w:r>
+              <w:rPr>
+                <w:rFonts w:hint="eastAsia"/>
+              </w:rPr>
               <w:t>版本号和</w:t>
             </w:r>
             <w:r>
@@ -1342,7 +1636,167 @@
           <w:tcPr>
             <w:tcW w:w="1134" w:type="dxa"/>
           </w:tcPr>
-          <w:p/>
+          <w:p>
+            <w:pPr>
+              <w:rPr>
+                <w:rFonts w:hint="eastAsia"/>
+              </w:rPr>
+            </w:pPr>
+            <w:r>
+              <w:rPr>
+                <w:rFonts w:hint="eastAsia"/>
+              </w:rPr>
+              <w:t>许建辉</w:t>
+            </w:r>
+          </w:p>
+        </w:tc>
+        <w:tc>
+          <w:tcPr>
+            <w:tcW w:w="4252" w:type="dxa"/>
+          </w:tcPr>
+          <w:p/>
+        </w:tc>
+        <w:tc>
+          <w:tcPr>
+            <w:tcW w:w="1043" w:type="dxa"/>
+          </w:tcPr>
+          <w:p/>
+        </w:tc>
+      </w:tr>
+      <w:tr>
+        <w:tc>
+          <w:tcPr>
+            <w:tcW w:w="2093" w:type="dxa"/>
+          </w:tcPr>
+          <w:p>
+            <w:pPr>
+              <w:rPr>
+                <w:rFonts w:hint="eastAsia"/>
+              </w:rPr>
+            </w:pPr>
+            <w:r>
+              <w:rPr>
+                <w:rFonts w:hint="eastAsia"/>
+              </w:rPr>
+              <w:lastRenderedPageBreak/>
+              <w:t>驱动</w:t>
+            </w:r>
+          </w:p>
+          <w:p>
+            <w:pPr>
+              <w:rPr>
+                <w:rFonts w:hint="eastAsia"/>
+              </w:rPr>
+            </w:pPr>
+            <w:r>
+              <w:rPr>
+                <w:rFonts w:hint="eastAsia"/>
+              </w:rPr>
+              <w:t>(c/</w:t>
+            </w:r>
+            <w:proofErr w:type="spellStart"/>
+            <w:r>
+              <w:rPr>
+                <w:rFonts w:hint="eastAsia"/>
+              </w:rPr>
+              <w:t>c++</w:t>
+            </w:r>
+            <w:proofErr w:type="spellEnd"/>
+            <w:r>
+              <w:rPr>
+                <w:rFonts w:hint="eastAsia"/>
+              </w:rPr>
+              <w:t>/java/</w:t>
+            </w:r>
+            <w:proofErr w:type="spellStart"/>
+            <w:r>
+              <w:rPr>
+                <w:rFonts w:hint="eastAsia"/>
+              </w:rPr>
+              <w:t>php</w:t>
+            </w:r>
+            <w:proofErr w:type="spellEnd"/>
+            <w:r>
+              <w:rPr>
+                <w:rFonts w:hint="eastAsia"/>
+              </w:rPr>
+              <w:t>/c#)</w:t>
+            </w:r>
+          </w:p>
+        </w:tc>
+        <w:tc>
+          <w:tcPr>
+            <w:tcW w:w="1134" w:type="dxa"/>
+          </w:tcPr>
+          <w:p>
+            <w:pPr>
+              <w:rPr>
+                <w:rFonts w:hint="eastAsia"/>
+              </w:rPr>
+            </w:pPr>
+            <w:r>
+              <w:rPr>
+                <w:rFonts w:hint="eastAsia"/>
+              </w:rPr>
+              <w:t>谭钊波</w:t>
+            </w:r>
+          </w:p>
+        </w:tc>
+        <w:tc>
+          <w:tcPr>
+            <w:tcW w:w="4252" w:type="dxa"/>
+          </w:tcPr>
+          <w:p/>
+        </w:tc>
+        <w:tc>
+          <w:tcPr>
+            <w:tcW w:w="1043" w:type="dxa"/>
+          </w:tcPr>
+          <w:p/>
+        </w:tc>
+      </w:tr>
+      <w:tr>
+        <w:tc>
+          <w:tcPr>
+            <w:tcW w:w="2093" w:type="dxa"/>
+          </w:tcPr>
+          <w:p>
+            <w:pPr>
+              <w:rPr>
+                <w:rFonts w:hint="eastAsia"/>
+              </w:rPr>
+            </w:pPr>
+            <w:r>
+              <w:rPr>
+                <w:rFonts w:hint="eastAsia"/>
+              </w:rPr>
+              <w:t>外部</w:t>
+            </w:r>
+            <w:r>
+              <w:rPr>
+                <w:rFonts w:hint="eastAsia"/>
+              </w:rPr>
+              <w:t>Demo</w:t>
+            </w:r>
+          </w:p>
+        </w:tc>
+        <w:tc>
+          <w:tcPr>
+            <w:tcW w:w="1134" w:type="dxa"/>
+          </w:tcPr>
+          <w:p>
+            <w:pPr>
+              <w:rPr>
+                <w:rFonts w:hint="eastAsia"/>
+              </w:rPr>
+            </w:pPr>
+            <w:r>
+              <w:rPr>
+                <w:rFonts w:hint="eastAsia"/>
+              </w:rPr>
+              <w:t>张索男</w:t>
+            </w:r>
+          </w:p>
         </w:tc>
         <w:tc>
           <w:tcPr>

--- a/internal_doc/07.版本报告/SequoiaDB_1.6版本发布评估说明书.docx
+++ b/internal_doc/07.版本报告/SequoiaDB_1.6版本发布评估说明书.docx
@@ -267,14 +267,7 @@
             </w:r>
             <w:r>
               <w:tab/>
-            </w:r>
-            <w:proofErr w:type="spellStart"/>
-            <w:r>
-              <w:t>Ubuntu</w:t>
-            </w:r>
-            <w:proofErr w:type="spellEnd"/>
-            <w:r>
-              <w:t xml:space="preserve"> 12</w:t>
+              <w:t>Ubuntu 12</w:t>
             </w:r>
           </w:p>
           <w:p>
@@ -286,14 +279,7 @@
             </w:r>
             <w:r>
               <w:tab/>
-            </w:r>
-            <w:proofErr w:type="spellStart"/>
-            <w:r>
-              <w:t>CentOS</w:t>
-            </w:r>
-            <w:proofErr w:type="spellEnd"/>
-            <w:r>
-              <w:t xml:space="preserve"> 6</w:t>
+              <w:t>CentOS 6</w:t>
             </w:r>
           </w:p>
         </w:tc>
@@ -329,19 +315,11 @@
               </w:rPr>
               <w:t>兼容</w:t>
             </w:r>
-            <w:proofErr w:type="spellStart"/>
-            <w:r>
-              <w:rPr>
-                <w:rFonts w:hint="eastAsia"/>
-              </w:rPr>
-              <w:t>SequoiaDB</w:t>
-            </w:r>
-            <w:proofErr w:type="spellEnd"/>
-            <w:r>
-              <w:rPr>
-                <w:rFonts w:hint="eastAsia"/>
-              </w:rPr>
-              <w:t xml:space="preserve"> </w:t>
+            <w:r>
+              <w:rPr>
+                <w:rFonts w:hint="eastAsia"/>
+              </w:rPr>
+              <w:t xml:space="preserve">SequoiaDB </w:t>
             </w:r>
             <w:r>
               <w:rPr>
@@ -413,11 +391,6 @@
             </w:r>
           </w:p>
           <w:p>
-            <w:pPr>
-              <w:rPr>
-                <w:rFonts w:hint="eastAsia"/>
-              </w:rPr>
-            </w:pPr>
             <w:r>
               <w:rPr>
                 <w:rFonts w:hint="eastAsia"/>
@@ -457,20 +430,28 @@
     <w:p>
       <w:pPr>
         <w:rPr>
-          <w:i/>
-          <w:color w:val="548DD4" w:themeColor="text2" w:themeTint="99"/>
+          <w:rFonts w:hint="eastAsia"/>
         </w:rPr>
       </w:pPr>
       <w:r>
         <w:rPr>
           <w:rFonts w:hint="eastAsia"/>
-          <w:i/>
-          <w:color w:val="548DD4" w:themeColor="text2" w:themeTint="99"/>
         </w:rPr>
-        <w:t>总体描述该版本的总体需求，面对的局点信息，版本的适应范围等信息。</w:t>
+        <w:t>该版本为通用版本，兼容</w:t>
+      </w:r>
+      <w:r>
+        <w:rPr>
+          <w:rFonts w:hint="eastAsia"/>
+        </w:rPr>
+        <w:t>1.5</w:t>
+      </w:r>
+      <w:r>
+        <w:rPr>
+          <w:rFonts w:hint="eastAsia"/>
+        </w:rPr>
+        <w:t>版本，主要以“稳定性”为导向。</w:t>
       </w:r>
     </w:p>
-    <w:p/>
     <w:p>
       <w:pPr>
         <w:pStyle w:val="Heading2"/>
@@ -657,13 +638,44 @@
           <w:tcPr>
             <w:tcW w:w="2130" w:type="dxa"/>
           </w:tcPr>
-          <w:p/>
+          <w:p>
+            <w:hyperlink r:id="rId5" w:history="1">
+              <w:r>
+                <w:rPr>
+                  <w:rStyle w:val="Hyperlink"/>
+                  <w:rFonts w:ascii="Arial" w:hAnsi="Arial" w:cs="Arial"/>
+                  <w:sz w:val="13"/>
+                  <w:szCs w:val="13"/>
+                </w:rPr>
+                <w:t>SEQUOIADBMAINSTREAM-5</w:t>
+              </w:r>
+            </w:hyperlink>
+          </w:p>
         </w:tc>
         <w:tc>
           <w:tcPr>
             <w:tcW w:w="4641" w:type="dxa"/>
           </w:tcPr>
-          <w:p/>
+          <w:p>
+            <w:r>
+              <w:rPr>
+                <w:rFonts w:hint="eastAsia"/>
+              </w:rPr>
+              <w:t>CS</w:t>
+            </w:r>
+            <w:r>
+              <w:rPr>
+                <w:rFonts w:hint="eastAsia"/>
+              </w:rPr>
+              <w:t>的默认数据页大小改为</w:t>
+            </w:r>
+            <w:r>
+              <w:rPr>
+                <w:rFonts w:hint="eastAsia"/>
+              </w:rPr>
+              <w:t>64KB</w:t>
+            </w:r>
+          </w:p>
         </w:tc>
         <w:tc>
           <w:tcPr>
@@ -677,13 +689,996 @@
           <w:tcPr>
             <w:tcW w:w="2130" w:type="dxa"/>
           </w:tcPr>
-          <w:p/>
+          <w:p>
+            <w:pPr>
+              <w:rPr>
+                <w:rFonts w:ascii="Arial" w:hAnsi="Arial" w:cs="Arial"/>
+                <w:color w:val="333333"/>
+                <w:sz w:val="13"/>
+                <w:szCs w:val="13"/>
+              </w:rPr>
+            </w:pPr>
+            <w:hyperlink r:id="rId6" w:history="1">
+              <w:r>
+                <w:rPr>
+                  <w:rStyle w:val="Hyperlink"/>
+                  <w:rFonts w:ascii="Arial" w:hAnsi="Arial" w:cs="Arial"/>
+                  <w:sz w:val="13"/>
+                  <w:szCs w:val="13"/>
+                </w:rPr>
+                <w:t>SEQUOIADBMAINSTREAM-27</w:t>
+              </w:r>
+            </w:hyperlink>
+          </w:p>
         </w:tc>
         <w:tc>
           <w:tcPr>
             <w:tcW w:w="4641" w:type="dxa"/>
           </w:tcPr>
-          <w:p/>
+          <w:p>
+            <w:pPr>
+              <w:rPr>
+                <w:rFonts w:hint="eastAsia"/>
+              </w:rPr>
+            </w:pPr>
+            <w:proofErr w:type="spellStart"/>
+            <w:r>
+              <w:t>restoreDB</w:t>
+            </w:r>
+            <w:proofErr w:type="spellEnd"/>
+            <w:r>
+              <w:rPr>
+                <w:rFonts w:hint="eastAsia"/>
+              </w:rPr>
+              <w:t>改名为</w:t>
+            </w:r>
+            <w:proofErr w:type="spellStart"/>
+            <w:r>
+              <w:rPr>
+                <w:rFonts w:hint="eastAsia"/>
+              </w:rPr>
+              <w:t>sdbrestore</w:t>
+            </w:r>
+            <w:proofErr w:type="spellEnd"/>
+          </w:p>
+        </w:tc>
+        <w:tc>
+          <w:tcPr>
+            <w:tcW w:w="1751" w:type="dxa"/>
+          </w:tcPr>
+          <w:p/>
+        </w:tc>
+      </w:tr>
+      <w:tr>
+        <w:tc>
+          <w:tcPr>
+            <w:tcW w:w="2130" w:type="dxa"/>
+          </w:tcPr>
+          <w:p>
+            <w:hyperlink r:id="rId7" w:history="1">
+              <w:r>
+                <w:rPr>
+                  <w:rStyle w:val="Hyperlink"/>
+                  <w:rFonts w:ascii="Arial" w:hAnsi="Arial" w:cs="Arial"/>
+                  <w:sz w:val="13"/>
+                  <w:szCs w:val="13"/>
+                </w:rPr>
+                <w:t>SEQUOIADBMAINSTREAM-41</w:t>
+              </w:r>
+            </w:hyperlink>
+          </w:p>
+        </w:tc>
+        <w:tc>
+          <w:tcPr>
+            <w:tcW w:w="4641" w:type="dxa"/>
+          </w:tcPr>
+          <w:p>
+            <w:r>
+              <w:rPr>
+                <w:rFonts w:hint="eastAsia"/>
+              </w:rPr>
+              <w:t>【优化】当系统故障退出导致</w:t>
+            </w:r>
+            <w:r>
+              <w:rPr>
+                <w:rFonts w:hint="eastAsia"/>
+              </w:rPr>
+              <w:t>data</w:t>
+            </w:r>
+            <w:r>
+              <w:rPr>
+                <w:rFonts w:hint="eastAsia"/>
+              </w:rPr>
+              <w:t>和</w:t>
+            </w:r>
+            <w:r>
+              <w:rPr>
+                <w:rFonts w:hint="eastAsia"/>
+              </w:rPr>
+              <w:t>index</w:t>
+            </w:r>
+            <w:r>
+              <w:rPr>
+                <w:rFonts w:hint="eastAsia"/>
+              </w:rPr>
+              <w:t>文件损坏，系统重启后，能自动清除相应文件正常启动</w:t>
+            </w:r>
+          </w:p>
+        </w:tc>
+        <w:tc>
+          <w:tcPr>
+            <w:tcW w:w="1751" w:type="dxa"/>
+          </w:tcPr>
+          <w:p/>
+        </w:tc>
+      </w:tr>
+      <w:tr>
+        <w:tc>
+          <w:tcPr>
+            <w:tcW w:w="2130" w:type="dxa"/>
+          </w:tcPr>
+          <w:p>
+            <w:pPr>
+              <w:rPr>
+                <w:rFonts w:ascii="Arial" w:hAnsi="Arial" w:cs="Arial"/>
+                <w:color w:val="333333"/>
+                <w:sz w:val="13"/>
+                <w:szCs w:val="13"/>
+              </w:rPr>
+            </w:pPr>
+            <w:hyperlink r:id="rId8" w:history="1">
+              <w:r>
+                <w:rPr>
+                  <w:rStyle w:val="Hyperlink"/>
+                  <w:rFonts w:ascii="Arial" w:hAnsi="Arial" w:cs="Arial"/>
+                  <w:sz w:val="13"/>
+                  <w:szCs w:val="13"/>
+                </w:rPr>
+                <w:t>SEQUOIADBMAINSTREAM-44</w:t>
+              </w:r>
+            </w:hyperlink>
+          </w:p>
+        </w:tc>
+        <w:tc>
+          <w:tcPr>
+            <w:tcW w:w="4641" w:type="dxa"/>
+          </w:tcPr>
+          <w:p>
+            <w:pPr>
+              <w:rPr>
+                <w:rFonts w:hint="eastAsia"/>
+              </w:rPr>
+            </w:pPr>
+            <w:r>
+              <w:rPr>
+                <w:rFonts w:hint="eastAsia"/>
+              </w:rPr>
+              <w:t>需要添加通过</w:t>
+            </w:r>
+            <w:r>
+              <w:rPr>
+                <w:rFonts w:hint="eastAsia"/>
+              </w:rPr>
+              <w:t>"</w:t>
+            </w:r>
+            <w:r>
+              <w:rPr>
+                <w:rFonts w:hint="eastAsia"/>
+              </w:rPr>
+              <w:t>主机名</w:t>
+            </w:r>
+            <w:r>
+              <w:rPr>
+                <w:rFonts w:hint="eastAsia"/>
+              </w:rPr>
+              <w:t>+</w:t>
+            </w:r>
+            <w:r>
+              <w:rPr>
+                <w:rFonts w:hint="eastAsia"/>
+              </w:rPr>
+              <w:t>服务名</w:t>
+            </w:r>
+            <w:r>
+              <w:rPr>
+                <w:rFonts w:hint="eastAsia"/>
+              </w:rPr>
+              <w:t>"</w:t>
+            </w:r>
+            <w:r>
+              <w:rPr>
+                <w:rFonts w:hint="eastAsia"/>
+              </w:rPr>
+              <w:t>查询节点快照的功能</w:t>
+            </w:r>
+          </w:p>
+        </w:tc>
+        <w:tc>
+          <w:tcPr>
+            <w:tcW w:w="1751" w:type="dxa"/>
+          </w:tcPr>
+          <w:p/>
+        </w:tc>
+      </w:tr>
+      <w:tr>
+        <w:tc>
+          <w:tcPr>
+            <w:tcW w:w="2130" w:type="dxa"/>
+          </w:tcPr>
+          <w:p>
+            <w:pPr>
+              <w:rPr>
+                <w:rFonts w:ascii="Arial" w:hAnsi="Arial" w:cs="Arial"/>
+                <w:color w:val="333333"/>
+                <w:sz w:val="13"/>
+                <w:szCs w:val="13"/>
+              </w:rPr>
+            </w:pPr>
+            <w:hyperlink r:id="rId9" w:history="1">
+              <w:r>
+                <w:rPr>
+                  <w:rStyle w:val="Hyperlink"/>
+                  <w:rFonts w:ascii="Arial" w:hAnsi="Arial" w:cs="Arial"/>
+                  <w:sz w:val="13"/>
+                  <w:szCs w:val="13"/>
+                </w:rPr>
+                <w:t>SEQUOIADBMAINSTREAM-60</w:t>
+              </w:r>
+            </w:hyperlink>
+          </w:p>
+        </w:tc>
+        <w:tc>
+          <w:tcPr>
+            <w:tcW w:w="4641" w:type="dxa"/>
+          </w:tcPr>
+          <w:p>
+            <w:pPr>
+              <w:rPr>
+                <w:rFonts w:hint="eastAsia"/>
+              </w:rPr>
+            </w:pPr>
+            <w:r>
+              <w:rPr>
+                <w:rFonts w:hint="eastAsia"/>
+              </w:rPr>
+              <w:t>【优化】</w:t>
+            </w:r>
+            <w:r>
+              <w:rPr>
+                <w:rFonts w:hint="eastAsia"/>
+              </w:rPr>
+              <w:t>select</w:t>
+            </w:r>
+            <w:r>
+              <w:rPr>
+                <w:rFonts w:hint="eastAsia"/>
+              </w:rPr>
+              <w:t>时</w:t>
+            </w:r>
+            <w:r>
+              <w:rPr>
+                <w:rFonts w:hint="eastAsia"/>
+              </w:rPr>
+              <w:t>FD_SETSIZE</w:t>
+            </w:r>
+            <w:r>
+              <w:rPr>
+                <w:rFonts w:hint="eastAsia"/>
+              </w:rPr>
+              <w:t>限制从</w:t>
+            </w:r>
+            <w:r>
+              <w:rPr>
+                <w:rFonts w:hint="eastAsia"/>
+              </w:rPr>
+              <w:t>1024</w:t>
+            </w:r>
+            <w:r>
+              <w:rPr>
+                <w:rFonts w:hint="eastAsia"/>
+              </w:rPr>
+              <w:t>突破致</w:t>
+            </w:r>
+            <w:r>
+              <w:rPr>
+                <w:rFonts w:hint="eastAsia"/>
+              </w:rPr>
+              <w:t>65528</w:t>
+            </w:r>
+          </w:p>
+        </w:tc>
+        <w:tc>
+          <w:tcPr>
+            <w:tcW w:w="1751" w:type="dxa"/>
+          </w:tcPr>
+          <w:p/>
+        </w:tc>
+      </w:tr>
+      <w:tr>
+        <w:tc>
+          <w:tcPr>
+            <w:tcW w:w="2130" w:type="dxa"/>
+          </w:tcPr>
+          <w:p>
+            <w:pPr>
+              <w:rPr>
+                <w:rFonts w:ascii="Arial" w:hAnsi="Arial" w:cs="Arial"/>
+                <w:color w:val="333333"/>
+                <w:sz w:val="13"/>
+                <w:szCs w:val="13"/>
+              </w:rPr>
+            </w:pPr>
+            <w:hyperlink r:id="rId10" w:history="1">
+              <w:r>
+                <w:rPr>
+                  <w:rStyle w:val="Hyperlink"/>
+                  <w:rFonts w:ascii="Arial" w:hAnsi="Arial" w:cs="Arial"/>
+                  <w:sz w:val="13"/>
+                  <w:szCs w:val="13"/>
+                </w:rPr>
+                <w:t>SEQUOIADBMAINSTREAM-61</w:t>
+              </w:r>
+            </w:hyperlink>
+          </w:p>
+        </w:tc>
+        <w:tc>
+          <w:tcPr>
+            <w:tcW w:w="4641" w:type="dxa"/>
+          </w:tcPr>
+          <w:p>
+            <w:pPr>
+              <w:rPr>
+                <w:rFonts w:hint="eastAsia"/>
+              </w:rPr>
+            </w:pPr>
+            <w:r>
+              <w:rPr>
+                <w:rFonts w:hint="eastAsia"/>
+              </w:rPr>
+              <w:t>【优化】在执行离线备份时，外部传入的路径参数支持</w:t>
+            </w:r>
+            <w:r>
+              <w:rPr>
+                <w:rFonts w:hint="eastAsia"/>
+              </w:rPr>
+              <w:t>"%H, %G, %S"</w:t>
+            </w:r>
+            <w:r>
+              <w:rPr>
+                <w:rFonts w:hint="eastAsia"/>
+              </w:rPr>
+              <w:t>通配符</w:t>
+            </w:r>
+          </w:p>
+        </w:tc>
+        <w:tc>
+          <w:tcPr>
+            <w:tcW w:w="1751" w:type="dxa"/>
+          </w:tcPr>
+          <w:p/>
+        </w:tc>
+      </w:tr>
+      <w:tr>
+        <w:tc>
+          <w:tcPr>
+            <w:tcW w:w="2130" w:type="dxa"/>
+          </w:tcPr>
+          <w:p>
+            <w:pPr>
+              <w:rPr>
+                <w:rFonts w:ascii="Arial" w:hAnsi="Arial" w:cs="Arial"/>
+                <w:color w:val="333333"/>
+                <w:sz w:val="13"/>
+                <w:szCs w:val="13"/>
+              </w:rPr>
+            </w:pPr>
+            <w:hyperlink r:id="rId11" w:history="1">
+              <w:r>
+                <w:rPr>
+                  <w:rStyle w:val="Hyperlink"/>
+                  <w:rFonts w:ascii="Arial" w:hAnsi="Arial" w:cs="Arial"/>
+                  <w:sz w:val="13"/>
+                  <w:szCs w:val="13"/>
+                </w:rPr>
+                <w:t>SEQUOIADBMAINSTREAM-66</w:t>
+              </w:r>
+            </w:hyperlink>
+          </w:p>
+        </w:tc>
+        <w:tc>
+          <w:tcPr>
+            <w:tcW w:w="4641" w:type="dxa"/>
+          </w:tcPr>
+          <w:p>
+            <w:pPr>
+              <w:rPr>
+                <w:rFonts w:hint="eastAsia"/>
+              </w:rPr>
+            </w:pPr>
+            <w:r>
+              <w:rPr>
+                <w:rFonts w:hint="eastAsia"/>
+              </w:rPr>
+              <w:t>【优化】优化</w:t>
+            </w:r>
+            <w:proofErr w:type="spellStart"/>
+            <w:r>
+              <w:rPr>
+                <w:rFonts w:hint="eastAsia"/>
+              </w:rPr>
+              <w:t>ReplGroup</w:t>
+            </w:r>
+            <w:proofErr w:type="spellEnd"/>
+            <w:r>
+              <w:rPr>
+                <w:rFonts w:hint="eastAsia"/>
+              </w:rPr>
+              <w:t>中</w:t>
+            </w:r>
+            <w:r>
+              <w:rPr>
+                <w:rFonts w:hint="eastAsia"/>
+              </w:rPr>
+              <w:t>Sharing-break</w:t>
+            </w:r>
+            <w:r>
+              <w:rPr>
+                <w:rFonts w:hint="eastAsia"/>
+              </w:rPr>
+              <w:t>状态节点的</w:t>
+            </w:r>
+            <w:r>
+              <w:rPr>
+                <w:rFonts w:hint="eastAsia"/>
+              </w:rPr>
+              <w:t>Sharing-beat</w:t>
+            </w:r>
+          </w:p>
+        </w:tc>
+        <w:tc>
+          <w:tcPr>
+            <w:tcW w:w="1751" w:type="dxa"/>
+          </w:tcPr>
+          <w:p/>
+        </w:tc>
+      </w:tr>
+      <w:tr>
+        <w:tc>
+          <w:tcPr>
+            <w:tcW w:w="2130" w:type="dxa"/>
+          </w:tcPr>
+          <w:p>
+            <w:pPr>
+              <w:rPr>
+                <w:rFonts w:ascii="Arial" w:hAnsi="Arial" w:cs="Arial"/>
+                <w:color w:val="333333"/>
+                <w:sz w:val="13"/>
+                <w:szCs w:val="13"/>
+              </w:rPr>
+            </w:pPr>
+            <w:hyperlink r:id="rId12" w:history="1">
+              <w:r>
+                <w:rPr>
+                  <w:rStyle w:val="Hyperlink"/>
+                  <w:rFonts w:ascii="Arial" w:hAnsi="Arial" w:cs="Arial"/>
+                  <w:sz w:val="13"/>
+                  <w:szCs w:val="13"/>
+                </w:rPr>
+                <w:t>SEQUOIADBMAINSTREAM-70</w:t>
+              </w:r>
+            </w:hyperlink>
+          </w:p>
+        </w:tc>
+        <w:tc>
+          <w:tcPr>
+            <w:tcW w:w="4641" w:type="dxa"/>
+          </w:tcPr>
+          <w:p>
+            <w:pPr>
+              <w:rPr>
+                <w:rFonts w:hint="eastAsia"/>
+              </w:rPr>
+            </w:pPr>
+            <w:r>
+              <w:rPr>
+                <w:rFonts w:hint="eastAsia"/>
+              </w:rPr>
+              <w:t>【特性】实现数据同步的流控，防止主速度过快而导致的全量同步</w:t>
+            </w:r>
+          </w:p>
+        </w:tc>
+        <w:tc>
+          <w:tcPr>
+            <w:tcW w:w="1751" w:type="dxa"/>
+          </w:tcPr>
+          <w:p/>
+        </w:tc>
+      </w:tr>
+      <w:tr>
+        <w:tc>
+          <w:tcPr>
+            <w:tcW w:w="2130" w:type="dxa"/>
+          </w:tcPr>
+          <w:p>
+            <w:pPr>
+              <w:rPr>
+                <w:rFonts w:ascii="Arial" w:hAnsi="Arial" w:cs="Arial"/>
+                <w:color w:val="333333"/>
+                <w:sz w:val="13"/>
+                <w:szCs w:val="13"/>
+              </w:rPr>
+            </w:pPr>
+            <w:hyperlink r:id="rId13" w:history="1">
+              <w:r>
+                <w:rPr>
+                  <w:rStyle w:val="Hyperlink"/>
+                  <w:rFonts w:ascii="Arial" w:hAnsi="Arial" w:cs="Arial"/>
+                  <w:sz w:val="13"/>
+                  <w:szCs w:val="13"/>
+                </w:rPr>
+                <w:t>SEQUOIADBMAINSTREAM-71</w:t>
+              </w:r>
+            </w:hyperlink>
+          </w:p>
+        </w:tc>
+        <w:tc>
+          <w:tcPr>
+            <w:tcW w:w="4641" w:type="dxa"/>
+          </w:tcPr>
+          <w:p>
+            <w:pPr>
+              <w:rPr>
+                <w:rFonts w:hint="eastAsia"/>
+              </w:rPr>
+            </w:pPr>
+            <w:r>
+              <w:rPr>
+                <w:rFonts w:hint="eastAsia"/>
+              </w:rPr>
+              <w:t>在散列分区的场景下，对于分区键上存在等于谓词的查询优化</w:t>
+            </w:r>
+          </w:p>
+        </w:tc>
+        <w:tc>
+          <w:tcPr>
+            <w:tcW w:w="1751" w:type="dxa"/>
+          </w:tcPr>
+          <w:p/>
+        </w:tc>
+      </w:tr>
+      <w:tr>
+        <w:tc>
+          <w:tcPr>
+            <w:tcW w:w="2130" w:type="dxa"/>
+          </w:tcPr>
+          <w:p>
+            <w:pPr>
+              <w:rPr>
+                <w:rFonts w:ascii="Arial" w:hAnsi="Arial" w:cs="Arial"/>
+                <w:color w:val="333333"/>
+                <w:sz w:val="13"/>
+                <w:szCs w:val="13"/>
+              </w:rPr>
+            </w:pPr>
+            <w:hyperlink r:id="rId14" w:history="1">
+              <w:r>
+                <w:rPr>
+                  <w:rStyle w:val="Hyperlink"/>
+                  <w:rFonts w:ascii="Arial" w:hAnsi="Arial" w:cs="Arial"/>
+                  <w:sz w:val="13"/>
+                  <w:szCs w:val="13"/>
+                </w:rPr>
+                <w:t>SEQUOIADBMAINSTREAM-80</w:t>
+              </w:r>
+            </w:hyperlink>
+          </w:p>
+        </w:tc>
+        <w:tc>
+          <w:tcPr>
+            <w:tcW w:w="4641" w:type="dxa"/>
+          </w:tcPr>
+          <w:p>
+            <w:pPr>
+              <w:rPr>
+                <w:rFonts w:hint="eastAsia"/>
+              </w:rPr>
+            </w:pPr>
+            <w:r>
+              <w:rPr>
+                <w:rFonts w:hint="eastAsia"/>
+              </w:rPr>
+              <w:t>【</w:t>
+            </w:r>
+            <w:r>
+              <w:rPr>
+                <w:rFonts w:hint="eastAsia"/>
+              </w:rPr>
+              <w:t>Feature</w:t>
+            </w:r>
+            <w:r>
+              <w:rPr>
+                <w:rFonts w:hint="eastAsia"/>
+              </w:rPr>
+              <w:t>】在</w:t>
+            </w:r>
+            <w:r>
+              <w:rPr>
+                <w:rFonts w:hint="eastAsia"/>
+              </w:rPr>
+              <w:t>c/</w:t>
+            </w:r>
+            <w:proofErr w:type="spellStart"/>
+            <w:r>
+              <w:rPr>
+                <w:rFonts w:hint="eastAsia"/>
+              </w:rPr>
+              <w:t>c++</w:t>
+            </w:r>
+            <w:proofErr w:type="spellEnd"/>
+            <w:r>
+              <w:rPr>
+                <w:rFonts w:hint="eastAsia"/>
+              </w:rPr>
+              <w:t>/c#/java</w:t>
+            </w:r>
+            <w:r>
+              <w:rPr>
+                <w:rFonts w:hint="eastAsia"/>
+              </w:rPr>
+              <w:t>驱动增加</w:t>
+            </w:r>
+            <w:r>
+              <w:rPr>
+                <w:rFonts w:hint="eastAsia"/>
+              </w:rPr>
+              <w:t xml:space="preserve"> </w:t>
+            </w:r>
+            <w:proofErr w:type="spellStart"/>
+            <w:r>
+              <w:rPr>
+                <w:rFonts w:hint="eastAsia"/>
+              </w:rPr>
+              <w:t>isClosed</w:t>
+            </w:r>
+            <w:proofErr w:type="spellEnd"/>
+            <w:r>
+              <w:rPr>
+                <w:rFonts w:hint="eastAsia"/>
+              </w:rPr>
+              <w:t xml:space="preserve">() </w:t>
+            </w:r>
+            <w:r>
+              <w:rPr>
+                <w:rFonts w:hint="eastAsia"/>
+              </w:rPr>
+              <w:t>和</w:t>
+            </w:r>
+            <w:r>
+              <w:rPr>
+                <w:rFonts w:hint="eastAsia"/>
+              </w:rPr>
+              <w:t xml:space="preserve"> </w:t>
+            </w:r>
+            <w:proofErr w:type="spellStart"/>
+            <w:r>
+              <w:rPr>
+                <w:rFonts w:hint="eastAsia"/>
+              </w:rPr>
+              <w:t>closeAllCursor</w:t>
+            </w:r>
+            <w:proofErr w:type="spellEnd"/>
+            <w:r>
+              <w:rPr>
+                <w:rFonts w:hint="eastAsia"/>
+              </w:rPr>
+              <w:t xml:space="preserve">() </w:t>
+            </w:r>
+            <w:r>
+              <w:rPr>
+                <w:rFonts w:hint="eastAsia"/>
+              </w:rPr>
+              <w:t>接口</w:t>
+            </w:r>
+          </w:p>
+        </w:tc>
+        <w:tc>
+          <w:tcPr>
+            <w:tcW w:w="1751" w:type="dxa"/>
+          </w:tcPr>
+          <w:p/>
+        </w:tc>
+      </w:tr>
+      <w:tr>
+        <w:tc>
+          <w:tcPr>
+            <w:tcW w:w="2130" w:type="dxa"/>
+          </w:tcPr>
+          <w:p>
+            <w:pPr>
+              <w:rPr>
+                <w:rFonts w:ascii="Arial" w:hAnsi="Arial" w:cs="Arial"/>
+                <w:color w:val="333333"/>
+                <w:sz w:val="13"/>
+                <w:szCs w:val="13"/>
+              </w:rPr>
+            </w:pPr>
+            <w:hyperlink r:id="rId15" w:history="1">
+              <w:r>
+                <w:rPr>
+                  <w:rStyle w:val="Hyperlink"/>
+                  <w:rFonts w:ascii="Arial" w:hAnsi="Arial" w:cs="Arial"/>
+                  <w:sz w:val="13"/>
+                  <w:szCs w:val="13"/>
+                </w:rPr>
+                <w:t>SEQUOIADBMAINSTREAM-84</w:t>
+              </w:r>
+            </w:hyperlink>
+          </w:p>
+        </w:tc>
+        <w:tc>
+          <w:tcPr>
+            <w:tcW w:w="4641" w:type="dxa"/>
+          </w:tcPr>
+          <w:p>
+            <w:pPr>
+              <w:rPr>
+                <w:rFonts w:hint="eastAsia"/>
+              </w:rPr>
+            </w:pPr>
+            <w:r>
+              <w:rPr>
+                <w:rFonts w:hint="eastAsia"/>
+              </w:rPr>
+              <w:t>【</w:t>
+            </w:r>
+            <w:proofErr w:type="spellStart"/>
+            <w:r>
+              <w:rPr>
+                <w:rFonts w:hint="eastAsia"/>
+              </w:rPr>
+              <w:t>Featrue</w:t>
+            </w:r>
+            <w:proofErr w:type="spellEnd"/>
+            <w:r>
+              <w:rPr>
+                <w:rFonts w:hint="eastAsia"/>
+              </w:rPr>
+              <w:t>】增加</w:t>
+            </w:r>
+            <w:r>
+              <w:rPr>
+                <w:rFonts w:hint="eastAsia"/>
+              </w:rPr>
+              <w:t>"</w:t>
+            </w:r>
+            <w:r>
+              <w:rPr>
+                <w:rFonts w:hint="eastAsia"/>
+              </w:rPr>
+              <w:t>数据访问隔离</w:t>
+            </w:r>
+            <w:r>
+              <w:rPr>
+                <w:rFonts w:hint="eastAsia"/>
+              </w:rPr>
+              <w:t>"</w:t>
+            </w:r>
+            <w:r>
+              <w:rPr>
+                <w:rFonts w:hint="eastAsia"/>
+              </w:rPr>
+              <w:t>进程配置项</w:t>
+            </w:r>
+          </w:p>
+        </w:tc>
+        <w:tc>
+          <w:tcPr>
+            <w:tcW w:w="1751" w:type="dxa"/>
+          </w:tcPr>
+          <w:p/>
+        </w:tc>
+      </w:tr>
+      <w:tr>
+        <w:tc>
+          <w:tcPr>
+            <w:tcW w:w="2130" w:type="dxa"/>
+          </w:tcPr>
+          <w:p>
+            <w:pPr>
+              <w:rPr>
+                <w:rFonts w:ascii="Arial" w:hAnsi="Arial" w:cs="Arial"/>
+                <w:color w:val="333333"/>
+                <w:sz w:val="13"/>
+                <w:szCs w:val="13"/>
+              </w:rPr>
+            </w:pPr>
+            <w:hyperlink r:id="rId16" w:history="1">
+              <w:r>
+                <w:rPr>
+                  <w:rStyle w:val="Hyperlink"/>
+                  <w:rFonts w:ascii="Arial" w:hAnsi="Arial" w:cs="Arial"/>
+                  <w:sz w:val="13"/>
+                  <w:szCs w:val="13"/>
+                </w:rPr>
+                <w:t>SEQUOIADBMAINSTREAM-95</w:t>
+              </w:r>
+            </w:hyperlink>
+          </w:p>
+        </w:tc>
+        <w:tc>
+          <w:tcPr>
+            <w:tcW w:w="4641" w:type="dxa"/>
+          </w:tcPr>
+          <w:p>
+            <w:pPr>
+              <w:rPr>
+                <w:rFonts w:hint="eastAsia"/>
+              </w:rPr>
+            </w:pPr>
+            <w:proofErr w:type="spellStart"/>
+            <w:r>
+              <w:rPr>
+                <w:rFonts w:hint="eastAsia"/>
+              </w:rPr>
+              <w:t>sequoiadb</w:t>
+            </w:r>
+            <w:proofErr w:type="spellEnd"/>
+            <w:r>
+              <w:rPr>
+                <w:rFonts w:hint="eastAsia"/>
+              </w:rPr>
+              <w:t>的</w:t>
+            </w:r>
+            <w:r>
+              <w:rPr>
+                <w:rFonts w:hint="eastAsia"/>
+              </w:rPr>
+              <w:t>SQL</w:t>
+            </w:r>
+            <w:r>
+              <w:rPr>
+                <w:rFonts w:hint="eastAsia"/>
+              </w:rPr>
+              <w:t>功能中添加</w:t>
+            </w:r>
+            <w:r>
+              <w:rPr>
+                <w:rFonts w:hint="eastAsia"/>
+              </w:rPr>
+              <w:t>NOT</w:t>
+            </w:r>
+            <w:r>
+              <w:rPr>
+                <w:rFonts w:hint="eastAsia"/>
+              </w:rPr>
+              <w:t>关键字</w:t>
+            </w:r>
+          </w:p>
+        </w:tc>
+        <w:tc>
+          <w:tcPr>
+            <w:tcW w:w="1751" w:type="dxa"/>
+          </w:tcPr>
+          <w:p/>
+        </w:tc>
+      </w:tr>
+      <w:tr>
+        <w:tc>
+          <w:tcPr>
+            <w:tcW w:w="2130" w:type="dxa"/>
+          </w:tcPr>
+          <w:p>
+            <w:pPr>
+              <w:rPr>
+                <w:rFonts w:ascii="Arial" w:hAnsi="Arial" w:cs="Arial"/>
+                <w:color w:val="333333"/>
+                <w:sz w:val="13"/>
+                <w:szCs w:val="13"/>
+              </w:rPr>
+            </w:pPr>
+            <w:hyperlink r:id="rId17" w:history="1">
+              <w:r>
+                <w:rPr>
+                  <w:rStyle w:val="Hyperlink"/>
+                  <w:rFonts w:ascii="Arial" w:hAnsi="Arial" w:cs="Arial"/>
+                  <w:sz w:val="13"/>
+                  <w:szCs w:val="13"/>
+                </w:rPr>
+                <w:t>SEQUOIADBMAINSTREAM-96</w:t>
+              </w:r>
+            </w:hyperlink>
+          </w:p>
+        </w:tc>
+        <w:tc>
+          <w:tcPr>
+            <w:tcW w:w="4641" w:type="dxa"/>
+          </w:tcPr>
+          <w:p>
+            <w:pPr>
+              <w:rPr>
+                <w:rFonts w:hint="eastAsia"/>
+              </w:rPr>
+            </w:pPr>
+            <w:r>
+              <w:rPr>
+                <w:rFonts w:hint="eastAsia"/>
+              </w:rPr>
+              <w:t>【</w:t>
+            </w:r>
+            <w:r>
+              <w:rPr>
+                <w:rFonts w:hint="eastAsia"/>
+              </w:rPr>
+              <w:t>Feature</w:t>
+            </w:r>
+            <w:r>
+              <w:rPr>
+                <w:rFonts w:hint="eastAsia"/>
+              </w:rPr>
+              <w:t>】在内置</w:t>
+            </w:r>
+            <w:proofErr w:type="spellStart"/>
+            <w:r>
+              <w:rPr>
+                <w:rFonts w:hint="eastAsia"/>
+              </w:rPr>
+              <w:t>sql</w:t>
+            </w:r>
+            <w:proofErr w:type="spellEnd"/>
+            <w:r>
+              <w:rPr>
+                <w:rFonts w:hint="eastAsia"/>
+              </w:rPr>
+              <w:t>中增加</w:t>
+            </w:r>
+            <w:r>
+              <w:rPr>
+                <w:rFonts w:hint="eastAsia"/>
+              </w:rPr>
+              <w:t xml:space="preserve"> is null</w:t>
+            </w:r>
+            <w:r>
+              <w:rPr>
+                <w:rFonts w:hint="eastAsia"/>
+              </w:rPr>
+              <w:t>支持</w:t>
+            </w:r>
+          </w:p>
+        </w:tc>
+        <w:tc>
+          <w:tcPr>
+            <w:tcW w:w="1751" w:type="dxa"/>
+          </w:tcPr>
+          <w:p/>
+        </w:tc>
+      </w:tr>
+      <w:tr>
+        <w:tc>
+          <w:tcPr>
+            <w:tcW w:w="2130" w:type="dxa"/>
+          </w:tcPr>
+          <w:p>
+            <w:pPr>
+              <w:rPr>
+                <w:rFonts w:ascii="Arial" w:hAnsi="Arial" w:cs="Arial"/>
+                <w:color w:val="333333"/>
+                <w:sz w:val="13"/>
+                <w:szCs w:val="13"/>
+              </w:rPr>
+            </w:pPr>
+          </w:p>
+        </w:tc>
+        <w:tc>
+          <w:tcPr>
+            <w:tcW w:w="4641" w:type="dxa"/>
+          </w:tcPr>
+          <w:p>
+            <w:pPr>
+              <w:rPr>
+                <w:rFonts w:hint="eastAsia"/>
+              </w:rPr>
+            </w:pPr>
+          </w:p>
         </w:tc>
         <w:tc>
           <w:tcPr>
@@ -702,7 +1697,6 @@
         <w:rPr>
           <w:rFonts w:hint="eastAsia"/>
         </w:rPr>
-        <w:lastRenderedPageBreak/>
         <w:t>版本修复问题列表</w:t>
       </w:r>
     </w:p>
@@ -729,9 +1723,9 @@
         <w:tblLook w:val="04A0"/>
       </w:tblPr>
       <w:tblGrid>
-        <w:gridCol w:w="2093"/>
-        <w:gridCol w:w="4678"/>
-        <w:gridCol w:w="1751"/>
+        <w:gridCol w:w="2116"/>
+        <w:gridCol w:w="4661"/>
+        <w:gridCol w:w="1745"/>
       </w:tblGrid>
       <w:tr>
         <w:tc>
@@ -835,13 +1829,68 @@
           <w:tcPr>
             <w:tcW w:w="2093" w:type="dxa"/>
           </w:tcPr>
-          <w:p/>
+          <w:p>
+            <w:hyperlink r:id="rId18" w:history="1">
+              <w:r>
+                <w:rPr>
+                  <w:rStyle w:val="Hyperlink"/>
+                  <w:rFonts w:ascii="Arial" w:hAnsi="Arial" w:cs="Arial"/>
+                  <w:sz w:val="13"/>
+                  <w:szCs w:val="13"/>
+                </w:rPr>
+                <w:t>SEQUOIADBMAIN</w:t>
+              </w:r>
+              <w:r>
+                <w:rPr>
+                  <w:rStyle w:val="Hyperlink"/>
+                  <w:rFonts w:ascii="Arial" w:hAnsi="Arial" w:cs="Arial"/>
+                  <w:sz w:val="13"/>
+                  <w:szCs w:val="13"/>
+                </w:rPr>
+                <w:t>S</w:t>
+              </w:r>
+              <w:r>
+                <w:rPr>
+                  <w:rStyle w:val="Hyperlink"/>
+                  <w:rFonts w:ascii="Arial" w:hAnsi="Arial" w:cs="Arial"/>
+                  <w:sz w:val="13"/>
+                  <w:szCs w:val="13"/>
+                </w:rPr>
+                <w:t>TREAM-36</w:t>
+              </w:r>
+            </w:hyperlink>
+          </w:p>
         </w:tc>
         <w:tc>
           <w:tcPr>
             <w:tcW w:w="4678" w:type="dxa"/>
           </w:tcPr>
-          <w:p/>
+          <w:p>
+            <w:r>
+              <w:rPr>
+                <w:rFonts w:hint="eastAsia"/>
+              </w:rPr>
+              <w:t>删除</w:t>
+            </w:r>
+            <w:r>
+              <w:rPr>
+                <w:rFonts w:hint="eastAsia"/>
+              </w:rPr>
+              <w:t>3</w:t>
+            </w:r>
+            <w:r>
+              <w:rPr>
+                <w:rFonts w:hint="eastAsia"/>
+              </w:rPr>
+              <w:t>亿数据时，由于数据同步问题造成一数据节点</w:t>
+            </w:r>
+            <w:r>
+              <w:rPr>
+                <w:rFonts w:hint="eastAsia"/>
+              </w:rPr>
+              <w:t>core dump</w:t>
+            </w:r>
+          </w:p>
         </w:tc>
         <w:tc>
           <w:tcPr>
@@ -855,13 +1904,1542 @@
           <w:tcPr>
             <w:tcW w:w="2093" w:type="dxa"/>
           </w:tcPr>
-          <w:p/>
+          <w:p>
+            <w:hyperlink r:id="rId19" w:history="1">
+              <w:r>
+                <w:rPr>
+                  <w:rStyle w:val="Hyperlink"/>
+                  <w:rFonts w:ascii="Arial" w:hAnsi="Arial" w:cs="Arial"/>
+                  <w:sz w:val="13"/>
+                  <w:szCs w:val="13"/>
+                </w:rPr>
+                <w:t>SEQUOIADBMAINSTREAM-46</w:t>
+              </w:r>
+            </w:hyperlink>
+          </w:p>
         </w:tc>
         <w:tc>
           <w:tcPr>
             <w:tcW w:w="4678" w:type="dxa"/>
           </w:tcPr>
-          <w:p/>
+          <w:p>
+            <w:r>
+              <w:rPr>
+                <w:rFonts w:hint="eastAsia"/>
+              </w:rPr>
+              <w:t>创建大量子表，挂到同一主表下时，耗时过长</w:t>
+            </w:r>
+          </w:p>
+        </w:tc>
+        <w:tc>
+          <w:tcPr>
+            <w:tcW w:w="1751" w:type="dxa"/>
+          </w:tcPr>
+          <w:p/>
+        </w:tc>
+      </w:tr>
+      <w:tr>
+        <w:tc>
+          <w:tcPr>
+            <w:tcW w:w="2093" w:type="dxa"/>
+          </w:tcPr>
+          <w:p>
+            <w:pPr>
+              <w:rPr>
+                <w:rFonts w:ascii="Arial" w:hAnsi="Arial" w:cs="Arial"/>
+                <w:color w:val="333333"/>
+                <w:sz w:val="13"/>
+                <w:szCs w:val="13"/>
+              </w:rPr>
+            </w:pPr>
+            <w:hyperlink r:id="rId20" w:history="1">
+              <w:r>
+                <w:rPr>
+                  <w:rStyle w:val="Hyperlink"/>
+                  <w:rFonts w:ascii="Arial" w:hAnsi="Arial" w:cs="Arial"/>
+                  <w:sz w:val="13"/>
+                  <w:szCs w:val="13"/>
+                </w:rPr>
+                <w:t>SEQUOIADBMAINSTREAM-47</w:t>
+              </w:r>
+            </w:hyperlink>
+          </w:p>
+        </w:tc>
+        <w:tc>
+          <w:tcPr>
+            <w:tcW w:w="4678" w:type="dxa"/>
+          </w:tcPr>
+          <w:p>
+            <w:pPr>
+              <w:rPr>
+                <w:rFonts w:hint="eastAsia"/>
+              </w:rPr>
+            </w:pPr>
+            <w:r>
+              <w:rPr>
+                <w:rFonts w:hint="eastAsia"/>
+              </w:rPr>
+              <w:t>30000</w:t>
+            </w:r>
+            <w:r>
+              <w:rPr>
+                <w:rFonts w:hint="eastAsia"/>
+              </w:rPr>
+              <w:t>端口连接达到一定数量后，连接</w:t>
+            </w:r>
+            <w:r>
+              <w:rPr>
+                <w:rFonts w:hint="eastAsia"/>
+              </w:rPr>
+              <w:t>30003</w:t>
+            </w:r>
+            <w:r>
+              <w:rPr>
+                <w:rFonts w:hint="eastAsia"/>
+              </w:rPr>
+              <w:t>端口节点</w:t>
+            </w:r>
+            <w:proofErr w:type="spellStart"/>
+            <w:r>
+              <w:rPr>
+                <w:rFonts w:hint="eastAsia"/>
+              </w:rPr>
+              <w:t>coredump</w:t>
+            </w:r>
+            <w:proofErr w:type="spellEnd"/>
+          </w:p>
+        </w:tc>
+        <w:tc>
+          <w:tcPr>
+            <w:tcW w:w="1751" w:type="dxa"/>
+          </w:tcPr>
+          <w:p/>
+        </w:tc>
+      </w:tr>
+      <w:tr>
+        <w:tc>
+          <w:tcPr>
+            <w:tcW w:w="2093" w:type="dxa"/>
+          </w:tcPr>
+          <w:p>
+            <w:pPr>
+              <w:rPr>
+                <w:rFonts w:ascii="Arial" w:hAnsi="Arial" w:cs="Arial"/>
+                <w:color w:val="333333"/>
+                <w:sz w:val="13"/>
+                <w:szCs w:val="13"/>
+              </w:rPr>
+            </w:pPr>
+            <w:hyperlink r:id="rId21" w:history="1">
+              <w:r>
+                <w:rPr>
+                  <w:rStyle w:val="Hyperlink"/>
+                  <w:rFonts w:ascii="Arial" w:hAnsi="Arial" w:cs="Arial"/>
+                  <w:sz w:val="13"/>
+                  <w:szCs w:val="13"/>
+                </w:rPr>
+                <w:t>SEQUOIADBMAINSTREAM-68</w:t>
+              </w:r>
+            </w:hyperlink>
+          </w:p>
+        </w:tc>
+        <w:tc>
+          <w:tcPr>
+            <w:tcW w:w="4678" w:type="dxa"/>
+          </w:tcPr>
+          <w:p>
+            <w:pPr>
+              <w:rPr>
+                <w:rFonts w:hint="eastAsia"/>
+              </w:rPr>
+            </w:pPr>
+            <w:r>
+              <w:rPr>
+                <w:rFonts w:hint="eastAsia"/>
+              </w:rPr>
+              <w:t>【</w:t>
+            </w:r>
+            <w:r>
+              <w:rPr>
+                <w:rFonts w:hint="eastAsia"/>
+              </w:rPr>
+              <w:t>Bug</w:t>
+            </w:r>
+            <w:r>
+              <w:rPr>
+                <w:rFonts w:hint="eastAsia"/>
+              </w:rPr>
+              <w:t>】节点强退时，会导致一节点出现源和目的完全相同的链路，并且端口为该强退节点的</w:t>
+            </w:r>
+            <w:proofErr w:type="spellStart"/>
+            <w:r>
+              <w:rPr>
+                <w:rFonts w:hint="eastAsia"/>
+              </w:rPr>
+              <w:t>Repl</w:t>
+            </w:r>
+            <w:proofErr w:type="spellEnd"/>
+            <w:r>
+              <w:rPr>
+                <w:rFonts w:hint="eastAsia"/>
+              </w:rPr>
+              <w:t>或</w:t>
+            </w:r>
+            <w:r>
+              <w:rPr>
+                <w:rFonts w:hint="eastAsia"/>
+              </w:rPr>
+              <w:t>Shard</w:t>
+            </w:r>
+            <w:r>
+              <w:rPr>
+                <w:rFonts w:hint="eastAsia"/>
+              </w:rPr>
+              <w:t>服务端口，导致节点再次启动失败</w:t>
+            </w:r>
+          </w:p>
+        </w:tc>
+        <w:tc>
+          <w:tcPr>
+            <w:tcW w:w="1751" w:type="dxa"/>
+          </w:tcPr>
+          <w:p/>
+        </w:tc>
+      </w:tr>
+      <w:tr>
+        <w:tc>
+          <w:tcPr>
+            <w:tcW w:w="2093" w:type="dxa"/>
+          </w:tcPr>
+          <w:p>
+            <w:pPr>
+              <w:rPr>
+                <w:rFonts w:ascii="Arial" w:hAnsi="Arial" w:cs="Arial"/>
+                <w:color w:val="333333"/>
+                <w:sz w:val="13"/>
+                <w:szCs w:val="13"/>
+              </w:rPr>
+            </w:pPr>
+            <w:hyperlink r:id="rId22" w:history="1">
+              <w:r>
+                <w:rPr>
+                  <w:rStyle w:val="Hyperlink"/>
+                  <w:rFonts w:ascii="Arial" w:hAnsi="Arial" w:cs="Arial"/>
+                  <w:sz w:val="13"/>
+                  <w:szCs w:val="13"/>
+                </w:rPr>
+                <w:t>SEQUOIADBMAINSTREAM-69</w:t>
+              </w:r>
+            </w:hyperlink>
+          </w:p>
+        </w:tc>
+        <w:tc>
+          <w:tcPr>
+            <w:tcW w:w="4678" w:type="dxa"/>
+          </w:tcPr>
+          <w:p>
+            <w:pPr>
+              <w:rPr>
+                <w:rFonts w:hint="eastAsia"/>
+              </w:rPr>
+            </w:pPr>
+            <w:r>
+              <w:rPr>
+                <w:rFonts w:hint="eastAsia"/>
+              </w:rPr>
+              <w:t>【</w:t>
+            </w:r>
+            <w:r>
+              <w:rPr>
+                <w:rFonts w:hint="eastAsia"/>
+              </w:rPr>
+              <w:t>Bug</w:t>
+            </w:r>
+            <w:r>
+              <w:rPr>
+                <w:rFonts w:hint="eastAsia"/>
+              </w:rPr>
+              <w:t>】</w:t>
+            </w:r>
+            <w:r>
+              <w:rPr>
+                <w:rFonts w:hint="eastAsia"/>
+              </w:rPr>
+              <w:t>update {$set:{"</w:t>
+            </w:r>
+            <w:proofErr w:type="spellStart"/>
+            <w:r>
+              <w:rPr>
+                <w:rFonts w:hint="eastAsia"/>
+              </w:rPr>
+              <w:t>a.c</w:t>
+            </w:r>
+            <w:proofErr w:type="spellEnd"/>
+            <w:r>
+              <w:rPr>
+                <w:rFonts w:hint="eastAsia"/>
+              </w:rPr>
+              <w:t>":0}}</w:t>
+            </w:r>
+            <w:r>
+              <w:rPr>
+                <w:rFonts w:hint="eastAsia"/>
+              </w:rPr>
+              <w:t>当记录</w:t>
+            </w:r>
+            <w:r>
+              <w:rPr>
+                <w:rFonts w:hint="eastAsia"/>
+              </w:rPr>
+              <w:t xml:space="preserve"> {a:[0,1]}</w:t>
+            </w:r>
+            <w:r>
+              <w:rPr>
+                <w:rFonts w:hint="eastAsia"/>
+              </w:rPr>
+              <w:t>为数组时，报</w:t>
+            </w:r>
+            <w:r>
+              <w:rPr>
+                <w:rFonts w:hint="eastAsia"/>
+              </w:rPr>
+              <w:t>-6</w:t>
+            </w:r>
+            <w:r>
+              <w:rPr>
+                <w:rFonts w:hint="eastAsia"/>
+              </w:rPr>
+              <w:t>错误，</w:t>
+            </w:r>
+            <w:r>
+              <w:rPr>
+                <w:rFonts w:hint="eastAsia"/>
+              </w:rPr>
+              <w:t xml:space="preserve"> </w:t>
+            </w:r>
+            <w:r>
+              <w:rPr>
+                <w:rFonts w:hint="eastAsia"/>
+              </w:rPr>
+              <w:t>应该忽略该条记录继续执行</w:t>
+            </w:r>
+          </w:p>
+        </w:tc>
+        <w:tc>
+          <w:tcPr>
+            <w:tcW w:w="1751" w:type="dxa"/>
+          </w:tcPr>
+          <w:p/>
+        </w:tc>
+      </w:tr>
+      <w:tr>
+        <w:tc>
+          <w:tcPr>
+            <w:tcW w:w="2093" w:type="dxa"/>
+          </w:tcPr>
+          <w:p>
+            <w:pPr>
+              <w:rPr>
+                <w:rFonts w:ascii="Arial" w:hAnsi="Arial" w:cs="Arial"/>
+                <w:color w:val="333333"/>
+                <w:sz w:val="13"/>
+                <w:szCs w:val="13"/>
+              </w:rPr>
+            </w:pPr>
+            <w:hyperlink r:id="rId23" w:history="1">
+              <w:r>
+                <w:rPr>
+                  <w:rStyle w:val="Hyperlink"/>
+                  <w:rFonts w:ascii="Arial" w:hAnsi="Arial" w:cs="Arial"/>
+                  <w:sz w:val="13"/>
+                  <w:szCs w:val="13"/>
+                </w:rPr>
+                <w:t>SEQUOIADBMAINSTREAM-74</w:t>
+              </w:r>
+            </w:hyperlink>
+          </w:p>
+        </w:tc>
+        <w:tc>
+          <w:tcPr>
+            <w:tcW w:w="4678" w:type="dxa"/>
+          </w:tcPr>
+          <w:p>
+            <w:pPr>
+              <w:rPr>
+                <w:rFonts w:hint="eastAsia"/>
+              </w:rPr>
+            </w:pPr>
+            <w:r>
+              <w:rPr>
+                <w:rFonts w:hint="eastAsia"/>
+              </w:rPr>
+              <w:t>【</w:t>
+            </w:r>
+            <w:r>
+              <w:rPr>
+                <w:rFonts w:hint="eastAsia"/>
+              </w:rPr>
+              <w:t>Bug</w:t>
+            </w:r>
+            <w:r>
+              <w:rPr>
+                <w:rFonts w:hint="eastAsia"/>
+              </w:rPr>
+              <w:t>】选主问题，一组多节点，正常停组，然后在外部启组内各节点，之前的主节点最后才启动。最后发现主节点变更</w:t>
+            </w:r>
+          </w:p>
+        </w:tc>
+        <w:tc>
+          <w:tcPr>
+            <w:tcW w:w="1751" w:type="dxa"/>
+          </w:tcPr>
+          <w:p/>
+        </w:tc>
+      </w:tr>
+      <w:tr>
+        <w:tc>
+          <w:tcPr>
+            <w:tcW w:w="2093" w:type="dxa"/>
+          </w:tcPr>
+          <w:p>
+            <w:pPr>
+              <w:rPr>
+                <w:rFonts w:ascii="Arial" w:hAnsi="Arial" w:cs="Arial"/>
+                <w:color w:val="333333"/>
+                <w:sz w:val="13"/>
+                <w:szCs w:val="13"/>
+              </w:rPr>
+            </w:pPr>
+            <w:hyperlink r:id="rId24" w:history="1">
+              <w:r>
+                <w:rPr>
+                  <w:rStyle w:val="Hyperlink"/>
+                  <w:rFonts w:ascii="Arial" w:hAnsi="Arial" w:cs="Arial"/>
+                  <w:sz w:val="13"/>
+                  <w:szCs w:val="13"/>
+                </w:rPr>
+                <w:t>SEQUOIADBMAINSTREAM-77</w:t>
+              </w:r>
+            </w:hyperlink>
+          </w:p>
+        </w:tc>
+        <w:tc>
+          <w:tcPr>
+            <w:tcW w:w="4678" w:type="dxa"/>
+          </w:tcPr>
+          <w:p>
+            <w:pPr>
+              <w:rPr>
+                <w:rFonts w:hint="eastAsia"/>
+              </w:rPr>
+            </w:pPr>
+            <w:r>
+              <w:rPr>
+                <w:rFonts w:hint="eastAsia"/>
+              </w:rPr>
+              <w:t>聚集框架中对于</w:t>
+            </w:r>
+            <w:r>
+              <w:rPr>
+                <w:rFonts w:hint="eastAsia"/>
+              </w:rPr>
+              <w:t>null</w:t>
+            </w:r>
+            <w:r>
+              <w:rPr>
+                <w:rFonts w:hint="eastAsia"/>
+              </w:rPr>
+              <w:t>的处理</w:t>
+            </w:r>
+          </w:p>
+        </w:tc>
+        <w:tc>
+          <w:tcPr>
+            <w:tcW w:w="1751" w:type="dxa"/>
+          </w:tcPr>
+          <w:p/>
+        </w:tc>
+      </w:tr>
+      <w:tr>
+        <w:tc>
+          <w:tcPr>
+            <w:tcW w:w="2093" w:type="dxa"/>
+          </w:tcPr>
+          <w:p>
+            <w:pPr>
+              <w:rPr>
+                <w:rFonts w:ascii="Arial" w:hAnsi="Arial" w:cs="Arial"/>
+                <w:color w:val="333333"/>
+                <w:sz w:val="13"/>
+                <w:szCs w:val="13"/>
+              </w:rPr>
+            </w:pPr>
+            <w:hyperlink r:id="rId25" w:history="1">
+              <w:r>
+                <w:rPr>
+                  <w:rStyle w:val="Hyperlink"/>
+                  <w:rFonts w:ascii="Arial" w:hAnsi="Arial" w:cs="Arial"/>
+                  <w:sz w:val="13"/>
+                  <w:szCs w:val="13"/>
+                </w:rPr>
+                <w:t>SEQUOIADBMAINSTREAM-81</w:t>
+              </w:r>
+            </w:hyperlink>
+          </w:p>
+        </w:tc>
+        <w:tc>
+          <w:tcPr>
+            <w:tcW w:w="4678" w:type="dxa"/>
+          </w:tcPr>
+          <w:p>
+            <w:pPr>
+              <w:rPr>
+                <w:rFonts w:hint="eastAsia"/>
+              </w:rPr>
+            </w:pPr>
+            <w:r>
+              <w:rPr>
+                <w:rFonts w:hint="eastAsia"/>
+              </w:rPr>
+              <w:t>事务</w:t>
+            </w:r>
+            <w:r>
+              <w:rPr>
+                <w:rFonts w:hint="eastAsia"/>
+              </w:rPr>
+              <w:t>commit</w:t>
+            </w:r>
+            <w:r>
+              <w:rPr>
+                <w:rFonts w:hint="eastAsia"/>
+              </w:rPr>
+              <w:t>失败</w:t>
+            </w:r>
+          </w:p>
+        </w:tc>
+        <w:tc>
+          <w:tcPr>
+            <w:tcW w:w="1751" w:type="dxa"/>
+          </w:tcPr>
+          <w:p/>
+        </w:tc>
+      </w:tr>
+      <w:tr>
+        <w:tc>
+          <w:tcPr>
+            <w:tcW w:w="2093" w:type="dxa"/>
+          </w:tcPr>
+          <w:p>
+            <w:pPr>
+              <w:rPr>
+                <w:rFonts w:ascii="Arial" w:hAnsi="Arial" w:cs="Arial"/>
+                <w:color w:val="333333"/>
+                <w:sz w:val="13"/>
+                <w:szCs w:val="13"/>
+              </w:rPr>
+            </w:pPr>
+            <w:hyperlink r:id="rId26" w:history="1">
+              <w:r>
+                <w:rPr>
+                  <w:rStyle w:val="Hyperlink"/>
+                  <w:rFonts w:ascii="Arial" w:hAnsi="Arial" w:cs="Arial"/>
+                  <w:sz w:val="13"/>
+                  <w:szCs w:val="13"/>
+                </w:rPr>
+                <w:t>SEQUOIADBMAINSTREAM-82</w:t>
+              </w:r>
+            </w:hyperlink>
+          </w:p>
+        </w:tc>
+        <w:tc>
+          <w:tcPr>
+            <w:tcW w:w="4678" w:type="dxa"/>
+          </w:tcPr>
+          <w:p>
+            <w:pPr>
+              <w:rPr>
+                <w:rFonts w:hint="eastAsia"/>
+              </w:rPr>
+            </w:pPr>
+            <w:r>
+              <w:rPr>
+                <w:rFonts w:hint="eastAsia"/>
+              </w:rPr>
+              <w:t>java</w:t>
+            </w:r>
+            <w:r>
+              <w:rPr>
+                <w:rFonts w:hint="eastAsia"/>
+              </w:rPr>
+              <w:t>驱动</w:t>
+            </w:r>
+            <w:proofErr w:type="spellStart"/>
+            <w:r>
+              <w:rPr>
+                <w:rFonts w:hint="eastAsia"/>
+              </w:rPr>
+              <w:t>getSnapshot</w:t>
+            </w:r>
+            <w:proofErr w:type="spellEnd"/>
+            <w:r>
+              <w:rPr>
+                <w:rFonts w:hint="eastAsia"/>
+              </w:rPr>
+              <w:t>无法工作：报</w:t>
+            </w:r>
+            <w:r>
+              <w:rPr>
+                <w:rFonts w:hint="eastAsia"/>
+              </w:rPr>
+              <w:t xml:space="preserve"> -6 </w:t>
+            </w:r>
+            <w:r>
+              <w:rPr>
+                <w:rFonts w:hint="eastAsia"/>
+              </w:rPr>
+              <w:t>错误</w:t>
+            </w:r>
+          </w:p>
+        </w:tc>
+        <w:tc>
+          <w:tcPr>
+            <w:tcW w:w="1751" w:type="dxa"/>
+          </w:tcPr>
+          <w:p/>
+        </w:tc>
+      </w:tr>
+      <w:tr>
+        <w:tc>
+          <w:tcPr>
+            <w:tcW w:w="2093" w:type="dxa"/>
+          </w:tcPr>
+          <w:p>
+            <w:pPr>
+              <w:rPr>
+                <w:rFonts w:ascii="Arial" w:hAnsi="Arial" w:cs="Arial"/>
+                <w:color w:val="333333"/>
+                <w:sz w:val="13"/>
+                <w:szCs w:val="13"/>
+              </w:rPr>
+            </w:pPr>
+            <w:hyperlink r:id="rId27" w:history="1">
+              <w:r>
+                <w:rPr>
+                  <w:rStyle w:val="Hyperlink"/>
+                  <w:rFonts w:ascii="Arial" w:hAnsi="Arial" w:cs="Arial"/>
+                  <w:sz w:val="13"/>
+                  <w:szCs w:val="13"/>
+                </w:rPr>
+                <w:t>SEQUOIADBMAINSTREAM-83</w:t>
+              </w:r>
+            </w:hyperlink>
+          </w:p>
+        </w:tc>
+        <w:tc>
+          <w:tcPr>
+            <w:tcW w:w="4678" w:type="dxa"/>
+          </w:tcPr>
+          <w:p>
+            <w:pPr>
+              <w:rPr>
+                <w:rFonts w:hint="eastAsia"/>
+              </w:rPr>
+            </w:pPr>
+            <w:r>
+              <w:rPr>
+                <w:rFonts w:hint="eastAsia"/>
+              </w:rPr>
+              <w:t>在</w:t>
+            </w:r>
+            <w:proofErr w:type="spellStart"/>
+            <w:r>
+              <w:rPr>
+                <w:rFonts w:hint="eastAsia"/>
+              </w:rPr>
+              <w:t>sdb</w:t>
+            </w:r>
+            <w:proofErr w:type="spellEnd"/>
+            <w:r>
+              <w:rPr>
+                <w:rFonts w:hint="eastAsia"/>
+              </w:rPr>
+              <w:t>中，</w:t>
+            </w:r>
+            <w:r>
+              <w:rPr>
+                <w:rFonts w:hint="eastAsia"/>
+              </w:rPr>
+              <w:t>JSON</w:t>
+            </w:r>
+            <w:r>
+              <w:rPr>
+                <w:rFonts w:hint="eastAsia"/>
+              </w:rPr>
+              <w:t>数据中的控制字符没有被正常转义为反斜杠</w:t>
+            </w:r>
+          </w:p>
+        </w:tc>
+        <w:tc>
+          <w:tcPr>
+            <w:tcW w:w="1751" w:type="dxa"/>
+          </w:tcPr>
+          <w:p/>
+        </w:tc>
+      </w:tr>
+      <w:tr>
+        <w:tc>
+          <w:tcPr>
+            <w:tcW w:w="2093" w:type="dxa"/>
+          </w:tcPr>
+          <w:p>
+            <w:pPr>
+              <w:rPr>
+                <w:rFonts w:ascii="Arial" w:hAnsi="Arial" w:cs="Arial"/>
+                <w:color w:val="333333"/>
+                <w:sz w:val="13"/>
+                <w:szCs w:val="13"/>
+              </w:rPr>
+            </w:pPr>
+            <w:hyperlink r:id="rId28" w:history="1">
+              <w:r>
+                <w:rPr>
+                  <w:rStyle w:val="Hyperlink"/>
+                  <w:rFonts w:ascii="Arial" w:hAnsi="Arial" w:cs="Arial"/>
+                  <w:sz w:val="13"/>
+                  <w:szCs w:val="13"/>
+                </w:rPr>
+                <w:t>SEQUOIADBMAINSTREAM-85</w:t>
+              </w:r>
+            </w:hyperlink>
+          </w:p>
+        </w:tc>
+        <w:tc>
+          <w:tcPr>
+            <w:tcW w:w="4678" w:type="dxa"/>
+          </w:tcPr>
+          <w:p>
+            <w:pPr>
+              <w:rPr>
+                <w:rFonts w:hint="eastAsia"/>
+              </w:rPr>
+            </w:pPr>
+            <w:r>
+              <w:rPr>
+                <w:rFonts w:hint="eastAsia"/>
+              </w:rPr>
+              <w:t>catalog</w:t>
+            </w:r>
+            <w:r>
+              <w:rPr>
+                <w:rFonts w:hint="eastAsia"/>
+              </w:rPr>
+              <w:t>节点信息丢失</w:t>
+            </w:r>
+          </w:p>
+        </w:tc>
+        <w:tc>
+          <w:tcPr>
+            <w:tcW w:w="1751" w:type="dxa"/>
+          </w:tcPr>
+          <w:p/>
+        </w:tc>
+      </w:tr>
+      <w:tr>
+        <w:tc>
+          <w:tcPr>
+            <w:tcW w:w="2093" w:type="dxa"/>
+          </w:tcPr>
+          <w:p>
+            <w:pPr>
+              <w:rPr>
+                <w:rFonts w:ascii="Arial" w:hAnsi="Arial" w:cs="Arial"/>
+                <w:color w:val="333333"/>
+                <w:sz w:val="13"/>
+                <w:szCs w:val="13"/>
+              </w:rPr>
+            </w:pPr>
+            <w:hyperlink r:id="rId29" w:history="1">
+              <w:r>
+                <w:rPr>
+                  <w:rStyle w:val="Hyperlink"/>
+                  <w:rFonts w:ascii="Arial" w:hAnsi="Arial" w:cs="Arial"/>
+                  <w:sz w:val="13"/>
+                  <w:szCs w:val="13"/>
+                </w:rPr>
+                <w:t>SEQUOIADBMAINSTREAM-86</w:t>
+              </w:r>
+            </w:hyperlink>
+          </w:p>
+        </w:tc>
+        <w:tc>
+          <w:tcPr>
+            <w:tcW w:w="4678" w:type="dxa"/>
+          </w:tcPr>
+          <w:p>
+            <w:pPr>
+              <w:rPr>
+                <w:rFonts w:hint="eastAsia"/>
+              </w:rPr>
+            </w:pPr>
+            <w:r>
+              <w:rPr>
+                <w:rFonts w:hint="eastAsia"/>
+              </w:rPr>
+              <w:t>drop</w:t>
+            </w:r>
+            <w:r>
+              <w:rPr>
+                <w:rFonts w:hint="eastAsia"/>
+              </w:rPr>
+              <w:t>掉</w:t>
+            </w:r>
+            <w:r>
+              <w:rPr>
+                <w:rFonts w:hint="eastAsia"/>
+              </w:rPr>
+              <w:t>CS</w:t>
+            </w:r>
+            <w:r>
+              <w:rPr>
+                <w:rFonts w:hint="eastAsia"/>
+              </w:rPr>
+              <w:t>后，批量重建子表时，报</w:t>
+            </w:r>
+            <w:r>
+              <w:rPr>
+                <w:rFonts w:hint="eastAsia"/>
+              </w:rPr>
+              <w:t>-108(</w:t>
+            </w:r>
+            <w:proofErr w:type="spellStart"/>
+            <w:r>
+              <w:rPr>
+                <w:rFonts w:hint="eastAsia"/>
+              </w:rPr>
+              <w:t>coord</w:t>
+            </w:r>
+            <w:proofErr w:type="spellEnd"/>
+            <w:r>
+              <w:rPr>
+                <w:rFonts w:hint="eastAsia"/>
+              </w:rPr>
+              <w:t xml:space="preserve"> node catalog version old)</w:t>
+            </w:r>
+            <w:r>
+              <w:rPr>
+                <w:rFonts w:hint="eastAsia"/>
+              </w:rPr>
+              <w:t>错误</w:t>
+            </w:r>
+          </w:p>
+        </w:tc>
+        <w:tc>
+          <w:tcPr>
+            <w:tcW w:w="1751" w:type="dxa"/>
+          </w:tcPr>
+          <w:p/>
+        </w:tc>
+      </w:tr>
+      <w:tr>
+        <w:tc>
+          <w:tcPr>
+            <w:tcW w:w="2093" w:type="dxa"/>
+          </w:tcPr>
+          <w:p>
+            <w:pPr>
+              <w:rPr>
+                <w:rFonts w:ascii="Arial" w:hAnsi="Arial" w:cs="Arial"/>
+                <w:color w:val="333333"/>
+                <w:sz w:val="13"/>
+                <w:szCs w:val="13"/>
+              </w:rPr>
+            </w:pPr>
+            <w:hyperlink r:id="rId30" w:history="1">
+              <w:r>
+                <w:rPr>
+                  <w:rStyle w:val="Hyperlink"/>
+                  <w:rFonts w:ascii="Arial" w:hAnsi="Arial" w:cs="Arial"/>
+                  <w:sz w:val="13"/>
+                  <w:szCs w:val="13"/>
+                </w:rPr>
+                <w:t>SEQUOIADBMAINSTREAM-88</w:t>
+              </w:r>
+            </w:hyperlink>
+          </w:p>
+        </w:tc>
+        <w:tc>
+          <w:tcPr>
+            <w:tcW w:w="4678" w:type="dxa"/>
+          </w:tcPr>
+          <w:p>
+            <w:pPr>
+              <w:rPr>
+                <w:rFonts w:hint="eastAsia"/>
+              </w:rPr>
+            </w:pPr>
+            <w:r>
+              <w:rPr>
+                <w:rFonts w:hint="eastAsia"/>
+              </w:rPr>
+              <w:t>在子表做切分的情况下，使用</w:t>
+            </w:r>
+            <w:proofErr w:type="spellStart"/>
+            <w:r>
+              <w:rPr>
+                <w:rFonts w:hint="eastAsia"/>
+              </w:rPr>
+              <w:t>sdbload</w:t>
+            </w:r>
+            <w:proofErr w:type="spellEnd"/>
+            <w:r>
+              <w:rPr>
+                <w:rFonts w:hint="eastAsia"/>
+              </w:rPr>
+              <w:t>往主表加载数据时，</w:t>
+            </w:r>
+            <w:proofErr w:type="spellStart"/>
+            <w:r>
+              <w:rPr>
+                <w:rFonts w:hint="eastAsia"/>
+              </w:rPr>
+              <w:t>sdbload</w:t>
+            </w:r>
+            <w:proofErr w:type="spellEnd"/>
+            <w:r>
+              <w:rPr>
+                <w:rFonts w:hint="eastAsia"/>
+              </w:rPr>
+              <w:t>陷住了</w:t>
+            </w:r>
+          </w:p>
+        </w:tc>
+        <w:tc>
+          <w:tcPr>
+            <w:tcW w:w="1751" w:type="dxa"/>
+          </w:tcPr>
+          <w:p/>
+        </w:tc>
+      </w:tr>
+      <w:tr>
+        <w:tc>
+          <w:tcPr>
+            <w:tcW w:w="2093" w:type="dxa"/>
+          </w:tcPr>
+          <w:p>
+            <w:pPr>
+              <w:rPr>
+                <w:rFonts w:ascii="Arial" w:hAnsi="Arial" w:cs="Arial"/>
+                <w:color w:val="333333"/>
+                <w:sz w:val="13"/>
+                <w:szCs w:val="13"/>
+              </w:rPr>
+            </w:pPr>
+            <w:hyperlink r:id="rId31" w:history="1">
+              <w:r>
+                <w:rPr>
+                  <w:rStyle w:val="Hyperlink"/>
+                  <w:rFonts w:ascii="Arial" w:hAnsi="Arial" w:cs="Arial"/>
+                  <w:sz w:val="13"/>
+                  <w:szCs w:val="13"/>
+                </w:rPr>
+                <w:t>SEQUOIADBMAINSTREAM-91</w:t>
+              </w:r>
+            </w:hyperlink>
+          </w:p>
+        </w:tc>
+        <w:tc>
+          <w:tcPr>
+            <w:tcW w:w="4678" w:type="dxa"/>
+          </w:tcPr>
+          <w:p>
+            <w:pPr>
+              <w:rPr>
+                <w:rFonts w:hint="eastAsia"/>
+              </w:rPr>
+            </w:pPr>
+            <w:r>
+              <w:rPr>
+                <w:rFonts w:hint="eastAsia"/>
+              </w:rPr>
+              <w:t>同一张子表允许以不同的区间挂到主表下</w:t>
+            </w:r>
+          </w:p>
+        </w:tc>
+        <w:tc>
+          <w:tcPr>
+            <w:tcW w:w="1751" w:type="dxa"/>
+          </w:tcPr>
+          <w:p/>
+        </w:tc>
+      </w:tr>
+      <w:tr>
+        <w:tc>
+          <w:tcPr>
+            <w:tcW w:w="2093" w:type="dxa"/>
+          </w:tcPr>
+          <w:p>
+            <w:pPr>
+              <w:rPr>
+                <w:rFonts w:ascii="Arial" w:hAnsi="Arial" w:cs="Arial"/>
+                <w:color w:val="333333"/>
+                <w:sz w:val="13"/>
+                <w:szCs w:val="13"/>
+              </w:rPr>
+            </w:pPr>
+            <w:hyperlink r:id="rId32" w:history="1">
+              <w:r>
+                <w:rPr>
+                  <w:rStyle w:val="Hyperlink"/>
+                  <w:rFonts w:ascii="Arial" w:hAnsi="Arial" w:cs="Arial"/>
+                  <w:sz w:val="13"/>
+                  <w:szCs w:val="13"/>
+                </w:rPr>
+                <w:t>SEQUOIADBMAINSTREAM-94</w:t>
+              </w:r>
+            </w:hyperlink>
+          </w:p>
+        </w:tc>
+        <w:tc>
+          <w:tcPr>
+            <w:tcW w:w="4678" w:type="dxa"/>
+          </w:tcPr>
+          <w:p>
+            <w:pPr>
+              <w:rPr>
+                <w:rFonts w:hint="eastAsia"/>
+              </w:rPr>
+            </w:pPr>
+            <w:r>
+              <w:rPr>
+                <w:rFonts w:hint="eastAsia"/>
+              </w:rPr>
+              <w:t>通过</w:t>
+            </w:r>
+            <w:proofErr w:type="spellStart"/>
+            <w:r>
+              <w:rPr>
+                <w:rFonts w:hint="eastAsia"/>
+              </w:rPr>
+              <w:t>removeShard</w:t>
+            </w:r>
+            <w:proofErr w:type="spellEnd"/>
+            <w:r>
+              <w:rPr>
+                <w:rFonts w:hint="eastAsia"/>
+              </w:rPr>
+              <w:t>删除组之后，导致新创建的</w:t>
+            </w:r>
+            <w:r>
+              <w:rPr>
+                <w:rFonts w:hint="eastAsia"/>
+              </w:rPr>
+              <w:t>CL</w:t>
+            </w:r>
+            <w:r>
+              <w:rPr>
+                <w:rFonts w:hint="eastAsia"/>
+              </w:rPr>
+              <w:t>无法插入数据，报</w:t>
+            </w:r>
+            <w:r>
+              <w:rPr>
+                <w:rFonts w:hint="eastAsia"/>
+              </w:rPr>
+              <w:t>-154</w:t>
+            </w:r>
+            <w:r>
+              <w:rPr>
+                <w:rFonts w:hint="eastAsia"/>
+              </w:rPr>
+              <w:t>错误。</w:t>
+            </w:r>
+          </w:p>
+        </w:tc>
+        <w:tc>
+          <w:tcPr>
+            <w:tcW w:w="1751" w:type="dxa"/>
+          </w:tcPr>
+          <w:p/>
+        </w:tc>
+      </w:tr>
+      <w:tr>
+        <w:tc>
+          <w:tcPr>
+            <w:tcW w:w="2093" w:type="dxa"/>
+          </w:tcPr>
+          <w:p>
+            <w:pPr>
+              <w:rPr>
+                <w:rFonts w:ascii="Arial" w:hAnsi="Arial" w:cs="Arial"/>
+                <w:color w:val="333333"/>
+                <w:sz w:val="13"/>
+                <w:szCs w:val="13"/>
+              </w:rPr>
+            </w:pPr>
+            <w:hyperlink r:id="rId33" w:history="1">
+              <w:r>
+                <w:rPr>
+                  <w:rStyle w:val="Hyperlink"/>
+                  <w:rFonts w:ascii="Arial" w:hAnsi="Arial" w:cs="Arial"/>
+                  <w:sz w:val="13"/>
+                  <w:szCs w:val="13"/>
+                </w:rPr>
+                <w:t>SEQUOIADBMAINSTREAM-97</w:t>
+              </w:r>
+            </w:hyperlink>
+          </w:p>
+        </w:tc>
+        <w:tc>
+          <w:tcPr>
+            <w:tcW w:w="4678" w:type="dxa"/>
+          </w:tcPr>
+          <w:p>
+            <w:pPr>
+              <w:rPr>
+                <w:rFonts w:hint="eastAsia"/>
+              </w:rPr>
+            </w:pPr>
+            <w:r>
+              <w:rPr>
+                <w:rFonts w:hint="eastAsia"/>
+              </w:rPr>
+              <w:t>【</w:t>
+            </w:r>
+            <w:r>
+              <w:rPr>
+                <w:rFonts w:hint="eastAsia"/>
+              </w:rPr>
+              <w:t>Bug</w:t>
+            </w:r>
+            <w:r>
+              <w:rPr>
+                <w:rFonts w:hint="eastAsia"/>
+              </w:rPr>
+              <w:t>】</w:t>
+            </w:r>
+            <w:proofErr w:type="spellStart"/>
+            <w:r>
+              <w:rPr>
+                <w:rFonts w:hint="eastAsia"/>
+              </w:rPr>
+              <w:t>sequoiaSQL</w:t>
+            </w:r>
+            <w:proofErr w:type="spellEnd"/>
+            <w:r>
+              <w:rPr>
+                <w:rFonts w:hint="eastAsia"/>
+              </w:rPr>
+              <w:t>在</w:t>
+            </w:r>
+            <w:r>
+              <w:rPr>
+                <w:rFonts w:hint="eastAsia"/>
+              </w:rPr>
+              <w:t>CI</w:t>
+            </w:r>
+            <w:r>
+              <w:rPr>
+                <w:rFonts w:hint="eastAsia"/>
+              </w:rPr>
+              <w:t>测试时，</w:t>
+            </w:r>
+            <w:proofErr w:type="spellStart"/>
+            <w:r>
+              <w:rPr>
+                <w:rFonts w:hint="eastAsia"/>
+              </w:rPr>
+              <w:t>sequoiadb</w:t>
+            </w:r>
+            <w:proofErr w:type="spellEnd"/>
+            <w:r>
+              <w:rPr>
+                <w:rFonts w:hint="eastAsia"/>
+              </w:rPr>
+              <w:t>发生</w:t>
+            </w:r>
+            <w:r>
+              <w:rPr>
+                <w:rFonts w:hint="eastAsia"/>
+              </w:rPr>
+              <w:t>core</w:t>
+            </w:r>
+            <w:r>
+              <w:rPr>
+                <w:rFonts w:hint="eastAsia"/>
+              </w:rPr>
+              <w:t>；查看原因是</w:t>
+            </w:r>
+            <w:proofErr w:type="spellStart"/>
+            <w:r>
+              <w:rPr>
+                <w:rFonts w:hint="eastAsia"/>
+              </w:rPr>
+              <w:t>coord</w:t>
+            </w:r>
+            <w:proofErr w:type="spellEnd"/>
+            <w:r>
+              <w:rPr>
+                <w:rFonts w:hint="eastAsia"/>
+              </w:rPr>
+              <w:t>给数据节点发送过多的</w:t>
+            </w:r>
+            <w:proofErr w:type="spellStart"/>
+            <w:r>
+              <w:rPr>
+                <w:rFonts w:hint="eastAsia"/>
+              </w:rPr>
+              <w:t>killcontext</w:t>
+            </w:r>
+            <w:proofErr w:type="spellEnd"/>
+            <w:r>
+              <w:rPr>
+                <w:rFonts w:hint="eastAsia"/>
+              </w:rPr>
+              <w:t>消息，导致队列满而中了断言</w:t>
+            </w:r>
+          </w:p>
+        </w:tc>
+        <w:tc>
+          <w:tcPr>
+            <w:tcW w:w="1751" w:type="dxa"/>
+          </w:tcPr>
+          <w:p/>
+        </w:tc>
+      </w:tr>
+      <w:tr>
+        <w:tc>
+          <w:tcPr>
+            <w:tcW w:w="2093" w:type="dxa"/>
+          </w:tcPr>
+          <w:p>
+            <w:pPr>
+              <w:rPr>
+                <w:rFonts w:ascii="Arial" w:hAnsi="Arial" w:cs="Arial"/>
+                <w:color w:val="333333"/>
+                <w:sz w:val="13"/>
+                <w:szCs w:val="13"/>
+              </w:rPr>
+            </w:pPr>
+            <w:hyperlink r:id="rId34" w:history="1">
+              <w:r>
+                <w:rPr>
+                  <w:rStyle w:val="Hyperlink"/>
+                  <w:rFonts w:ascii="Arial" w:hAnsi="Arial" w:cs="Arial"/>
+                  <w:sz w:val="13"/>
+                  <w:szCs w:val="13"/>
+                </w:rPr>
+                <w:t>SEQUOIADBMAINSTREAM-98</w:t>
+              </w:r>
+            </w:hyperlink>
+          </w:p>
+        </w:tc>
+        <w:tc>
+          <w:tcPr>
+            <w:tcW w:w="4678" w:type="dxa"/>
+          </w:tcPr>
+          <w:p>
+            <w:pPr>
+              <w:rPr>
+                <w:rFonts w:hint="eastAsia"/>
+              </w:rPr>
+            </w:pPr>
+            <w:r>
+              <w:rPr>
+                <w:rFonts w:hint="eastAsia"/>
+              </w:rPr>
+              <w:t>【</w:t>
+            </w:r>
+            <w:r>
+              <w:rPr>
+                <w:rFonts w:hint="eastAsia"/>
+              </w:rPr>
+              <w:t>Bug</w:t>
+            </w:r>
+            <w:r>
+              <w:rPr>
+                <w:rFonts w:hint="eastAsia"/>
+              </w:rPr>
+              <w:t>】</w:t>
+            </w:r>
+            <w:r>
+              <w:rPr>
+                <w:rFonts w:hint="eastAsia"/>
+              </w:rPr>
+              <w:t>standalone</w:t>
+            </w:r>
+            <w:r>
+              <w:rPr>
+                <w:rFonts w:hint="eastAsia"/>
+              </w:rPr>
+              <w:t>模式下，</w:t>
+            </w:r>
+            <w:proofErr w:type="spellStart"/>
+            <w:r>
+              <w:rPr>
+                <w:rFonts w:hint="eastAsia"/>
+              </w:rPr>
+              <w:t>sequoaidb</w:t>
+            </w:r>
+            <w:proofErr w:type="spellEnd"/>
+            <w:r>
+              <w:rPr>
+                <w:rFonts w:hint="eastAsia"/>
+              </w:rPr>
+              <w:t>强杀重启后，开始</w:t>
+            </w:r>
+            <w:r>
+              <w:rPr>
+                <w:rFonts w:hint="eastAsia"/>
+              </w:rPr>
+              <w:t>rebuild</w:t>
+            </w:r>
+            <w:r>
+              <w:rPr>
+                <w:rFonts w:hint="eastAsia"/>
+              </w:rPr>
+              <w:t>，出现大量</w:t>
+            </w:r>
+            <w:r>
+              <w:rPr>
+                <w:rFonts w:hint="eastAsia"/>
+              </w:rPr>
+              <w:t xml:space="preserve"> -45 </w:t>
+            </w:r>
+            <w:r>
+              <w:rPr>
+                <w:rFonts w:hint="eastAsia"/>
+              </w:rPr>
+              <w:t>的错误，程序死循环</w:t>
+            </w:r>
+          </w:p>
+        </w:tc>
+        <w:tc>
+          <w:tcPr>
+            <w:tcW w:w="1751" w:type="dxa"/>
+          </w:tcPr>
+          <w:p/>
+        </w:tc>
+      </w:tr>
+      <w:tr>
+        <w:tc>
+          <w:tcPr>
+            <w:tcW w:w="2093" w:type="dxa"/>
+          </w:tcPr>
+          <w:p>
+            <w:pPr>
+              <w:rPr>
+                <w:rFonts w:ascii="Arial" w:hAnsi="Arial" w:cs="Arial"/>
+                <w:color w:val="333333"/>
+                <w:sz w:val="13"/>
+                <w:szCs w:val="13"/>
+              </w:rPr>
+            </w:pPr>
+            <w:hyperlink r:id="rId35" w:history="1">
+              <w:r>
+                <w:rPr>
+                  <w:rStyle w:val="Hyperlink"/>
+                  <w:rFonts w:ascii="Arial" w:hAnsi="Arial" w:cs="Arial"/>
+                  <w:sz w:val="13"/>
+                  <w:szCs w:val="13"/>
+                </w:rPr>
+                <w:t>SEQUOIADBMAINSTREAM-99</w:t>
+              </w:r>
+            </w:hyperlink>
+          </w:p>
+        </w:tc>
+        <w:tc>
+          <w:tcPr>
+            <w:tcW w:w="4678" w:type="dxa"/>
+          </w:tcPr>
+          <w:p>
+            <w:pPr>
+              <w:rPr>
+                <w:rFonts w:hint="eastAsia"/>
+              </w:rPr>
+            </w:pPr>
+            <w:r>
+              <w:rPr>
+                <w:rFonts w:hint="eastAsia"/>
+              </w:rPr>
+              <w:t>【</w:t>
+            </w:r>
+            <w:r>
+              <w:rPr>
+                <w:rFonts w:hint="eastAsia"/>
+              </w:rPr>
+              <w:t>Bug</w:t>
+            </w:r>
+            <w:r>
+              <w:rPr>
+                <w:rFonts w:hint="eastAsia"/>
+              </w:rPr>
+              <w:t>】数据节点降备时，需要清除事务信息，而清除事务采用了</w:t>
+            </w:r>
+            <w:r>
+              <w:rPr>
+                <w:rFonts w:hint="eastAsia"/>
+              </w:rPr>
+              <w:t>interrupt</w:t>
+            </w:r>
+            <w:r>
+              <w:rPr>
+                <w:rFonts w:hint="eastAsia"/>
+              </w:rPr>
+              <w:t>消息，从而会导致该会话的</w:t>
+            </w:r>
+            <w:r>
+              <w:rPr>
+                <w:rFonts w:hint="eastAsia"/>
+              </w:rPr>
+              <w:t>context</w:t>
+            </w:r>
+            <w:r>
+              <w:rPr>
+                <w:rFonts w:hint="eastAsia"/>
+              </w:rPr>
+              <w:t>全部被清除</w:t>
+            </w:r>
+          </w:p>
+        </w:tc>
+        <w:tc>
+          <w:tcPr>
+            <w:tcW w:w="1751" w:type="dxa"/>
+          </w:tcPr>
+          <w:p/>
+        </w:tc>
+      </w:tr>
+      <w:tr>
+        <w:tc>
+          <w:tcPr>
+            <w:tcW w:w="2093" w:type="dxa"/>
+          </w:tcPr>
+          <w:p>
+            <w:pPr>
+              <w:rPr>
+                <w:rFonts w:ascii="Arial" w:hAnsi="Arial" w:cs="Arial"/>
+                <w:color w:val="333333"/>
+                <w:sz w:val="13"/>
+                <w:szCs w:val="13"/>
+              </w:rPr>
+            </w:pPr>
+            <w:hyperlink r:id="rId36" w:history="1">
+              <w:r>
+                <w:rPr>
+                  <w:rStyle w:val="Hyperlink"/>
+                  <w:rFonts w:ascii="Arial" w:hAnsi="Arial" w:cs="Arial"/>
+                  <w:sz w:val="13"/>
+                  <w:szCs w:val="13"/>
+                </w:rPr>
+                <w:t>SEQUOIADBMAINSTREAM-100</w:t>
+              </w:r>
+            </w:hyperlink>
+          </w:p>
+        </w:tc>
+        <w:tc>
+          <w:tcPr>
+            <w:tcW w:w="4678" w:type="dxa"/>
+          </w:tcPr>
+          <w:p>
+            <w:pPr>
+              <w:rPr>
+                <w:rFonts w:hint="eastAsia"/>
+              </w:rPr>
+            </w:pPr>
+            <w:r>
+              <w:rPr>
+                <w:rFonts w:hint="eastAsia"/>
+              </w:rPr>
+              <w:t>【</w:t>
+            </w:r>
+            <w:r>
+              <w:rPr>
+                <w:rFonts w:hint="eastAsia"/>
+              </w:rPr>
+              <w:t>Bug</w:t>
+            </w:r>
+            <w:r>
+              <w:rPr>
+                <w:rFonts w:hint="eastAsia"/>
+              </w:rPr>
+              <w:t>】分区表对子字段排序结果不正确</w:t>
+            </w:r>
+          </w:p>
+        </w:tc>
+        <w:tc>
+          <w:tcPr>
+            <w:tcW w:w="1751" w:type="dxa"/>
+          </w:tcPr>
+          <w:p/>
+        </w:tc>
+      </w:tr>
+      <w:tr>
+        <w:tc>
+          <w:tcPr>
+            <w:tcW w:w="2093" w:type="dxa"/>
+          </w:tcPr>
+          <w:p>
+            <w:pPr>
+              <w:rPr>
+                <w:rFonts w:ascii="Arial" w:hAnsi="Arial" w:cs="Arial"/>
+                <w:color w:val="333333"/>
+                <w:sz w:val="13"/>
+                <w:szCs w:val="13"/>
+              </w:rPr>
+            </w:pPr>
+            <w:hyperlink r:id="rId37" w:history="1">
+              <w:r>
+                <w:rPr>
+                  <w:rStyle w:val="Hyperlink"/>
+                  <w:rFonts w:ascii="Arial" w:hAnsi="Arial" w:cs="Arial"/>
+                  <w:sz w:val="13"/>
+                  <w:szCs w:val="13"/>
+                </w:rPr>
+                <w:t>SEQUOIADBMAINSTREAM-101</w:t>
+              </w:r>
+            </w:hyperlink>
+          </w:p>
+        </w:tc>
+        <w:tc>
+          <w:tcPr>
+            <w:tcW w:w="4678" w:type="dxa"/>
+          </w:tcPr>
+          <w:p>
+            <w:pPr>
+              <w:rPr>
+                <w:rFonts w:hint="eastAsia"/>
+              </w:rPr>
+            </w:pPr>
+            <w:r>
+              <w:rPr>
+                <w:rFonts w:hint="eastAsia"/>
+              </w:rPr>
+              <w:t>【</w:t>
+            </w:r>
+            <w:r>
+              <w:rPr>
+                <w:rFonts w:hint="eastAsia"/>
+              </w:rPr>
+              <w:t>Bug</w:t>
+            </w:r>
+            <w:r>
+              <w:rPr>
+                <w:rFonts w:hint="eastAsia"/>
+              </w:rPr>
+              <w:t>】在开启事务时，超出事务需要的回滚日志空间后，仍然可以继续</w:t>
+            </w:r>
+            <w:r>
+              <w:rPr>
+                <w:rFonts w:hint="eastAsia"/>
+              </w:rPr>
+              <w:t>insert</w:t>
+            </w:r>
+            <w:r>
+              <w:rPr>
+                <w:rFonts w:hint="eastAsia"/>
+              </w:rPr>
+              <w:t>（会引发无法回滚）</w:t>
+            </w:r>
+          </w:p>
         </w:tc>
         <w:tc>
           <w:tcPr>
@@ -1176,11 +3754,6 @@
             <w:tcW w:w="1134" w:type="dxa"/>
           </w:tcPr>
           <w:p>
-            <w:pPr>
-              <w:rPr>
-                <w:rFonts w:hint="eastAsia"/>
-              </w:rPr>
-            </w:pPr>
             <w:r>
               <w:rPr>
                 <w:rFonts w:hint="eastAsia"/>
@@ -1194,11 +3767,6 @@
             <w:tcW w:w="4252" w:type="dxa"/>
           </w:tcPr>
           <w:p>
-            <w:pPr>
-              <w:rPr>
-                <w:rFonts w:hint="eastAsia"/>
-              </w:rPr>
-            </w:pPr>
             <w:r>
               <w:rPr>
                 <w:rFonts w:hint="eastAsia"/>
@@ -1207,11 +3775,6 @@
             </w:r>
           </w:p>
           <w:p>
-            <w:pPr>
-              <w:rPr>
-                <w:rFonts w:hint="eastAsia"/>
-              </w:rPr>
-            </w:pPr>
             <w:r>
               <w:t>X8</w:t>
             </w:r>
@@ -1223,11 +3786,6 @@
             </w:r>
           </w:p>
           <w:p>
-            <w:pPr>
-              <w:rPr>
-                <w:rFonts w:hint="eastAsia"/>
-              </w:rPr>
-            </w:pPr>
             <w:r>
               <w:rPr>
                 <w:rFonts w:hint="eastAsia"/>
@@ -1259,22 +3817,159 @@
               </w:rPr>
               <w:t xml:space="preserve">   </w:t>
             </w:r>
+            <w:r>
+              <w:t>U</w:t>
+            </w:r>
+            <w:r>
+              <w:rPr>
+                <w:rFonts w:hint="eastAsia"/>
+              </w:rPr>
+              <w:t>buntu:</w:t>
+            </w:r>
+          </w:p>
+        </w:tc>
+        <w:tc>
+          <w:tcPr>
+            <w:tcW w:w="1043" w:type="dxa"/>
+          </w:tcPr>
+          <w:p/>
+        </w:tc>
+      </w:tr>
+      <w:tr>
+        <w:tc>
+          <w:tcPr>
+            <w:tcW w:w="2093" w:type="dxa"/>
+          </w:tcPr>
+          <w:p>
+            <w:r>
+              <w:rPr>
+                <w:rFonts w:hint="eastAsia"/>
+              </w:rPr>
+              <w:t>手动用例</w:t>
+            </w:r>
+          </w:p>
+        </w:tc>
+        <w:tc>
+          <w:tcPr>
+            <w:tcW w:w="1134" w:type="dxa"/>
+          </w:tcPr>
+          <w:p>
+            <w:r>
+              <w:rPr>
+                <w:rFonts w:hint="eastAsia"/>
+              </w:rPr>
+              <w:t>丁普生</w:t>
+            </w:r>
+          </w:p>
+        </w:tc>
+        <w:tc>
+          <w:tcPr>
+            <w:tcW w:w="4252" w:type="dxa"/>
+          </w:tcPr>
+          <w:p/>
+        </w:tc>
+        <w:tc>
+          <w:tcPr>
+            <w:tcW w:w="1043" w:type="dxa"/>
+          </w:tcPr>
+          <w:p/>
+        </w:tc>
+      </w:tr>
+      <w:tr>
+        <w:tc>
+          <w:tcPr>
+            <w:tcW w:w="2093" w:type="dxa"/>
+          </w:tcPr>
+          <w:p>
+            <w:r>
+              <w:rPr>
+                <w:rFonts w:hint="eastAsia"/>
+              </w:rPr>
+              <w:t>工具</w:t>
+            </w:r>
+          </w:p>
+        </w:tc>
+        <w:tc>
+          <w:tcPr>
+            <w:tcW w:w="1134" w:type="dxa"/>
+          </w:tcPr>
+          <w:p>
+            <w:r>
+              <w:rPr>
+                <w:rFonts w:hint="eastAsia"/>
+              </w:rPr>
+              <w:t>丁普生</w:t>
+            </w:r>
+          </w:p>
+        </w:tc>
+        <w:tc>
+          <w:tcPr>
+            <w:tcW w:w="4252" w:type="dxa"/>
+          </w:tcPr>
+          <w:p>
             <w:proofErr w:type="spellStart"/>
             <w:r>
-              <w:t>U</w:t>
-            </w:r>
-            <w:r>
-              <w:rPr>
-                <w:rFonts w:hint="eastAsia"/>
-              </w:rPr>
-              <w:t>buntu</w:t>
+              <w:rPr>
+                <w:rFonts w:hint="eastAsia"/>
+              </w:rPr>
+              <w:t>s</w:t>
+            </w:r>
+            <w:r>
+              <w:t>dbload</w:t>
             </w:r>
             <w:proofErr w:type="spellEnd"/>
-            <w:r>
-              <w:rPr>
-                <w:rFonts w:hint="eastAsia"/>
-              </w:rPr>
-              <w:t>:</w:t>
+          </w:p>
+          <w:p>
+            <w:r>
+              <w:t>sdbload2</w:t>
+            </w:r>
+          </w:p>
+          <w:p>
+            <w:proofErr w:type="spellStart"/>
+            <w:r>
+              <w:t>sdbimprt</w:t>
+            </w:r>
+            <w:proofErr w:type="spellEnd"/>
+          </w:p>
+          <w:p>
+            <w:proofErr w:type="spellStart"/>
+            <w:r>
+              <w:lastRenderedPageBreak/>
+              <w:t>sdbexprt</w:t>
+            </w:r>
+            <w:proofErr w:type="spellEnd"/>
+          </w:p>
+          <w:p>
+            <w:proofErr w:type="spellStart"/>
+            <w:r>
+              <w:t>sdbinspt</w:t>
+            </w:r>
+            <w:proofErr w:type="spellEnd"/>
+          </w:p>
+          <w:p>
+            <w:proofErr w:type="spellStart"/>
+            <w:r>
+              <w:t>sdbrestore</w:t>
+            </w:r>
+            <w:proofErr w:type="spellEnd"/>
+          </w:p>
+          <w:p>
+            <w:proofErr w:type="spellStart"/>
+            <w:r>
+              <w:t>sdblist</w:t>
+            </w:r>
+            <w:proofErr w:type="spellEnd"/>
+          </w:p>
+          <w:p>
+            <w:proofErr w:type="spellStart"/>
+            <w:r>
+              <w:t>sdbdpsdump</w:t>
+            </w:r>
+            <w:proofErr w:type="spellEnd"/>
+          </w:p>
+          <w:p>
+            <w:r>
+              <w:t>sdbsupport.sh</w:t>
             </w:r>
           </w:p>
         </w:tc>
@@ -1295,7 +3990,8 @@
               <w:rPr>
                 <w:rFonts w:hint="eastAsia"/>
               </w:rPr>
-              <w:t>手动用例</w:t>
+              <w:lastRenderedPageBreak/>
+              <w:t>资料是否同步</w:t>
             </w:r>
           </w:p>
         </w:tc>
@@ -1304,16 +4000,11 @@
             <w:tcW w:w="1134" w:type="dxa"/>
           </w:tcPr>
           <w:p>
-            <w:pPr>
-              <w:rPr>
-                <w:rFonts w:hint="eastAsia"/>
-              </w:rPr>
-            </w:pPr>
-            <w:r>
-              <w:rPr>
-                <w:rFonts w:hint="eastAsia"/>
-              </w:rPr>
-              <w:t>丁普生</w:t>
+            <w:r>
+              <w:rPr>
+                <w:rFonts w:hint="eastAsia"/>
+              </w:rPr>
+              <w:t>许建辉</w:t>
             </w:r>
           </w:p>
         </w:tc>
@@ -1336,16 +4027,11 @@
             <w:tcW w:w="2093" w:type="dxa"/>
           </w:tcPr>
           <w:p>
-            <w:pPr>
-              <w:rPr>
-                <w:rFonts w:hint="eastAsia"/>
-              </w:rPr>
-            </w:pPr>
-            <w:r>
-              <w:rPr>
-                <w:rFonts w:hint="eastAsia"/>
-              </w:rPr>
-              <w:t>工具</w:t>
+            <w:r>
+              <w:rPr>
+                <w:rFonts w:hint="eastAsia"/>
+              </w:rPr>
+              <w:t>安装部署</w:t>
             </w:r>
           </w:p>
         </w:tc>
@@ -1354,16 +4040,11 @@
             <w:tcW w:w="1134" w:type="dxa"/>
           </w:tcPr>
           <w:p>
-            <w:pPr>
-              <w:rPr>
-                <w:rFonts w:hint="eastAsia"/>
-              </w:rPr>
-            </w:pPr>
-            <w:r>
-              <w:rPr>
-                <w:rFonts w:hint="eastAsia"/>
-              </w:rPr>
-              <w:t>丁普生</w:t>
+            <w:r>
+              <w:rPr>
+                <w:rFonts w:hint="eastAsia"/>
+              </w:rPr>
+              <w:t>何嘉文</w:t>
             </w:r>
           </w:p>
         </w:tc>
@@ -1371,111 +4052,172 @@
           <w:tcPr>
             <w:tcW w:w="4252" w:type="dxa"/>
           </w:tcPr>
-          <w:p>
-            <w:pPr>
-              <w:rPr>
-                <w:rFonts w:hint="eastAsia"/>
-              </w:rPr>
-            </w:pPr>
+          <w:p/>
+        </w:tc>
+        <w:tc>
+          <w:tcPr>
+            <w:tcW w:w="1043" w:type="dxa"/>
+          </w:tcPr>
+          <w:p/>
+        </w:tc>
+      </w:tr>
+      <w:tr>
+        <w:tc>
+          <w:tcPr>
+            <w:tcW w:w="2093" w:type="dxa"/>
+          </w:tcPr>
+          <w:p>
+            <w:r>
+              <w:rPr>
+                <w:rFonts w:hint="eastAsia"/>
+              </w:rPr>
+              <w:t>Web</w:t>
+            </w:r>
+            <w:r>
+              <w:rPr>
+                <w:rFonts w:hint="eastAsia"/>
+              </w:rPr>
+              <w:t>页面配置管理监控</w:t>
+            </w:r>
+          </w:p>
+        </w:tc>
+        <w:tc>
+          <w:tcPr>
+            <w:tcW w:w="1134" w:type="dxa"/>
+          </w:tcPr>
+          <w:p>
+            <w:r>
+              <w:rPr>
+                <w:rFonts w:hint="eastAsia"/>
+              </w:rPr>
+              <w:t>何嘉文</w:t>
+            </w:r>
+          </w:p>
+        </w:tc>
+        <w:tc>
+          <w:tcPr>
+            <w:tcW w:w="4252" w:type="dxa"/>
+          </w:tcPr>
+          <w:p/>
+        </w:tc>
+        <w:tc>
+          <w:tcPr>
+            <w:tcW w:w="1043" w:type="dxa"/>
+          </w:tcPr>
+          <w:p/>
+        </w:tc>
+      </w:tr>
+      <w:tr>
+        <w:tc>
+          <w:tcPr>
+            <w:tcW w:w="2093" w:type="dxa"/>
+          </w:tcPr>
+          <w:p>
+            <w:r>
+              <w:rPr>
+                <w:rFonts w:hint="eastAsia"/>
+              </w:rPr>
+              <w:t>版本号和</w:t>
+            </w:r>
+            <w:r>
+              <w:t>Licenses</w:t>
+            </w:r>
+          </w:p>
+        </w:tc>
+        <w:tc>
+          <w:tcPr>
+            <w:tcW w:w="1134" w:type="dxa"/>
+          </w:tcPr>
+          <w:p>
+            <w:r>
+              <w:rPr>
+                <w:rFonts w:hint="eastAsia"/>
+              </w:rPr>
+              <w:t>许建辉</w:t>
+            </w:r>
+          </w:p>
+        </w:tc>
+        <w:tc>
+          <w:tcPr>
+            <w:tcW w:w="4252" w:type="dxa"/>
+          </w:tcPr>
+          <w:p/>
+        </w:tc>
+        <w:tc>
+          <w:tcPr>
+            <w:tcW w:w="1043" w:type="dxa"/>
+          </w:tcPr>
+          <w:p/>
+        </w:tc>
+      </w:tr>
+      <w:tr>
+        <w:tc>
+          <w:tcPr>
+            <w:tcW w:w="2093" w:type="dxa"/>
+          </w:tcPr>
+          <w:p>
+            <w:r>
+              <w:rPr>
+                <w:rFonts w:hint="eastAsia"/>
+              </w:rPr>
+              <w:t>驱动</w:t>
+            </w:r>
+          </w:p>
+          <w:p>
+            <w:r>
+              <w:rPr>
+                <w:rFonts w:hint="eastAsia"/>
+              </w:rPr>
+              <w:t>(c/</w:t>
+            </w:r>
             <w:proofErr w:type="spellStart"/>
             <w:r>
               <w:rPr>
                 <w:rFonts w:hint="eastAsia"/>
               </w:rPr>
-              <w:t>s</w:t>
-            </w:r>
-            <w:r>
-              <w:t>dbload</w:t>
+              <w:t>c++</w:t>
             </w:r>
             <w:proofErr w:type="spellEnd"/>
-          </w:p>
-          <w:p>
-            <w:pPr>
-              <w:rPr>
-                <w:rFonts w:hint="eastAsia"/>
-              </w:rPr>
-            </w:pPr>
-            <w:r>
-              <w:t>sdbload2</w:t>
-            </w:r>
-          </w:p>
-          <w:p>
-            <w:pPr>
-              <w:rPr>
-                <w:rFonts w:hint="eastAsia"/>
-              </w:rPr>
-            </w:pPr>
+            <w:r>
+              <w:rPr>
+                <w:rFonts w:hint="eastAsia"/>
+              </w:rPr>
+              <w:t>/java/</w:t>
+            </w:r>
             <w:proofErr w:type="spellStart"/>
             <w:r>
-              <w:t>sdbimprt</w:t>
+              <w:rPr>
+                <w:rFonts w:hint="eastAsia"/>
+              </w:rPr>
+              <w:t>php</w:t>
             </w:r>
             <w:proofErr w:type="spellEnd"/>
-          </w:p>
-          <w:p>
-            <w:pPr>
-              <w:rPr>
-                <w:rFonts w:hint="eastAsia"/>
-              </w:rPr>
-            </w:pPr>
-            <w:proofErr w:type="spellStart"/>
-            <w:r>
-              <w:t>sdbexprt</w:t>
-            </w:r>
-            <w:proofErr w:type="spellEnd"/>
-          </w:p>
-          <w:p>
-            <w:pPr>
-              <w:rPr>
-                <w:rFonts w:hint="eastAsia"/>
-              </w:rPr>
-            </w:pPr>
-            <w:proofErr w:type="spellStart"/>
-            <w:r>
-              <w:t>sdbinspt</w:t>
-            </w:r>
-            <w:proofErr w:type="spellEnd"/>
-          </w:p>
-          <w:p>
-            <w:pPr>
-              <w:rPr>
-                <w:rFonts w:hint="eastAsia"/>
-              </w:rPr>
-            </w:pPr>
-            <w:proofErr w:type="spellStart"/>
-            <w:r>
-              <w:t>sdbrestore</w:t>
-            </w:r>
-            <w:proofErr w:type="spellEnd"/>
-          </w:p>
-          <w:p>
-            <w:pPr>
-              <w:rPr>
-                <w:rFonts w:hint="eastAsia"/>
-              </w:rPr>
-            </w:pPr>
-            <w:proofErr w:type="spellStart"/>
-            <w:r>
-              <w:t>sdblist</w:t>
-            </w:r>
-            <w:proofErr w:type="spellEnd"/>
-          </w:p>
-          <w:p>
-            <w:pPr>
-              <w:rPr>
-                <w:rFonts w:hint="eastAsia"/>
-              </w:rPr>
-            </w:pPr>
-            <w:proofErr w:type="spellStart"/>
-            <w:r>
-              <w:t>sdbdpsdump</w:t>
-            </w:r>
-            <w:proofErr w:type="spellEnd"/>
-          </w:p>
-          <w:p>
-            <w:r>
-              <w:t>sdbsupport.sh</w:t>
-            </w:r>
-          </w:p>
+            <w:r>
+              <w:rPr>
+                <w:rFonts w:hint="eastAsia"/>
+              </w:rPr>
+              <w:t>/c#)</w:t>
+            </w:r>
+          </w:p>
+        </w:tc>
+        <w:tc>
+          <w:tcPr>
+            <w:tcW w:w="1134" w:type="dxa"/>
+          </w:tcPr>
+          <w:p>
+            <w:r>
+              <w:rPr>
+                <w:rFonts w:hint="eastAsia"/>
+              </w:rPr>
+              <w:t>谭钊波</w:t>
+            </w:r>
+          </w:p>
+        </w:tc>
+        <w:tc>
+          <w:tcPr>
+            <w:tcW w:w="4252" w:type="dxa"/>
+          </w:tcPr>
+          <w:p/>
         </w:tc>
         <w:tc>
           <w:tcPr>
@@ -1494,7 +4236,13 @@
               <w:rPr>
                 <w:rFonts w:hint="eastAsia"/>
               </w:rPr>
-              <w:t>资料是否同步</w:t>
+              <w:t>外部</w:t>
+            </w:r>
+            <w:r>
+              <w:rPr>
+                <w:rFonts w:hint="eastAsia"/>
+              </w:rPr>
+              <w:t>Demo</w:t>
             </w:r>
           </w:p>
         </w:tc>
@@ -1503,293 +4251,6 @@
             <w:tcW w:w="1134" w:type="dxa"/>
           </w:tcPr>
           <w:p>
-            <w:pPr>
-              <w:rPr>
-                <w:rFonts w:hint="eastAsia"/>
-              </w:rPr>
-            </w:pPr>
-            <w:r>
-              <w:rPr>
-                <w:rFonts w:hint="eastAsia"/>
-              </w:rPr>
-              <w:t>许建辉</w:t>
-            </w:r>
-          </w:p>
-        </w:tc>
-        <w:tc>
-          <w:tcPr>
-            <w:tcW w:w="4252" w:type="dxa"/>
-          </w:tcPr>
-          <w:p/>
-        </w:tc>
-        <w:tc>
-          <w:tcPr>
-            <w:tcW w:w="1043" w:type="dxa"/>
-          </w:tcPr>
-          <w:p/>
-        </w:tc>
-      </w:tr>
-      <w:tr>
-        <w:tc>
-          <w:tcPr>
-            <w:tcW w:w="2093" w:type="dxa"/>
-          </w:tcPr>
-          <w:p>
-            <w:r>
-              <w:rPr>
-                <w:rFonts w:hint="eastAsia"/>
-              </w:rPr>
-              <w:t>安装部署</w:t>
-            </w:r>
-          </w:p>
-        </w:tc>
-        <w:tc>
-          <w:tcPr>
-            <w:tcW w:w="1134" w:type="dxa"/>
-          </w:tcPr>
-          <w:p>
-            <w:r>
-              <w:rPr>
-                <w:rFonts w:hint="eastAsia"/>
-              </w:rPr>
-              <w:t>何嘉文</w:t>
-            </w:r>
-          </w:p>
-        </w:tc>
-        <w:tc>
-          <w:tcPr>
-            <w:tcW w:w="4252" w:type="dxa"/>
-          </w:tcPr>
-          <w:p/>
-        </w:tc>
-        <w:tc>
-          <w:tcPr>
-            <w:tcW w:w="1043" w:type="dxa"/>
-          </w:tcPr>
-          <w:p/>
-        </w:tc>
-      </w:tr>
-      <w:tr>
-        <w:tc>
-          <w:tcPr>
-            <w:tcW w:w="2093" w:type="dxa"/>
-          </w:tcPr>
-          <w:p>
-            <w:r>
-              <w:rPr>
-                <w:rFonts w:hint="eastAsia"/>
-              </w:rPr>
-              <w:t>Web</w:t>
-            </w:r>
-            <w:r>
-              <w:rPr>
-                <w:rFonts w:hint="eastAsia"/>
-              </w:rPr>
-              <w:t>页面配置管理监控</w:t>
-            </w:r>
-          </w:p>
-        </w:tc>
-        <w:tc>
-          <w:tcPr>
-            <w:tcW w:w="1134" w:type="dxa"/>
-          </w:tcPr>
-          <w:p>
-            <w:r>
-              <w:rPr>
-                <w:rFonts w:hint="eastAsia"/>
-              </w:rPr>
-              <w:t>何嘉文</w:t>
-            </w:r>
-          </w:p>
-        </w:tc>
-        <w:tc>
-          <w:tcPr>
-            <w:tcW w:w="4252" w:type="dxa"/>
-          </w:tcPr>
-          <w:p/>
-        </w:tc>
-        <w:tc>
-          <w:tcPr>
-            <w:tcW w:w="1043" w:type="dxa"/>
-          </w:tcPr>
-          <w:p/>
-        </w:tc>
-      </w:tr>
-      <w:tr>
-        <w:tc>
-          <w:tcPr>
-            <w:tcW w:w="2093" w:type="dxa"/>
-          </w:tcPr>
-          <w:p>
-            <w:r>
-              <w:rPr>
-                <w:rFonts w:hint="eastAsia"/>
-              </w:rPr>
-              <w:t>版本号和</w:t>
-            </w:r>
-            <w:r>
-              <w:t>Licenses</w:t>
-            </w:r>
-          </w:p>
-        </w:tc>
-        <w:tc>
-          <w:tcPr>
-            <w:tcW w:w="1134" w:type="dxa"/>
-          </w:tcPr>
-          <w:p>
-            <w:pPr>
-              <w:rPr>
-                <w:rFonts w:hint="eastAsia"/>
-              </w:rPr>
-            </w:pPr>
-            <w:r>
-              <w:rPr>
-                <w:rFonts w:hint="eastAsia"/>
-              </w:rPr>
-              <w:t>许建辉</w:t>
-            </w:r>
-          </w:p>
-        </w:tc>
-        <w:tc>
-          <w:tcPr>
-            <w:tcW w:w="4252" w:type="dxa"/>
-          </w:tcPr>
-          <w:p/>
-        </w:tc>
-        <w:tc>
-          <w:tcPr>
-            <w:tcW w:w="1043" w:type="dxa"/>
-          </w:tcPr>
-          <w:p/>
-        </w:tc>
-      </w:tr>
-      <w:tr>
-        <w:tc>
-          <w:tcPr>
-            <w:tcW w:w="2093" w:type="dxa"/>
-          </w:tcPr>
-          <w:p>
-            <w:pPr>
-              <w:rPr>
-                <w:rFonts w:hint="eastAsia"/>
-              </w:rPr>
-            </w:pPr>
-            <w:r>
-              <w:rPr>
-                <w:rFonts w:hint="eastAsia"/>
-              </w:rPr>
-              <w:lastRenderedPageBreak/>
-              <w:t>驱动</w:t>
-            </w:r>
-          </w:p>
-          <w:p>
-            <w:pPr>
-              <w:rPr>
-                <w:rFonts w:hint="eastAsia"/>
-              </w:rPr>
-            </w:pPr>
-            <w:r>
-              <w:rPr>
-                <w:rFonts w:hint="eastAsia"/>
-              </w:rPr>
-              <w:t>(c/</w:t>
-            </w:r>
-            <w:proofErr w:type="spellStart"/>
-            <w:r>
-              <w:rPr>
-                <w:rFonts w:hint="eastAsia"/>
-              </w:rPr>
-              <w:t>c++</w:t>
-            </w:r>
-            <w:proofErr w:type="spellEnd"/>
-            <w:r>
-              <w:rPr>
-                <w:rFonts w:hint="eastAsia"/>
-              </w:rPr>
-              <w:t>/java/</w:t>
-            </w:r>
-            <w:proofErr w:type="spellStart"/>
-            <w:r>
-              <w:rPr>
-                <w:rFonts w:hint="eastAsia"/>
-              </w:rPr>
-              <w:t>php</w:t>
-            </w:r>
-            <w:proofErr w:type="spellEnd"/>
-            <w:r>
-              <w:rPr>
-                <w:rFonts w:hint="eastAsia"/>
-              </w:rPr>
-              <w:t>/c#)</w:t>
-            </w:r>
-          </w:p>
-        </w:tc>
-        <w:tc>
-          <w:tcPr>
-            <w:tcW w:w="1134" w:type="dxa"/>
-          </w:tcPr>
-          <w:p>
-            <w:pPr>
-              <w:rPr>
-                <w:rFonts w:hint="eastAsia"/>
-              </w:rPr>
-            </w:pPr>
-            <w:r>
-              <w:rPr>
-                <w:rFonts w:hint="eastAsia"/>
-              </w:rPr>
-              <w:t>谭钊波</w:t>
-            </w:r>
-          </w:p>
-        </w:tc>
-        <w:tc>
-          <w:tcPr>
-            <w:tcW w:w="4252" w:type="dxa"/>
-          </w:tcPr>
-          <w:p/>
-        </w:tc>
-        <w:tc>
-          <w:tcPr>
-            <w:tcW w:w="1043" w:type="dxa"/>
-          </w:tcPr>
-          <w:p/>
-        </w:tc>
-      </w:tr>
-      <w:tr>
-        <w:tc>
-          <w:tcPr>
-            <w:tcW w:w="2093" w:type="dxa"/>
-          </w:tcPr>
-          <w:p>
-            <w:pPr>
-              <w:rPr>
-                <w:rFonts w:hint="eastAsia"/>
-              </w:rPr>
-            </w:pPr>
-            <w:r>
-              <w:rPr>
-                <w:rFonts w:hint="eastAsia"/>
-              </w:rPr>
-              <w:t>外部</w:t>
-            </w:r>
-            <w:r>
-              <w:rPr>
-                <w:rFonts w:hint="eastAsia"/>
-              </w:rPr>
-              <w:t>Demo</w:t>
-            </w:r>
-          </w:p>
-        </w:tc>
-        <w:tc>
-          <w:tcPr>
-            <w:tcW w:w="1134" w:type="dxa"/>
-          </w:tcPr>
-          <w:p>
-            <w:pPr>
-              <w:rPr>
-                <w:rFonts w:hint="eastAsia"/>
-              </w:rPr>
-            </w:pPr>
             <w:r>
               <w:rPr>
                 <w:rFonts w:hint="eastAsia"/>
@@ -1897,7 +4358,14 @@
           <w:tcPr>
             <w:tcW w:w="3227" w:type="dxa"/>
           </w:tcPr>
-          <w:p/>
+          <w:p>
+            <w:r>
+              <w:rPr>
+                <w:rFonts w:hint="eastAsia"/>
+              </w:rPr>
+              <w:t>SequoiaDB 1.6</w:t>
+            </w:r>
+          </w:p>
         </w:tc>
         <w:tc>
           <w:tcPr>
@@ -2531,6 +4999,30 @@
       <w:szCs w:val="32"/>
     </w:rPr>
   </w:style>
+  <w:style w:type="character" w:styleId="Hyperlink">
+    <w:name w:val="Hyperlink"/>
+    <w:basedOn w:val="DefaultParagraphFont"/>
+    <w:uiPriority w:val="99"/>
+    <w:semiHidden/>
+    <w:unhideWhenUsed/>
+    <w:rsid w:val="009A7235"/>
+    <w:rPr>
+      <w:color w:val="003366"/>
+      <w:u w:val="single"/>
+    </w:rPr>
+  </w:style>
+  <w:style w:type="character" w:styleId="FollowedHyperlink">
+    <w:name w:val="FollowedHyperlink"/>
+    <w:basedOn w:val="DefaultParagraphFont"/>
+    <w:uiPriority w:val="99"/>
+    <w:semiHidden/>
+    <w:unhideWhenUsed/>
+    <w:rsid w:val="00212DB6"/>
+    <w:rPr>
+      <w:color w:val="800080" w:themeColor="followedHyperlink"/>
+      <w:u w:val="single"/>
+    </w:rPr>
+  </w:style>
 </w:styles>
 </file>
 

--- a/internal_doc/07.版本报告/SequoiaDB_1.6版本发布评估说明书.docx
+++ b/internal_doc/07.版本报告/SequoiaDB_1.6版本发布评估说明书.docx
@@ -428,11 +428,6 @@
       </w:r>
     </w:p>
     <w:p>
-      <w:pPr>
-        <w:rPr>
-          <w:rFonts w:hint="eastAsia"/>
-        </w:rPr>
-      </w:pPr>
       <w:r>
         <w:rPr>
           <w:rFonts w:hint="eastAsia"/>
@@ -716,30 +711,21 @@
             <w:tcW w:w="4641" w:type="dxa"/>
           </w:tcPr>
           <w:p>
-            <w:pPr>
-              <w:rPr>
-                <w:rFonts w:hint="eastAsia"/>
-              </w:rPr>
-            </w:pPr>
-            <w:proofErr w:type="spellStart"/>
             <w:r>
               <w:t>restoreDB</w:t>
             </w:r>
-            <w:proofErr w:type="spellEnd"/>
             <w:r>
               <w:rPr>
                 <w:rFonts w:hint="eastAsia"/>
               </w:rPr>
               <w:t>改名为</w:t>
             </w:r>
-            <w:proofErr w:type="spellStart"/>
             <w:r>
               <w:rPr>
                 <w:rFonts w:hint="eastAsia"/>
               </w:rPr>
               <w:t>sdbrestore</w:t>
             </w:r>
-            <w:proofErr w:type="spellEnd"/>
           </w:p>
         </w:tc>
         <w:tc>
@@ -844,11 +830,6 @@
             <w:tcW w:w="4641" w:type="dxa"/>
           </w:tcPr>
           <w:p>
-            <w:pPr>
-              <w:rPr>
-                <w:rFonts w:hint="eastAsia"/>
-              </w:rPr>
-            </w:pPr>
             <w:r>
               <w:rPr>
                 <w:rFonts w:hint="eastAsia"/>
@@ -932,11 +913,6 @@
             <w:tcW w:w="4641" w:type="dxa"/>
           </w:tcPr>
           <w:p>
-            <w:pPr>
-              <w:rPr>
-                <w:rFonts w:hint="eastAsia"/>
-              </w:rPr>
-            </w:pPr>
             <w:r>
               <w:rPr>
                 <w:rFonts w:hint="eastAsia"/>
@@ -1026,11 +1002,6 @@
             <w:tcW w:w="4641" w:type="dxa"/>
           </w:tcPr>
           <w:p>
-            <w:pPr>
-              <w:rPr>
-                <w:rFonts w:hint="eastAsia"/>
-              </w:rPr>
-            </w:pPr>
             <w:r>
               <w:rPr>
                 <w:rFonts w:hint="eastAsia"/>
@@ -1090,25 +1061,18 @@
             <w:tcW w:w="4641" w:type="dxa"/>
           </w:tcPr>
           <w:p>
-            <w:pPr>
-              <w:rPr>
-                <w:rFonts w:hint="eastAsia"/>
-              </w:rPr>
-            </w:pPr>
             <w:r>
               <w:rPr>
                 <w:rFonts w:hint="eastAsia"/>
               </w:rPr>
               <w:t>【优化】优化</w:t>
             </w:r>
-            <w:proofErr w:type="spellStart"/>
             <w:r>
               <w:rPr>
                 <w:rFonts w:hint="eastAsia"/>
               </w:rPr>
               <w:t>ReplGroup</w:t>
             </w:r>
-            <w:proofErr w:type="spellEnd"/>
             <w:r>
               <w:rPr>
                 <w:rFonts w:hint="eastAsia"/>
@@ -1174,11 +1138,6 @@
             <w:tcW w:w="4641" w:type="dxa"/>
           </w:tcPr>
           <w:p>
-            <w:pPr>
-              <w:rPr>
-                <w:rFonts w:hint="eastAsia"/>
-              </w:rPr>
-            </w:pPr>
             <w:r>
               <w:rPr>
                 <w:rFonts w:hint="eastAsia"/>
@@ -1226,11 +1185,6 @@
             <w:tcW w:w="4641" w:type="dxa"/>
           </w:tcPr>
           <w:p>
-            <w:pPr>
-              <w:rPr>
-                <w:rFonts w:hint="eastAsia"/>
-              </w:rPr>
-            </w:pPr>
             <w:r>
               <w:rPr>
                 <w:rFonts w:hint="eastAsia"/>
@@ -1278,11 +1232,6 @@
             <w:tcW w:w="4641" w:type="dxa"/>
           </w:tcPr>
           <w:p>
-            <w:pPr>
-              <w:rPr>
-                <w:rFonts w:hint="eastAsia"/>
-              </w:rPr>
-            </w:pPr>
             <w:r>
               <w:rPr>
                 <w:rFonts w:hint="eastAsia"/>
@@ -1305,21 +1254,7 @@
               <w:rPr>
                 <w:rFonts w:hint="eastAsia"/>
               </w:rPr>
-              <w:t>c/</w:t>
-            </w:r>
-            <w:proofErr w:type="spellStart"/>
-            <w:r>
-              <w:rPr>
-                <w:rFonts w:hint="eastAsia"/>
-              </w:rPr>
-              <w:t>c++</w:t>
-            </w:r>
-            <w:proofErr w:type="spellEnd"/>
-            <w:r>
-              <w:rPr>
-                <w:rFonts w:hint="eastAsia"/>
-              </w:rPr>
-              <w:t>/c#/java</w:t>
+              <w:t>c/c++/c#/java</w:t>
             </w:r>
             <w:r>
               <w:rPr>
@@ -1331,21 +1266,7 @@
               <w:rPr>
                 <w:rFonts w:hint="eastAsia"/>
               </w:rPr>
-              <w:t xml:space="preserve"> </w:t>
-            </w:r>
-            <w:proofErr w:type="spellStart"/>
-            <w:r>
-              <w:rPr>
-                <w:rFonts w:hint="eastAsia"/>
-              </w:rPr>
-              <w:t>isClosed</w:t>
-            </w:r>
-            <w:proofErr w:type="spellEnd"/>
-            <w:r>
-              <w:rPr>
-                <w:rFonts w:hint="eastAsia"/>
-              </w:rPr>
-              <w:t xml:space="preserve">() </w:t>
+              <w:t xml:space="preserve"> isClosed() </w:t>
             </w:r>
             <w:r>
               <w:rPr>
@@ -1357,21 +1278,7 @@
               <w:rPr>
                 <w:rFonts w:hint="eastAsia"/>
               </w:rPr>
-              <w:t xml:space="preserve"> </w:t>
-            </w:r>
-            <w:proofErr w:type="spellStart"/>
-            <w:r>
-              <w:rPr>
-                <w:rFonts w:hint="eastAsia"/>
-              </w:rPr>
-              <w:t>closeAllCursor</w:t>
-            </w:r>
-            <w:proofErr w:type="spellEnd"/>
-            <w:r>
-              <w:rPr>
-                <w:rFonts w:hint="eastAsia"/>
-              </w:rPr>
-              <w:t xml:space="preserve">() </w:t>
+              <w:t xml:space="preserve"> closeAllCursor() </w:t>
             </w:r>
             <w:r>
               <w:rPr>
@@ -1420,25 +1327,18 @@
             <w:tcW w:w="4641" w:type="dxa"/>
           </w:tcPr>
           <w:p>
-            <w:pPr>
-              <w:rPr>
-                <w:rFonts w:hint="eastAsia"/>
-              </w:rPr>
-            </w:pPr>
             <w:r>
               <w:rPr>
                 <w:rFonts w:hint="eastAsia"/>
               </w:rPr>
               <w:t>【</w:t>
             </w:r>
-            <w:proofErr w:type="spellStart"/>
             <w:r>
               <w:rPr>
                 <w:rFonts w:hint="eastAsia"/>
               </w:rPr>
               <w:t>Featrue</w:t>
             </w:r>
-            <w:proofErr w:type="spellEnd"/>
             <w:r>
               <w:rPr>
                 <w:rFonts w:hint="eastAsia"/>
@@ -1510,19 +1410,12 @@
             <w:tcW w:w="4641" w:type="dxa"/>
           </w:tcPr>
           <w:p>
-            <w:pPr>
-              <w:rPr>
-                <w:rFonts w:hint="eastAsia"/>
-              </w:rPr>
-            </w:pPr>
-            <w:proofErr w:type="spellStart"/>
             <w:r>
               <w:rPr>
                 <w:rFonts w:hint="eastAsia"/>
               </w:rPr>
               <w:t>sequoiadb</w:t>
             </w:r>
-            <w:proofErr w:type="spellEnd"/>
             <w:r>
               <w:rPr>
                 <w:rFonts w:hint="eastAsia"/>
@@ -1594,11 +1487,6 @@
             <w:tcW w:w="4641" w:type="dxa"/>
           </w:tcPr>
           <w:p>
-            <w:pPr>
-              <w:rPr>
-                <w:rFonts w:hint="eastAsia"/>
-              </w:rPr>
-            </w:pPr>
             <w:r>
               <w:rPr>
                 <w:rFonts w:hint="eastAsia"/>
@@ -1617,14 +1505,12 @@
               </w:rPr>
               <w:t>】在内置</w:t>
             </w:r>
-            <w:proofErr w:type="spellStart"/>
             <w:r>
               <w:rPr>
                 <w:rFonts w:hint="eastAsia"/>
               </w:rPr>
               <w:t>sql</w:t>
             </w:r>
-            <w:proofErr w:type="spellEnd"/>
             <w:r>
               <w:rPr>
                 <w:rFonts w:hint="eastAsia"/>
@@ -1672,13 +1558,7 @@
           <w:tcPr>
             <w:tcW w:w="4641" w:type="dxa"/>
           </w:tcPr>
-          <w:p>
-            <w:pPr>
-              <w:rPr>
-                <w:rFonts w:hint="eastAsia"/>
-              </w:rPr>
-            </w:pPr>
-          </w:p>
+          <w:p/>
         </w:tc>
         <w:tc>
           <w:tcPr>
@@ -1838,25 +1718,7 @@
                   <w:sz w:val="13"/>
                   <w:szCs w:val="13"/>
                 </w:rPr>
-                <w:t>SEQUOIADBMAIN</w:t>
-              </w:r>
-              <w:r>
-                <w:rPr>
-                  <w:rStyle w:val="Hyperlink"/>
-                  <w:rFonts w:ascii="Arial" w:hAnsi="Arial" w:cs="Arial"/>
-                  <w:sz w:val="13"/>
-                  <w:szCs w:val="13"/>
-                </w:rPr>
-                <w:t>S</w:t>
-              </w:r>
-              <w:r>
-                <w:rPr>
-                  <w:rStyle w:val="Hyperlink"/>
-                  <w:rFonts w:ascii="Arial" w:hAnsi="Arial" w:cs="Arial"/>
-                  <w:sz w:val="13"/>
-                  <w:szCs w:val="13"/>
-                </w:rPr>
-                <w:t>TREAM-36</w:t>
+                <w:t>SEQUOIADBMAINSTREAM-36</w:t>
               </w:r>
             </w:hyperlink>
           </w:p>
@@ -1970,11 +1832,6 @@
             <w:tcW w:w="4678" w:type="dxa"/>
           </w:tcPr>
           <w:p>
-            <w:pPr>
-              <w:rPr>
-                <w:rFonts w:hint="eastAsia"/>
-              </w:rPr>
-            </w:pPr>
             <w:r>
               <w:rPr>
                 <w:rFonts w:hint="eastAsia"/>
@@ -1999,14 +1856,12 @@
               </w:rPr>
               <w:t>端口节点</w:t>
             </w:r>
-            <w:proofErr w:type="spellStart"/>
             <w:r>
               <w:rPr>
                 <w:rFonts w:hint="eastAsia"/>
               </w:rPr>
               <w:t>coredump</w:t>
             </w:r>
-            <w:proofErr w:type="spellEnd"/>
           </w:p>
         </w:tc>
         <w:tc>
@@ -2048,11 +1903,6 @@
             <w:tcW w:w="4678" w:type="dxa"/>
           </w:tcPr>
           <w:p>
-            <w:pPr>
-              <w:rPr>
-                <w:rFonts w:hint="eastAsia"/>
-              </w:rPr>
-            </w:pPr>
             <w:r>
               <w:rPr>
                 <w:rFonts w:hint="eastAsia"/>
@@ -2071,14 +1921,12 @@
               </w:rPr>
               <w:t>】节点强退时，会导致一节点出现源和目的完全相同的链路，并且端口为该强退节点的</w:t>
             </w:r>
-            <w:proofErr w:type="spellStart"/>
             <w:r>
               <w:rPr>
                 <w:rFonts w:hint="eastAsia"/>
               </w:rPr>
               <w:t>Repl</w:t>
             </w:r>
-            <w:proofErr w:type="spellEnd"/>
             <w:r>
               <w:rPr>
                 <w:rFonts w:hint="eastAsia"/>
@@ -2138,11 +1986,6 @@
             <w:tcW w:w="4678" w:type="dxa"/>
           </w:tcPr>
           <w:p>
-            <w:pPr>
-              <w:rPr>
-                <w:rFonts w:hint="eastAsia"/>
-              </w:rPr>
-            </w:pPr>
             <w:r>
               <w:rPr>
                 <w:rFonts w:hint="eastAsia"/>
@@ -2165,21 +2008,7 @@
               <w:rPr>
                 <w:rFonts w:hint="eastAsia"/>
               </w:rPr>
-              <w:t>update {$set:{"</w:t>
-            </w:r>
-            <w:proofErr w:type="spellStart"/>
-            <w:r>
-              <w:rPr>
-                <w:rFonts w:hint="eastAsia"/>
-              </w:rPr>
-              <w:t>a.c</w:t>
-            </w:r>
-            <w:proofErr w:type="spellEnd"/>
-            <w:r>
-              <w:rPr>
-                <w:rFonts w:hint="eastAsia"/>
-              </w:rPr>
-              <w:t>":0}}</w:t>
+              <w:t>update {$set:{"a.c":0}}</w:t>
             </w:r>
             <w:r>
               <w:rPr>
@@ -2264,11 +2093,6 @@
             <w:tcW w:w="4678" w:type="dxa"/>
           </w:tcPr>
           <w:p>
-            <w:pPr>
-              <w:rPr>
-                <w:rFonts w:hint="eastAsia"/>
-              </w:rPr>
-            </w:pPr>
             <w:r>
               <w:rPr>
                 <w:rFonts w:hint="eastAsia"/>
@@ -2328,11 +2152,6 @@
             <w:tcW w:w="4678" w:type="dxa"/>
           </w:tcPr>
           <w:p>
-            <w:pPr>
-              <w:rPr>
-                <w:rFonts w:hint="eastAsia"/>
-              </w:rPr>
-            </w:pPr>
             <w:r>
               <w:rPr>
                 <w:rFonts w:hint="eastAsia"/>
@@ -2392,11 +2211,6 @@
             <w:tcW w:w="4678" w:type="dxa"/>
           </w:tcPr>
           <w:p>
-            <w:pPr>
-              <w:rPr>
-                <w:rFonts w:hint="eastAsia"/>
-              </w:rPr>
-            </w:pPr>
             <w:r>
               <w:rPr>
                 <w:rFonts w:hint="eastAsia"/>
@@ -2456,11 +2270,6 @@
             <w:tcW w:w="4678" w:type="dxa"/>
           </w:tcPr>
           <w:p>
-            <w:pPr>
-              <w:rPr>
-                <w:rFonts w:hint="eastAsia"/>
-              </w:rPr>
-            </w:pPr>
             <w:r>
               <w:rPr>
                 <w:rFonts w:hint="eastAsia"/>
@@ -2473,14 +2282,12 @@
               </w:rPr>
               <w:t>驱动</w:t>
             </w:r>
-            <w:proofErr w:type="spellStart"/>
             <w:r>
               <w:rPr>
                 <w:rFonts w:hint="eastAsia"/>
               </w:rPr>
               <w:t>getSnapshot</w:t>
             </w:r>
-            <w:proofErr w:type="spellEnd"/>
             <w:r>
               <w:rPr>
                 <w:rFonts w:hint="eastAsia"/>
@@ -2540,25 +2347,18 @@
             <w:tcW w:w="4678" w:type="dxa"/>
           </w:tcPr>
           <w:p>
-            <w:pPr>
-              <w:rPr>
-                <w:rFonts w:hint="eastAsia"/>
-              </w:rPr>
-            </w:pPr>
             <w:r>
               <w:rPr>
                 <w:rFonts w:hint="eastAsia"/>
               </w:rPr>
               <w:t>在</w:t>
             </w:r>
-            <w:proofErr w:type="spellStart"/>
             <w:r>
               <w:rPr>
                 <w:rFonts w:hint="eastAsia"/>
               </w:rPr>
               <w:t>sdb</w:t>
             </w:r>
-            <w:proofErr w:type="spellEnd"/>
             <w:r>
               <w:rPr>
                 <w:rFonts w:hint="eastAsia"/>
@@ -2618,11 +2418,6 @@
             <w:tcW w:w="4678" w:type="dxa"/>
           </w:tcPr>
           <w:p>
-            <w:pPr>
-              <w:rPr>
-                <w:rFonts w:hint="eastAsia"/>
-              </w:rPr>
-            </w:pPr>
             <w:r>
               <w:rPr>
                 <w:rFonts w:hint="eastAsia"/>
@@ -2676,11 +2471,6 @@
             <w:tcW w:w="4678" w:type="dxa"/>
           </w:tcPr>
           <w:p>
-            <w:pPr>
-              <w:rPr>
-                <w:rFonts w:hint="eastAsia"/>
-              </w:rPr>
-            </w:pPr>
             <w:r>
               <w:rPr>
                 <w:rFonts w:hint="eastAsia"/>
@@ -2709,21 +2499,7 @@
               <w:rPr>
                 <w:rFonts w:hint="eastAsia"/>
               </w:rPr>
-              <w:t>-108(</w:t>
-            </w:r>
-            <w:proofErr w:type="spellStart"/>
-            <w:r>
-              <w:rPr>
-                <w:rFonts w:hint="eastAsia"/>
-              </w:rPr>
-              <w:t>coord</w:t>
-            </w:r>
-            <w:proofErr w:type="spellEnd"/>
-            <w:r>
-              <w:rPr>
-                <w:rFonts w:hint="eastAsia"/>
-              </w:rPr>
-              <w:t xml:space="preserve"> node catalog version old)</w:t>
+              <w:t>-108(coord node catalog version old)</w:t>
             </w:r>
             <w:r>
               <w:rPr>
@@ -2772,39 +2548,30 @@
             <w:tcW w:w="4678" w:type="dxa"/>
           </w:tcPr>
           <w:p>
-            <w:pPr>
-              <w:rPr>
-                <w:rFonts w:hint="eastAsia"/>
-              </w:rPr>
-            </w:pPr>
             <w:r>
               <w:rPr>
                 <w:rFonts w:hint="eastAsia"/>
               </w:rPr>
               <w:t>在子表做切分的情况下，使用</w:t>
             </w:r>
-            <w:proofErr w:type="spellStart"/>
             <w:r>
               <w:rPr>
                 <w:rFonts w:hint="eastAsia"/>
               </w:rPr>
               <w:t>sdbload</w:t>
             </w:r>
-            <w:proofErr w:type="spellEnd"/>
             <w:r>
               <w:rPr>
                 <w:rFonts w:hint="eastAsia"/>
               </w:rPr>
               <w:t>往主表加载数据时，</w:t>
             </w:r>
-            <w:proofErr w:type="spellStart"/>
             <w:r>
               <w:rPr>
                 <w:rFonts w:hint="eastAsia"/>
               </w:rPr>
               <w:t>sdbload</w:t>
             </w:r>
-            <w:proofErr w:type="spellEnd"/>
             <w:r>
               <w:rPr>
                 <w:rFonts w:hint="eastAsia"/>
@@ -2852,11 +2619,6 @@
             <w:tcW w:w="4678" w:type="dxa"/>
           </w:tcPr>
           <w:p>
-            <w:pPr>
-              <w:rPr>
-                <w:rFonts w:hint="eastAsia"/>
-              </w:rPr>
-            </w:pPr>
             <w:r>
               <w:rPr>
                 <w:rFonts w:hint="eastAsia"/>
@@ -2904,25 +2666,18 @@
             <w:tcW w:w="4678" w:type="dxa"/>
           </w:tcPr>
           <w:p>
-            <w:pPr>
-              <w:rPr>
-                <w:rFonts w:hint="eastAsia"/>
-              </w:rPr>
-            </w:pPr>
             <w:r>
               <w:rPr>
                 <w:rFonts w:hint="eastAsia"/>
               </w:rPr>
               <w:t>通过</w:t>
             </w:r>
-            <w:proofErr w:type="spellStart"/>
             <w:r>
               <w:rPr>
                 <w:rFonts w:hint="eastAsia"/>
               </w:rPr>
               <w:t>removeShard</w:t>
             </w:r>
-            <w:proofErr w:type="spellEnd"/>
             <w:r>
               <w:rPr>
                 <w:rFonts w:hint="eastAsia"/>
@@ -2994,11 +2749,6 @@
             <w:tcW w:w="4678" w:type="dxa"/>
           </w:tcPr>
           <w:p>
-            <w:pPr>
-              <w:rPr>
-                <w:rFonts w:hint="eastAsia"/>
-              </w:rPr>
-            </w:pPr>
             <w:r>
               <w:rPr>
                 <w:rFonts w:hint="eastAsia"/>
@@ -3017,14 +2767,12 @@
               </w:rPr>
               <w:t>】</w:t>
             </w:r>
-            <w:proofErr w:type="spellStart"/>
             <w:r>
               <w:rPr>
                 <w:rFonts w:hint="eastAsia"/>
               </w:rPr>
               <w:t>sequoiaSQL</w:t>
             </w:r>
-            <w:proofErr w:type="spellEnd"/>
             <w:r>
               <w:rPr>
                 <w:rFonts w:hint="eastAsia"/>
@@ -3043,14 +2791,12 @@
               </w:rPr>
               <w:t>测试时，</w:t>
             </w:r>
-            <w:proofErr w:type="spellStart"/>
             <w:r>
               <w:rPr>
                 <w:rFonts w:hint="eastAsia"/>
               </w:rPr>
               <w:t>sequoiadb</w:t>
             </w:r>
-            <w:proofErr w:type="spellEnd"/>
             <w:r>
               <w:rPr>
                 <w:rFonts w:hint="eastAsia"/>
@@ -3069,28 +2815,24 @@
               </w:rPr>
               <w:t>；查看原因是</w:t>
             </w:r>
-            <w:proofErr w:type="spellStart"/>
             <w:r>
               <w:rPr>
                 <w:rFonts w:hint="eastAsia"/>
               </w:rPr>
               <w:t>coord</w:t>
             </w:r>
-            <w:proofErr w:type="spellEnd"/>
             <w:r>
               <w:rPr>
                 <w:rFonts w:hint="eastAsia"/>
               </w:rPr>
               <w:t>给数据节点发送过多的</w:t>
             </w:r>
-            <w:proofErr w:type="spellStart"/>
             <w:r>
               <w:rPr>
                 <w:rFonts w:hint="eastAsia"/>
               </w:rPr>
               <w:t>killcontext</w:t>
             </w:r>
-            <w:proofErr w:type="spellEnd"/>
             <w:r>
               <w:rPr>
                 <w:rFonts w:hint="eastAsia"/>
@@ -3138,11 +2880,6 @@
             <w:tcW w:w="4678" w:type="dxa"/>
           </w:tcPr>
           <w:p>
-            <w:pPr>
-              <w:rPr>
-                <w:rFonts w:hint="eastAsia"/>
-              </w:rPr>
-            </w:pPr>
             <w:r>
               <w:rPr>
                 <w:rFonts w:hint="eastAsia"/>
@@ -3173,14 +2910,12 @@
               </w:rPr>
               <w:t>模式下，</w:t>
             </w:r>
-            <w:proofErr w:type="spellStart"/>
             <w:r>
               <w:rPr>
                 <w:rFonts w:hint="eastAsia"/>
               </w:rPr>
               <w:t>sequoaidb</w:t>
             </w:r>
-            <w:proofErr w:type="spellEnd"/>
             <w:r>
               <w:rPr>
                 <w:rFonts w:hint="eastAsia"/>
@@ -3252,11 +2987,6 @@
             <w:tcW w:w="4678" w:type="dxa"/>
           </w:tcPr>
           <w:p>
-            <w:pPr>
-              <w:rPr>
-                <w:rFonts w:hint="eastAsia"/>
-              </w:rPr>
-            </w:pPr>
             <w:r>
               <w:rPr>
                 <w:rFonts w:hint="eastAsia"/>
@@ -3340,11 +3070,6 @@
             <w:tcW w:w="4678" w:type="dxa"/>
           </w:tcPr>
           <w:p>
-            <w:pPr>
-              <w:rPr>
-                <w:rFonts w:hint="eastAsia"/>
-              </w:rPr>
-            </w:pPr>
             <w:r>
               <w:rPr>
                 <w:rFonts w:hint="eastAsia"/>
@@ -3404,11 +3129,6 @@
             <w:tcW w:w="4678" w:type="dxa"/>
           </w:tcPr>
           <w:p>
-            <w:pPr>
-              <w:rPr>
-                <w:rFonts w:hint="eastAsia"/>
-              </w:rPr>
-            </w:pPr>
             <w:r>
               <w:rPr>
                 <w:rFonts w:hint="eastAsia"/>
@@ -3758,6 +3478,98 @@
               <w:rPr>
                 <w:rFonts w:hint="eastAsia"/>
               </w:rPr>
+              <w:t>许建辉</w:t>
+            </w:r>
+          </w:p>
+        </w:tc>
+        <w:tc>
+          <w:tcPr>
+            <w:tcW w:w="4252" w:type="dxa"/>
+          </w:tcPr>
+          <w:p>
+            <w:r>
+              <w:rPr>
+                <w:rFonts w:hint="eastAsia"/>
+              </w:rPr>
+              <w:t>PPC:</w:t>
+            </w:r>
+          </w:p>
+          <w:p>
+            <w:r>
+              <w:t>X8</w:t>
+            </w:r>
+            <w:r>
+              <w:rPr>
+                <w:rFonts w:hint="eastAsia"/>
+              </w:rPr>
+              <w:t>6:</w:t>
+            </w:r>
+          </w:p>
+          <w:p>
+            <w:r>
+              <w:rPr>
+                <w:rFonts w:hint="eastAsia"/>
+              </w:rPr>
+              <w:t xml:space="preserve">   </w:t>
+            </w:r>
+            <w:r>
+              <w:t>S</w:t>
+            </w:r>
+            <w:r>
+              <w:rPr>
+                <w:rFonts w:hint="eastAsia"/>
+              </w:rPr>
+              <w:t>use:</w:t>
+            </w:r>
+          </w:p>
+          <w:p>
+            <w:r>
+              <w:rPr>
+                <w:rFonts w:hint="eastAsia"/>
+              </w:rPr>
+              <w:t xml:space="preserve">   </w:t>
+            </w:r>
+            <w:r>
+              <w:t>U</w:t>
+            </w:r>
+            <w:r>
+              <w:rPr>
+                <w:rFonts w:hint="eastAsia"/>
+              </w:rPr>
+              <w:t>buntu:</w:t>
+            </w:r>
+          </w:p>
+        </w:tc>
+        <w:tc>
+          <w:tcPr>
+            <w:tcW w:w="1043" w:type="dxa"/>
+          </w:tcPr>
+          <w:p/>
+        </w:tc>
+      </w:tr>
+      <w:tr>
+        <w:tc>
+          <w:tcPr>
+            <w:tcW w:w="2093" w:type="dxa"/>
+          </w:tcPr>
+          <w:p>
+            <w:r>
+              <w:rPr>
+                <w:rFonts w:hint="eastAsia"/>
+              </w:rPr>
+              <w:t>手动用例</w:t>
+            </w:r>
+          </w:p>
+        </w:tc>
+        <w:tc>
+          <w:tcPr>
+            <w:tcW w:w="1134" w:type="dxa"/>
+          </w:tcPr>
+          <w:p>
+            <w:r>
+              <w:rPr>
+                <w:rFonts w:hint="eastAsia"/>
+              </w:rPr>
               <w:t>丁普生</w:t>
             </w:r>
           </w:p>
@@ -3767,64 +3579,42 @@
             <w:tcW w:w="4252" w:type="dxa"/>
           </w:tcPr>
           <w:p>
-            <w:r>
-              <w:rPr>
-                <w:rFonts w:hint="eastAsia"/>
-              </w:rPr>
-              <w:t>PPC:</w:t>
-            </w:r>
-          </w:p>
-          <w:p>
-            <w:r>
-              <w:t>X8</w:t>
-            </w:r>
-            <w:r>
-              <w:rPr>
-                <w:rFonts w:hint="eastAsia"/>
-              </w:rPr>
-              <w:t>6:</w:t>
-            </w:r>
-          </w:p>
-          <w:p>
-            <w:r>
-              <w:rPr>
-                <w:rFonts w:hint="eastAsia"/>
-              </w:rPr>
-              <w:t xml:space="preserve">   </w:t>
-            </w:r>
-            <w:proofErr w:type="spellStart"/>
-            <w:r>
-              <w:t>S</w:t>
-            </w:r>
-            <w:r>
-              <w:rPr>
-                <w:rFonts w:hint="eastAsia"/>
-              </w:rPr>
-              <w:t>use</w:t>
-            </w:r>
-            <w:proofErr w:type="spellEnd"/>
-            <w:r>
-              <w:rPr>
-                <w:rFonts w:hint="eastAsia"/>
-              </w:rPr>
-              <w:t>:</w:t>
-            </w:r>
-          </w:p>
-          <w:p>
-            <w:r>
-              <w:rPr>
-                <w:rFonts w:hint="eastAsia"/>
-              </w:rPr>
-              <w:t xml:space="preserve">   </w:t>
-            </w:r>
-            <w:r>
-              <w:t>U</w:t>
-            </w:r>
-            <w:r>
-              <w:rPr>
-                <w:rFonts w:hint="eastAsia"/>
-              </w:rPr>
-              <w:t>buntu:</w:t>
+            <w:pPr>
+              <w:rPr>
+                <w:rFonts w:hint="eastAsia"/>
+              </w:rPr>
+            </w:pPr>
+            <w:r>
+              <w:rPr>
+                <w:rFonts w:hint="eastAsia"/>
+              </w:rPr>
+              <w:t>备份恢复</w:t>
+            </w:r>
+          </w:p>
+          <w:p>
+            <w:pPr>
+              <w:rPr>
+                <w:rFonts w:hint="eastAsia"/>
+              </w:rPr>
+            </w:pPr>
+            <w:r>
+              <w:rPr>
+                <w:rFonts w:hint="eastAsia"/>
+              </w:rPr>
+              <w:t>同步控制</w:t>
+            </w:r>
+          </w:p>
+          <w:p>
+            <w:pPr>
+              <w:rPr>
+                <w:rFonts w:hint="eastAsia"/>
+              </w:rPr>
+            </w:pPr>
+            <w:r>
+              <w:rPr>
+                <w:rFonts w:hint="eastAsia"/>
+              </w:rPr>
+              <w:t>……</w:t>
             </w:r>
           </w:p>
         </w:tc>
@@ -3845,7 +3635,7 @@
               <w:rPr>
                 <w:rFonts w:hint="eastAsia"/>
               </w:rPr>
-              <w:t>手动用例</w:t>
+              <w:t>工具</w:t>
             </w:r>
           </w:p>
         </w:tc>
@@ -3866,48 +3656,7 @@
           <w:tcPr>
             <w:tcW w:w="4252" w:type="dxa"/>
           </w:tcPr>
-          <w:p/>
-        </w:tc>
-        <w:tc>
-          <w:tcPr>
-            <w:tcW w:w="1043" w:type="dxa"/>
-          </w:tcPr>
-          <w:p/>
-        </w:tc>
-      </w:tr>
-      <w:tr>
-        <w:tc>
-          <w:tcPr>
-            <w:tcW w:w="2093" w:type="dxa"/>
-          </w:tcPr>
-          <w:p>
-            <w:r>
-              <w:rPr>
-                <w:rFonts w:hint="eastAsia"/>
-              </w:rPr>
-              <w:t>工具</w:t>
-            </w:r>
-          </w:p>
-        </w:tc>
-        <w:tc>
-          <w:tcPr>
-            <w:tcW w:w="1134" w:type="dxa"/>
-          </w:tcPr>
-          <w:p>
-            <w:r>
-              <w:rPr>
-                <w:rFonts w:hint="eastAsia"/>
-              </w:rPr>
-              <w:t>丁普生</w:t>
-            </w:r>
-          </w:p>
-        </w:tc>
-        <w:tc>
-          <w:tcPr>
-            <w:tcW w:w="4252" w:type="dxa"/>
-          </w:tcPr>
-          <w:p>
-            <w:proofErr w:type="spellStart"/>
+          <w:p>
             <w:r>
               <w:rPr>
                 <w:rFonts w:hint="eastAsia"/>
@@ -3917,55 +3666,42 @@
             <w:r>
               <w:t>dbload</w:t>
             </w:r>
-            <w:proofErr w:type="spellEnd"/>
-          </w:p>
-          <w:p>
-            <w:r>
+          </w:p>
+          <w:p>
+            <w:r>
+              <w:lastRenderedPageBreak/>
               <w:t>sdbload2</w:t>
             </w:r>
           </w:p>
           <w:p>
-            <w:proofErr w:type="spellStart"/>
             <w:r>
               <w:t>sdbimprt</w:t>
             </w:r>
-            <w:proofErr w:type="spellEnd"/>
-          </w:p>
-          <w:p>
-            <w:proofErr w:type="spellStart"/>
-            <w:r>
-              <w:lastRenderedPageBreak/>
+          </w:p>
+          <w:p>
+            <w:r>
               <w:t>sdbexprt</w:t>
             </w:r>
-            <w:proofErr w:type="spellEnd"/>
-          </w:p>
-          <w:p>
-            <w:proofErr w:type="spellStart"/>
+          </w:p>
+          <w:p>
             <w:r>
               <w:t>sdbinspt</w:t>
             </w:r>
-            <w:proofErr w:type="spellEnd"/>
-          </w:p>
-          <w:p>
-            <w:proofErr w:type="spellStart"/>
+          </w:p>
+          <w:p>
             <w:r>
               <w:t>sdbrestore</w:t>
             </w:r>
-            <w:proofErr w:type="spellEnd"/>
-          </w:p>
-          <w:p>
-            <w:proofErr w:type="spellStart"/>
+          </w:p>
+          <w:p>
             <w:r>
               <w:t>sdblist</w:t>
             </w:r>
-            <w:proofErr w:type="spellEnd"/>
-          </w:p>
-          <w:p>
-            <w:proofErr w:type="spellStart"/>
+          </w:p>
+          <w:p>
             <w:r>
               <w:t>sdbdpsdump</w:t>
             </w:r>
-            <w:proofErr w:type="spellEnd"/>
           </w:p>
           <w:p>
             <w:r>
@@ -4044,7 +3780,7 @@
               <w:rPr>
                 <w:rFonts w:hint="eastAsia"/>
               </w:rPr>
-              <w:t>何嘉文</w:t>
+              <w:t>丁普生</w:t>
             </w:r>
           </w:p>
         </w:tc>
@@ -4090,7 +3826,7 @@
               <w:rPr>
                 <w:rFonts w:hint="eastAsia"/>
               </w:rPr>
-              <w:t>何嘉文</w:t>
+              <w:t>丁普生</w:t>
             </w:r>
           </w:p>
         </w:tc>
@@ -4168,35 +3904,7 @@
               <w:rPr>
                 <w:rFonts w:hint="eastAsia"/>
               </w:rPr>
-              <w:t>(c/</w:t>
-            </w:r>
-            <w:proofErr w:type="spellStart"/>
-            <w:r>
-              <w:rPr>
-                <w:rFonts w:hint="eastAsia"/>
-              </w:rPr>
-              <w:t>c++</w:t>
-            </w:r>
-            <w:proofErr w:type="spellEnd"/>
-            <w:r>
-              <w:rPr>
-                <w:rFonts w:hint="eastAsia"/>
-              </w:rPr>
-              <w:t>/java/</w:t>
-            </w:r>
-            <w:proofErr w:type="spellStart"/>
-            <w:r>
-              <w:rPr>
-                <w:rFonts w:hint="eastAsia"/>
-              </w:rPr>
-              <w:t>php</w:t>
-            </w:r>
-            <w:proofErr w:type="spellEnd"/>
-            <w:r>
-              <w:rPr>
-                <w:rFonts w:hint="eastAsia"/>
-              </w:rPr>
-              <w:t>/c#)</w:t>
+              <w:t>(c/c++/java/php/c#)</w:t>
             </w:r>
           </w:p>
         </w:tc>

--- a/internal_doc/07.版本报告/SequoiaDB_1.6版本发布评估说明书.docx
+++ b/internal_doc/07.版本报告/SequoiaDB_1.6版本发布评估说明书.docx
@@ -373,7 +373,7 @@
               <w:rPr>
                 <w:rFonts w:hint="eastAsia"/>
               </w:rPr>
-              <w:t>丁普生</w:t>
+              <w:t>丁普升</w:t>
             </w:r>
           </w:p>
           <w:p>
@@ -711,21 +711,25 @@
             <w:tcW w:w="4641" w:type="dxa"/>
           </w:tcPr>
           <w:p>
+            <w:proofErr w:type="spellStart"/>
             <w:r>
               <w:t>restoreDB</w:t>
             </w:r>
+            <w:proofErr w:type="spellEnd"/>
             <w:r>
               <w:rPr>
                 <w:rFonts w:hint="eastAsia"/>
               </w:rPr>
               <w:t>改名为</w:t>
             </w:r>
+            <w:proofErr w:type="spellStart"/>
             <w:r>
               <w:rPr>
                 <w:rFonts w:hint="eastAsia"/>
               </w:rPr>
               <w:t>sdbrestore</w:t>
             </w:r>
+            <w:proofErr w:type="spellEnd"/>
           </w:p>
         </w:tc>
         <w:tc>
@@ -1067,12 +1071,14 @@
               </w:rPr>
               <w:t>【优化】优化</w:t>
             </w:r>
+            <w:proofErr w:type="spellStart"/>
             <w:r>
               <w:rPr>
                 <w:rFonts w:hint="eastAsia"/>
               </w:rPr>
               <w:t>ReplGroup</w:t>
             </w:r>
+            <w:proofErr w:type="spellEnd"/>
             <w:r>
               <w:rPr>
                 <w:rFonts w:hint="eastAsia"/>
@@ -1254,7 +1260,21 @@
               <w:rPr>
                 <w:rFonts w:hint="eastAsia"/>
               </w:rPr>
-              <w:t>c/c++/c#/java</w:t>
+              <w:t>c/</w:t>
+            </w:r>
+            <w:proofErr w:type="spellStart"/>
+            <w:r>
+              <w:rPr>
+                <w:rFonts w:hint="eastAsia"/>
+              </w:rPr>
+              <w:t>c++</w:t>
+            </w:r>
+            <w:proofErr w:type="spellEnd"/>
+            <w:r>
+              <w:rPr>
+                <w:rFonts w:hint="eastAsia"/>
+              </w:rPr>
+              <w:t>/c#/java</w:t>
             </w:r>
             <w:r>
               <w:rPr>
@@ -1266,7 +1286,21 @@
               <w:rPr>
                 <w:rFonts w:hint="eastAsia"/>
               </w:rPr>
-              <w:t xml:space="preserve"> isClosed() </w:t>
+              <w:t xml:space="preserve"> </w:t>
+            </w:r>
+            <w:proofErr w:type="spellStart"/>
+            <w:r>
+              <w:rPr>
+                <w:rFonts w:hint="eastAsia"/>
+              </w:rPr>
+              <w:t>isClosed</w:t>
+            </w:r>
+            <w:proofErr w:type="spellEnd"/>
+            <w:r>
+              <w:rPr>
+                <w:rFonts w:hint="eastAsia"/>
+              </w:rPr>
+              <w:t xml:space="preserve">() </w:t>
             </w:r>
             <w:r>
               <w:rPr>
@@ -1278,7 +1312,21 @@
               <w:rPr>
                 <w:rFonts w:hint="eastAsia"/>
               </w:rPr>
-              <w:t xml:space="preserve"> closeAllCursor() </w:t>
+              <w:t xml:space="preserve"> </w:t>
+            </w:r>
+            <w:proofErr w:type="spellStart"/>
+            <w:r>
+              <w:rPr>
+                <w:rFonts w:hint="eastAsia"/>
+              </w:rPr>
+              <w:t>closeAllCursor</w:t>
+            </w:r>
+            <w:proofErr w:type="spellEnd"/>
+            <w:r>
+              <w:rPr>
+                <w:rFonts w:hint="eastAsia"/>
+              </w:rPr>
+              <w:t xml:space="preserve">() </w:t>
             </w:r>
             <w:r>
               <w:rPr>
@@ -1333,12 +1381,14 @@
               </w:rPr>
               <w:t>【</w:t>
             </w:r>
+            <w:proofErr w:type="spellStart"/>
             <w:r>
               <w:rPr>
                 <w:rFonts w:hint="eastAsia"/>
               </w:rPr>
               <w:t>Featrue</w:t>
             </w:r>
+            <w:proofErr w:type="spellEnd"/>
             <w:r>
               <w:rPr>
                 <w:rFonts w:hint="eastAsia"/>
@@ -1410,12 +1460,14 @@
             <w:tcW w:w="4641" w:type="dxa"/>
           </w:tcPr>
           <w:p>
+            <w:proofErr w:type="spellStart"/>
             <w:r>
               <w:rPr>
                 <w:rFonts w:hint="eastAsia"/>
               </w:rPr>
               <w:t>sequoiadb</w:t>
             </w:r>
+            <w:proofErr w:type="spellEnd"/>
             <w:r>
               <w:rPr>
                 <w:rFonts w:hint="eastAsia"/>
@@ -1505,12 +1557,14 @@
               </w:rPr>
               <w:t>】在内置</w:t>
             </w:r>
+            <w:proofErr w:type="spellStart"/>
             <w:r>
               <w:rPr>
                 <w:rFonts w:hint="eastAsia"/>
               </w:rPr>
               <w:t>sql</w:t>
             </w:r>
+            <w:proofErr w:type="spellEnd"/>
             <w:r>
               <w:rPr>
                 <w:rFonts w:hint="eastAsia"/>
@@ -1856,12 +1910,14 @@
               </w:rPr>
               <w:t>端口节点</w:t>
             </w:r>
+            <w:proofErr w:type="spellStart"/>
             <w:r>
               <w:rPr>
                 <w:rFonts w:hint="eastAsia"/>
               </w:rPr>
               <w:t>coredump</w:t>
             </w:r>
+            <w:proofErr w:type="spellEnd"/>
           </w:p>
         </w:tc>
         <w:tc>
@@ -1921,12 +1977,14 @@
               </w:rPr>
               <w:t>】节点强退时，会导致一节点出现源和目的完全相同的链路，并且端口为该强退节点的</w:t>
             </w:r>
+            <w:proofErr w:type="spellStart"/>
             <w:r>
               <w:rPr>
                 <w:rFonts w:hint="eastAsia"/>
               </w:rPr>
               <w:t>Repl</w:t>
             </w:r>
+            <w:proofErr w:type="spellEnd"/>
             <w:r>
               <w:rPr>
                 <w:rFonts w:hint="eastAsia"/>
@@ -2008,7 +2066,21 @@
               <w:rPr>
                 <w:rFonts w:hint="eastAsia"/>
               </w:rPr>
-              <w:t>update {$set:{"a.c":0}}</w:t>
+              <w:t>update {$set:{"</w:t>
+            </w:r>
+            <w:proofErr w:type="spellStart"/>
+            <w:r>
+              <w:rPr>
+                <w:rFonts w:hint="eastAsia"/>
+              </w:rPr>
+              <w:t>a.c</w:t>
+            </w:r>
+            <w:proofErr w:type="spellEnd"/>
+            <w:r>
+              <w:rPr>
+                <w:rFonts w:hint="eastAsia"/>
+              </w:rPr>
+              <w:t>":0}}</w:t>
             </w:r>
             <w:r>
               <w:rPr>
@@ -2282,12 +2354,14 @@
               </w:rPr>
               <w:t>驱动</w:t>
             </w:r>
+            <w:proofErr w:type="spellStart"/>
             <w:r>
               <w:rPr>
                 <w:rFonts w:hint="eastAsia"/>
               </w:rPr>
               <w:t>getSnapshot</w:t>
             </w:r>
+            <w:proofErr w:type="spellEnd"/>
             <w:r>
               <w:rPr>
                 <w:rFonts w:hint="eastAsia"/>
@@ -2353,12 +2427,14 @@
               </w:rPr>
               <w:t>在</w:t>
             </w:r>
+            <w:proofErr w:type="spellStart"/>
             <w:r>
               <w:rPr>
                 <w:rFonts w:hint="eastAsia"/>
               </w:rPr>
               <w:t>sdb</w:t>
             </w:r>
+            <w:proofErr w:type="spellEnd"/>
             <w:r>
               <w:rPr>
                 <w:rFonts w:hint="eastAsia"/>
@@ -2499,7 +2575,21 @@
               <w:rPr>
                 <w:rFonts w:hint="eastAsia"/>
               </w:rPr>
-              <w:t>-108(coord node catalog version old)</w:t>
+              <w:t>-108(</w:t>
+            </w:r>
+            <w:proofErr w:type="spellStart"/>
+            <w:r>
+              <w:rPr>
+                <w:rFonts w:hint="eastAsia"/>
+              </w:rPr>
+              <w:t>coord</w:t>
+            </w:r>
+            <w:proofErr w:type="spellEnd"/>
+            <w:r>
+              <w:rPr>
+                <w:rFonts w:hint="eastAsia"/>
+              </w:rPr>
+              <w:t xml:space="preserve"> node catalog version old)</w:t>
             </w:r>
             <w:r>
               <w:rPr>
@@ -2554,24 +2644,28 @@
               </w:rPr>
               <w:t>在子表做切分的情况下，使用</w:t>
             </w:r>
+            <w:proofErr w:type="spellStart"/>
             <w:r>
               <w:rPr>
                 <w:rFonts w:hint="eastAsia"/>
               </w:rPr>
               <w:t>sdbload</w:t>
             </w:r>
+            <w:proofErr w:type="spellEnd"/>
             <w:r>
               <w:rPr>
                 <w:rFonts w:hint="eastAsia"/>
               </w:rPr>
               <w:t>往主表加载数据时，</w:t>
             </w:r>
+            <w:proofErr w:type="spellStart"/>
             <w:r>
               <w:rPr>
                 <w:rFonts w:hint="eastAsia"/>
               </w:rPr>
               <w:t>sdbload</w:t>
             </w:r>
+            <w:proofErr w:type="spellEnd"/>
             <w:r>
               <w:rPr>
                 <w:rFonts w:hint="eastAsia"/>
@@ -2672,12 +2766,14 @@
               </w:rPr>
               <w:t>通过</w:t>
             </w:r>
+            <w:proofErr w:type="spellStart"/>
             <w:r>
               <w:rPr>
                 <w:rFonts w:hint="eastAsia"/>
               </w:rPr>
               <w:t>removeShard</w:t>
             </w:r>
+            <w:proofErr w:type="spellEnd"/>
             <w:r>
               <w:rPr>
                 <w:rFonts w:hint="eastAsia"/>
@@ -2767,12 +2863,14 @@
               </w:rPr>
               <w:t>】</w:t>
             </w:r>
+            <w:proofErr w:type="spellStart"/>
             <w:r>
               <w:rPr>
                 <w:rFonts w:hint="eastAsia"/>
               </w:rPr>
               <w:t>sequoiaSQL</w:t>
             </w:r>
+            <w:proofErr w:type="spellEnd"/>
             <w:r>
               <w:rPr>
                 <w:rFonts w:hint="eastAsia"/>
@@ -2791,12 +2889,14 @@
               </w:rPr>
               <w:t>测试时，</w:t>
             </w:r>
+            <w:proofErr w:type="spellStart"/>
             <w:r>
               <w:rPr>
                 <w:rFonts w:hint="eastAsia"/>
               </w:rPr>
               <w:t>sequoiadb</w:t>
             </w:r>
+            <w:proofErr w:type="spellEnd"/>
             <w:r>
               <w:rPr>
                 <w:rFonts w:hint="eastAsia"/>
@@ -2815,24 +2915,28 @@
               </w:rPr>
               <w:t>；查看原因是</w:t>
             </w:r>
+            <w:proofErr w:type="spellStart"/>
             <w:r>
               <w:rPr>
                 <w:rFonts w:hint="eastAsia"/>
               </w:rPr>
               <w:t>coord</w:t>
             </w:r>
+            <w:proofErr w:type="spellEnd"/>
             <w:r>
               <w:rPr>
                 <w:rFonts w:hint="eastAsia"/>
               </w:rPr>
               <w:t>给数据节点发送过多的</w:t>
             </w:r>
+            <w:proofErr w:type="spellStart"/>
             <w:r>
               <w:rPr>
                 <w:rFonts w:hint="eastAsia"/>
               </w:rPr>
               <w:t>killcontext</w:t>
             </w:r>
+            <w:proofErr w:type="spellEnd"/>
             <w:r>
               <w:rPr>
                 <w:rFonts w:hint="eastAsia"/>
@@ -2910,12 +3014,14 @@
               </w:rPr>
               <w:t>模式下，</w:t>
             </w:r>
+            <w:proofErr w:type="spellStart"/>
             <w:r>
               <w:rPr>
                 <w:rFonts w:hint="eastAsia"/>
               </w:rPr>
               <w:t>sequoaidb</w:t>
             </w:r>
+            <w:proofErr w:type="spellEnd"/>
             <w:r>
               <w:rPr>
                 <w:rFonts w:hint="eastAsia"/>
@@ -3512,6 +3618,7 @@
               </w:rPr>
               <w:t xml:space="preserve">   </w:t>
             </w:r>
+            <w:proofErr w:type="spellStart"/>
             <w:r>
               <w:t>S</w:t>
             </w:r>
@@ -3519,7 +3626,14 @@
               <w:rPr>
                 <w:rFonts w:hint="eastAsia"/>
               </w:rPr>
-              <w:t>use:</w:t>
+              <w:t>use</w:t>
+            </w:r>
+            <w:proofErr w:type="spellEnd"/>
+            <w:r>
+              <w:rPr>
+                <w:rFonts w:hint="eastAsia"/>
+              </w:rPr>
+              <w:t>:</w:t>
             </w:r>
           </w:p>
           <w:p>
@@ -3570,7 +3684,13 @@
               <w:rPr>
                 <w:rFonts w:hint="eastAsia"/>
               </w:rPr>
-              <w:t>丁普生</w:t>
+              <w:t>丁普</w:t>
+            </w:r>
+            <w:r>
+              <w:rPr>
+                <w:rFonts w:hint="eastAsia"/>
+              </w:rPr>
+              <w:t>升</w:t>
             </w:r>
           </w:p>
         </w:tc>
@@ -3579,11 +3699,6 @@
             <w:tcW w:w="4252" w:type="dxa"/>
           </w:tcPr>
           <w:p>
-            <w:pPr>
-              <w:rPr>
-                <w:rFonts w:hint="eastAsia"/>
-              </w:rPr>
-            </w:pPr>
             <w:r>
               <w:rPr>
                 <w:rFonts w:hint="eastAsia"/>
@@ -3592,11 +3707,6 @@
             </w:r>
           </w:p>
           <w:p>
-            <w:pPr>
-              <w:rPr>
-                <w:rFonts w:hint="eastAsia"/>
-              </w:rPr>
-            </w:pPr>
             <w:r>
               <w:rPr>
                 <w:rFonts w:hint="eastAsia"/>
@@ -3605,11 +3715,6 @@
             </w:r>
           </w:p>
           <w:p>
-            <w:pPr>
-              <w:rPr>
-                <w:rFonts w:hint="eastAsia"/>
-              </w:rPr>
-            </w:pPr>
             <w:r>
               <w:rPr>
                 <w:rFonts w:hint="eastAsia"/>
@@ -3648,7 +3753,7 @@
               <w:rPr>
                 <w:rFonts w:hint="eastAsia"/>
               </w:rPr>
-              <w:t>丁普生</w:t>
+              <w:t>丁普升</w:t>
             </w:r>
           </w:p>
         </w:tc>
@@ -3657,6 +3762,7 @@
             <w:tcW w:w="4252" w:type="dxa"/>
           </w:tcPr>
           <w:p>
+            <w:proofErr w:type="spellStart"/>
             <w:r>
               <w:rPr>
                 <w:rFonts w:hint="eastAsia"/>
@@ -3666,6 +3772,7 @@
             <w:r>
               <w:t>dbload</w:t>
             </w:r>
+            <w:proofErr w:type="spellEnd"/>
           </w:p>
           <w:p>
             <w:r>
@@ -3674,34 +3781,46 @@
             </w:r>
           </w:p>
           <w:p>
+            <w:proofErr w:type="spellStart"/>
             <w:r>
               <w:t>sdbimprt</w:t>
             </w:r>
-          </w:p>
-          <w:p>
+            <w:proofErr w:type="spellEnd"/>
+          </w:p>
+          <w:p>
+            <w:proofErr w:type="spellStart"/>
             <w:r>
               <w:t>sdbexprt</w:t>
             </w:r>
-          </w:p>
-          <w:p>
+            <w:proofErr w:type="spellEnd"/>
+          </w:p>
+          <w:p>
+            <w:proofErr w:type="spellStart"/>
             <w:r>
               <w:t>sdbinspt</w:t>
             </w:r>
-          </w:p>
-          <w:p>
+            <w:proofErr w:type="spellEnd"/>
+          </w:p>
+          <w:p>
+            <w:proofErr w:type="spellStart"/>
             <w:r>
               <w:t>sdbrestore</w:t>
             </w:r>
-          </w:p>
-          <w:p>
+            <w:proofErr w:type="spellEnd"/>
+          </w:p>
+          <w:p>
+            <w:proofErr w:type="spellStart"/>
             <w:r>
               <w:t>sdblist</w:t>
             </w:r>
-          </w:p>
-          <w:p>
+            <w:proofErr w:type="spellEnd"/>
+          </w:p>
+          <w:p>
+            <w:proofErr w:type="spellStart"/>
             <w:r>
               <w:t>sdbdpsdump</w:t>
             </w:r>
+            <w:proofErr w:type="spellEnd"/>
           </w:p>
           <w:p>
             <w:r>
@@ -3780,7 +3899,7 @@
               <w:rPr>
                 <w:rFonts w:hint="eastAsia"/>
               </w:rPr>
-              <w:t>丁普生</w:t>
+              <w:t>丁普升</w:t>
             </w:r>
           </w:p>
         </w:tc>
@@ -3826,7 +3945,7 @@
               <w:rPr>
                 <w:rFonts w:hint="eastAsia"/>
               </w:rPr>
-              <w:t>丁普生</w:t>
+              <w:t>丁普升</w:t>
             </w:r>
           </w:p>
         </w:tc>
@@ -3904,7 +4023,35 @@
               <w:rPr>
                 <w:rFonts w:hint="eastAsia"/>
               </w:rPr>
-              <w:t>(c/c++/java/php/c#)</w:t>
+              <w:t>(c/</w:t>
+            </w:r>
+            <w:proofErr w:type="spellStart"/>
+            <w:r>
+              <w:rPr>
+                <w:rFonts w:hint="eastAsia"/>
+              </w:rPr>
+              <w:t>c++</w:t>
+            </w:r>
+            <w:proofErr w:type="spellEnd"/>
+            <w:r>
+              <w:rPr>
+                <w:rFonts w:hint="eastAsia"/>
+              </w:rPr>
+              <w:t>/java/</w:t>
+            </w:r>
+            <w:proofErr w:type="spellStart"/>
+            <w:r>
+              <w:rPr>
+                <w:rFonts w:hint="eastAsia"/>
+              </w:rPr>
+              <w:t>php</w:t>
+            </w:r>
+            <w:proofErr w:type="spellEnd"/>
+            <w:r>
+              <w:rPr>
+                <w:rFonts w:hint="eastAsia"/>
+              </w:rPr>
+              <w:t>/c#)</w:t>
             </w:r>
           </w:p>
         </w:tc>

--- a/internal_doc/07.版本报告/SequoiaDB_1.6版本发布评估说明书.docx
+++ b/internal_doc/07.版本报告/SequoiaDB_1.6版本发布评估说明书.docx
@@ -3417,7 +3417,79 @@
           <w:tcPr>
             <w:tcW w:w="4678" w:type="dxa"/>
           </w:tcPr>
-          <w:p/>
+          <w:p>
+            <w:pPr>
+              <w:rPr>
+                <w:rFonts w:hint="eastAsia"/>
+              </w:rPr>
+            </w:pPr>
+            <w:r>
+              <w:rPr>
+                <w:rFonts w:hint="eastAsia"/>
+              </w:rPr>
+              <w:t>批量</w:t>
+            </w:r>
+            <w:r>
+              <w:rPr>
+                <w:rFonts w:hint="eastAsia"/>
+              </w:rPr>
+              <w:t>insert</w:t>
+            </w:r>
+            <w:r>
+              <w:rPr>
+                <w:rFonts w:hint="eastAsia"/>
+              </w:rPr>
+              <w:t>在</w:t>
+            </w:r>
+            <w:r>
+              <w:rPr>
+                <w:rFonts w:hint="eastAsia"/>
+              </w:rPr>
+              <w:t>split</w:t>
+            </w:r>
+            <w:r>
+              <w:rPr>
+                <w:rFonts w:hint="eastAsia"/>
+              </w:rPr>
+              <w:t>发生时，可能会导致批量内的数据</w:t>
+            </w:r>
+            <w:r>
+              <w:rPr>
+                <w:rFonts w:hint="eastAsia"/>
+              </w:rPr>
+              <w:t>insert</w:t>
+            </w:r>
+            <w:r>
+              <w:rPr>
+                <w:rFonts w:hint="eastAsia"/>
+              </w:rPr>
+              <w:t>在错误的节点（</w:t>
+            </w:r>
+            <w:r>
+              <w:rPr>
+                <w:rFonts w:hint="eastAsia"/>
+              </w:rPr>
+              <w:t>split</w:t>
+            </w:r>
+            <w:r>
+              <w:rPr>
+                <w:rFonts w:hint="eastAsia"/>
+              </w:rPr>
+              <w:t>源节点，本来应该在</w:t>
+            </w:r>
+            <w:r>
+              <w:rPr>
+                <w:rFonts w:hint="eastAsia"/>
+              </w:rPr>
+              <w:t>split</w:t>
+            </w:r>
+            <w:r>
+              <w:rPr>
+                <w:rFonts w:hint="eastAsia"/>
+              </w:rPr>
+              <w:t>目标节点）</w:t>
+            </w:r>
+          </w:p>
         </w:tc>
         <w:tc>
           <w:tcPr>
@@ -3719,6 +3791,7 @@
               <w:rPr>
                 <w:rFonts w:hint="eastAsia"/>
               </w:rPr>
+              <w:lastRenderedPageBreak/>
               <w:t>……</w:t>
             </w:r>
           </w:p>
@@ -3740,6 +3813,7 @@
               <w:rPr>
                 <w:rFonts w:hint="eastAsia"/>
               </w:rPr>
+              <w:lastRenderedPageBreak/>
               <w:t>工具</w:t>
             </w:r>
           </w:p>
@@ -3776,7 +3850,6 @@
           </w:p>
           <w:p>
             <w:r>
-              <w:lastRenderedPageBreak/>
               <w:t>sdbload2</w:t>
             </w:r>
           </w:p>
@@ -3845,7 +3918,6 @@
               <w:rPr>
                 <w:rFonts w:hint="eastAsia"/>
               </w:rPr>
-              <w:lastRenderedPageBreak/>
               <w:t>资料是否同步</w:t>
             </w:r>
           </w:p>

--- a/internal_doc/07.版本报告/SequoiaDB_1.6版本发布评估说明书.docx
+++ b/internal_doc/07.版本报告/SequoiaDB_1.6版本发布评估说明书.docx
@@ -109,7 +109,92 @@
           <w:tcPr>
             <w:tcW w:w="5579" w:type="dxa"/>
           </w:tcPr>
-          <w:p/>
+          <w:p>
+            <w:pPr>
+              <w:rPr>
+                <w:rFonts w:hint="eastAsia"/>
+              </w:rPr>
+            </w:pPr>
+            <w:hyperlink r:id="rId5" w:history="1">
+              <w:r>
+                <w:rPr>
+                  <w:rStyle w:val="Hyperlink"/>
+                </w:rPr>
+                <w:t>\\baryon</w:t>
+              </w:r>
+              <w:r>
+                <w:rPr>
+                  <w:rStyle w:val="Hyperlink"/>
+                  <w:rFonts w:hint="eastAsia"/>
+                </w:rPr>
+                <w:t>\</w:t>
+              </w:r>
+              <w:r>
+                <w:rPr>
+                  <w:rStyle w:val="Hyperlink"/>
+                </w:rPr>
+                <w:t>SequoiaDB\SequoiaDB 1.6</w:t>
+              </w:r>
+            </w:hyperlink>
+          </w:p>
+          <w:p>
+            <w:pPr>
+              <w:rPr>
+                <w:rFonts w:hint="eastAsia"/>
+              </w:rPr>
+            </w:pPr>
+            <w:r>
+              <w:rPr>
+                <w:rFonts w:hint="eastAsia"/>
+              </w:rPr>
+              <w:t>CI</w:t>
+            </w:r>
+          </w:p>
+          <w:p>
+            <w:pPr>
+              <w:rPr>
+                <w:rFonts w:hint="eastAsia"/>
+              </w:rPr>
+            </w:pPr>
+            <w:r>
+              <w:rPr>
+                <w:rFonts w:hint="eastAsia"/>
+              </w:rPr>
+              <w:t xml:space="preserve">PPC(192.168.30.150:/test_tar/ </w:t>
+            </w:r>
+            <w:r>
+              <w:rPr>
+                <w:rFonts w:hint="eastAsia"/>
+              </w:rPr>
+              <w:t>下的版本编号：</w:t>
+            </w:r>
+            <w:r>
+              <w:rPr>
+                <w:rFonts w:hint="eastAsia"/>
+              </w:rPr>
+              <w:t>815)</w:t>
+            </w:r>
+          </w:p>
+          <w:p>
+            <w:r>
+              <w:rPr>
+                <w:rFonts w:hint="eastAsia"/>
+              </w:rPr>
+              <w:t xml:space="preserve">X86(192.168.30.184:/test_tar/ </w:t>
+            </w:r>
+            <w:r>
+              <w:rPr>
+                <w:rFonts w:hint="eastAsia"/>
+              </w:rPr>
+              <w:t>下的版本编号：</w:t>
+            </w:r>
+            <w:r>
+              <w:rPr>
+                <w:rFonts w:hint="eastAsia"/>
+              </w:rPr>
+              <w:t>851)</w:t>
+            </w:r>
+          </w:p>
         </w:tc>
       </w:tr>
       <w:tr>
@@ -634,7 +719,7 @@
             <w:tcW w:w="2130" w:type="dxa"/>
           </w:tcPr>
           <w:p>
-            <w:hyperlink r:id="rId5" w:history="1">
+            <w:hyperlink r:id="rId6" w:history="1">
               <w:r>
                 <w:rPr>
                   <w:rStyle w:val="Hyperlink"/>
@@ -693,7 +778,7 @@
                 <w:szCs w:val="13"/>
               </w:rPr>
             </w:pPr>
-            <w:hyperlink r:id="rId6" w:history="1">
+            <w:hyperlink r:id="rId7" w:history="1">
               <w:r>
                 <w:rPr>
                   <w:rStyle w:val="Hyperlink"/>
@@ -711,25 +796,21 @@
             <w:tcW w:w="4641" w:type="dxa"/>
           </w:tcPr>
           <w:p>
-            <w:proofErr w:type="spellStart"/>
             <w:r>
               <w:t>restoreDB</w:t>
             </w:r>
-            <w:proofErr w:type="spellEnd"/>
             <w:r>
               <w:rPr>
                 <w:rFonts w:hint="eastAsia"/>
               </w:rPr>
               <w:t>改名为</w:t>
             </w:r>
-            <w:proofErr w:type="spellStart"/>
             <w:r>
               <w:rPr>
                 <w:rFonts w:hint="eastAsia"/>
               </w:rPr>
               <w:t>sdbrestore</w:t>
             </w:r>
-            <w:proofErr w:type="spellEnd"/>
           </w:p>
         </w:tc>
         <w:tc>
@@ -745,7 +826,7 @@
             <w:tcW w:w="2130" w:type="dxa"/>
           </w:tcPr>
           <w:p>
-            <w:hyperlink r:id="rId7" w:history="1">
+            <w:hyperlink r:id="rId8" w:history="1">
               <w:r>
                 <w:rPr>
                   <w:rStyle w:val="Hyperlink"/>
@@ -816,7 +897,7 @@
                 <w:szCs w:val="13"/>
               </w:rPr>
             </w:pPr>
-            <w:hyperlink r:id="rId8" w:history="1">
+            <w:hyperlink r:id="rId9" w:history="1">
               <w:r>
                 <w:rPr>
                   <w:rStyle w:val="Hyperlink"/>
@@ -899,7 +980,7 @@
                 <w:szCs w:val="13"/>
               </w:rPr>
             </w:pPr>
-            <w:hyperlink r:id="rId9" w:history="1">
+            <w:hyperlink r:id="rId10" w:history="1">
               <w:r>
                 <w:rPr>
                   <w:rStyle w:val="Hyperlink"/>
@@ -988,7 +1069,7 @@
                 <w:szCs w:val="13"/>
               </w:rPr>
             </w:pPr>
-            <w:hyperlink r:id="rId10" w:history="1">
+            <w:hyperlink r:id="rId11" w:history="1">
               <w:r>
                 <w:rPr>
                   <w:rStyle w:val="Hyperlink"/>
@@ -1047,7 +1128,7 @@
                 <w:szCs w:val="13"/>
               </w:rPr>
             </w:pPr>
-            <w:hyperlink r:id="rId11" w:history="1">
+            <w:hyperlink r:id="rId12" w:history="1">
               <w:r>
                 <w:rPr>
                   <w:rStyle w:val="Hyperlink"/>
@@ -1071,14 +1152,12 @@
               </w:rPr>
               <w:t>【优化】优化</w:t>
             </w:r>
-            <w:proofErr w:type="spellStart"/>
             <w:r>
               <w:rPr>
                 <w:rFonts w:hint="eastAsia"/>
               </w:rPr>
               <w:t>ReplGroup</w:t>
             </w:r>
-            <w:proofErr w:type="spellEnd"/>
             <w:r>
               <w:rPr>
                 <w:rFonts w:hint="eastAsia"/>
@@ -1126,7 +1205,7 @@
                 <w:szCs w:val="13"/>
               </w:rPr>
             </w:pPr>
-            <w:hyperlink r:id="rId12" w:history="1">
+            <w:hyperlink r:id="rId13" w:history="1">
               <w:r>
                 <w:rPr>
                   <w:rStyle w:val="Hyperlink"/>
@@ -1173,7 +1252,7 @@
                 <w:szCs w:val="13"/>
               </w:rPr>
             </w:pPr>
-            <w:hyperlink r:id="rId13" w:history="1">
+            <w:hyperlink r:id="rId14" w:history="1">
               <w:r>
                 <w:rPr>
                   <w:rStyle w:val="Hyperlink"/>
@@ -1220,7 +1299,7 @@
                 <w:szCs w:val="13"/>
               </w:rPr>
             </w:pPr>
-            <w:hyperlink r:id="rId14" w:history="1">
+            <w:hyperlink r:id="rId15" w:history="1">
               <w:r>
                 <w:rPr>
                   <w:rStyle w:val="Hyperlink"/>
@@ -1260,21 +1339,7 @@
               <w:rPr>
                 <w:rFonts w:hint="eastAsia"/>
               </w:rPr>
-              <w:t>c/</w:t>
-            </w:r>
-            <w:proofErr w:type="spellStart"/>
-            <w:r>
-              <w:rPr>
-                <w:rFonts w:hint="eastAsia"/>
-              </w:rPr>
-              <w:t>c++</w:t>
-            </w:r>
-            <w:proofErr w:type="spellEnd"/>
-            <w:r>
-              <w:rPr>
-                <w:rFonts w:hint="eastAsia"/>
-              </w:rPr>
-              <w:t>/c#/java</w:t>
+              <w:t>c/c++/c#/java</w:t>
             </w:r>
             <w:r>
               <w:rPr>
@@ -1286,21 +1351,7 @@
               <w:rPr>
                 <w:rFonts w:hint="eastAsia"/>
               </w:rPr>
-              <w:t xml:space="preserve"> </w:t>
-            </w:r>
-            <w:proofErr w:type="spellStart"/>
-            <w:r>
-              <w:rPr>
-                <w:rFonts w:hint="eastAsia"/>
-              </w:rPr>
-              <w:t>isClosed</w:t>
-            </w:r>
-            <w:proofErr w:type="spellEnd"/>
-            <w:r>
-              <w:rPr>
-                <w:rFonts w:hint="eastAsia"/>
-              </w:rPr>
-              <w:t xml:space="preserve">() </w:t>
+              <w:t xml:space="preserve"> isClosed() </w:t>
             </w:r>
             <w:r>
               <w:rPr>
@@ -1312,21 +1363,7 @@
               <w:rPr>
                 <w:rFonts w:hint="eastAsia"/>
               </w:rPr>
-              <w:t xml:space="preserve"> </w:t>
-            </w:r>
-            <w:proofErr w:type="spellStart"/>
-            <w:r>
-              <w:rPr>
-                <w:rFonts w:hint="eastAsia"/>
-              </w:rPr>
-              <w:t>closeAllCursor</w:t>
-            </w:r>
-            <w:proofErr w:type="spellEnd"/>
-            <w:r>
-              <w:rPr>
-                <w:rFonts w:hint="eastAsia"/>
-              </w:rPr>
-              <w:t xml:space="preserve">() </w:t>
+              <w:t xml:space="preserve"> closeAllCursor() </w:t>
             </w:r>
             <w:r>
               <w:rPr>
@@ -1357,7 +1394,7 @@
                 <w:szCs w:val="13"/>
               </w:rPr>
             </w:pPr>
-            <w:hyperlink r:id="rId15" w:history="1">
+            <w:hyperlink r:id="rId16" w:history="1">
               <w:r>
                 <w:rPr>
                   <w:rStyle w:val="Hyperlink"/>
@@ -1381,14 +1418,12 @@
               </w:rPr>
               <w:t>【</w:t>
             </w:r>
-            <w:proofErr w:type="spellStart"/>
             <w:r>
               <w:rPr>
                 <w:rFonts w:hint="eastAsia"/>
               </w:rPr>
               <w:t>Featrue</w:t>
             </w:r>
-            <w:proofErr w:type="spellEnd"/>
             <w:r>
               <w:rPr>
                 <w:rFonts w:hint="eastAsia"/>
@@ -1442,7 +1477,7 @@
                 <w:szCs w:val="13"/>
               </w:rPr>
             </w:pPr>
-            <w:hyperlink r:id="rId16" w:history="1">
+            <w:hyperlink r:id="rId17" w:history="1">
               <w:r>
                 <w:rPr>
                   <w:rStyle w:val="Hyperlink"/>
@@ -1460,14 +1495,12 @@
             <w:tcW w:w="4641" w:type="dxa"/>
           </w:tcPr>
           <w:p>
-            <w:proofErr w:type="spellStart"/>
             <w:r>
               <w:rPr>
                 <w:rFonts w:hint="eastAsia"/>
               </w:rPr>
               <w:t>sequoiadb</w:t>
             </w:r>
-            <w:proofErr w:type="spellEnd"/>
             <w:r>
               <w:rPr>
                 <w:rFonts w:hint="eastAsia"/>
@@ -1521,7 +1554,7 @@
                 <w:szCs w:val="13"/>
               </w:rPr>
             </w:pPr>
-            <w:hyperlink r:id="rId17" w:history="1">
+            <w:hyperlink r:id="rId18" w:history="1">
               <w:r>
                 <w:rPr>
                   <w:rStyle w:val="Hyperlink"/>
@@ -1557,14 +1590,12 @@
               </w:rPr>
               <w:t>】在内置</w:t>
             </w:r>
-            <w:proofErr w:type="spellStart"/>
             <w:r>
               <w:rPr>
                 <w:rFonts w:hint="eastAsia"/>
               </w:rPr>
               <w:t>sql</w:t>
             </w:r>
-            <w:proofErr w:type="spellEnd"/>
             <w:r>
               <w:rPr>
                 <w:rFonts w:hint="eastAsia"/>
@@ -1764,7 +1795,7 @@
             <w:tcW w:w="2093" w:type="dxa"/>
           </w:tcPr>
           <w:p>
-            <w:hyperlink r:id="rId18" w:history="1">
+            <w:hyperlink r:id="rId19" w:history="1">
               <w:r>
                 <w:rPr>
                   <w:rStyle w:val="Hyperlink"/>
@@ -1821,7 +1852,7 @@
             <w:tcW w:w="2093" w:type="dxa"/>
           </w:tcPr>
           <w:p>
-            <w:hyperlink r:id="rId19" w:history="1">
+            <w:hyperlink r:id="rId20" w:history="1">
               <w:r>
                 <w:rPr>
                   <w:rStyle w:val="Hyperlink"/>
@@ -1868,7 +1899,7 @@
                 <w:szCs w:val="13"/>
               </w:rPr>
             </w:pPr>
-            <w:hyperlink r:id="rId20" w:history="1">
+            <w:hyperlink r:id="rId21" w:history="1">
               <w:r>
                 <w:rPr>
                   <w:rStyle w:val="Hyperlink"/>
@@ -1910,14 +1941,12 @@
               </w:rPr>
               <w:t>端口节点</w:t>
             </w:r>
-            <w:proofErr w:type="spellStart"/>
             <w:r>
               <w:rPr>
                 <w:rFonts w:hint="eastAsia"/>
               </w:rPr>
               <w:t>coredump</w:t>
             </w:r>
-            <w:proofErr w:type="spellEnd"/>
           </w:p>
         </w:tc>
         <w:tc>
@@ -1941,7 +1970,7 @@
                 <w:szCs w:val="13"/>
               </w:rPr>
             </w:pPr>
-            <w:hyperlink r:id="rId21" w:history="1">
+            <w:hyperlink r:id="rId22" w:history="1">
               <w:r>
                 <w:rPr>
                   <w:rStyle w:val="Hyperlink"/>
@@ -1977,14 +2006,12 @@
               </w:rPr>
               <w:t>】节点强退时，会导致一节点出现源和目的完全相同的链路，并且端口为该强退节点的</w:t>
             </w:r>
-            <w:proofErr w:type="spellStart"/>
             <w:r>
               <w:rPr>
                 <w:rFonts w:hint="eastAsia"/>
               </w:rPr>
               <w:t>Repl</w:t>
             </w:r>
-            <w:proofErr w:type="spellEnd"/>
             <w:r>
               <w:rPr>
                 <w:rFonts w:hint="eastAsia"/>
@@ -2026,7 +2053,7 @@
                 <w:szCs w:val="13"/>
               </w:rPr>
             </w:pPr>
-            <w:hyperlink r:id="rId22" w:history="1">
+            <w:hyperlink r:id="rId23" w:history="1">
               <w:r>
                 <w:rPr>
                   <w:rStyle w:val="Hyperlink"/>
@@ -2066,21 +2093,7 @@
               <w:rPr>
                 <w:rFonts w:hint="eastAsia"/>
               </w:rPr>
-              <w:t>update {$set:{"</w:t>
-            </w:r>
-            <w:proofErr w:type="spellStart"/>
-            <w:r>
-              <w:rPr>
-                <w:rFonts w:hint="eastAsia"/>
-              </w:rPr>
-              <w:t>a.c</w:t>
-            </w:r>
-            <w:proofErr w:type="spellEnd"/>
-            <w:r>
-              <w:rPr>
-                <w:rFonts w:hint="eastAsia"/>
-              </w:rPr>
-              <w:t>":0}}</w:t>
+              <w:t>update {$set:{"a.c":0}}</w:t>
             </w:r>
             <w:r>
               <w:rPr>
@@ -2147,7 +2160,7 @@
                 <w:szCs w:val="13"/>
               </w:rPr>
             </w:pPr>
-            <w:hyperlink r:id="rId23" w:history="1">
+            <w:hyperlink r:id="rId24" w:history="1">
               <w:r>
                 <w:rPr>
                   <w:rStyle w:val="Hyperlink"/>
@@ -2206,7 +2219,7 @@
                 <w:szCs w:val="13"/>
               </w:rPr>
             </w:pPr>
-            <w:hyperlink r:id="rId24" w:history="1">
+            <w:hyperlink r:id="rId25" w:history="1">
               <w:r>
                 <w:rPr>
                   <w:rStyle w:val="Hyperlink"/>
@@ -2265,7 +2278,7 @@
                 <w:szCs w:val="13"/>
               </w:rPr>
             </w:pPr>
-            <w:hyperlink r:id="rId25" w:history="1">
+            <w:hyperlink r:id="rId26" w:history="1">
               <w:r>
                 <w:rPr>
                   <w:rStyle w:val="Hyperlink"/>
@@ -2324,7 +2337,7 @@
                 <w:szCs w:val="13"/>
               </w:rPr>
             </w:pPr>
-            <w:hyperlink r:id="rId26" w:history="1">
+            <w:hyperlink r:id="rId27" w:history="1">
               <w:r>
                 <w:rPr>
                   <w:rStyle w:val="Hyperlink"/>
@@ -2354,14 +2367,12 @@
               </w:rPr>
               <w:t>驱动</w:t>
             </w:r>
-            <w:proofErr w:type="spellStart"/>
             <w:r>
               <w:rPr>
                 <w:rFonts w:hint="eastAsia"/>
               </w:rPr>
               <w:t>getSnapshot</w:t>
             </w:r>
-            <w:proofErr w:type="spellEnd"/>
             <w:r>
               <w:rPr>
                 <w:rFonts w:hint="eastAsia"/>
@@ -2403,7 +2414,7 @@
                 <w:szCs w:val="13"/>
               </w:rPr>
             </w:pPr>
-            <w:hyperlink r:id="rId27" w:history="1">
+            <w:hyperlink r:id="rId28" w:history="1">
               <w:r>
                 <w:rPr>
                   <w:rStyle w:val="Hyperlink"/>
@@ -2427,14 +2438,12 @@
               </w:rPr>
               <w:t>在</w:t>
             </w:r>
-            <w:proofErr w:type="spellStart"/>
             <w:r>
               <w:rPr>
                 <w:rFonts w:hint="eastAsia"/>
               </w:rPr>
               <w:t>sdb</w:t>
             </w:r>
-            <w:proofErr w:type="spellEnd"/>
             <w:r>
               <w:rPr>
                 <w:rFonts w:hint="eastAsia"/>
@@ -2451,7 +2460,14 @@
               <w:rPr>
                 <w:rFonts w:hint="eastAsia"/>
               </w:rPr>
-              <w:t>数据中的控制字符没有被正常转义为反斜杠</w:t>
+              <w:t>数据中的控制字符没有被正常转</w:t>
+            </w:r>
+            <w:r>
+              <w:rPr>
+                <w:rFonts w:hint="eastAsia"/>
+              </w:rPr>
+              <w:lastRenderedPageBreak/>
+              <w:t>义为反斜杠</w:t>
             </w:r>
           </w:p>
         </w:tc>
@@ -2476,7 +2492,7 @@
                 <w:szCs w:val="13"/>
               </w:rPr>
             </w:pPr>
-            <w:hyperlink r:id="rId28" w:history="1">
+            <w:hyperlink r:id="rId29" w:history="1">
               <w:r>
                 <w:rPr>
                   <w:rStyle w:val="Hyperlink"/>
@@ -2529,7 +2545,7 @@
                 <w:szCs w:val="13"/>
               </w:rPr>
             </w:pPr>
-            <w:hyperlink r:id="rId29" w:history="1">
+            <w:hyperlink r:id="rId30" w:history="1">
               <w:r>
                 <w:rPr>
                   <w:rStyle w:val="Hyperlink"/>
@@ -2575,21 +2591,7 @@
               <w:rPr>
                 <w:rFonts w:hint="eastAsia"/>
               </w:rPr>
-              <w:t>-108(</w:t>
-            </w:r>
-            <w:proofErr w:type="spellStart"/>
-            <w:r>
-              <w:rPr>
-                <w:rFonts w:hint="eastAsia"/>
-              </w:rPr>
-              <w:t>coord</w:t>
-            </w:r>
-            <w:proofErr w:type="spellEnd"/>
-            <w:r>
-              <w:rPr>
-                <w:rFonts w:hint="eastAsia"/>
-              </w:rPr>
-              <w:t xml:space="preserve"> node catalog version old)</w:t>
+              <w:t>-108(coord node catalog version old)</w:t>
             </w:r>
             <w:r>
               <w:rPr>
@@ -2620,7 +2622,7 @@
                 <w:szCs w:val="13"/>
               </w:rPr>
             </w:pPr>
-            <w:hyperlink r:id="rId30" w:history="1">
+            <w:hyperlink r:id="rId31" w:history="1">
               <w:r>
                 <w:rPr>
                   <w:rStyle w:val="Hyperlink"/>
@@ -2644,28 +2646,24 @@
               </w:rPr>
               <w:t>在子表做切分的情况下，使用</w:t>
             </w:r>
-            <w:proofErr w:type="spellStart"/>
             <w:r>
               <w:rPr>
                 <w:rFonts w:hint="eastAsia"/>
               </w:rPr>
               <w:t>sdbload</w:t>
             </w:r>
-            <w:proofErr w:type="spellEnd"/>
             <w:r>
               <w:rPr>
                 <w:rFonts w:hint="eastAsia"/>
               </w:rPr>
               <w:t>往主表加载数据时，</w:t>
             </w:r>
-            <w:proofErr w:type="spellStart"/>
             <w:r>
               <w:rPr>
                 <w:rFonts w:hint="eastAsia"/>
               </w:rPr>
               <w:t>sdbload</w:t>
             </w:r>
-            <w:proofErr w:type="spellEnd"/>
             <w:r>
               <w:rPr>
                 <w:rFonts w:hint="eastAsia"/>
@@ -2695,7 +2693,7 @@
                 <w:szCs w:val="13"/>
               </w:rPr>
             </w:pPr>
-            <w:hyperlink r:id="rId31" w:history="1">
+            <w:hyperlink r:id="rId32" w:history="1">
               <w:r>
                 <w:rPr>
                   <w:rStyle w:val="Hyperlink"/>
@@ -2742,7 +2740,7 @@
                 <w:szCs w:val="13"/>
               </w:rPr>
             </w:pPr>
-            <w:hyperlink r:id="rId32" w:history="1">
+            <w:hyperlink r:id="rId33" w:history="1">
               <w:r>
                 <w:rPr>
                   <w:rStyle w:val="Hyperlink"/>
@@ -2766,14 +2764,12 @@
               </w:rPr>
               <w:t>通过</w:t>
             </w:r>
-            <w:proofErr w:type="spellStart"/>
             <w:r>
               <w:rPr>
                 <w:rFonts w:hint="eastAsia"/>
               </w:rPr>
               <w:t>removeShard</w:t>
             </w:r>
-            <w:proofErr w:type="spellEnd"/>
             <w:r>
               <w:rPr>
                 <w:rFonts w:hint="eastAsia"/>
@@ -2827,7 +2823,7 @@
                 <w:szCs w:val="13"/>
               </w:rPr>
             </w:pPr>
-            <w:hyperlink r:id="rId33" w:history="1">
+            <w:hyperlink r:id="rId34" w:history="1">
               <w:r>
                 <w:rPr>
                   <w:rStyle w:val="Hyperlink"/>
@@ -2863,14 +2859,12 @@
               </w:rPr>
               <w:t>】</w:t>
             </w:r>
-            <w:proofErr w:type="spellStart"/>
             <w:r>
               <w:rPr>
                 <w:rFonts w:hint="eastAsia"/>
               </w:rPr>
               <w:t>sequoiaSQL</w:t>
             </w:r>
-            <w:proofErr w:type="spellEnd"/>
             <w:r>
               <w:rPr>
                 <w:rFonts w:hint="eastAsia"/>
@@ -2889,14 +2883,12 @@
               </w:rPr>
               <w:t>测试时，</w:t>
             </w:r>
-            <w:proofErr w:type="spellStart"/>
             <w:r>
               <w:rPr>
                 <w:rFonts w:hint="eastAsia"/>
               </w:rPr>
               <w:t>sequoiadb</w:t>
             </w:r>
-            <w:proofErr w:type="spellEnd"/>
             <w:r>
               <w:rPr>
                 <w:rFonts w:hint="eastAsia"/>
@@ -2915,28 +2907,24 @@
               </w:rPr>
               <w:t>；查看原因是</w:t>
             </w:r>
-            <w:proofErr w:type="spellStart"/>
             <w:r>
               <w:rPr>
                 <w:rFonts w:hint="eastAsia"/>
               </w:rPr>
               <w:t>coord</w:t>
             </w:r>
-            <w:proofErr w:type="spellEnd"/>
             <w:r>
               <w:rPr>
                 <w:rFonts w:hint="eastAsia"/>
               </w:rPr>
               <w:t>给数据节点发送过多的</w:t>
             </w:r>
-            <w:proofErr w:type="spellStart"/>
             <w:r>
               <w:rPr>
                 <w:rFonts w:hint="eastAsia"/>
               </w:rPr>
               <w:t>killcontext</w:t>
             </w:r>
-            <w:proofErr w:type="spellEnd"/>
             <w:r>
               <w:rPr>
                 <w:rFonts w:hint="eastAsia"/>
@@ -2966,7 +2954,7 @@
                 <w:szCs w:val="13"/>
               </w:rPr>
             </w:pPr>
-            <w:hyperlink r:id="rId34" w:history="1">
+            <w:hyperlink r:id="rId35" w:history="1">
               <w:r>
                 <w:rPr>
                   <w:rStyle w:val="Hyperlink"/>
@@ -3014,14 +3002,12 @@
               </w:rPr>
               <w:t>模式下，</w:t>
             </w:r>
-            <w:proofErr w:type="spellStart"/>
             <w:r>
               <w:rPr>
                 <w:rFonts w:hint="eastAsia"/>
               </w:rPr>
               <w:t>sequoaidb</w:t>
             </w:r>
-            <w:proofErr w:type="spellEnd"/>
             <w:r>
               <w:rPr>
                 <w:rFonts w:hint="eastAsia"/>
@@ -3075,7 +3061,7 @@
                 <w:szCs w:val="13"/>
               </w:rPr>
             </w:pPr>
-            <w:hyperlink r:id="rId35" w:history="1">
+            <w:hyperlink r:id="rId36" w:history="1">
               <w:r>
                 <w:rPr>
                   <w:rStyle w:val="Hyperlink"/>
@@ -3158,7 +3144,7 @@
                 <w:szCs w:val="13"/>
               </w:rPr>
             </w:pPr>
-            <w:hyperlink r:id="rId36" w:history="1">
+            <w:hyperlink r:id="rId37" w:history="1">
               <w:r>
                 <w:rPr>
                   <w:rStyle w:val="Hyperlink"/>
@@ -3217,7 +3203,7 @@
                 <w:szCs w:val="13"/>
               </w:rPr>
             </w:pPr>
-            <w:hyperlink r:id="rId37" w:history="1">
+            <w:hyperlink r:id="rId38" w:history="1">
               <w:r>
                 <w:rPr>
                   <w:rStyle w:val="Hyperlink"/>
@@ -3418,11 +3404,6 @@
             <w:tcW w:w="4678" w:type="dxa"/>
           </w:tcPr>
           <w:p>
-            <w:pPr>
-              <w:rPr>
-                <w:rFonts w:hint="eastAsia"/>
-              </w:rPr>
-            </w:pPr>
             <w:r>
               <w:rPr>
                 <w:rFonts w:hint="eastAsia"/>
@@ -3690,7 +3671,6 @@
               </w:rPr>
               <w:t xml:space="preserve">   </w:t>
             </w:r>
-            <w:proofErr w:type="spellStart"/>
             <w:r>
               <w:t>S</w:t>
             </w:r>
@@ -3698,14 +3678,7 @@
               <w:rPr>
                 <w:rFonts w:hint="eastAsia"/>
               </w:rPr>
-              <w:t>use</w:t>
-            </w:r>
-            <w:proofErr w:type="spellEnd"/>
-            <w:r>
-              <w:rPr>
-                <w:rFonts w:hint="eastAsia"/>
-              </w:rPr>
-              <w:t>:</w:t>
+              <w:t>use:</w:t>
             </w:r>
           </w:p>
           <w:p>
@@ -3743,6 +3716,7 @@
               <w:rPr>
                 <w:rFonts w:hint="eastAsia"/>
               </w:rPr>
+              <w:lastRenderedPageBreak/>
               <w:t>手动用例</w:t>
             </w:r>
           </w:p>
@@ -3791,7 +3765,6 @@
               <w:rPr>
                 <w:rFonts w:hint="eastAsia"/>
               </w:rPr>
-              <w:lastRenderedPageBreak/>
               <w:t>……</w:t>
             </w:r>
           </w:p>
@@ -3813,7 +3786,6 @@
               <w:rPr>
                 <w:rFonts w:hint="eastAsia"/>
               </w:rPr>
-              <w:lastRenderedPageBreak/>
               <w:t>工具</w:t>
             </w:r>
           </w:p>
@@ -3836,7 +3808,6 @@
             <w:tcW w:w="4252" w:type="dxa"/>
           </w:tcPr>
           <w:p>
-            <w:proofErr w:type="spellStart"/>
             <w:r>
               <w:rPr>
                 <w:rFonts w:hint="eastAsia"/>
@@ -3846,7 +3817,6 @@
             <w:r>
               <w:t>dbload</w:t>
             </w:r>
-            <w:proofErr w:type="spellEnd"/>
           </w:p>
           <w:p>
             <w:r>
@@ -3854,46 +3824,34 @@
             </w:r>
           </w:p>
           <w:p>
-            <w:proofErr w:type="spellStart"/>
             <w:r>
               <w:t>sdbimprt</w:t>
             </w:r>
-            <w:proofErr w:type="spellEnd"/>
-          </w:p>
-          <w:p>
-            <w:proofErr w:type="spellStart"/>
+          </w:p>
+          <w:p>
             <w:r>
               <w:t>sdbexprt</w:t>
             </w:r>
-            <w:proofErr w:type="spellEnd"/>
-          </w:p>
-          <w:p>
-            <w:proofErr w:type="spellStart"/>
+          </w:p>
+          <w:p>
             <w:r>
               <w:t>sdbinspt</w:t>
             </w:r>
-            <w:proofErr w:type="spellEnd"/>
-          </w:p>
-          <w:p>
-            <w:proofErr w:type="spellStart"/>
+          </w:p>
+          <w:p>
             <w:r>
               <w:t>sdbrestore</w:t>
             </w:r>
-            <w:proofErr w:type="spellEnd"/>
-          </w:p>
-          <w:p>
-            <w:proofErr w:type="spellStart"/>
+          </w:p>
+          <w:p>
             <w:r>
               <w:t>sdblist</w:t>
             </w:r>
-            <w:proofErr w:type="spellEnd"/>
-          </w:p>
-          <w:p>
-            <w:proofErr w:type="spellStart"/>
+          </w:p>
+          <w:p>
             <w:r>
               <w:t>sdbdpsdump</w:t>
             </w:r>
-            <w:proofErr w:type="spellEnd"/>
           </w:p>
           <w:p>
             <w:r>
@@ -4095,35 +4053,7 @@
               <w:rPr>
                 <w:rFonts w:hint="eastAsia"/>
               </w:rPr>
-              <w:t>(c/</w:t>
-            </w:r>
-            <w:proofErr w:type="spellStart"/>
-            <w:r>
-              <w:rPr>
-                <w:rFonts w:hint="eastAsia"/>
-              </w:rPr>
-              <w:t>c++</w:t>
-            </w:r>
-            <w:proofErr w:type="spellEnd"/>
-            <w:r>
-              <w:rPr>
-                <w:rFonts w:hint="eastAsia"/>
-              </w:rPr>
-              <w:t>/java/</w:t>
-            </w:r>
-            <w:proofErr w:type="spellStart"/>
-            <w:r>
-              <w:rPr>
-                <w:rFonts w:hint="eastAsia"/>
-              </w:rPr>
-              <w:t>php</w:t>
-            </w:r>
-            <w:proofErr w:type="spellEnd"/>
-            <w:r>
-              <w:rPr>
-                <w:rFonts w:hint="eastAsia"/>
-              </w:rPr>
-              <w:t>/c#)</w:t>
+              <w:t>(c/c++/java/php/c#)</w:t>
             </w:r>
           </w:p>
         </w:tc>
@@ -4930,7 +4860,6 @@
     <w:name w:val="Hyperlink"/>
     <w:basedOn w:val="DefaultParagraphFont"/>
     <w:uiPriority w:val="99"/>
-    <w:semiHidden/>
     <w:unhideWhenUsed/>
     <w:rsid w:val="009A7235"/>
     <w:rPr>

--- a/internal_doc/07.版本报告/SequoiaDB_1.6版本发布评估说明书.docx
+++ b/internal_doc/07.版本报告/SequoiaDB_1.6版本发布评估说明书.docx
@@ -54,11 +54,19 @@
             <w:tcW w:w="5579" w:type="dxa"/>
           </w:tcPr>
           <w:p>
-            <w:r>
-              <w:rPr>
-                <w:rFonts w:hint="eastAsia"/>
-              </w:rPr>
-              <w:t>SequoiaDB 1.6</w:t>
+            <w:proofErr w:type="spellStart"/>
+            <w:r>
+              <w:rPr>
+                <w:rFonts w:hint="eastAsia"/>
+              </w:rPr>
+              <w:t>SequoiaDB</w:t>
+            </w:r>
+            <w:proofErr w:type="spellEnd"/>
+            <w:r>
+              <w:rPr>
+                <w:rFonts w:hint="eastAsia"/>
+              </w:rPr>
+              <w:t xml:space="preserve"> 1.6</w:t>
             </w:r>
           </w:p>
         </w:tc>
@@ -110,11 +118,6 @@
             <w:tcW w:w="5579" w:type="dxa"/>
           </w:tcPr>
           <w:p>
-            <w:pPr>
-              <w:rPr>
-                <w:rFonts w:hint="eastAsia"/>
-              </w:rPr>
-            </w:pPr>
             <w:hyperlink r:id="rId5" w:history="1">
               <w:r>
                 <w:rPr>
@@ -138,11 +141,6 @@
             </w:hyperlink>
           </w:p>
           <w:p>
-            <w:pPr>
-              <w:rPr>
-                <w:rFonts w:hint="eastAsia"/>
-              </w:rPr>
-            </w:pPr>
             <w:r>
               <w:rPr>
                 <w:rFonts w:hint="eastAsia"/>
@@ -151,16 +149,25 @@
             </w:r>
           </w:p>
           <w:p>
-            <w:pPr>
-              <w:rPr>
-                <w:rFonts w:hint="eastAsia"/>
-              </w:rPr>
-            </w:pPr>
-            <w:r>
-              <w:rPr>
-                <w:rFonts w:hint="eastAsia"/>
-              </w:rPr>
-              <w:t xml:space="preserve">PPC(192.168.30.150:/test_tar/ </w:t>
+            <w:r>
+              <w:rPr>
+                <w:rFonts w:hint="eastAsia"/>
+              </w:rPr>
+              <w:t>PPC(192.168.30.150:/</w:t>
+            </w:r>
+            <w:proofErr w:type="spellStart"/>
+            <w:r>
+              <w:rPr>
+                <w:rFonts w:hint="eastAsia"/>
+              </w:rPr>
+              <w:t>test_tar</w:t>
+            </w:r>
+            <w:proofErr w:type="spellEnd"/>
+            <w:r>
+              <w:rPr>
+                <w:rFonts w:hint="eastAsia"/>
+              </w:rPr>
+              <w:t xml:space="preserve">/ </w:t>
             </w:r>
             <w:r>
               <w:rPr>
@@ -180,7 +187,21 @@
               <w:rPr>
                 <w:rFonts w:hint="eastAsia"/>
               </w:rPr>
-              <w:t xml:space="preserve">X86(192.168.30.184:/test_tar/ </w:t>
+              <w:t>X86(192.168.30.184:/</w:t>
+            </w:r>
+            <w:proofErr w:type="spellStart"/>
+            <w:r>
+              <w:rPr>
+                <w:rFonts w:hint="eastAsia"/>
+              </w:rPr>
+              <w:t>test_tar</w:t>
+            </w:r>
+            <w:proofErr w:type="spellEnd"/>
+            <w:r>
+              <w:rPr>
+                <w:rFonts w:hint="eastAsia"/>
+              </w:rPr>
+              <w:t xml:space="preserve">/ </w:t>
             </w:r>
             <w:r>
               <w:rPr>
@@ -352,7 +373,14 @@
             </w:r>
             <w:r>
               <w:tab/>
-              <w:t>Ubuntu 12</w:t>
+            </w:r>
+            <w:proofErr w:type="spellStart"/>
+            <w:r>
+              <w:t>Ubuntu</w:t>
+            </w:r>
+            <w:proofErr w:type="spellEnd"/>
+            <w:r>
+              <w:t xml:space="preserve"> 12</w:t>
             </w:r>
           </w:p>
           <w:p>
@@ -364,7 +392,14 @@
             </w:r>
             <w:r>
               <w:tab/>
-              <w:t>CentOS 6</w:t>
+            </w:r>
+            <w:proofErr w:type="spellStart"/>
+            <w:r>
+              <w:t>CentOS</w:t>
+            </w:r>
+            <w:proofErr w:type="spellEnd"/>
+            <w:r>
+              <w:t xml:space="preserve"> 6</w:t>
             </w:r>
           </w:p>
         </w:tc>
@@ -400,11 +435,19 @@
               </w:rPr>
               <w:t>兼容</w:t>
             </w:r>
-            <w:r>
-              <w:rPr>
-                <w:rFonts w:hint="eastAsia"/>
-              </w:rPr>
-              <w:t xml:space="preserve">SequoiaDB </w:t>
+            <w:proofErr w:type="spellStart"/>
+            <w:r>
+              <w:rPr>
+                <w:rFonts w:hint="eastAsia"/>
+              </w:rPr>
+              <w:t>SequoiaDB</w:t>
+            </w:r>
+            <w:proofErr w:type="spellEnd"/>
+            <w:r>
+              <w:rPr>
+                <w:rFonts w:hint="eastAsia"/>
+              </w:rPr>
+              <w:t xml:space="preserve"> </w:t>
             </w:r>
             <w:r>
               <w:rPr>
@@ -761,7 +804,17 @@
           <w:tcPr>
             <w:tcW w:w="1751" w:type="dxa"/>
           </w:tcPr>
-          <w:p/>
+          <w:p>
+            <w:pPr>
+              <w:jc w:val="left"/>
+            </w:pPr>
+            <w:r>
+              <w:rPr>
+                <w:rFonts w:hint="eastAsia"/>
+              </w:rPr>
+              <w:t>良</w:t>
+            </w:r>
+          </w:p>
         </w:tc>
       </w:tr>
       <w:tr>
@@ -796,28 +849,39 @@
             <w:tcW w:w="4641" w:type="dxa"/>
           </w:tcPr>
           <w:p>
+            <w:proofErr w:type="spellStart"/>
             <w:r>
               <w:t>restoreDB</w:t>
             </w:r>
+            <w:proofErr w:type="spellEnd"/>
             <w:r>
               <w:rPr>
                 <w:rFonts w:hint="eastAsia"/>
               </w:rPr>
               <w:t>改名为</w:t>
             </w:r>
+            <w:proofErr w:type="spellStart"/>
             <w:r>
               <w:rPr>
                 <w:rFonts w:hint="eastAsia"/>
               </w:rPr>
               <w:t>sdbrestore</w:t>
             </w:r>
+            <w:proofErr w:type="spellEnd"/>
           </w:p>
         </w:tc>
         <w:tc>
           <w:tcPr>
             <w:tcW w:w="1751" w:type="dxa"/>
           </w:tcPr>
-          <w:p/>
+          <w:p>
+            <w:r>
+              <w:rPr>
+                <w:rFonts w:hint="eastAsia"/>
+              </w:rPr>
+              <w:t>良</w:t>
+            </w:r>
+          </w:p>
         </w:tc>
       </w:tr>
       <w:tr>
@@ -880,7 +944,14 @@
           <w:tcPr>
             <w:tcW w:w="1751" w:type="dxa"/>
           </w:tcPr>
-          <w:p/>
+          <w:p>
+            <w:r>
+              <w:rPr>
+                <w:rFonts w:hint="eastAsia"/>
+              </w:rPr>
+              <w:t>阮奕邦</w:t>
+            </w:r>
+          </w:p>
         </w:tc>
       </w:tr>
       <w:tr>
@@ -963,7 +1034,14 @@
           <w:tcPr>
             <w:tcW w:w="1751" w:type="dxa"/>
           </w:tcPr>
-          <w:p/>
+          <w:p>
+            <w:r>
+              <w:rPr>
+                <w:rFonts w:hint="eastAsia"/>
+              </w:rPr>
+              <w:t>良</w:t>
+            </w:r>
+          </w:p>
         </w:tc>
       </w:tr>
       <w:tr>
@@ -1052,7 +1130,14 @@
           <w:tcPr>
             <w:tcW w:w="1751" w:type="dxa"/>
           </w:tcPr>
-          <w:p/>
+          <w:p>
+            <w:r>
+              <w:rPr>
+                <w:rFonts w:hint="eastAsia"/>
+              </w:rPr>
+              <w:t>良</w:t>
+            </w:r>
+          </w:p>
         </w:tc>
       </w:tr>
       <w:tr>
@@ -1111,7 +1196,14 @@
           <w:tcPr>
             <w:tcW w:w="1751" w:type="dxa"/>
           </w:tcPr>
-          <w:p/>
+          <w:p>
+            <w:r>
+              <w:rPr>
+                <w:rFonts w:hint="eastAsia"/>
+              </w:rPr>
+              <w:t>良</w:t>
+            </w:r>
+          </w:p>
         </w:tc>
       </w:tr>
       <w:tr>
@@ -1152,12 +1244,14 @@
               </w:rPr>
               <w:t>【优化】优化</w:t>
             </w:r>
+            <w:proofErr w:type="spellStart"/>
             <w:r>
               <w:rPr>
                 <w:rFonts w:hint="eastAsia"/>
               </w:rPr>
               <w:t>ReplGroup</w:t>
             </w:r>
+            <w:proofErr w:type="spellEnd"/>
             <w:r>
               <w:rPr>
                 <w:rFonts w:hint="eastAsia"/>
@@ -1188,7 +1282,14 @@
           <w:tcPr>
             <w:tcW w:w="1751" w:type="dxa"/>
           </w:tcPr>
-          <w:p/>
+          <w:p>
+            <w:r>
+              <w:rPr>
+                <w:rFonts w:hint="eastAsia"/>
+              </w:rPr>
+              <w:t>良</w:t>
+            </w:r>
+          </w:p>
         </w:tc>
       </w:tr>
       <w:tr>
@@ -1235,7 +1336,14 @@
           <w:tcPr>
             <w:tcW w:w="1751" w:type="dxa"/>
           </w:tcPr>
-          <w:p/>
+          <w:p>
+            <w:r>
+              <w:rPr>
+                <w:rFonts w:hint="eastAsia"/>
+              </w:rPr>
+              <w:t>阮奕邦</w:t>
+            </w:r>
+          </w:p>
         </w:tc>
       </w:tr>
       <w:tr>
@@ -1282,7 +1390,14 @@
           <w:tcPr>
             <w:tcW w:w="1751" w:type="dxa"/>
           </w:tcPr>
-          <w:p/>
+          <w:p>
+            <w:r>
+              <w:rPr>
+                <w:rFonts w:hint="eastAsia"/>
+              </w:rPr>
+              <w:t>王文净</w:t>
+            </w:r>
+          </w:p>
         </w:tc>
       </w:tr>
       <w:tr>
@@ -1339,7 +1454,21 @@
               <w:rPr>
                 <w:rFonts w:hint="eastAsia"/>
               </w:rPr>
-              <w:t>c/c++/c#/java</w:t>
+              <w:t>c/</w:t>
+            </w:r>
+            <w:proofErr w:type="spellStart"/>
+            <w:r>
+              <w:rPr>
+                <w:rFonts w:hint="eastAsia"/>
+              </w:rPr>
+              <w:t>c++</w:t>
+            </w:r>
+            <w:proofErr w:type="spellEnd"/>
+            <w:r>
+              <w:rPr>
+                <w:rFonts w:hint="eastAsia"/>
+              </w:rPr>
+              <w:t>/c#/java</w:t>
             </w:r>
             <w:r>
               <w:rPr>
@@ -1351,7 +1480,21 @@
               <w:rPr>
                 <w:rFonts w:hint="eastAsia"/>
               </w:rPr>
-              <w:t xml:space="preserve"> isClosed() </w:t>
+              <w:t xml:space="preserve"> </w:t>
+            </w:r>
+            <w:proofErr w:type="spellStart"/>
+            <w:r>
+              <w:rPr>
+                <w:rFonts w:hint="eastAsia"/>
+              </w:rPr>
+              <w:t>isClosed</w:t>
+            </w:r>
+            <w:proofErr w:type="spellEnd"/>
+            <w:r>
+              <w:rPr>
+                <w:rFonts w:hint="eastAsia"/>
+              </w:rPr>
+              <w:t xml:space="preserve">() </w:t>
             </w:r>
             <w:r>
               <w:rPr>
@@ -1363,7 +1506,21 @@
               <w:rPr>
                 <w:rFonts w:hint="eastAsia"/>
               </w:rPr>
-              <w:t xml:space="preserve"> closeAllCursor() </w:t>
+              <w:t xml:space="preserve"> </w:t>
+            </w:r>
+            <w:proofErr w:type="spellStart"/>
+            <w:r>
+              <w:rPr>
+                <w:rFonts w:hint="eastAsia"/>
+              </w:rPr>
+              <w:t>closeAllCursor</w:t>
+            </w:r>
+            <w:proofErr w:type="spellEnd"/>
+            <w:r>
+              <w:rPr>
+                <w:rFonts w:hint="eastAsia"/>
+              </w:rPr>
+              <w:t xml:space="preserve">() </w:t>
             </w:r>
             <w:r>
               <w:rPr>
@@ -1377,7 +1534,14 @@
           <w:tcPr>
             <w:tcW w:w="1751" w:type="dxa"/>
           </w:tcPr>
-          <w:p/>
+          <w:p>
+            <w:r>
+              <w:rPr>
+                <w:rFonts w:hint="eastAsia"/>
+              </w:rPr>
+              <w:t>中</w:t>
+            </w:r>
+          </w:p>
         </w:tc>
       </w:tr>
       <w:tr>
@@ -1418,12 +1582,14 @@
               </w:rPr>
               <w:t>【</w:t>
             </w:r>
+            <w:proofErr w:type="spellStart"/>
             <w:r>
               <w:rPr>
                 <w:rFonts w:hint="eastAsia"/>
               </w:rPr>
               <w:t>Featrue</w:t>
             </w:r>
+            <w:proofErr w:type="spellEnd"/>
             <w:r>
               <w:rPr>
                 <w:rFonts w:hint="eastAsia"/>
@@ -1460,7 +1626,14 @@
           <w:tcPr>
             <w:tcW w:w="1751" w:type="dxa"/>
           </w:tcPr>
-          <w:p/>
+          <w:p>
+            <w:r>
+              <w:rPr>
+                <w:rFonts w:hint="eastAsia"/>
+              </w:rPr>
+              <w:t>良</w:t>
+            </w:r>
+          </w:p>
         </w:tc>
       </w:tr>
       <w:tr>
@@ -1495,12 +1668,14 @@
             <w:tcW w:w="4641" w:type="dxa"/>
           </w:tcPr>
           <w:p>
+            <w:proofErr w:type="spellStart"/>
             <w:r>
               <w:rPr>
                 <w:rFonts w:hint="eastAsia"/>
               </w:rPr>
               <w:t>sequoiadb</w:t>
             </w:r>
+            <w:proofErr w:type="spellEnd"/>
             <w:r>
               <w:rPr>
                 <w:rFonts w:hint="eastAsia"/>
@@ -1537,7 +1712,14 @@
           <w:tcPr>
             <w:tcW w:w="1751" w:type="dxa"/>
           </w:tcPr>
-          <w:p/>
+          <w:p>
+            <w:r>
+              <w:rPr>
+                <w:rFonts w:hint="eastAsia"/>
+              </w:rPr>
+              <w:t>良</w:t>
+            </w:r>
+          </w:p>
         </w:tc>
       </w:tr>
       <w:tr>
@@ -1590,12 +1772,14 @@
               </w:rPr>
               <w:t>】在内置</w:t>
             </w:r>
+            <w:proofErr w:type="spellStart"/>
             <w:r>
               <w:rPr>
                 <w:rFonts w:hint="eastAsia"/>
               </w:rPr>
               <w:t>sql</w:t>
             </w:r>
+            <w:proofErr w:type="spellEnd"/>
             <w:r>
               <w:rPr>
                 <w:rFonts w:hint="eastAsia"/>
@@ -1620,7 +1804,14 @@
           <w:tcPr>
             <w:tcW w:w="1751" w:type="dxa"/>
           </w:tcPr>
-          <w:p/>
+          <w:p>
+            <w:r>
+              <w:rPr>
+                <w:rFonts w:hint="eastAsia"/>
+              </w:rPr>
+              <w:t>良</w:t>
+            </w:r>
+          </w:p>
         </w:tc>
       </w:tr>
       <w:tr>
@@ -1695,7 +1886,7 @@
       <w:tr>
         <w:tc>
           <w:tcPr>
-            <w:tcW w:w="2093" w:type="dxa"/>
+            <w:tcW w:w="2116" w:type="dxa"/>
           </w:tcPr>
           <w:p>
             <w:pPr>
@@ -1723,7 +1914,7 @@
         </w:tc>
         <w:tc>
           <w:tcPr>
-            <w:tcW w:w="4678" w:type="dxa"/>
+            <w:tcW w:w="4661" w:type="dxa"/>
           </w:tcPr>
           <w:p>
             <w:pPr>
@@ -1739,7 +1930,7 @@
         </w:tc>
         <w:tc>
           <w:tcPr>
-            <w:tcW w:w="1751" w:type="dxa"/>
+            <w:tcW w:w="1745" w:type="dxa"/>
           </w:tcPr>
           <w:p>
             <w:pPr>
@@ -1792,7 +1983,7 @@
       <w:tr>
         <w:tc>
           <w:tcPr>
-            <w:tcW w:w="2093" w:type="dxa"/>
+            <w:tcW w:w="2116" w:type="dxa"/>
           </w:tcPr>
           <w:p>
             <w:hyperlink r:id="rId19" w:history="1">
@@ -1810,7 +2001,7 @@
         </w:tc>
         <w:tc>
           <w:tcPr>
-            <w:tcW w:w="4678" w:type="dxa"/>
+            <w:tcW w:w="4661" w:type="dxa"/>
           </w:tcPr>
           <w:p>
             <w:r>
@@ -1841,15 +2032,22 @@
         </w:tc>
         <w:tc>
           <w:tcPr>
-            <w:tcW w:w="1751" w:type="dxa"/>
-          </w:tcPr>
-          <w:p/>
-        </w:tc>
-      </w:tr>
-      <w:tr>
-        <w:tc>
-          <w:tcPr>
-            <w:tcW w:w="2093" w:type="dxa"/>
+            <w:tcW w:w="1745" w:type="dxa"/>
+          </w:tcPr>
+          <w:p>
+            <w:r>
+              <w:rPr>
+                <w:rFonts w:hint="eastAsia"/>
+              </w:rPr>
+              <w:t>胡晓均</w:t>
+            </w:r>
+          </w:p>
+        </w:tc>
+      </w:tr>
+      <w:tr>
+        <w:tc>
+          <w:tcPr>
+            <w:tcW w:w="2116" w:type="dxa"/>
           </w:tcPr>
           <w:p>
             <w:hyperlink r:id="rId20" w:history="1">
@@ -1867,7 +2065,7 @@
         </w:tc>
         <w:tc>
           <w:tcPr>
-            <w:tcW w:w="4678" w:type="dxa"/>
+            <w:tcW w:w="4661" w:type="dxa"/>
           </w:tcPr>
           <w:p>
             <w:r>
@@ -1880,15 +2078,22 @@
         </w:tc>
         <w:tc>
           <w:tcPr>
-            <w:tcW w:w="1751" w:type="dxa"/>
-          </w:tcPr>
-          <w:p/>
-        </w:tc>
-      </w:tr>
-      <w:tr>
-        <w:tc>
-          <w:tcPr>
-            <w:tcW w:w="2093" w:type="dxa"/>
+            <w:tcW w:w="1745" w:type="dxa"/>
+          </w:tcPr>
+          <w:p>
+            <w:r>
+              <w:rPr>
+                <w:rFonts w:hint="eastAsia"/>
+              </w:rPr>
+              <w:t>良</w:t>
+            </w:r>
+          </w:p>
+        </w:tc>
+      </w:tr>
+      <w:tr>
+        <w:tc>
+          <w:tcPr>
+            <w:tcW w:w="2116" w:type="dxa"/>
           </w:tcPr>
           <w:p>
             <w:pPr>
@@ -1914,7 +2119,7 @@
         </w:tc>
         <w:tc>
           <w:tcPr>
-            <w:tcW w:w="4678" w:type="dxa"/>
+            <w:tcW w:w="4661" w:type="dxa"/>
           </w:tcPr>
           <w:p>
             <w:r>
@@ -1941,25 +2146,34 @@
               </w:rPr>
               <w:t>端口节点</w:t>
             </w:r>
+            <w:proofErr w:type="spellStart"/>
             <w:r>
               <w:rPr>
                 <w:rFonts w:hint="eastAsia"/>
               </w:rPr>
               <w:t>coredump</w:t>
             </w:r>
-          </w:p>
-        </w:tc>
-        <w:tc>
-          <w:tcPr>
-            <w:tcW w:w="1751" w:type="dxa"/>
-          </w:tcPr>
-          <w:p/>
-        </w:tc>
-      </w:tr>
-      <w:tr>
-        <w:tc>
-          <w:tcPr>
-            <w:tcW w:w="2093" w:type="dxa"/>
+            <w:proofErr w:type="spellEnd"/>
+          </w:p>
+        </w:tc>
+        <w:tc>
+          <w:tcPr>
+            <w:tcW w:w="1745" w:type="dxa"/>
+          </w:tcPr>
+          <w:p>
+            <w:r>
+              <w:rPr>
+                <w:rFonts w:hint="eastAsia"/>
+              </w:rPr>
+              <w:t>胡晓均</w:t>
+            </w:r>
+          </w:p>
+        </w:tc>
+      </w:tr>
+      <w:tr>
+        <w:tc>
+          <w:tcPr>
+            <w:tcW w:w="2116" w:type="dxa"/>
           </w:tcPr>
           <w:p>
             <w:pPr>
@@ -1985,7 +2199,7 @@
         </w:tc>
         <w:tc>
           <w:tcPr>
-            <w:tcW w:w="4678" w:type="dxa"/>
+            <w:tcW w:w="4661" w:type="dxa"/>
           </w:tcPr>
           <w:p>
             <w:r>
@@ -2006,12 +2220,14 @@
               </w:rPr>
               <w:t>】节点强退时，会导致一节点出现源和目的完全相同的链路，并且端口为该强退节点的</w:t>
             </w:r>
+            <w:proofErr w:type="spellStart"/>
             <w:r>
               <w:rPr>
                 <w:rFonts w:hint="eastAsia"/>
               </w:rPr>
               <w:t>Repl</w:t>
             </w:r>
+            <w:proofErr w:type="spellEnd"/>
             <w:r>
               <w:rPr>
                 <w:rFonts w:hint="eastAsia"/>
@@ -2034,15 +2250,22 @@
         </w:tc>
         <w:tc>
           <w:tcPr>
-            <w:tcW w:w="1751" w:type="dxa"/>
-          </w:tcPr>
-          <w:p/>
-        </w:tc>
-      </w:tr>
-      <w:tr>
-        <w:tc>
-          <w:tcPr>
-            <w:tcW w:w="2093" w:type="dxa"/>
+            <w:tcW w:w="1745" w:type="dxa"/>
+          </w:tcPr>
+          <w:p>
+            <w:r>
+              <w:rPr>
+                <w:rFonts w:hint="eastAsia"/>
+              </w:rPr>
+              <w:t>中</w:t>
+            </w:r>
+          </w:p>
+        </w:tc>
+      </w:tr>
+      <w:tr>
+        <w:tc>
+          <w:tcPr>
+            <w:tcW w:w="2116" w:type="dxa"/>
           </w:tcPr>
           <w:p>
             <w:pPr>
@@ -2068,7 +2291,7 @@
         </w:tc>
         <w:tc>
           <w:tcPr>
-            <w:tcW w:w="4678" w:type="dxa"/>
+            <w:tcW w:w="4661" w:type="dxa"/>
           </w:tcPr>
           <w:p>
             <w:r>
@@ -2093,7 +2316,21 @@
               <w:rPr>
                 <w:rFonts w:hint="eastAsia"/>
               </w:rPr>
-              <w:t>update {$set:{"a.c":0}}</w:t>
+              <w:t>update {$set:{"</w:t>
+            </w:r>
+            <w:proofErr w:type="spellStart"/>
+            <w:r>
+              <w:rPr>
+                <w:rFonts w:hint="eastAsia"/>
+              </w:rPr>
+              <w:t>a.c</w:t>
+            </w:r>
+            <w:proofErr w:type="spellEnd"/>
+            <w:r>
+              <w:rPr>
+                <w:rFonts w:hint="eastAsia"/>
+              </w:rPr>
+              <w:t>":0}}</w:t>
             </w:r>
             <w:r>
               <w:rPr>
@@ -2141,15 +2378,22 @@
         </w:tc>
         <w:tc>
           <w:tcPr>
-            <w:tcW w:w="1751" w:type="dxa"/>
-          </w:tcPr>
-          <w:p/>
-        </w:tc>
-      </w:tr>
-      <w:tr>
-        <w:tc>
-          <w:tcPr>
-            <w:tcW w:w="2093" w:type="dxa"/>
+            <w:tcW w:w="1745" w:type="dxa"/>
+          </w:tcPr>
+          <w:p>
+            <w:r>
+              <w:rPr>
+                <w:rFonts w:hint="eastAsia"/>
+              </w:rPr>
+              <w:t>良</w:t>
+            </w:r>
+          </w:p>
+        </w:tc>
+      </w:tr>
+      <w:tr>
+        <w:tc>
+          <w:tcPr>
+            <w:tcW w:w="2116" w:type="dxa"/>
           </w:tcPr>
           <w:p>
             <w:pPr>
@@ -2175,7 +2419,7 @@
         </w:tc>
         <w:tc>
           <w:tcPr>
-            <w:tcW w:w="4678" w:type="dxa"/>
+            <w:tcW w:w="4661" w:type="dxa"/>
           </w:tcPr>
           <w:p>
             <w:r>
@@ -2200,15 +2444,22 @@
         </w:tc>
         <w:tc>
           <w:tcPr>
-            <w:tcW w:w="1751" w:type="dxa"/>
-          </w:tcPr>
-          <w:p/>
-        </w:tc>
-      </w:tr>
-      <w:tr>
-        <w:tc>
-          <w:tcPr>
-            <w:tcW w:w="2093" w:type="dxa"/>
+            <w:tcW w:w="1745" w:type="dxa"/>
+          </w:tcPr>
+          <w:p>
+            <w:r>
+              <w:rPr>
+                <w:rFonts w:hint="eastAsia"/>
+              </w:rPr>
+              <w:t>良</w:t>
+            </w:r>
+          </w:p>
+        </w:tc>
+      </w:tr>
+      <w:tr>
+        <w:tc>
+          <w:tcPr>
+            <w:tcW w:w="2116" w:type="dxa"/>
           </w:tcPr>
           <w:p>
             <w:pPr>
@@ -2234,7 +2485,7 @@
         </w:tc>
         <w:tc>
           <w:tcPr>
-            <w:tcW w:w="4678" w:type="dxa"/>
+            <w:tcW w:w="4661" w:type="dxa"/>
           </w:tcPr>
           <w:p>
             <w:r>
@@ -2259,15 +2510,22 @@
         </w:tc>
         <w:tc>
           <w:tcPr>
-            <w:tcW w:w="1751" w:type="dxa"/>
-          </w:tcPr>
-          <w:p/>
-        </w:tc>
-      </w:tr>
-      <w:tr>
-        <w:tc>
-          <w:tcPr>
-            <w:tcW w:w="2093" w:type="dxa"/>
+            <w:tcW w:w="1745" w:type="dxa"/>
+          </w:tcPr>
+          <w:p>
+            <w:r>
+              <w:rPr>
+                <w:rFonts w:hint="eastAsia"/>
+              </w:rPr>
+              <w:t>良</w:t>
+            </w:r>
+          </w:p>
+        </w:tc>
+      </w:tr>
+      <w:tr>
+        <w:tc>
+          <w:tcPr>
+            <w:tcW w:w="2116" w:type="dxa"/>
           </w:tcPr>
           <w:p>
             <w:pPr>
@@ -2293,7 +2551,7 @@
         </w:tc>
         <w:tc>
           <w:tcPr>
-            <w:tcW w:w="4678" w:type="dxa"/>
+            <w:tcW w:w="4661" w:type="dxa"/>
           </w:tcPr>
           <w:p>
             <w:r>
@@ -2318,15 +2576,22 @@
         </w:tc>
         <w:tc>
           <w:tcPr>
-            <w:tcW w:w="1751" w:type="dxa"/>
-          </w:tcPr>
-          <w:p/>
-        </w:tc>
-      </w:tr>
-      <w:tr>
-        <w:tc>
-          <w:tcPr>
-            <w:tcW w:w="2093" w:type="dxa"/>
+            <w:tcW w:w="1745" w:type="dxa"/>
+          </w:tcPr>
+          <w:p>
+            <w:r>
+              <w:rPr>
+                <w:rFonts w:hint="eastAsia"/>
+              </w:rPr>
+              <w:t>良</w:t>
+            </w:r>
+          </w:p>
+        </w:tc>
+      </w:tr>
+      <w:tr>
+        <w:tc>
+          <w:tcPr>
+            <w:tcW w:w="2116" w:type="dxa"/>
           </w:tcPr>
           <w:p>
             <w:pPr>
@@ -2352,7 +2617,7 @@
         </w:tc>
         <w:tc>
           <w:tcPr>
-            <w:tcW w:w="4678" w:type="dxa"/>
+            <w:tcW w:w="4661" w:type="dxa"/>
           </w:tcPr>
           <w:p>
             <w:r>
@@ -2367,12 +2632,14 @@
               </w:rPr>
               <w:t>驱动</w:t>
             </w:r>
+            <w:proofErr w:type="spellStart"/>
             <w:r>
               <w:rPr>
                 <w:rFonts w:hint="eastAsia"/>
               </w:rPr>
               <w:t>getSnapshot</w:t>
             </w:r>
+            <w:proofErr w:type="spellEnd"/>
             <w:r>
               <w:rPr>
                 <w:rFonts w:hint="eastAsia"/>
@@ -2395,15 +2662,22 @@
         </w:tc>
         <w:tc>
           <w:tcPr>
-            <w:tcW w:w="1751" w:type="dxa"/>
-          </w:tcPr>
-          <w:p/>
-        </w:tc>
-      </w:tr>
-      <w:tr>
-        <w:tc>
-          <w:tcPr>
-            <w:tcW w:w="2093" w:type="dxa"/>
+            <w:tcW w:w="1745" w:type="dxa"/>
+          </w:tcPr>
+          <w:p>
+            <w:r>
+              <w:rPr>
+                <w:rFonts w:hint="eastAsia"/>
+              </w:rPr>
+              <w:t>良</w:t>
+            </w:r>
+          </w:p>
+        </w:tc>
+      </w:tr>
+      <w:tr>
+        <w:tc>
+          <w:tcPr>
+            <w:tcW w:w="2116" w:type="dxa"/>
           </w:tcPr>
           <w:p>
             <w:pPr>
@@ -2429,7 +2703,7 @@
         </w:tc>
         <w:tc>
           <w:tcPr>
-            <w:tcW w:w="4678" w:type="dxa"/>
+            <w:tcW w:w="4661" w:type="dxa"/>
           </w:tcPr>
           <w:p>
             <w:r>
@@ -2438,12 +2712,14 @@
               </w:rPr>
               <w:t>在</w:t>
             </w:r>
+            <w:proofErr w:type="spellStart"/>
             <w:r>
               <w:rPr>
                 <w:rFonts w:hint="eastAsia"/>
               </w:rPr>
               <w:t>sdb</w:t>
             </w:r>
+            <w:proofErr w:type="spellEnd"/>
             <w:r>
               <w:rPr>
                 <w:rFonts w:hint="eastAsia"/>
@@ -2473,15 +2749,23 @@
         </w:tc>
         <w:tc>
           <w:tcPr>
-            <w:tcW w:w="1751" w:type="dxa"/>
-          </w:tcPr>
-          <w:p/>
-        </w:tc>
-      </w:tr>
-      <w:tr>
-        <w:tc>
-          <w:tcPr>
-            <w:tcW w:w="2093" w:type="dxa"/>
+            <w:tcW w:w="1745" w:type="dxa"/>
+          </w:tcPr>
+          <w:p>
+            <w:r>
+              <w:rPr>
+                <w:rFonts w:hint="eastAsia"/>
+              </w:rPr>
+              <w:lastRenderedPageBreak/>
+              <w:t>谭钊波</w:t>
+            </w:r>
+          </w:p>
+        </w:tc>
+      </w:tr>
+      <w:tr>
+        <w:tc>
+          <w:tcPr>
+            <w:tcW w:w="2116" w:type="dxa"/>
           </w:tcPr>
           <w:p>
             <w:pPr>
@@ -2507,7 +2791,7 @@
         </w:tc>
         <w:tc>
           <w:tcPr>
-            <w:tcW w:w="4678" w:type="dxa"/>
+            <w:tcW w:w="4661" w:type="dxa"/>
           </w:tcPr>
           <w:p>
             <w:r>
@@ -2526,15 +2810,22 @@
         </w:tc>
         <w:tc>
           <w:tcPr>
-            <w:tcW w:w="1751" w:type="dxa"/>
-          </w:tcPr>
-          <w:p/>
-        </w:tc>
-      </w:tr>
-      <w:tr>
-        <w:tc>
-          <w:tcPr>
-            <w:tcW w:w="2093" w:type="dxa"/>
+            <w:tcW w:w="1745" w:type="dxa"/>
+          </w:tcPr>
+          <w:p>
+            <w:r>
+              <w:rPr>
+                <w:rFonts w:hint="eastAsia"/>
+              </w:rPr>
+              <w:t>良</w:t>
+            </w:r>
+          </w:p>
+        </w:tc>
+      </w:tr>
+      <w:tr>
+        <w:tc>
+          <w:tcPr>
+            <w:tcW w:w="2116" w:type="dxa"/>
           </w:tcPr>
           <w:p>
             <w:pPr>
@@ -2560,7 +2851,7 @@
         </w:tc>
         <w:tc>
           <w:tcPr>
-            <w:tcW w:w="4678" w:type="dxa"/>
+            <w:tcW w:w="4661" w:type="dxa"/>
           </w:tcPr>
           <w:p>
             <w:r>
@@ -2591,7 +2882,21 @@
               <w:rPr>
                 <w:rFonts w:hint="eastAsia"/>
               </w:rPr>
-              <w:t>-108(coord node catalog version old)</w:t>
+              <w:t>-108(</w:t>
+            </w:r>
+            <w:proofErr w:type="spellStart"/>
+            <w:r>
+              <w:rPr>
+                <w:rFonts w:hint="eastAsia"/>
+              </w:rPr>
+              <w:t>coord</w:t>
+            </w:r>
+            <w:proofErr w:type="spellEnd"/>
+            <w:r>
+              <w:rPr>
+                <w:rFonts w:hint="eastAsia"/>
+              </w:rPr>
+              <w:t xml:space="preserve"> node catalog version old)</w:t>
             </w:r>
             <w:r>
               <w:rPr>
@@ -2603,15 +2908,22 @@
         </w:tc>
         <w:tc>
           <w:tcPr>
-            <w:tcW w:w="1751" w:type="dxa"/>
-          </w:tcPr>
-          <w:p/>
-        </w:tc>
-      </w:tr>
-      <w:tr>
-        <w:tc>
-          <w:tcPr>
-            <w:tcW w:w="2093" w:type="dxa"/>
+            <w:tcW w:w="1745" w:type="dxa"/>
+          </w:tcPr>
+          <w:p>
+            <w:r>
+              <w:rPr>
+                <w:rFonts w:hint="eastAsia"/>
+              </w:rPr>
+              <w:t>良</w:t>
+            </w:r>
+          </w:p>
+        </w:tc>
+      </w:tr>
+      <w:tr>
+        <w:tc>
+          <w:tcPr>
+            <w:tcW w:w="2116" w:type="dxa"/>
           </w:tcPr>
           <w:p>
             <w:pPr>
@@ -2637,7 +2949,7 @@
         </w:tc>
         <w:tc>
           <w:tcPr>
-            <w:tcW w:w="4678" w:type="dxa"/>
+            <w:tcW w:w="4661" w:type="dxa"/>
           </w:tcPr>
           <w:p>
             <w:r>
@@ -2646,24 +2958,28 @@
               </w:rPr>
               <w:t>在子表做切分的情况下，使用</w:t>
             </w:r>
+            <w:proofErr w:type="spellStart"/>
             <w:r>
               <w:rPr>
                 <w:rFonts w:hint="eastAsia"/>
               </w:rPr>
               <w:t>sdbload</w:t>
             </w:r>
+            <w:proofErr w:type="spellEnd"/>
             <w:r>
               <w:rPr>
                 <w:rFonts w:hint="eastAsia"/>
               </w:rPr>
               <w:t>往主表加载数据时，</w:t>
             </w:r>
+            <w:proofErr w:type="spellStart"/>
             <w:r>
               <w:rPr>
                 <w:rFonts w:hint="eastAsia"/>
               </w:rPr>
               <w:t>sdbload</w:t>
             </w:r>
+            <w:proofErr w:type="spellEnd"/>
             <w:r>
               <w:rPr>
                 <w:rFonts w:hint="eastAsia"/>
@@ -2674,15 +2990,22 @@
         </w:tc>
         <w:tc>
           <w:tcPr>
-            <w:tcW w:w="1751" w:type="dxa"/>
-          </w:tcPr>
-          <w:p/>
-        </w:tc>
-      </w:tr>
-      <w:tr>
-        <w:tc>
-          <w:tcPr>
-            <w:tcW w:w="2093" w:type="dxa"/>
+            <w:tcW w:w="1745" w:type="dxa"/>
+          </w:tcPr>
+          <w:p>
+            <w:r>
+              <w:rPr>
+                <w:rFonts w:hint="eastAsia"/>
+              </w:rPr>
+              <w:t>良</w:t>
+            </w:r>
+          </w:p>
+        </w:tc>
+      </w:tr>
+      <w:tr>
+        <w:tc>
+          <w:tcPr>
+            <w:tcW w:w="2116" w:type="dxa"/>
           </w:tcPr>
           <w:p>
             <w:pPr>
@@ -2708,7 +3031,7 @@
         </w:tc>
         <w:tc>
           <w:tcPr>
-            <w:tcW w:w="4678" w:type="dxa"/>
+            <w:tcW w:w="4661" w:type="dxa"/>
           </w:tcPr>
           <w:p>
             <w:r>
@@ -2721,15 +3044,22 @@
         </w:tc>
         <w:tc>
           <w:tcPr>
-            <w:tcW w:w="1751" w:type="dxa"/>
-          </w:tcPr>
-          <w:p/>
-        </w:tc>
-      </w:tr>
-      <w:tr>
-        <w:tc>
-          <w:tcPr>
-            <w:tcW w:w="2093" w:type="dxa"/>
+            <w:tcW w:w="1745" w:type="dxa"/>
+          </w:tcPr>
+          <w:p>
+            <w:r>
+              <w:rPr>
+                <w:rFonts w:hint="eastAsia"/>
+              </w:rPr>
+              <w:t>良</w:t>
+            </w:r>
+          </w:p>
+        </w:tc>
+      </w:tr>
+      <w:tr>
+        <w:tc>
+          <w:tcPr>
+            <w:tcW w:w="2116" w:type="dxa"/>
           </w:tcPr>
           <w:p>
             <w:pPr>
@@ -2755,7 +3085,7 @@
         </w:tc>
         <w:tc>
           <w:tcPr>
-            <w:tcW w:w="4678" w:type="dxa"/>
+            <w:tcW w:w="4661" w:type="dxa"/>
           </w:tcPr>
           <w:p>
             <w:r>
@@ -2764,12 +3094,14 @@
               </w:rPr>
               <w:t>通过</w:t>
             </w:r>
+            <w:proofErr w:type="spellStart"/>
             <w:r>
               <w:rPr>
                 <w:rFonts w:hint="eastAsia"/>
               </w:rPr>
               <w:t>removeShard</w:t>
             </w:r>
+            <w:proofErr w:type="spellEnd"/>
             <w:r>
               <w:rPr>
                 <w:rFonts w:hint="eastAsia"/>
@@ -2804,15 +3136,22 @@
         </w:tc>
         <w:tc>
           <w:tcPr>
-            <w:tcW w:w="1751" w:type="dxa"/>
-          </w:tcPr>
-          <w:p/>
-        </w:tc>
-      </w:tr>
-      <w:tr>
-        <w:tc>
-          <w:tcPr>
-            <w:tcW w:w="2093" w:type="dxa"/>
+            <w:tcW w:w="1745" w:type="dxa"/>
+          </w:tcPr>
+          <w:p>
+            <w:r>
+              <w:rPr>
+                <w:rFonts w:hint="eastAsia"/>
+              </w:rPr>
+              <w:t>阮奕邦</w:t>
+            </w:r>
+          </w:p>
+        </w:tc>
+      </w:tr>
+      <w:tr>
+        <w:tc>
+          <w:tcPr>
+            <w:tcW w:w="2116" w:type="dxa"/>
           </w:tcPr>
           <w:p>
             <w:pPr>
@@ -2838,7 +3177,7 @@
         </w:tc>
         <w:tc>
           <w:tcPr>
-            <w:tcW w:w="4678" w:type="dxa"/>
+            <w:tcW w:w="4661" w:type="dxa"/>
           </w:tcPr>
           <w:p>
             <w:r>
@@ -2859,12 +3198,14 @@
               </w:rPr>
               <w:t>】</w:t>
             </w:r>
+            <w:proofErr w:type="spellStart"/>
             <w:r>
               <w:rPr>
                 <w:rFonts w:hint="eastAsia"/>
               </w:rPr>
               <w:t>sequoiaSQL</w:t>
             </w:r>
+            <w:proofErr w:type="spellEnd"/>
             <w:r>
               <w:rPr>
                 <w:rFonts w:hint="eastAsia"/>
@@ -2883,12 +3224,14 @@
               </w:rPr>
               <w:t>测试时，</w:t>
             </w:r>
+            <w:proofErr w:type="spellStart"/>
             <w:r>
               <w:rPr>
                 <w:rFonts w:hint="eastAsia"/>
               </w:rPr>
               <w:t>sequoiadb</w:t>
             </w:r>
+            <w:proofErr w:type="spellEnd"/>
             <w:r>
               <w:rPr>
                 <w:rFonts w:hint="eastAsia"/>
@@ -2907,24 +3250,28 @@
               </w:rPr>
               <w:t>；查看原因是</w:t>
             </w:r>
+            <w:proofErr w:type="spellStart"/>
             <w:r>
               <w:rPr>
                 <w:rFonts w:hint="eastAsia"/>
               </w:rPr>
               <w:t>coord</w:t>
             </w:r>
+            <w:proofErr w:type="spellEnd"/>
             <w:r>
               <w:rPr>
                 <w:rFonts w:hint="eastAsia"/>
               </w:rPr>
               <w:t>给数据节点发送过多的</w:t>
             </w:r>
+            <w:proofErr w:type="spellStart"/>
             <w:r>
               <w:rPr>
                 <w:rFonts w:hint="eastAsia"/>
               </w:rPr>
               <w:t>killcontext</w:t>
             </w:r>
+            <w:proofErr w:type="spellEnd"/>
             <w:r>
               <w:rPr>
                 <w:rFonts w:hint="eastAsia"/>
@@ -2935,7 +3282,7 @@
         </w:tc>
         <w:tc>
           <w:tcPr>
-            <w:tcW w:w="1751" w:type="dxa"/>
+            <w:tcW w:w="1745" w:type="dxa"/>
           </w:tcPr>
           <w:p/>
         </w:tc>
@@ -2943,7 +3290,7 @@
       <w:tr>
         <w:tc>
           <w:tcPr>
-            <w:tcW w:w="2093" w:type="dxa"/>
+            <w:tcW w:w="2116" w:type="dxa"/>
           </w:tcPr>
           <w:p>
             <w:pPr>
@@ -2969,7 +3316,7 @@
         </w:tc>
         <w:tc>
           <w:tcPr>
-            <w:tcW w:w="4678" w:type="dxa"/>
+            <w:tcW w:w="4661" w:type="dxa"/>
           </w:tcPr>
           <w:p>
             <w:r>
@@ -3002,12 +3349,14 @@
               </w:rPr>
               <w:t>模式下，</w:t>
             </w:r>
+            <w:proofErr w:type="spellStart"/>
             <w:r>
               <w:rPr>
                 <w:rFonts w:hint="eastAsia"/>
               </w:rPr>
               <w:t>sequoaidb</w:t>
             </w:r>
+            <w:proofErr w:type="spellEnd"/>
             <w:r>
               <w:rPr>
                 <w:rFonts w:hint="eastAsia"/>
@@ -3042,15 +3391,22 @@
         </w:tc>
         <w:tc>
           <w:tcPr>
-            <w:tcW w:w="1751" w:type="dxa"/>
-          </w:tcPr>
-          <w:p/>
-        </w:tc>
-      </w:tr>
-      <w:tr>
-        <w:tc>
-          <w:tcPr>
-            <w:tcW w:w="2093" w:type="dxa"/>
+            <w:tcW w:w="1745" w:type="dxa"/>
+          </w:tcPr>
+          <w:p>
+            <w:r>
+              <w:rPr>
+                <w:rFonts w:hint="eastAsia"/>
+              </w:rPr>
+              <w:t>良</w:t>
+            </w:r>
+          </w:p>
+        </w:tc>
+      </w:tr>
+      <w:tr>
+        <w:tc>
+          <w:tcPr>
+            <w:tcW w:w="2116" w:type="dxa"/>
           </w:tcPr>
           <w:p>
             <w:pPr>
@@ -3076,7 +3432,7 @@
         </w:tc>
         <w:tc>
           <w:tcPr>
-            <w:tcW w:w="4678" w:type="dxa"/>
+            <w:tcW w:w="4661" w:type="dxa"/>
           </w:tcPr>
           <w:p>
             <w:r>
@@ -3125,15 +3481,22 @@
         </w:tc>
         <w:tc>
           <w:tcPr>
-            <w:tcW w:w="1751" w:type="dxa"/>
-          </w:tcPr>
-          <w:p/>
-        </w:tc>
-      </w:tr>
-      <w:tr>
-        <w:tc>
-          <w:tcPr>
-            <w:tcW w:w="2093" w:type="dxa"/>
+            <w:tcW w:w="1745" w:type="dxa"/>
+          </w:tcPr>
+          <w:p>
+            <w:r>
+              <w:rPr>
+                <w:rFonts w:hint="eastAsia"/>
+              </w:rPr>
+              <w:t>胡晓均</w:t>
+            </w:r>
+          </w:p>
+        </w:tc>
+      </w:tr>
+      <w:tr>
+        <w:tc>
+          <w:tcPr>
+            <w:tcW w:w="2116" w:type="dxa"/>
           </w:tcPr>
           <w:p>
             <w:pPr>
@@ -3159,7 +3522,7 @@
         </w:tc>
         <w:tc>
           <w:tcPr>
-            <w:tcW w:w="4678" w:type="dxa"/>
+            <w:tcW w:w="4661" w:type="dxa"/>
           </w:tcPr>
           <w:p>
             <w:r>
@@ -3184,15 +3547,22 @@
         </w:tc>
         <w:tc>
           <w:tcPr>
-            <w:tcW w:w="1751" w:type="dxa"/>
-          </w:tcPr>
-          <w:p/>
-        </w:tc>
-      </w:tr>
-      <w:tr>
-        <w:tc>
-          <w:tcPr>
-            <w:tcW w:w="2093" w:type="dxa"/>
+            <w:tcW w:w="1745" w:type="dxa"/>
+          </w:tcPr>
+          <w:p>
+            <w:r>
+              <w:rPr>
+                <w:rFonts w:hint="eastAsia"/>
+              </w:rPr>
+              <w:t>刘武兴</w:t>
+            </w:r>
+          </w:p>
+        </w:tc>
+      </w:tr>
+      <w:tr>
+        <w:tc>
+          <w:tcPr>
+            <w:tcW w:w="2116" w:type="dxa"/>
           </w:tcPr>
           <w:p>
             <w:pPr>
@@ -3218,7 +3588,7 @@
         </w:tc>
         <w:tc>
           <w:tcPr>
-            <w:tcW w:w="4678" w:type="dxa"/>
+            <w:tcW w:w="4661" w:type="dxa"/>
           </w:tcPr>
           <w:p>
             <w:r>
@@ -3255,9 +3625,16 @@
         </w:tc>
         <w:tc>
           <w:tcPr>
-            <w:tcW w:w="1751" w:type="dxa"/>
-          </w:tcPr>
-          <w:p/>
+            <w:tcW w:w="1745" w:type="dxa"/>
+          </w:tcPr>
+          <w:p>
+            <w:r>
+              <w:rPr>
+                <w:rFonts w:hint="eastAsia"/>
+              </w:rPr>
+              <w:t>阮奕邦</w:t>
+            </w:r>
+          </w:p>
         </w:tc>
       </w:tr>
     </w:tbl>
@@ -3671,6 +4048,7 @@
               </w:rPr>
               <w:t xml:space="preserve">   </w:t>
             </w:r>
+            <w:proofErr w:type="spellStart"/>
             <w:r>
               <w:t>S</w:t>
             </w:r>
@@ -3678,7 +4056,14 @@
               <w:rPr>
                 <w:rFonts w:hint="eastAsia"/>
               </w:rPr>
-              <w:t>use:</w:t>
+              <w:t>use</w:t>
+            </w:r>
+            <w:proofErr w:type="spellEnd"/>
+            <w:r>
+              <w:rPr>
+                <w:rFonts w:hint="eastAsia"/>
+              </w:rPr>
+              <w:t>:</w:t>
             </w:r>
           </w:p>
           <w:p>
@@ -3688,6 +4073,7 @@
               </w:rPr>
               <w:t xml:space="preserve">   </w:t>
             </w:r>
+            <w:proofErr w:type="spellStart"/>
             <w:r>
               <w:t>U</w:t>
             </w:r>
@@ -3695,7 +4081,14 @@
               <w:rPr>
                 <w:rFonts w:hint="eastAsia"/>
               </w:rPr>
-              <w:t>buntu:</w:t>
+              <w:t>buntu</w:t>
+            </w:r>
+            <w:proofErr w:type="spellEnd"/>
+            <w:r>
+              <w:rPr>
+                <w:rFonts w:hint="eastAsia"/>
+              </w:rPr>
+              <w:t>:</w:t>
             </w:r>
           </w:p>
         </w:tc>
@@ -3808,6 +4201,7 @@
             <w:tcW w:w="4252" w:type="dxa"/>
           </w:tcPr>
           <w:p>
+            <w:proofErr w:type="spellStart"/>
             <w:r>
               <w:rPr>
                 <w:rFonts w:hint="eastAsia"/>
@@ -3817,6 +4211,7 @@
             <w:r>
               <w:t>dbload</w:t>
             </w:r>
+            <w:proofErr w:type="spellEnd"/>
           </w:p>
           <w:p>
             <w:r>
@@ -3824,34 +4219,46 @@
             </w:r>
           </w:p>
           <w:p>
+            <w:proofErr w:type="spellStart"/>
             <w:r>
               <w:t>sdbimprt</w:t>
             </w:r>
-          </w:p>
-          <w:p>
+            <w:proofErr w:type="spellEnd"/>
+          </w:p>
+          <w:p>
+            <w:proofErr w:type="spellStart"/>
             <w:r>
               <w:t>sdbexprt</w:t>
             </w:r>
-          </w:p>
-          <w:p>
+            <w:proofErr w:type="spellEnd"/>
+          </w:p>
+          <w:p>
+            <w:proofErr w:type="spellStart"/>
             <w:r>
               <w:t>sdbinspt</w:t>
             </w:r>
-          </w:p>
-          <w:p>
+            <w:proofErr w:type="spellEnd"/>
+          </w:p>
+          <w:p>
+            <w:proofErr w:type="spellStart"/>
             <w:r>
               <w:t>sdbrestore</w:t>
             </w:r>
-          </w:p>
-          <w:p>
+            <w:proofErr w:type="spellEnd"/>
+          </w:p>
+          <w:p>
+            <w:proofErr w:type="spellStart"/>
             <w:r>
               <w:t>sdblist</w:t>
             </w:r>
-          </w:p>
-          <w:p>
+            <w:proofErr w:type="spellEnd"/>
+          </w:p>
+          <w:p>
+            <w:proofErr w:type="spellStart"/>
             <w:r>
               <w:t>sdbdpsdump</w:t>
             </w:r>
+            <w:proofErr w:type="spellEnd"/>
           </w:p>
           <w:p>
             <w:r>
@@ -4053,7 +4460,35 @@
               <w:rPr>
                 <w:rFonts w:hint="eastAsia"/>
               </w:rPr>
-              <w:t>(c/c++/java/php/c#)</w:t>
+              <w:t>(c/</w:t>
+            </w:r>
+            <w:proofErr w:type="spellStart"/>
+            <w:r>
+              <w:rPr>
+                <w:rFonts w:hint="eastAsia"/>
+              </w:rPr>
+              <w:t>c++</w:t>
+            </w:r>
+            <w:proofErr w:type="spellEnd"/>
+            <w:r>
+              <w:rPr>
+                <w:rFonts w:hint="eastAsia"/>
+              </w:rPr>
+              <w:t>/java/</w:t>
+            </w:r>
+            <w:proofErr w:type="spellStart"/>
+            <w:r>
+              <w:rPr>
+                <w:rFonts w:hint="eastAsia"/>
+              </w:rPr>
+              <w:t>php</w:t>
+            </w:r>
+            <w:proofErr w:type="spellEnd"/>
+            <w:r>
+              <w:rPr>
+                <w:rFonts w:hint="eastAsia"/>
+              </w:rPr>
+              <w:t>/c#)</w:t>
             </w:r>
           </w:p>
         </w:tc>
@@ -4216,11 +4651,19 @@
             <w:tcW w:w="3227" w:type="dxa"/>
           </w:tcPr>
           <w:p>
-            <w:r>
-              <w:rPr>
-                <w:rFonts w:hint="eastAsia"/>
-              </w:rPr>
-              <w:t>SequoiaDB 1.6</w:t>
+            <w:proofErr w:type="spellStart"/>
+            <w:r>
+              <w:rPr>
+                <w:rFonts w:hint="eastAsia"/>
+              </w:rPr>
+              <w:t>SequoiaDB</w:t>
+            </w:r>
+            <w:proofErr w:type="spellEnd"/>
+            <w:r>
+              <w:rPr>
+                <w:rFonts w:hint="eastAsia"/>
+              </w:rPr>
+              <w:t xml:space="preserve"> 1.6</w:t>
             </w:r>
           </w:p>
         </w:tc>
@@ -4890,7 +5333,7 @@
         <a:sysClr val="windowText" lastClr="000000"/>
       </a:dk1>
       <a:lt1>
-        <a:sysClr val="window" lastClr="FFFFFF"/>
+        <a:sysClr val="window" lastClr="C7EDCC"/>
       </a:lt1>
       <a:dk2>
         <a:srgbClr val="1F497D"/>

--- a/internal_doc/07.版本报告/SequoiaDB_1.6版本发布评估说明书.docx
+++ b/internal_doc/07.版本报告/SequoiaDB_1.6版本发布评估说明书.docx
@@ -54,19 +54,11 @@
             <w:tcW w:w="5579" w:type="dxa"/>
           </w:tcPr>
           <w:p>
-            <w:proofErr w:type="spellStart"/>
-            <w:r>
-              <w:rPr>
-                <w:rFonts w:hint="eastAsia"/>
-              </w:rPr>
-              <w:t>SequoiaDB</w:t>
-            </w:r>
-            <w:proofErr w:type="spellEnd"/>
-            <w:r>
-              <w:rPr>
-                <w:rFonts w:hint="eastAsia"/>
-              </w:rPr>
-              <w:t xml:space="preserve"> 1.6</w:t>
+            <w:r>
+              <w:rPr>
+                <w:rFonts w:hint="eastAsia"/>
+              </w:rPr>
+              <w:t>SequoiaDB 1.6</w:t>
             </w:r>
           </w:p>
         </w:tc>
@@ -373,14 +365,7 @@
             </w:r>
             <w:r>
               <w:tab/>
-            </w:r>
-            <w:proofErr w:type="spellStart"/>
-            <w:r>
-              <w:t>Ubuntu</w:t>
-            </w:r>
-            <w:proofErr w:type="spellEnd"/>
-            <w:r>
-              <w:t xml:space="preserve"> 12</w:t>
+              <w:t>Ubuntu 12</w:t>
             </w:r>
           </w:p>
           <w:p>
@@ -392,14 +377,7 @@
             </w:r>
             <w:r>
               <w:tab/>
-            </w:r>
-            <w:proofErr w:type="spellStart"/>
-            <w:r>
-              <w:t>CentOS</w:t>
-            </w:r>
-            <w:proofErr w:type="spellEnd"/>
-            <w:r>
-              <w:t xml:space="preserve"> 6</w:t>
+              <w:t>CentOS 6</w:t>
             </w:r>
           </w:p>
         </w:tc>
@@ -435,19 +413,11 @@
               </w:rPr>
               <w:t>兼容</w:t>
             </w:r>
-            <w:proofErr w:type="spellStart"/>
-            <w:r>
-              <w:rPr>
-                <w:rFonts w:hint="eastAsia"/>
-              </w:rPr>
-              <w:t>SequoiaDB</w:t>
-            </w:r>
-            <w:proofErr w:type="spellEnd"/>
-            <w:r>
-              <w:rPr>
-                <w:rFonts w:hint="eastAsia"/>
-              </w:rPr>
-              <w:t xml:space="preserve"> </w:t>
+            <w:r>
+              <w:rPr>
+                <w:rFonts w:hint="eastAsia"/>
+              </w:rPr>
+              <w:t xml:space="preserve">SequoiaDB </w:t>
             </w:r>
             <w:r>
               <w:rPr>
@@ -3853,8 +3823,76 @@
           <w:tcPr>
             <w:tcW w:w="1751" w:type="dxa"/>
           </w:tcPr>
+          <w:p>
+            <w:pPr>
+              <w:rPr>
+                <w:rFonts w:hint="eastAsia"/>
+              </w:rPr>
+            </w:pPr>
+            <w:r>
+              <w:rPr>
+                <w:rFonts w:hint="eastAsia"/>
+              </w:rPr>
+              <w:t>一般</w:t>
+            </w:r>
+          </w:p>
+        </w:tc>
+      </w:tr>
+      <w:tr>
+        <w:tc>
+          <w:tcPr>
+            <w:tcW w:w="2093" w:type="dxa"/>
+          </w:tcPr>
           <w:p/>
         </w:tc>
+        <w:tc>
+          <w:tcPr>
+            <w:tcW w:w="4678" w:type="dxa"/>
+          </w:tcPr>
+          <w:p>
+            <w:pPr>
+              <w:rPr>
+                <w:rFonts w:hint="eastAsia"/>
+              </w:rPr>
+            </w:pPr>
+            <w:r>
+              <w:rPr>
+                <w:rFonts w:hint="eastAsia"/>
+              </w:rPr>
+              <w:t>通过索引排序做聚集，对数组（如</w:t>
+            </w:r>
+            <w:r>
+              <w:rPr>
+                <w:rFonts w:hint="eastAsia"/>
+              </w:rPr>
+              <w:t>[1,2,3],[1],[1,2,3]</w:t>
+            </w:r>
+            <w:r>
+              <w:rPr>
+                <w:rFonts w:hint="eastAsia"/>
+              </w:rPr>
+              <w:t>）处理不正确，不能把相同的聚集在一起</w:t>
+            </w:r>
+          </w:p>
+        </w:tc>
+        <w:tc>
+          <w:tcPr>
+            <w:tcW w:w="1751" w:type="dxa"/>
+          </w:tcPr>
+          <w:p>
+            <w:pPr>
+              <w:rPr>
+                <w:rFonts w:hint="eastAsia"/>
+              </w:rPr>
+            </w:pPr>
+            <w:r>
+              <w:rPr>
+                <w:rFonts w:hint="eastAsia"/>
+              </w:rPr>
+              <w:t>一般</w:t>
+            </w:r>
+          </w:p>
+        </w:tc>
       </w:tr>
       <w:tr>
         <w:tc>
@@ -3867,7 +3905,93 @@
           <w:tcPr>
             <w:tcW w:w="4678" w:type="dxa"/>
           </w:tcPr>
+          <w:p>
+            <w:pPr>
+              <w:rPr>
+                <w:rFonts w:hint="eastAsia"/>
+              </w:rPr>
+            </w:pPr>
+            <w:r>
+              <w:rPr>
+                <w:rFonts w:hint="eastAsia"/>
+              </w:rPr>
+              <w:t>资料文件中描述的</w:t>
+            </w:r>
+            <w:r>
+              <w:rPr>
+                <w:rFonts w:hint="eastAsia"/>
+              </w:rPr>
+              <w:t>Java</w:t>
+            </w:r>
+            <w:r>
+              <w:rPr>
+                <w:rFonts w:hint="eastAsia"/>
+              </w:rPr>
+              <w:t>驱动名不正确（</w:t>
+            </w:r>
+            <w:r>
+              <w:rPr>
+                <w:rFonts w:hint="eastAsia"/>
+              </w:rPr>
+              <w:t>sdbdriver.jar</w:t>
+            </w:r>
+            <w:r>
+              <w:rPr>
+                <w:rFonts w:hint="eastAsia"/>
+              </w:rPr>
+              <w:t>，应该为</w:t>
+            </w:r>
+            <w:r>
+              <w:rPr>
+                <w:rFonts w:hint="eastAsia"/>
+              </w:rPr>
+              <w:t xml:space="preserve"> sequoiadb.jar</w:t>
+            </w:r>
+            <w:r>
+              <w:rPr>
+                <w:rFonts w:hint="eastAsia"/>
+              </w:rPr>
+              <w:t>）</w:t>
+            </w:r>
+          </w:p>
+        </w:tc>
+        <w:tc>
+          <w:tcPr>
+            <w:tcW w:w="1751" w:type="dxa"/>
+          </w:tcPr>
+          <w:p>
+            <w:pPr>
+              <w:rPr>
+                <w:rFonts w:hint="eastAsia"/>
+              </w:rPr>
+            </w:pPr>
+            <w:r>
+              <w:rPr>
+                <w:rFonts w:hint="eastAsia"/>
+              </w:rPr>
+              <w:t>提示</w:t>
+            </w:r>
+          </w:p>
+        </w:tc>
+      </w:tr>
+      <w:tr>
+        <w:tc>
+          <w:tcPr>
+            <w:tcW w:w="2093" w:type="dxa"/>
+          </w:tcPr>
           <w:p/>
+        </w:tc>
+        <w:tc>
+          <w:tcPr>
+            <w:tcW w:w="4678" w:type="dxa"/>
+          </w:tcPr>
+          <w:p>
+            <w:pPr>
+              <w:rPr>
+                <w:rFonts w:hint="eastAsia"/>
+              </w:rPr>
+            </w:pPr>
+          </w:p>
         </w:tc>
         <w:tc>
           <w:tcPr>
@@ -3932,6 +4056,7 @@
               <w:rPr>
                 <w:rFonts w:hint="eastAsia"/>
               </w:rPr>
+              <w:lastRenderedPageBreak/>
               <w:t>检查项</w:t>
             </w:r>
           </w:p>
@@ -4073,7 +4198,6 @@
               </w:rPr>
               <w:t xml:space="preserve">   </w:t>
             </w:r>
-            <w:proofErr w:type="spellStart"/>
             <w:r>
               <w:t>U</w:t>
             </w:r>
@@ -4081,14 +4205,7 @@
               <w:rPr>
                 <w:rFonts w:hint="eastAsia"/>
               </w:rPr>
-              <w:t>buntu</w:t>
-            </w:r>
-            <w:proofErr w:type="spellEnd"/>
-            <w:r>
-              <w:rPr>
-                <w:rFonts w:hint="eastAsia"/>
-              </w:rPr>
-              <w:t>:</w:t>
+              <w:t>buntu:</w:t>
             </w:r>
           </w:p>
         </w:tc>
@@ -4109,7 +4226,6 @@
               <w:rPr>
                 <w:rFonts w:hint="eastAsia"/>
               </w:rPr>
-              <w:lastRenderedPageBreak/>
               <w:t>手动用例</w:t>
             </w:r>
           </w:p>
@@ -4651,19 +4767,11 @@
             <w:tcW w:w="3227" w:type="dxa"/>
           </w:tcPr>
           <w:p>
-            <w:proofErr w:type="spellStart"/>
-            <w:r>
-              <w:rPr>
-                <w:rFonts w:hint="eastAsia"/>
-              </w:rPr>
-              <w:t>SequoiaDB</w:t>
-            </w:r>
-            <w:proofErr w:type="spellEnd"/>
-            <w:r>
-              <w:rPr>
-                <w:rFonts w:hint="eastAsia"/>
-              </w:rPr>
-              <w:t xml:space="preserve"> 1.6</w:t>
+            <w:r>
+              <w:rPr>
+                <w:rFonts w:hint="eastAsia"/>
+              </w:rPr>
+              <w:t>SequoiaDB 1.6</w:t>
             </w:r>
           </w:p>
         </w:tc>
@@ -5333,7 +5441,7 @@
         <a:sysClr val="windowText" lastClr="000000"/>
       </a:dk1>
       <a:lt1>
-        <a:sysClr val="window" lastClr="C7EDCC"/>
+        <a:sysClr val="window" lastClr="FFFFFF"/>
       </a:lt1>
       <a:dk2>
         <a:srgbClr val="1F497D"/>

--- a/internal_doc/07.版本报告/SequoiaDB_1.6版本发布评估说明书.docx
+++ b/internal_doc/07.版本报告/SequoiaDB_1.6版本发布评估说明书.docx
@@ -145,21 +145,7 @@
               <w:rPr>
                 <w:rFonts w:hint="eastAsia"/>
               </w:rPr>
-              <w:t>PPC(192.168.30.150:/</w:t>
-            </w:r>
-            <w:proofErr w:type="spellStart"/>
-            <w:r>
-              <w:rPr>
-                <w:rFonts w:hint="eastAsia"/>
-              </w:rPr>
-              <w:t>test_tar</w:t>
-            </w:r>
-            <w:proofErr w:type="spellEnd"/>
-            <w:r>
-              <w:rPr>
-                <w:rFonts w:hint="eastAsia"/>
-              </w:rPr>
-              <w:t xml:space="preserve">/ </w:t>
+              <w:t xml:space="preserve">PPC(192.168.30.150:/test_tar/ </w:t>
             </w:r>
             <w:r>
               <w:rPr>
@@ -179,21 +165,7 @@
               <w:rPr>
                 <w:rFonts w:hint="eastAsia"/>
               </w:rPr>
-              <w:t>X86(192.168.30.184:/</w:t>
-            </w:r>
-            <w:proofErr w:type="spellStart"/>
-            <w:r>
-              <w:rPr>
-                <w:rFonts w:hint="eastAsia"/>
-              </w:rPr>
-              <w:t>test_tar</w:t>
-            </w:r>
-            <w:proofErr w:type="spellEnd"/>
-            <w:r>
-              <w:rPr>
-                <w:rFonts w:hint="eastAsia"/>
-              </w:rPr>
-              <w:t xml:space="preserve">/ </w:t>
+              <w:t xml:space="preserve">X86(192.168.30.184:/test_tar/ </w:t>
             </w:r>
             <w:r>
               <w:rPr>
@@ -819,25 +791,21 @@
             <w:tcW w:w="4641" w:type="dxa"/>
           </w:tcPr>
           <w:p>
-            <w:proofErr w:type="spellStart"/>
             <w:r>
               <w:t>restoreDB</w:t>
             </w:r>
-            <w:proofErr w:type="spellEnd"/>
             <w:r>
               <w:rPr>
                 <w:rFonts w:hint="eastAsia"/>
               </w:rPr>
               <w:t>改名为</w:t>
             </w:r>
-            <w:proofErr w:type="spellStart"/>
             <w:r>
               <w:rPr>
                 <w:rFonts w:hint="eastAsia"/>
               </w:rPr>
               <w:t>sdbrestore</w:t>
             </w:r>
-            <w:proofErr w:type="spellEnd"/>
           </w:p>
         </w:tc>
         <w:tc>
@@ -1214,14 +1182,12 @@
               </w:rPr>
               <w:t>【优化】优化</w:t>
             </w:r>
-            <w:proofErr w:type="spellStart"/>
             <w:r>
               <w:rPr>
                 <w:rFonts w:hint="eastAsia"/>
               </w:rPr>
               <w:t>ReplGroup</w:t>
             </w:r>
-            <w:proofErr w:type="spellEnd"/>
             <w:r>
               <w:rPr>
                 <w:rFonts w:hint="eastAsia"/>
@@ -1424,21 +1390,7 @@
               <w:rPr>
                 <w:rFonts w:hint="eastAsia"/>
               </w:rPr>
-              <w:t>c/</w:t>
-            </w:r>
-            <w:proofErr w:type="spellStart"/>
-            <w:r>
-              <w:rPr>
-                <w:rFonts w:hint="eastAsia"/>
-              </w:rPr>
-              <w:t>c++</w:t>
-            </w:r>
-            <w:proofErr w:type="spellEnd"/>
-            <w:r>
-              <w:rPr>
-                <w:rFonts w:hint="eastAsia"/>
-              </w:rPr>
-              <w:t>/c#/java</w:t>
+              <w:t>c/c++/c#/java</w:t>
             </w:r>
             <w:r>
               <w:rPr>
@@ -1450,21 +1402,7 @@
               <w:rPr>
                 <w:rFonts w:hint="eastAsia"/>
               </w:rPr>
-              <w:t xml:space="preserve"> </w:t>
-            </w:r>
-            <w:proofErr w:type="spellStart"/>
-            <w:r>
-              <w:rPr>
-                <w:rFonts w:hint="eastAsia"/>
-              </w:rPr>
-              <w:t>isClosed</w:t>
-            </w:r>
-            <w:proofErr w:type="spellEnd"/>
-            <w:r>
-              <w:rPr>
-                <w:rFonts w:hint="eastAsia"/>
-              </w:rPr>
-              <w:t xml:space="preserve">() </w:t>
+              <w:t xml:space="preserve"> isClosed() </w:t>
             </w:r>
             <w:r>
               <w:rPr>
@@ -1476,21 +1414,7 @@
               <w:rPr>
                 <w:rFonts w:hint="eastAsia"/>
               </w:rPr>
-              <w:t xml:space="preserve"> </w:t>
-            </w:r>
-            <w:proofErr w:type="spellStart"/>
-            <w:r>
-              <w:rPr>
-                <w:rFonts w:hint="eastAsia"/>
-              </w:rPr>
-              <w:t>closeAllCursor</w:t>
-            </w:r>
-            <w:proofErr w:type="spellEnd"/>
-            <w:r>
-              <w:rPr>
-                <w:rFonts w:hint="eastAsia"/>
-              </w:rPr>
-              <w:t xml:space="preserve">() </w:t>
+              <w:t xml:space="preserve"> closeAllCursor() </w:t>
             </w:r>
             <w:r>
               <w:rPr>
@@ -1552,14 +1476,12 @@
               </w:rPr>
               <w:t>【</w:t>
             </w:r>
-            <w:proofErr w:type="spellStart"/>
             <w:r>
               <w:rPr>
                 <w:rFonts w:hint="eastAsia"/>
               </w:rPr>
               <w:t>Featrue</w:t>
             </w:r>
-            <w:proofErr w:type="spellEnd"/>
             <w:r>
               <w:rPr>
                 <w:rFonts w:hint="eastAsia"/>
@@ -1638,14 +1560,12 @@
             <w:tcW w:w="4641" w:type="dxa"/>
           </w:tcPr>
           <w:p>
-            <w:proofErr w:type="spellStart"/>
             <w:r>
               <w:rPr>
                 <w:rFonts w:hint="eastAsia"/>
               </w:rPr>
               <w:t>sequoiadb</w:t>
             </w:r>
-            <w:proofErr w:type="spellEnd"/>
             <w:r>
               <w:rPr>
                 <w:rFonts w:hint="eastAsia"/>
@@ -1742,14 +1662,12 @@
               </w:rPr>
               <w:t>】在内置</w:t>
             </w:r>
-            <w:proofErr w:type="spellStart"/>
             <w:r>
               <w:rPr>
                 <w:rFonts w:hint="eastAsia"/>
               </w:rPr>
               <w:t>sql</w:t>
             </w:r>
-            <w:proofErr w:type="spellEnd"/>
             <w:r>
               <w:rPr>
                 <w:rFonts w:hint="eastAsia"/>
@@ -2116,14 +2034,12 @@
               </w:rPr>
               <w:t>端口节点</w:t>
             </w:r>
-            <w:proofErr w:type="spellStart"/>
             <w:r>
               <w:rPr>
                 <w:rFonts w:hint="eastAsia"/>
               </w:rPr>
               <w:t>coredump</w:t>
             </w:r>
-            <w:proofErr w:type="spellEnd"/>
           </w:p>
         </w:tc>
         <w:tc>
@@ -2190,14 +2106,12 @@
               </w:rPr>
               <w:t>】节点强退时，会导致一节点出现源和目的完全相同的链路，并且端口为该强退节点的</w:t>
             </w:r>
-            <w:proofErr w:type="spellStart"/>
             <w:r>
               <w:rPr>
                 <w:rFonts w:hint="eastAsia"/>
               </w:rPr>
               <w:t>Repl</w:t>
             </w:r>
-            <w:proofErr w:type="spellEnd"/>
             <w:r>
               <w:rPr>
                 <w:rFonts w:hint="eastAsia"/>
@@ -2286,21 +2200,7 @@
               <w:rPr>
                 <w:rFonts w:hint="eastAsia"/>
               </w:rPr>
-              <w:t>update {$set:{"</w:t>
-            </w:r>
-            <w:proofErr w:type="spellStart"/>
-            <w:r>
-              <w:rPr>
-                <w:rFonts w:hint="eastAsia"/>
-              </w:rPr>
-              <w:t>a.c</w:t>
-            </w:r>
-            <w:proofErr w:type="spellEnd"/>
-            <w:r>
-              <w:rPr>
-                <w:rFonts w:hint="eastAsia"/>
-              </w:rPr>
-              <w:t>":0}}</w:t>
+              <w:t>update {$set:{"a.c":0}}</w:t>
             </w:r>
             <w:r>
               <w:rPr>
@@ -2602,14 +2502,12 @@
               </w:rPr>
               <w:t>驱动</w:t>
             </w:r>
-            <w:proofErr w:type="spellStart"/>
             <w:r>
               <w:rPr>
                 <w:rFonts w:hint="eastAsia"/>
               </w:rPr>
               <w:t>getSnapshot</w:t>
             </w:r>
-            <w:proofErr w:type="spellEnd"/>
             <w:r>
               <w:rPr>
                 <w:rFonts w:hint="eastAsia"/>
@@ -2682,14 +2580,12 @@
               </w:rPr>
               <w:t>在</w:t>
             </w:r>
-            <w:proofErr w:type="spellStart"/>
             <w:r>
               <w:rPr>
                 <w:rFonts w:hint="eastAsia"/>
               </w:rPr>
               <w:t>sdb</w:t>
             </w:r>
-            <w:proofErr w:type="spellEnd"/>
             <w:r>
               <w:rPr>
                 <w:rFonts w:hint="eastAsia"/>
@@ -2852,21 +2748,7 @@
               <w:rPr>
                 <w:rFonts w:hint="eastAsia"/>
               </w:rPr>
-              <w:t>-108(</w:t>
-            </w:r>
-            <w:proofErr w:type="spellStart"/>
-            <w:r>
-              <w:rPr>
-                <w:rFonts w:hint="eastAsia"/>
-              </w:rPr>
-              <w:t>coord</w:t>
-            </w:r>
-            <w:proofErr w:type="spellEnd"/>
-            <w:r>
-              <w:rPr>
-                <w:rFonts w:hint="eastAsia"/>
-              </w:rPr>
-              <w:t xml:space="preserve"> node catalog version old)</w:t>
+              <w:t>-108(coord node catalog version old)</w:t>
             </w:r>
             <w:r>
               <w:rPr>
@@ -2928,28 +2810,24 @@
               </w:rPr>
               <w:t>在子表做切分的情况下，使用</w:t>
             </w:r>
-            <w:proofErr w:type="spellStart"/>
             <w:r>
               <w:rPr>
                 <w:rFonts w:hint="eastAsia"/>
               </w:rPr>
               <w:t>sdbload</w:t>
             </w:r>
-            <w:proofErr w:type="spellEnd"/>
             <w:r>
               <w:rPr>
                 <w:rFonts w:hint="eastAsia"/>
               </w:rPr>
               <w:t>往主表加载数据时，</w:t>
             </w:r>
-            <w:proofErr w:type="spellStart"/>
             <w:r>
               <w:rPr>
                 <w:rFonts w:hint="eastAsia"/>
               </w:rPr>
               <w:t>sdbload</w:t>
             </w:r>
-            <w:proofErr w:type="spellEnd"/>
             <w:r>
               <w:rPr>
                 <w:rFonts w:hint="eastAsia"/>
@@ -3064,14 +2942,12 @@
               </w:rPr>
               <w:t>通过</w:t>
             </w:r>
-            <w:proofErr w:type="spellStart"/>
             <w:r>
               <w:rPr>
                 <w:rFonts w:hint="eastAsia"/>
               </w:rPr>
               <w:t>removeShard</w:t>
             </w:r>
-            <w:proofErr w:type="spellEnd"/>
             <w:r>
               <w:rPr>
                 <w:rFonts w:hint="eastAsia"/>
@@ -3168,14 +3044,12 @@
               </w:rPr>
               <w:t>】</w:t>
             </w:r>
-            <w:proofErr w:type="spellStart"/>
             <w:r>
               <w:rPr>
                 <w:rFonts w:hint="eastAsia"/>
               </w:rPr>
               <w:t>sequoiaSQL</w:t>
             </w:r>
-            <w:proofErr w:type="spellEnd"/>
             <w:r>
               <w:rPr>
                 <w:rFonts w:hint="eastAsia"/>
@@ -3194,14 +3068,12 @@
               </w:rPr>
               <w:t>测试时，</w:t>
             </w:r>
-            <w:proofErr w:type="spellStart"/>
             <w:r>
               <w:rPr>
                 <w:rFonts w:hint="eastAsia"/>
               </w:rPr>
               <w:t>sequoiadb</w:t>
             </w:r>
-            <w:proofErr w:type="spellEnd"/>
             <w:r>
               <w:rPr>
                 <w:rFonts w:hint="eastAsia"/>
@@ -3220,28 +3092,24 @@
               </w:rPr>
               <w:t>；查看原因是</w:t>
             </w:r>
-            <w:proofErr w:type="spellStart"/>
             <w:r>
               <w:rPr>
                 <w:rFonts w:hint="eastAsia"/>
               </w:rPr>
               <w:t>coord</w:t>
             </w:r>
-            <w:proofErr w:type="spellEnd"/>
             <w:r>
               <w:rPr>
                 <w:rFonts w:hint="eastAsia"/>
               </w:rPr>
               <w:t>给数据节点发送过多的</w:t>
             </w:r>
-            <w:proofErr w:type="spellStart"/>
             <w:r>
               <w:rPr>
                 <w:rFonts w:hint="eastAsia"/>
               </w:rPr>
               <w:t>killcontext</w:t>
             </w:r>
-            <w:proofErr w:type="spellEnd"/>
             <w:r>
               <w:rPr>
                 <w:rFonts w:hint="eastAsia"/>
@@ -3319,14 +3187,12 @@
               </w:rPr>
               <w:t>模式下，</w:t>
             </w:r>
-            <w:proofErr w:type="spellStart"/>
             <w:r>
               <w:rPr>
                 <w:rFonts w:hint="eastAsia"/>
               </w:rPr>
               <w:t>sequoaidb</w:t>
             </w:r>
-            <w:proofErr w:type="spellEnd"/>
             <w:r>
               <w:rPr>
                 <w:rFonts w:hint="eastAsia"/>
@@ -3824,6 +3690,143 @@
             <w:tcW w:w="1751" w:type="dxa"/>
           </w:tcPr>
           <w:p>
+            <w:r>
+              <w:rPr>
+                <w:rFonts w:hint="eastAsia"/>
+              </w:rPr>
+              <w:t>一般</w:t>
+            </w:r>
+          </w:p>
+        </w:tc>
+      </w:tr>
+      <w:tr>
+        <w:tc>
+          <w:tcPr>
+            <w:tcW w:w="2093" w:type="dxa"/>
+          </w:tcPr>
+          <w:p/>
+        </w:tc>
+        <w:tc>
+          <w:tcPr>
+            <w:tcW w:w="4678" w:type="dxa"/>
+          </w:tcPr>
+          <w:p>
+            <w:r>
+              <w:rPr>
+                <w:rFonts w:hint="eastAsia"/>
+              </w:rPr>
+              <w:t>通过索引排序做聚集，对数组（如</w:t>
+            </w:r>
+            <w:r>
+              <w:rPr>
+                <w:rFonts w:hint="eastAsia"/>
+              </w:rPr>
+              <w:t>[1,2,3],[1],[1,2,3]</w:t>
+            </w:r>
+            <w:r>
+              <w:rPr>
+                <w:rFonts w:hint="eastAsia"/>
+              </w:rPr>
+              <w:t>）处理不正确，不能把相同的聚集在一起</w:t>
+            </w:r>
+          </w:p>
+        </w:tc>
+        <w:tc>
+          <w:tcPr>
+            <w:tcW w:w="1751" w:type="dxa"/>
+          </w:tcPr>
+          <w:p>
+            <w:r>
+              <w:rPr>
+                <w:rFonts w:hint="eastAsia"/>
+              </w:rPr>
+              <w:t>一般</w:t>
+            </w:r>
+          </w:p>
+        </w:tc>
+      </w:tr>
+      <w:tr>
+        <w:tc>
+          <w:tcPr>
+            <w:tcW w:w="2093" w:type="dxa"/>
+          </w:tcPr>
+          <w:p/>
+        </w:tc>
+        <w:tc>
+          <w:tcPr>
+            <w:tcW w:w="4678" w:type="dxa"/>
+          </w:tcPr>
+          <w:p>
+            <w:r>
+              <w:rPr>
+                <w:rFonts w:hint="eastAsia"/>
+              </w:rPr>
+              <w:t>资料文件中描述的</w:t>
+            </w:r>
+            <w:r>
+              <w:rPr>
+                <w:rFonts w:hint="eastAsia"/>
+              </w:rPr>
+              <w:t>Java</w:t>
+            </w:r>
+            <w:r>
+              <w:rPr>
+                <w:rFonts w:hint="eastAsia"/>
+              </w:rPr>
+              <w:t>驱动名不正确（</w:t>
+            </w:r>
+            <w:r>
+              <w:rPr>
+                <w:rFonts w:hint="eastAsia"/>
+              </w:rPr>
+              <w:t>sdbdriver.jar</w:t>
+            </w:r>
+            <w:r>
+              <w:rPr>
+                <w:rFonts w:hint="eastAsia"/>
+              </w:rPr>
+              <w:t>，应该为</w:t>
+            </w:r>
+            <w:r>
+              <w:rPr>
+                <w:rFonts w:hint="eastAsia"/>
+              </w:rPr>
+              <w:t xml:space="preserve"> sequoiadb.jar</w:t>
+            </w:r>
+            <w:r>
+              <w:rPr>
+                <w:rFonts w:hint="eastAsia"/>
+              </w:rPr>
+              <w:t>）</w:t>
+            </w:r>
+          </w:p>
+        </w:tc>
+        <w:tc>
+          <w:tcPr>
+            <w:tcW w:w="1751" w:type="dxa"/>
+          </w:tcPr>
+          <w:p>
+            <w:r>
+              <w:rPr>
+                <w:rFonts w:hint="eastAsia"/>
+              </w:rPr>
+              <w:t>提示</w:t>
+            </w:r>
+          </w:p>
+        </w:tc>
+      </w:tr>
+      <w:tr>
+        <w:tc>
+          <w:tcPr>
+            <w:tcW w:w="2093" w:type="dxa"/>
+          </w:tcPr>
+          <w:p/>
+        </w:tc>
+        <w:tc>
+          <w:tcPr>
+            <w:tcW w:w="4678" w:type="dxa"/>
+          </w:tcPr>
+          <w:p>
             <w:pPr>
               <w:rPr>
                 <w:rFonts w:hint="eastAsia"/>
@@ -3833,6 +3836,36 @@
               <w:rPr>
                 <w:rFonts w:hint="eastAsia"/>
               </w:rPr>
+              <w:t>带</w:t>
+            </w:r>
+            <w:r>
+              <w:rPr>
+                <w:rFonts w:hint="eastAsia"/>
+              </w:rPr>
+              <w:t>limit</w:t>
+            </w:r>
+            <w:r>
+              <w:rPr>
+                <w:rFonts w:hint="eastAsia"/>
+              </w:rPr>
+              <w:t>排序时，当进行多轮外排时，会发生错误</w:t>
+            </w:r>
+          </w:p>
+        </w:tc>
+        <w:tc>
+          <w:tcPr>
+            <w:tcW w:w="1751" w:type="dxa"/>
+          </w:tcPr>
+          <w:p>
+            <w:pPr>
+              <w:rPr>
+                <w:rFonts w:hint="eastAsia"/>
+              </w:rPr>
+            </w:pPr>
+            <w:r>
+              <w:rPr>
+                <w:rFonts w:hint="eastAsia"/>
+              </w:rPr>
               <w:t>一般</w:t>
             </w:r>
           </w:p>
@@ -3859,19 +3892,19 @@
               <w:rPr>
                 <w:rFonts w:hint="eastAsia"/>
               </w:rPr>
-              <w:t>通过索引排序做聚集，对数组（如</w:t>
-            </w:r>
-            <w:r>
-              <w:rPr>
-                <w:rFonts w:hint="eastAsia"/>
-              </w:rPr>
-              <w:t>[1,2,3],[1],[1,2,3]</w:t>
-            </w:r>
-            <w:r>
-              <w:rPr>
-                <w:rFonts w:hint="eastAsia"/>
-              </w:rPr>
-              <w:t>）处理不正确，不能把相同的聚集在一起</w:t>
+              <w:t>当节点出现心跳闪断导致双主时，当两个节点都进行了写操作，并且</w:t>
+            </w:r>
+            <w:r>
+              <w:rPr>
+                <w:rFonts w:hint="eastAsia"/>
+              </w:rPr>
+              <w:t>rollback</w:t>
+            </w:r>
+            <w:r>
+              <w:rPr>
+                <w:rFonts w:hint="eastAsia"/>
+              </w:rPr>
+              <w:t>失败相互会出现全量同步，而某一节点由于会升主，导致其全量同步受阻，会话不会退出，而无法再做业务处理</w:t>
             </w:r>
           </w:p>
         </w:tc>
@@ -3889,7 +3922,7 @@
               <w:rPr>
                 <w:rFonts w:hint="eastAsia"/>
               </w:rPr>
-              <w:t>一般</w:t>
+              <w:t>严重</w:t>
             </w:r>
           </w:p>
         </w:tc>
@@ -3911,48 +3944,6 @@
                 <w:rFonts w:hint="eastAsia"/>
               </w:rPr>
             </w:pPr>
-            <w:r>
-              <w:rPr>
-                <w:rFonts w:hint="eastAsia"/>
-              </w:rPr>
-              <w:t>资料文件中描述的</w:t>
-            </w:r>
-            <w:r>
-              <w:rPr>
-                <w:rFonts w:hint="eastAsia"/>
-              </w:rPr>
-              <w:t>Java</w:t>
-            </w:r>
-            <w:r>
-              <w:rPr>
-                <w:rFonts w:hint="eastAsia"/>
-              </w:rPr>
-              <w:t>驱动名不正确（</w:t>
-            </w:r>
-            <w:r>
-              <w:rPr>
-                <w:rFonts w:hint="eastAsia"/>
-              </w:rPr>
-              <w:t>sdbdriver.jar</w:t>
-            </w:r>
-            <w:r>
-              <w:rPr>
-                <w:rFonts w:hint="eastAsia"/>
-              </w:rPr>
-              <w:t>，应该为</w:t>
-            </w:r>
-            <w:r>
-              <w:rPr>
-                <w:rFonts w:hint="eastAsia"/>
-              </w:rPr>
-              <w:t xml:space="preserve"> sequoiadb.jar</w:t>
-            </w:r>
-            <w:r>
-              <w:rPr>
-                <w:rFonts w:hint="eastAsia"/>
-              </w:rPr>
-              <w:t>）</w:t>
-            </w:r>
           </w:p>
         </w:tc>
         <w:tc>
@@ -3965,39 +3956,7 @@
                 <w:rFonts w:hint="eastAsia"/>
               </w:rPr>
             </w:pPr>
-            <w:r>
-              <w:rPr>
-                <w:rFonts w:hint="eastAsia"/>
-              </w:rPr>
-              <w:t>提示</w:t>
-            </w:r>
-          </w:p>
-        </w:tc>
-      </w:tr>
-      <w:tr>
-        <w:tc>
-          <w:tcPr>
-            <w:tcW w:w="2093" w:type="dxa"/>
-          </w:tcPr>
-          <w:p/>
-        </w:tc>
-        <w:tc>
-          <w:tcPr>
-            <w:tcW w:w="4678" w:type="dxa"/>
-          </w:tcPr>
-          <w:p>
-            <w:pPr>
-              <w:rPr>
-                <w:rFonts w:hint="eastAsia"/>
-              </w:rPr>
-            </w:pPr>
-          </w:p>
-        </w:tc>
-        <w:tc>
-          <w:tcPr>
-            <w:tcW w:w="1751" w:type="dxa"/>
-          </w:tcPr>
-          <w:p/>
+          </w:p>
         </w:tc>
       </w:tr>
     </w:tbl>
@@ -4010,6 +3969,7 @@
         <w:rPr>
           <w:rFonts w:hint="eastAsia"/>
         </w:rPr>
+        <w:lastRenderedPageBreak/>
         <w:t>版本发布检测项</w:t>
       </w:r>
     </w:p>
@@ -4056,7 +4016,6 @@
               <w:rPr>
                 <w:rFonts w:hint="eastAsia"/>
               </w:rPr>
-              <w:lastRenderedPageBreak/>
               <w:t>检查项</w:t>
             </w:r>
           </w:p>
@@ -4173,7 +4132,6 @@
               </w:rPr>
               <w:t xml:space="preserve">   </w:t>
             </w:r>
-            <w:proofErr w:type="spellStart"/>
             <w:r>
               <w:t>S</w:t>
             </w:r>
@@ -4181,14 +4139,25 @@
               <w:rPr>
                 <w:rFonts w:hint="eastAsia"/>
               </w:rPr>
-              <w:t>use</w:t>
-            </w:r>
-            <w:proofErr w:type="spellEnd"/>
-            <w:r>
-              <w:rPr>
-                <w:rFonts w:hint="eastAsia"/>
-              </w:rPr>
-              <w:t>:</w:t>
+              <w:t>use:</w:t>
+            </w:r>
+            <w:r>
+              <w:rPr>
+                <w:rFonts w:hint="eastAsia"/>
+              </w:rPr>
+              <w:t>（基本用例）</w:t>
+            </w:r>
+            <w:r>
+              <w:rPr>
+                <w:rFonts w:hint="eastAsia"/>
+              </w:rPr>
+              <w:t>1</w:t>
+            </w:r>
+            <w:r>
+              <w:rPr>
+                <w:rFonts w:hint="eastAsia"/>
+              </w:rPr>
+              <w:t>个失败（用例原因）</w:t>
             </w:r>
           </w:p>
           <w:p>
@@ -4317,7 +4286,6 @@
             <w:tcW w:w="4252" w:type="dxa"/>
           </w:tcPr>
           <w:p>
-            <w:proofErr w:type="spellStart"/>
             <w:r>
               <w:rPr>
                 <w:rFonts w:hint="eastAsia"/>
@@ -4327,7 +4295,6 @@
             <w:r>
               <w:t>dbload</w:t>
             </w:r>
-            <w:proofErr w:type="spellEnd"/>
           </w:p>
           <w:p>
             <w:r>
@@ -4335,46 +4302,34 @@
             </w:r>
           </w:p>
           <w:p>
-            <w:proofErr w:type="spellStart"/>
             <w:r>
               <w:t>sdbimprt</w:t>
             </w:r>
-            <w:proofErr w:type="spellEnd"/>
-          </w:p>
-          <w:p>
-            <w:proofErr w:type="spellStart"/>
+          </w:p>
+          <w:p>
             <w:r>
               <w:t>sdbexprt</w:t>
             </w:r>
-            <w:proofErr w:type="spellEnd"/>
-          </w:p>
-          <w:p>
-            <w:proofErr w:type="spellStart"/>
+          </w:p>
+          <w:p>
             <w:r>
               <w:t>sdbinspt</w:t>
             </w:r>
-            <w:proofErr w:type="spellEnd"/>
-          </w:p>
-          <w:p>
-            <w:proofErr w:type="spellStart"/>
+          </w:p>
+          <w:p>
             <w:r>
               <w:t>sdbrestore</w:t>
             </w:r>
-            <w:proofErr w:type="spellEnd"/>
-          </w:p>
-          <w:p>
-            <w:proofErr w:type="spellStart"/>
+          </w:p>
+          <w:p>
             <w:r>
               <w:t>sdblist</w:t>
             </w:r>
-            <w:proofErr w:type="spellEnd"/>
-          </w:p>
-          <w:p>
-            <w:proofErr w:type="spellStart"/>
+          </w:p>
+          <w:p>
             <w:r>
               <w:t>sdbdpsdump</w:t>
             </w:r>
-            <w:proofErr w:type="spellEnd"/>
           </w:p>
           <w:p>
             <w:r>
@@ -4576,35 +4531,7 @@
               <w:rPr>
                 <w:rFonts w:hint="eastAsia"/>
               </w:rPr>
-              <w:t>(c/</w:t>
-            </w:r>
-            <w:proofErr w:type="spellStart"/>
-            <w:r>
-              <w:rPr>
-                <w:rFonts w:hint="eastAsia"/>
-              </w:rPr>
-              <w:t>c++</w:t>
-            </w:r>
-            <w:proofErr w:type="spellEnd"/>
-            <w:r>
-              <w:rPr>
-                <w:rFonts w:hint="eastAsia"/>
-              </w:rPr>
-              <w:t>/java/</w:t>
-            </w:r>
-            <w:proofErr w:type="spellStart"/>
-            <w:r>
-              <w:rPr>
-                <w:rFonts w:hint="eastAsia"/>
-              </w:rPr>
-              <w:t>php</w:t>
-            </w:r>
-            <w:proofErr w:type="spellEnd"/>
-            <w:r>
-              <w:rPr>
-                <w:rFonts w:hint="eastAsia"/>
-              </w:rPr>
-              <w:t>/c#)</w:t>
+              <w:t>(c/c++/java/php/c#)</w:t>
             </w:r>
           </w:p>
         </w:tc>

--- a/internal_doc/07.版本报告/SequoiaDB_1.6版本发布评估说明书.docx
+++ b/internal_doc/07.版本报告/SequoiaDB_1.6版本发布评估说明书.docx
@@ -145,7 +145,21 @@
               <w:rPr>
                 <w:rFonts w:hint="eastAsia"/>
               </w:rPr>
-              <w:t xml:space="preserve">PPC(192.168.30.150:/test_tar/ </w:t>
+              <w:t>PPC(192.168.30.150:/</w:t>
+            </w:r>
+            <w:proofErr w:type="spellStart"/>
+            <w:r>
+              <w:rPr>
+                <w:rFonts w:hint="eastAsia"/>
+              </w:rPr>
+              <w:t>test_tar</w:t>
+            </w:r>
+            <w:proofErr w:type="spellEnd"/>
+            <w:r>
+              <w:rPr>
+                <w:rFonts w:hint="eastAsia"/>
+              </w:rPr>
+              <w:t xml:space="preserve">/ </w:t>
             </w:r>
             <w:r>
               <w:rPr>
@@ -165,7 +179,21 @@
               <w:rPr>
                 <w:rFonts w:hint="eastAsia"/>
               </w:rPr>
-              <w:t xml:space="preserve">X86(192.168.30.184:/test_tar/ </w:t>
+              <w:t>X86(192.168.30.184:/</w:t>
+            </w:r>
+            <w:proofErr w:type="spellStart"/>
+            <w:r>
+              <w:rPr>
+                <w:rFonts w:hint="eastAsia"/>
+              </w:rPr>
+              <w:t>test_tar</w:t>
+            </w:r>
+            <w:proofErr w:type="spellEnd"/>
+            <w:r>
+              <w:rPr>
+                <w:rFonts w:hint="eastAsia"/>
+              </w:rPr>
+              <w:t xml:space="preserve">/ </w:t>
             </w:r>
             <w:r>
               <w:rPr>
@@ -791,21 +819,25 @@
             <w:tcW w:w="4641" w:type="dxa"/>
           </w:tcPr>
           <w:p>
+            <w:proofErr w:type="spellStart"/>
             <w:r>
               <w:t>restoreDB</w:t>
             </w:r>
+            <w:proofErr w:type="spellEnd"/>
             <w:r>
               <w:rPr>
                 <w:rFonts w:hint="eastAsia"/>
               </w:rPr>
               <w:t>改名为</w:t>
             </w:r>
+            <w:proofErr w:type="spellStart"/>
             <w:r>
               <w:rPr>
                 <w:rFonts w:hint="eastAsia"/>
               </w:rPr>
               <w:t>sdbrestore</w:t>
             </w:r>
+            <w:proofErr w:type="spellEnd"/>
           </w:p>
         </w:tc>
         <w:tc>
@@ -1182,12 +1214,14 @@
               </w:rPr>
               <w:t>【优化】优化</w:t>
             </w:r>
+            <w:proofErr w:type="spellStart"/>
             <w:r>
               <w:rPr>
                 <w:rFonts w:hint="eastAsia"/>
               </w:rPr>
               <w:t>ReplGroup</w:t>
             </w:r>
+            <w:proofErr w:type="spellEnd"/>
             <w:r>
               <w:rPr>
                 <w:rFonts w:hint="eastAsia"/>
@@ -1390,7 +1424,21 @@
               <w:rPr>
                 <w:rFonts w:hint="eastAsia"/>
               </w:rPr>
-              <w:t>c/c++/c#/java</w:t>
+              <w:t>c/</w:t>
+            </w:r>
+            <w:proofErr w:type="spellStart"/>
+            <w:r>
+              <w:rPr>
+                <w:rFonts w:hint="eastAsia"/>
+              </w:rPr>
+              <w:t>c++</w:t>
+            </w:r>
+            <w:proofErr w:type="spellEnd"/>
+            <w:r>
+              <w:rPr>
+                <w:rFonts w:hint="eastAsia"/>
+              </w:rPr>
+              <w:t>/c#/java</w:t>
             </w:r>
             <w:r>
               <w:rPr>
@@ -1402,7 +1450,21 @@
               <w:rPr>
                 <w:rFonts w:hint="eastAsia"/>
               </w:rPr>
-              <w:t xml:space="preserve"> isClosed() </w:t>
+              <w:t xml:space="preserve"> </w:t>
+            </w:r>
+            <w:proofErr w:type="spellStart"/>
+            <w:r>
+              <w:rPr>
+                <w:rFonts w:hint="eastAsia"/>
+              </w:rPr>
+              <w:t>isClosed</w:t>
+            </w:r>
+            <w:proofErr w:type="spellEnd"/>
+            <w:r>
+              <w:rPr>
+                <w:rFonts w:hint="eastAsia"/>
+              </w:rPr>
+              <w:t xml:space="preserve">() </w:t>
             </w:r>
             <w:r>
               <w:rPr>
@@ -1414,7 +1476,21 @@
               <w:rPr>
                 <w:rFonts w:hint="eastAsia"/>
               </w:rPr>
-              <w:t xml:space="preserve"> closeAllCursor() </w:t>
+              <w:t xml:space="preserve"> </w:t>
+            </w:r>
+            <w:proofErr w:type="spellStart"/>
+            <w:r>
+              <w:rPr>
+                <w:rFonts w:hint="eastAsia"/>
+              </w:rPr>
+              <w:t>closeAllCursor</w:t>
+            </w:r>
+            <w:proofErr w:type="spellEnd"/>
+            <w:r>
+              <w:rPr>
+                <w:rFonts w:hint="eastAsia"/>
+              </w:rPr>
+              <w:t xml:space="preserve">() </w:t>
             </w:r>
             <w:r>
               <w:rPr>
@@ -1476,12 +1552,14 @@
               </w:rPr>
               <w:t>【</w:t>
             </w:r>
+            <w:proofErr w:type="spellStart"/>
             <w:r>
               <w:rPr>
                 <w:rFonts w:hint="eastAsia"/>
               </w:rPr>
               <w:t>Featrue</w:t>
             </w:r>
+            <w:proofErr w:type="spellEnd"/>
             <w:r>
               <w:rPr>
                 <w:rFonts w:hint="eastAsia"/>
@@ -1560,12 +1638,14 @@
             <w:tcW w:w="4641" w:type="dxa"/>
           </w:tcPr>
           <w:p>
+            <w:proofErr w:type="spellStart"/>
             <w:r>
               <w:rPr>
                 <w:rFonts w:hint="eastAsia"/>
               </w:rPr>
               <w:t>sequoiadb</w:t>
             </w:r>
+            <w:proofErr w:type="spellEnd"/>
             <w:r>
               <w:rPr>
                 <w:rFonts w:hint="eastAsia"/>
@@ -1662,12 +1742,14 @@
               </w:rPr>
               <w:t>】在内置</w:t>
             </w:r>
+            <w:proofErr w:type="spellStart"/>
             <w:r>
               <w:rPr>
                 <w:rFonts w:hint="eastAsia"/>
               </w:rPr>
               <w:t>sql</w:t>
             </w:r>
+            <w:proofErr w:type="spellEnd"/>
             <w:r>
               <w:rPr>
                 <w:rFonts w:hint="eastAsia"/>
@@ -2034,12 +2116,14 @@
               </w:rPr>
               <w:t>端口节点</w:t>
             </w:r>
+            <w:proofErr w:type="spellStart"/>
             <w:r>
               <w:rPr>
                 <w:rFonts w:hint="eastAsia"/>
               </w:rPr>
               <w:t>coredump</w:t>
             </w:r>
+            <w:proofErr w:type="spellEnd"/>
           </w:p>
         </w:tc>
         <w:tc>
@@ -2106,12 +2190,14 @@
               </w:rPr>
               <w:t>】节点强退时，会导致一节点出现源和目的完全相同的链路，并且端口为该强退节点的</w:t>
             </w:r>
+            <w:proofErr w:type="spellStart"/>
             <w:r>
               <w:rPr>
                 <w:rFonts w:hint="eastAsia"/>
               </w:rPr>
               <w:t>Repl</w:t>
             </w:r>
+            <w:proofErr w:type="spellEnd"/>
             <w:r>
               <w:rPr>
                 <w:rFonts w:hint="eastAsia"/>
@@ -2200,7 +2286,21 @@
               <w:rPr>
                 <w:rFonts w:hint="eastAsia"/>
               </w:rPr>
-              <w:t>update {$set:{"a.c":0}}</w:t>
+              <w:t>update {$set:{"</w:t>
+            </w:r>
+            <w:proofErr w:type="spellStart"/>
+            <w:r>
+              <w:rPr>
+                <w:rFonts w:hint="eastAsia"/>
+              </w:rPr>
+              <w:t>a.c</w:t>
+            </w:r>
+            <w:proofErr w:type="spellEnd"/>
+            <w:r>
+              <w:rPr>
+                <w:rFonts w:hint="eastAsia"/>
+              </w:rPr>
+              <w:t>":0}}</w:t>
             </w:r>
             <w:r>
               <w:rPr>
@@ -2502,12 +2602,14 @@
               </w:rPr>
               <w:t>驱动</w:t>
             </w:r>
+            <w:proofErr w:type="spellStart"/>
             <w:r>
               <w:rPr>
                 <w:rFonts w:hint="eastAsia"/>
               </w:rPr>
               <w:t>getSnapshot</w:t>
             </w:r>
+            <w:proofErr w:type="spellEnd"/>
             <w:r>
               <w:rPr>
                 <w:rFonts w:hint="eastAsia"/>
@@ -2580,12 +2682,14 @@
               </w:rPr>
               <w:t>在</w:t>
             </w:r>
+            <w:proofErr w:type="spellStart"/>
             <w:r>
               <w:rPr>
                 <w:rFonts w:hint="eastAsia"/>
               </w:rPr>
               <w:t>sdb</w:t>
             </w:r>
+            <w:proofErr w:type="spellEnd"/>
             <w:r>
               <w:rPr>
                 <w:rFonts w:hint="eastAsia"/>
@@ -2748,7 +2852,21 @@
               <w:rPr>
                 <w:rFonts w:hint="eastAsia"/>
               </w:rPr>
-              <w:t>-108(coord node catalog version old)</w:t>
+              <w:t>-108(</w:t>
+            </w:r>
+            <w:proofErr w:type="spellStart"/>
+            <w:r>
+              <w:rPr>
+                <w:rFonts w:hint="eastAsia"/>
+              </w:rPr>
+              <w:t>coord</w:t>
+            </w:r>
+            <w:proofErr w:type="spellEnd"/>
+            <w:r>
+              <w:rPr>
+                <w:rFonts w:hint="eastAsia"/>
+              </w:rPr>
+              <w:t xml:space="preserve"> node catalog version old)</w:t>
             </w:r>
             <w:r>
               <w:rPr>
@@ -2810,24 +2928,28 @@
               </w:rPr>
               <w:t>在子表做切分的情况下，使用</w:t>
             </w:r>
+            <w:proofErr w:type="spellStart"/>
             <w:r>
               <w:rPr>
                 <w:rFonts w:hint="eastAsia"/>
               </w:rPr>
               <w:t>sdbload</w:t>
             </w:r>
+            <w:proofErr w:type="spellEnd"/>
             <w:r>
               <w:rPr>
                 <w:rFonts w:hint="eastAsia"/>
               </w:rPr>
               <w:t>往主表加载数据时，</w:t>
             </w:r>
+            <w:proofErr w:type="spellStart"/>
             <w:r>
               <w:rPr>
                 <w:rFonts w:hint="eastAsia"/>
               </w:rPr>
               <w:t>sdbload</w:t>
             </w:r>
+            <w:proofErr w:type="spellEnd"/>
             <w:r>
               <w:rPr>
                 <w:rFonts w:hint="eastAsia"/>
@@ -2942,12 +3064,14 @@
               </w:rPr>
               <w:t>通过</w:t>
             </w:r>
+            <w:proofErr w:type="spellStart"/>
             <w:r>
               <w:rPr>
                 <w:rFonts w:hint="eastAsia"/>
               </w:rPr>
               <w:t>removeShard</w:t>
             </w:r>
+            <w:proofErr w:type="spellEnd"/>
             <w:r>
               <w:rPr>
                 <w:rFonts w:hint="eastAsia"/>
@@ -3044,12 +3168,14 @@
               </w:rPr>
               <w:t>】</w:t>
             </w:r>
+            <w:proofErr w:type="spellStart"/>
             <w:r>
               <w:rPr>
                 <w:rFonts w:hint="eastAsia"/>
               </w:rPr>
               <w:t>sequoiaSQL</w:t>
             </w:r>
+            <w:proofErr w:type="spellEnd"/>
             <w:r>
               <w:rPr>
                 <w:rFonts w:hint="eastAsia"/>
@@ -3068,12 +3194,14 @@
               </w:rPr>
               <w:t>测试时，</w:t>
             </w:r>
+            <w:proofErr w:type="spellStart"/>
             <w:r>
               <w:rPr>
                 <w:rFonts w:hint="eastAsia"/>
               </w:rPr>
               <w:t>sequoiadb</w:t>
             </w:r>
+            <w:proofErr w:type="spellEnd"/>
             <w:r>
               <w:rPr>
                 <w:rFonts w:hint="eastAsia"/>
@@ -3092,24 +3220,28 @@
               </w:rPr>
               <w:t>；查看原因是</w:t>
             </w:r>
+            <w:proofErr w:type="spellStart"/>
             <w:r>
               <w:rPr>
                 <w:rFonts w:hint="eastAsia"/>
               </w:rPr>
               <w:t>coord</w:t>
             </w:r>
+            <w:proofErr w:type="spellEnd"/>
             <w:r>
               <w:rPr>
                 <w:rFonts w:hint="eastAsia"/>
               </w:rPr>
               <w:t>给数据节点发送过多的</w:t>
             </w:r>
+            <w:proofErr w:type="spellStart"/>
             <w:r>
               <w:rPr>
                 <w:rFonts w:hint="eastAsia"/>
               </w:rPr>
               <w:t>killcontext</w:t>
             </w:r>
+            <w:proofErr w:type="spellEnd"/>
             <w:r>
               <w:rPr>
                 <w:rFonts w:hint="eastAsia"/>
@@ -3187,12 +3319,14 @@
               </w:rPr>
               <w:t>模式下，</w:t>
             </w:r>
+            <w:proofErr w:type="spellStart"/>
             <w:r>
               <w:rPr>
                 <w:rFonts w:hint="eastAsia"/>
               </w:rPr>
               <w:t>sequoaidb</w:t>
             </w:r>
+            <w:proofErr w:type="spellEnd"/>
             <w:r>
               <w:rPr>
                 <w:rFonts w:hint="eastAsia"/>
@@ -3827,6 +3961,98 @@
             <w:tcW w:w="4678" w:type="dxa"/>
           </w:tcPr>
           <w:p>
+            <w:r>
+              <w:rPr>
+                <w:rFonts w:hint="eastAsia"/>
+              </w:rPr>
+              <w:t>带</w:t>
+            </w:r>
+            <w:r>
+              <w:rPr>
+                <w:rFonts w:hint="eastAsia"/>
+              </w:rPr>
+              <w:t>limit</w:t>
+            </w:r>
+            <w:r>
+              <w:rPr>
+                <w:rFonts w:hint="eastAsia"/>
+              </w:rPr>
+              <w:t>排序时，当进行多轮外排时，会发生错误</w:t>
+            </w:r>
+          </w:p>
+        </w:tc>
+        <w:tc>
+          <w:tcPr>
+            <w:tcW w:w="1751" w:type="dxa"/>
+          </w:tcPr>
+          <w:p>
+            <w:r>
+              <w:rPr>
+                <w:rFonts w:hint="eastAsia"/>
+              </w:rPr>
+              <w:t>一般</w:t>
+            </w:r>
+          </w:p>
+        </w:tc>
+      </w:tr>
+      <w:tr>
+        <w:tc>
+          <w:tcPr>
+            <w:tcW w:w="2093" w:type="dxa"/>
+          </w:tcPr>
+          <w:p/>
+        </w:tc>
+        <w:tc>
+          <w:tcPr>
+            <w:tcW w:w="4678" w:type="dxa"/>
+          </w:tcPr>
+          <w:p>
+            <w:r>
+              <w:rPr>
+                <w:rFonts w:hint="eastAsia"/>
+              </w:rPr>
+              <w:t>当节点出现心跳闪断导致双主时，当两个节点都进行了写操作，并且</w:t>
+            </w:r>
+            <w:r>
+              <w:rPr>
+                <w:rFonts w:hint="eastAsia"/>
+              </w:rPr>
+              <w:t>rollback</w:t>
+            </w:r>
+            <w:r>
+              <w:rPr>
+                <w:rFonts w:hint="eastAsia"/>
+              </w:rPr>
+              <w:t>失败相互会出现全量同步，而某一节点由于会升主，导致其全量同步受阻，会话不会退出，而无法再做业务处理</w:t>
+            </w:r>
+          </w:p>
+        </w:tc>
+        <w:tc>
+          <w:tcPr>
+            <w:tcW w:w="1751" w:type="dxa"/>
+          </w:tcPr>
+          <w:p>
+            <w:r>
+              <w:rPr>
+                <w:rFonts w:hint="eastAsia"/>
+              </w:rPr>
+              <w:t>严重</w:t>
+            </w:r>
+          </w:p>
+        </w:tc>
+      </w:tr>
+      <w:tr>
+        <w:tc>
+          <w:tcPr>
+            <w:tcW w:w="2093" w:type="dxa"/>
+          </w:tcPr>
+          <w:p/>
+        </w:tc>
+        <w:tc>
+          <w:tcPr>
+            <w:tcW w:w="4678" w:type="dxa"/>
+          </w:tcPr>
+          <w:p>
             <w:pPr>
               <w:rPr>
                 <w:rFonts w:hint="eastAsia"/>
@@ -3836,19 +4062,7 @@
               <w:rPr>
                 <w:rFonts w:hint="eastAsia"/>
               </w:rPr>
-              <w:t>带</w:t>
-            </w:r>
-            <w:r>
-              <w:rPr>
-                <w:rFonts w:hint="eastAsia"/>
-              </w:rPr>
-              <w:t>limit</w:t>
-            </w:r>
-            <w:r>
-              <w:rPr>
-                <w:rFonts w:hint="eastAsia"/>
-              </w:rPr>
-              <w:t>排序时，当进行多轮外排时，会发生错误</w:t>
+              <w:t>整个复制组故障，该组不能自动恢复；整个系统故障，那么整个系统不能自动恢复。</w:t>
             </w:r>
           </w:p>
         </w:tc>
@@ -3882,81 +4096,13 @@
           <w:tcPr>
             <w:tcW w:w="4678" w:type="dxa"/>
           </w:tcPr>
-          <w:p>
-            <w:pPr>
-              <w:rPr>
-                <w:rFonts w:hint="eastAsia"/>
-              </w:rPr>
-            </w:pPr>
-            <w:r>
-              <w:rPr>
-                <w:rFonts w:hint="eastAsia"/>
-              </w:rPr>
-              <w:t>当节点出现心跳闪断导致双主时，当两个节点都进行了写操作，并且</w:t>
-            </w:r>
-            <w:r>
-              <w:rPr>
-                <w:rFonts w:hint="eastAsia"/>
-              </w:rPr>
-              <w:t>rollback</w:t>
-            </w:r>
-            <w:r>
-              <w:rPr>
-                <w:rFonts w:hint="eastAsia"/>
-              </w:rPr>
-              <w:t>失败相互会出现全量同步，而某一节点由于会升主，导致其全量同步受阻，会话不会退出，而无法再做业务处理</w:t>
-            </w:r>
-          </w:p>
+          <w:p/>
         </w:tc>
         <w:tc>
           <w:tcPr>
             <w:tcW w:w="1751" w:type="dxa"/>
           </w:tcPr>
-          <w:p>
-            <w:pPr>
-              <w:rPr>
-                <w:rFonts w:hint="eastAsia"/>
-              </w:rPr>
-            </w:pPr>
-            <w:r>
-              <w:rPr>
-                <w:rFonts w:hint="eastAsia"/>
-              </w:rPr>
-              <w:t>严重</w:t>
-            </w:r>
-          </w:p>
-        </w:tc>
-      </w:tr>
-      <w:tr>
-        <w:tc>
-          <w:tcPr>
-            <w:tcW w:w="2093" w:type="dxa"/>
-          </w:tcPr>
           <w:p/>
-        </w:tc>
-        <w:tc>
-          <w:tcPr>
-            <w:tcW w:w="4678" w:type="dxa"/>
-          </w:tcPr>
-          <w:p>
-            <w:pPr>
-              <w:rPr>
-                <w:rFonts w:hint="eastAsia"/>
-              </w:rPr>
-            </w:pPr>
-          </w:p>
-        </w:tc>
-        <w:tc>
-          <w:tcPr>
-            <w:tcW w:w="1751" w:type="dxa"/>
-          </w:tcPr>
-          <w:p>
-            <w:pPr>
-              <w:rPr>
-                <w:rFonts w:hint="eastAsia"/>
-              </w:rPr>
-            </w:pPr>
-          </w:p>
         </w:tc>
       </w:tr>
     </w:tbl>
@@ -3969,7 +4115,6 @@
         <w:rPr>
           <w:rFonts w:hint="eastAsia"/>
         </w:rPr>
-        <w:lastRenderedPageBreak/>
         <w:t>版本发布检测项</w:t>
       </w:r>
     </w:p>
@@ -4132,6 +4277,7 @@
               </w:rPr>
               <w:t xml:space="preserve">   </w:t>
             </w:r>
+            <w:proofErr w:type="spellStart"/>
             <w:r>
               <w:t>S</w:t>
             </w:r>
@@ -4139,7 +4285,14 @@
               <w:rPr>
                 <w:rFonts w:hint="eastAsia"/>
               </w:rPr>
-              <w:t>use:</w:t>
+              <w:t>use</w:t>
+            </w:r>
+            <w:proofErr w:type="spellEnd"/>
+            <w:r>
+              <w:rPr>
+                <w:rFonts w:hint="eastAsia"/>
+              </w:rPr>
+              <w:t>:</w:t>
             </w:r>
             <w:r>
               <w:rPr>
@@ -4286,6 +4439,7 @@
             <w:tcW w:w="4252" w:type="dxa"/>
           </w:tcPr>
           <w:p>
+            <w:proofErr w:type="spellStart"/>
             <w:r>
               <w:rPr>
                 <w:rFonts w:hint="eastAsia"/>
@@ -4295,6 +4449,7 @@
             <w:r>
               <w:t>dbload</w:t>
             </w:r>
+            <w:proofErr w:type="spellEnd"/>
           </w:p>
           <w:p>
             <w:r>
@@ -4302,34 +4457,46 @@
             </w:r>
           </w:p>
           <w:p>
+            <w:proofErr w:type="spellStart"/>
             <w:r>
               <w:t>sdbimprt</w:t>
             </w:r>
-          </w:p>
-          <w:p>
+            <w:proofErr w:type="spellEnd"/>
+          </w:p>
+          <w:p>
+            <w:proofErr w:type="spellStart"/>
             <w:r>
               <w:t>sdbexprt</w:t>
             </w:r>
-          </w:p>
-          <w:p>
+            <w:proofErr w:type="spellEnd"/>
+          </w:p>
+          <w:p>
+            <w:proofErr w:type="spellStart"/>
             <w:r>
               <w:t>sdbinspt</w:t>
             </w:r>
-          </w:p>
-          <w:p>
+            <w:proofErr w:type="spellEnd"/>
+          </w:p>
+          <w:p>
+            <w:proofErr w:type="spellStart"/>
             <w:r>
               <w:t>sdbrestore</w:t>
             </w:r>
-          </w:p>
-          <w:p>
+            <w:proofErr w:type="spellEnd"/>
+          </w:p>
+          <w:p>
+            <w:proofErr w:type="spellStart"/>
             <w:r>
               <w:t>sdblist</w:t>
             </w:r>
-          </w:p>
-          <w:p>
+            <w:proofErr w:type="spellEnd"/>
+          </w:p>
+          <w:p>
+            <w:proofErr w:type="spellStart"/>
             <w:r>
               <w:t>sdbdpsdump</w:t>
             </w:r>
+            <w:proofErr w:type="spellEnd"/>
           </w:p>
           <w:p>
             <w:r>
@@ -4531,7 +4698,35 @@
               <w:rPr>
                 <w:rFonts w:hint="eastAsia"/>
               </w:rPr>
-              <w:t>(c/c++/java/php/c#)</w:t>
+              <w:t>(c/</w:t>
+            </w:r>
+            <w:proofErr w:type="spellStart"/>
+            <w:r>
+              <w:rPr>
+                <w:rFonts w:hint="eastAsia"/>
+              </w:rPr>
+              <w:t>c++</w:t>
+            </w:r>
+            <w:proofErr w:type="spellEnd"/>
+            <w:r>
+              <w:rPr>
+                <w:rFonts w:hint="eastAsia"/>
+              </w:rPr>
+              <w:t>/java/</w:t>
+            </w:r>
+            <w:proofErr w:type="spellStart"/>
+            <w:r>
+              <w:rPr>
+                <w:rFonts w:hint="eastAsia"/>
+              </w:rPr>
+              <w:t>php</w:t>
+            </w:r>
+            <w:proofErr w:type="spellEnd"/>
+            <w:r>
+              <w:rPr>
+                <w:rFonts w:hint="eastAsia"/>
+              </w:rPr>
+              <w:t>/c#)</w:t>
             </w:r>
           </w:p>
         </w:tc>

--- a/internal_doc/07.版本报告/SequoiaDB_1.6版本发布评估说明书.docx
+++ b/internal_doc/07.版本报告/SequoiaDB_1.6版本发布评估说明书.docx
@@ -919,7 +919,7 @@
               <w:rPr>
                 <w:rFonts w:hint="eastAsia"/>
               </w:rPr>
-              <w:t>阮奕邦</w:t>
+              <w:t>中</w:t>
             </w:r>
           </w:p>
         </w:tc>
@@ -2009,7 +2009,7 @@
               <w:rPr>
                 <w:rFonts w:hint="eastAsia"/>
               </w:rPr>
-              <w:t>胡晓均</w:t>
+              <w:t>良</w:t>
             </w:r>
           </w:p>
         </w:tc>
@@ -2135,7 +2135,7 @@
               <w:rPr>
                 <w:rFonts w:hint="eastAsia"/>
               </w:rPr>
-              <w:t>胡晓均</w:t>
+              <w:t>良</w:t>
             </w:r>
           </w:p>
         </w:tc>
@@ -2727,7 +2727,7 @@
                 <w:rFonts w:hint="eastAsia"/>
               </w:rPr>
               <w:lastRenderedPageBreak/>
-              <w:t>谭钊波</w:t>
+              <w:t>良</w:t>
             </w:r>
           </w:p>
         </w:tc>
@@ -3113,7 +3113,7 @@
               <w:rPr>
                 <w:rFonts w:hint="eastAsia"/>
               </w:rPr>
-              <w:t>阮奕邦</w:t>
+              <w:t>良</w:t>
             </w:r>
           </w:p>
         </w:tc>
@@ -3254,7 +3254,14 @@
           <w:tcPr>
             <w:tcW w:w="1745" w:type="dxa"/>
           </w:tcPr>
-          <w:p/>
+          <w:p>
+            <w:r>
+              <w:rPr>
+                <w:rFonts w:hint="eastAsia"/>
+              </w:rPr>
+              <w:t>中</w:t>
+            </w:r>
+          </w:p>
         </w:tc>
       </w:tr>
       <w:tr>
@@ -3458,7 +3465,7 @@
               <w:rPr>
                 <w:rFonts w:hint="eastAsia"/>
               </w:rPr>
-              <w:t>胡晓均</w:t>
+              <w:t>良</w:t>
             </w:r>
           </w:p>
         </w:tc>
@@ -3524,7 +3531,7 @@
               <w:rPr>
                 <w:rFonts w:hint="eastAsia"/>
               </w:rPr>
-              <w:t>刘武兴</w:t>
+              <w:t>良</w:t>
             </w:r>
           </w:p>
         </w:tc>
@@ -3602,7 +3609,7 @@
               <w:rPr>
                 <w:rFonts w:hint="eastAsia"/>
               </w:rPr>
-              <w:t>阮奕邦</w:t>
+              <w:t>良</w:t>
             </w:r>
           </w:p>
         </w:tc>
@@ -4053,11 +4060,6 @@
             <w:tcW w:w="4678" w:type="dxa"/>
           </w:tcPr>
           <w:p>
-            <w:pPr>
-              <w:rPr>
-                <w:rFonts w:hint="eastAsia"/>
-              </w:rPr>
-            </w:pPr>
             <w:r>
               <w:rPr>
                 <w:rFonts w:hint="eastAsia"/>
@@ -4071,11 +4073,6 @@
             <w:tcW w:w="1751" w:type="dxa"/>
           </w:tcPr>
           <w:p>
-            <w:pPr>
-              <w:rPr>
-                <w:rFonts w:hint="eastAsia"/>
-              </w:rPr>
-            </w:pPr>
             <w:r>
               <w:rPr>
                 <w:rFonts w:hint="eastAsia"/>
@@ -5563,7 +5560,7 @@
         <a:sysClr val="windowText" lastClr="000000"/>
       </a:dk1>
       <a:lt1>
-        <a:sysClr val="window" lastClr="FFFFFF"/>
+        <a:sysClr val="window" lastClr="C7EDCC"/>
       </a:lt1>
       <a:dk2>
         <a:srgbClr val="1F497D"/>

--- a/internal_doc/07.版本报告/SequoiaDB_1.6版本发布评估说明书.docx
+++ b/internal_doc/07.版本报告/SequoiaDB_1.6版本发布评估说明书.docx
@@ -3644,9 +3644,9 @@
         <w:tblLook w:val="04A0"/>
       </w:tblPr>
       <w:tblGrid>
-        <w:gridCol w:w="2093"/>
-        <w:gridCol w:w="4678"/>
-        <w:gridCol w:w="1751"/>
+        <w:gridCol w:w="2831"/>
+        <w:gridCol w:w="4150"/>
+        <w:gridCol w:w="1541"/>
       </w:tblGrid>
       <w:tr>
         <w:tc>
@@ -4087,19 +4087,104 @@
           <w:tcPr>
             <w:tcW w:w="2093" w:type="dxa"/>
           </w:tcPr>
+          <w:p>
+            <w:r>
+              <w:t>SEQUOIADBMAINSTREAM-112</w:t>
+            </w:r>
+          </w:p>
+        </w:tc>
+        <w:tc>
+          <w:tcPr>
+            <w:tcW w:w="4678" w:type="dxa"/>
+          </w:tcPr>
+          <w:p>
+            <w:proofErr w:type="spellStart"/>
+            <w:r>
+              <w:rPr>
+                <w:rFonts w:hint="eastAsia"/>
+              </w:rPr>
+              <w:t>sdbsupport</w:t>
+            </w:r>
+            <w:proofErr w:type="spellEnd"/>
+            <w:r>
+              <w:rPr>
+                <w:rFonts w:hint="eastAsia"/>
+              </w:rPr>
+              <w:t>工具的配置文件路径写死导致在安装目录不是默认目录时，工具不可用，建议路径使用相对路径来规避安装目录不同导致不可用的问题。</w:t>
+            </w:r>
+          </w:p>
+        </w:tc>
+        <w:tc>
+          <w:tcPr>
+            <w:tcW w:w="1751" w:type="dxa"/>
+          </w:tcPr>
+          <w:p>
+            <w:r>
+              <w:rPr>
+                <w:rFonts w:hint="eastAsia"/>
+              </w:rPr>
+              <w:t>一般</w:t>
+            </w:r>
+          </w:p>
+        </w:tc>
+      </w:tr>
+      <w:tr>
+        <w:tc>
+          <w:tcPr>
+            <w:tcW w:w="2093" w:type="dxa"/>
+          </w:tcPr>
           <w:p/>
         </w:tc>
         <w:tc>
           <w:tcPr>
             <w:tcW w:w="4678" w:type="dxa"/>
           </w:tcPr>
-          <w:p/>
+          <w:p>
+            <w:pPr>
+              <w:rPr>
+                <w:rFonts w:hint="eastAsia"/>
+              </w:rPr>
+            </w:pPr>
+            <w:proofErr w:type="spellStart"/>
+            <w:r>
+              <w:rPr>
+                <w:rFonts w:hint="eastAsia"/>
+              </w:rPr>
+              <w:t>sdbsupport</w:t>
+            </w:r>
+            <w:proofErr w:type="spellEnd"/>
+            <w:r>
+              <w:rPr>
+                <w:rFonts w:hint="eastAsia"/>
+              </w:rPr>
+              <w:t>工具中的部分操作需要</w:t>
+            </w:r>
+            <w:r>
+              <w:rPr>
+                <w:rFonts w:hint="eastAsia"/>
+              </w:rPr>
+              <w:t xml:space="preserve"> root</w:t>
+            </w:r>
+            <w:r>
+              <w:rPr>
+                <w:rFonts w:hint="eastAsia"/>
+              </w:rPr>
+              <w:t>权限才可运行。</w:t>
+            </w:r>
+          </w:p>
         </w:tc>
         <w:tc>
           <w:tcPr>
             <w:tcW w:w="1751" w:type="dxa"/>
           </w:tcPr>
-          <w:p/>
+          <w:p>
+            <w:r>
+              <w:rPr>
+                <w:rFonts w:hint="eastAsia"/>
+              </w:rPr>
+              <w:t>一般</w:t>
+            </w:r>
+          </w:p>
         </w:tc>
       </w:tr>
     </w:tbl>
@@ -4505,8 +4590,55 @@
           <w:tcPr>
             <w:tcW w:w="1043" w:type="dxa"/>
           </w:tcPr>
+          <w:p>
+            <w:r>
+              <w:rPr>
+                <w:rFonts w:hint="eastAsia"/>
+              </w:rPr>
+              <w:t>风险</w:t>
+            </w:r>
+          </w:p>
+        </w:tc>
+      </w:tr>
+      <w:tr>
+        <w:tc>
+          <w:tcPr>
+            <w:tcW w:w="2093" w:type="dxa"/>
+          </w:tcPr>
+          <w:p>
+            <w:r>
+              <w:rPr>
+                <w:rFonts w:hint="eastAsia"/>
+              </w:rPr>
+              <w:t>资料是否同步</w:t>
+            </w:r>
+          </w:p>
+        </w:tc>
+        <w:tc>
+          <w:tcPr>
+            <w:tcW w:w="1134" w:type="dxa"/>
+          </w:tcPr>
+          <w:p>
+            <w:r>
+              <w:rPr>
+                <w:rFonts w:hint="eastAsia"/>
+              </w:rPr>
+              <w:t>许建辉</w:t>
+            </w:r>
+          </w:p>
+        </w:tc>
+        <w:tc>
+          <w:tcPr>
+            <w:tcW w:w="4252" w:type="dxa"/>
+          </w:tcPr>
           <w:p/>
         </w:tc>
+        <w:tc>
+          <w:tcPr>
+            <w:tcW w:w="1043" w:type="dxa"/>
+          </w:tcPr>
+          <w:p/>
+        </w:tc>
       </w:tr>
       <w:tr>
         <w:tc>
@@ -4518,7 +4650,7 @@
               <w:rPr>
                 <w:rFonts w:hint="eastAsia"/>
               </w:rPr>
-              <w:t>资料是否同步</w:t>
+              <w:t>安装部署</w:t>
             </w:r>
           </w:p>
         </w:tc>
@@ -4531,7 +4663,7 @@
               <w:rPr>
                 <w:rFonts w:hint="eastAsia"/>
               </w:rPr>
-              <w:t>许建辉</w:t>
+              <w:t>丁普升</w:t>
             </w:r>
           </w:p>
         </w:tc>
@@ -4545,47 +4677,14 @@
           <w:tcPr>
             <w:tcW w:w="1043" w:type="dxa"/>
           </w:tcPr>
-          <w:p/>
-        </w:tc>
-      </w:tr>
-      <w:tr>
-        <w:tc>
-          <w:tcPr>
-            <w:tcW w:w="2093" w:type="dxa"/>
-          </w:tcPr>
-          <w:p>
-            <w:r>
-              <w:rPr>
-                <w:rFonts w:hint="eastAsia"/>
-              </w:rPr>
-              <w:t>安装部署</w:t>
-            </w:r>
-          </w:p>
-        </w:tc>
-        <w:tc>
-          <w:tcPr>
-            <w:tcW w:w="1134" w:type="dxa"/>
-          </w:tcPr>
-          <w:p>
-            <w:r>
-              <w:rPr>
-                <w:rFonts w:hint="eastAsia"/>
-              </w:rPr>
-              <w:t>丁普升</w:t>
-            </w:r>
-          </w:p>
-        </w:tc>
-        <w:tc>
-          <w:tcPr>
-            <w:tcW w:w="4252" w:type="dxa"/>
-          </w:tcPr>
-          <w:p/>
-        </w:tc>
-        <w:tc>
-          <w:tcPr>
-            <w:tcW w:w="1043" w:type="dxa"/>
-          </w:tcPr>
-          <w:p/>
+          <w:p>
+            <w:r>
+              <w:rPr>
+                <w:rFonts w:hint="eastAsia"/>
+              </w:rPr>
+              <w:t>风险</w:t>
+            </w:r>
+          </w:p>
         </w:tc>
       </w:tr>
       <w:tr>
@@ -4809,6 +4908,7 @@
         <w:rPr>
           <w:rFonts w:hint="eastAsia"/>
         </w:rPr>
+        <w:lastRenderedPageBreak/>
         <w:t>版本发布结论</w:t>
       </w:r>
     </w:p>

--- a/internal_doc/07.版本报告/SequoiaDB_1.6版本发布评估说明书.docx
+++ b/internal_doc/07.版本报告/SequoiaDB_1.6版本发布评估说明书.docx
@@ -1311,7 +1311,7 @@
               <w:rPr>
                 <w:rFonts w:hint="eastAsia"/>
               </w:rPr>
-              <w:t>阮奕邦</w:t>
+              <w:t>良</w:t>
             </w:r>
           </w:p>
         </w:tc>
@@ -4140,11 +4140,6 @@
             <w:tcW w:w="4678" w:type="dxa"/>
           </w:tcPr>
           <w:p>
-            <w:pPr>
-              <w:rPr>
-                <w:rFonts w:hint="eastAsia"/>
-              </w:rPr>
-            </w:pPr>
             <w:proofErr w:type="spellStart"/>
             <w:r>
               <w:rPr>
@@ -5660,7 +5655,7 @@
         <a:sysClr val="windowText" lastClr="000000"/>
       </a:dk1>
       <a:lt1>
-        <a:sysClr val="window" lastClr="C7EDCC"/>
+        <a:sysClr val="window" lastClr="FFFFFF"/>
       </a:lt1>
       <a:dk2>
         <a:srgbClr val="1F497D"/>

--- a/internal_doc/07.版本报告/SequoiaDB_1.6版本发布评估说明书.docx
+++ b/internal_doc/07.版本报告/SequoiaDB_1.6版本发布评估说明书.docx
@@ -145,21 +145,7 @@
               <w:rPr>
                 <w:rFonts w:hint="eastAsia"/>
               </w:rPr>
-              <w:t>PPC(192.168.30.150:/</w:t>
-            </w:r>
-            <w:proofErr w:type="spellStart"/>
-            <w:r>
-              <w:rPr>
-                <w:rFonts w:hint="eastAsia"/>
-              </w:rPr>
-              <w:t>test_tar</w:t>
-            </w:r>
-            <w:proofErr w:type="spellEnd"/>
-            <w:r>
-              <w:rPr>
-                <w:rFonts w:hint="eastAsia"/>
-              </w:rPr>
-              <w:t xml:space="preserve">/ </w:t>
+              <w:t xml:space="preserve">PPC(192.168.30.150:/test_tar/ </w:t>
             </w:r>
             <w:r>
               <w:rPr>
@@ -179,21 +165,7 @@
               <w:rPr>
                 <w:rFonts w:hint="eastAsia"/>
               </w:rPr>
-              <w:t>X86(192.168.30.184:/</w:t>
-            </w:r>
-            <w:proofErr w:type="spellStart"/>
-            <w:r>
-              <w:rPr>
-                <w:rFonts w:hint="eastAsia"/>
-              </w:rPr>
-              <w:t>test_tar</w:t>
-            </w:r>
-            <w:proofErr w:type="spellEnd"/>
-            <w:r>
-              <w:rPr>
-                <w:rFonts w:hint="eastAsia"/>
-              </w:rPr>
-              <w:t xml:space="preserve">/ </w:t>
+              <w:t xml:space="preserve">X86(192.168.30.184:/test_tar/ </w:t>
             </w:r>
             <w:r>
               <w:rPr>
@@ -819,25 +791,21 @@
             <w:tcW w:w="4641" w:type="dxa"/>
           </w:tcPr>
           <w:p>
-            <w:proofErr w:type="spellStart"/>
             <w:r>
               <w:t>restoreDB</w:t>
             </w:r>
-            <w:proofErr w:type="spellEnd"/>
             <w:r>
               <w:rPr>
                 <w:rFonts w:hint="eastAsia"/>
               </w:rPr>
               <w:t>改名为</w:t>
             </w:r>
-            <w:proofErr w:type="spellStart"/>
             <w:r>
               <w:rPr>
                 <w:rFonts w:hint="eastAsia"/>
               </w:rPr>
               <w:t>sdbrestore</w:t>
             </w:r>
-            <w:proofErr w:type="spellEnd"/>
           </w:p>
         </w:tc>
         <w:tc>
@@ -1214,14 +1182,12 @@
               </w:rPr>
               <w:t>【优化】优化</w:t>
             </w:r>
-            <w:proofErr w:type="spellStart"/>
             <w:r>
               <w:rPr>
                 <w:rFonts w:hint="eastAsia"/>
               </w:rPr>
               <w:t>ReplGroup</w:t>
             </w:r>
-            <w:proofErr w:type="spellEnd"/>
             <w:r>
               <w:rPr>
                 <w:rFonts w:hint="eastAsia"/>
@@ -1365,7 +1331,7 @@
               <w:rPr>
                 <w:rFonts w:hint="eastAsia"/>
               </w:rPr>
-              <w:t>王文净</w:t>
+              <w:t>良</w:t>
             </w:r>
           </w:p>
         </w:tc>
@@ -1424,21 +1390,7 @@
               <w:rPr>
                 <w:rFonts w:hint="eastAsia"/>
               </w:rPr>
-              <w:t>c/</w:t>
-            </w:r>
-            <w:proofErr w:type="spellStart"/>
-            <w:r>
-              <w:rPr>
-                <w:rFonts w:hint="eastAsia"/>
-              </w:rPr>
-              <w:t>c++</w:t>
-            </w:r>
-            <w:proofErr w:type="spellEnd"/>
-            <w:r>
-              <w:rPr>
-                <w:rFonts w:hint="eastAsia"/>
-              </w:rPr>
-              <w:t>/c#/java</w:t>
+              <w:t>c/c++/c#/java</w:t>
             </w:r>
             <w:r>
               <w:rPr>
@@ -1450,21 +1402,7 @@
               <w:rPr>
                 <w:rFonts w:hint="eastAsia"/>
               </w:rPr>
-              <w:t xml:space="preserve"> </w:t>
-            </w:r>
-            <w:proofErr w:type="spellStart"/>
-            <w:r>
-              <w:rPr>
-                <w:rFonts w:hint="eastAsia"/>
-              </w:rPr>
-              <w:t>isClosed</w:t>
-            </w:r>
-            <w:proofErr w:type="spellEnd"/>
-            <w:r>
-              <w:rPr>
-                <w:rFonts w:hint="eastAsia"/>
-              </w:rPr>
-              <w:t xml:space="preserve">() </w:t>
+              <w:t xml:space="preserve"> isClosed() </w:t>
             </w:r>
             <w:r>
               <w:rPr>
@@ -1476,21 +1414,7 @@
               <w:rPr>
                 <w:rFonts w:hint="eastAsia"/>
               </w:rPr>
-              <w:t xml:space="preserve"> </w:t>
-            </w:r>
-            <w:proofErr w:type="spellStart"/>
-            <w:r>
-              <w:rPr>
-                <w:rFonts w:hint="eastAsia"/>
-              </w:rPr>
-              <w:t>closeAllCursor</w:t>
-            </w:r>
-            <w:proofErr w:type="spellEnd"/>
-            <w:r>
-              <w:rPr>
-                <w:rFonts w:hint="eastAsia"/>
-              </w:rPr>
-              <w:t xml:space="preserve">() </w:t>
+              <w:t xml:space="preserve"> closeAllCursor() </w:t>
             </w:r>
             <w:r>
               <w:rPr>
@@ -1552,14 +1476,12 @@
               </w:rPr>
               <w:t>【</w:t>
             </w:r>
-            <w:proofErr w:type="spellStart"/>
             <w:r>
               <w:rPr>
                 <w:rFonts w:hint="eastAsia"/>
               </w:rPr>
               <w:t>Featrue</w:t>
             </w:r>
-            <w:proofErr w:type="spellEnd"/>
             <w:r>
               <w:rPr>
                 <w:rFonts w:hint="eastAsia"/>
@@ -1638,14 +1560,12 @@
             <w:tcW w:w="4641" w:type="dxa"/>
           </w:tcPr>
           <w:p>
-            <w:proofErr w:type="spellStart"/>
             <w:r>
               <w:rPr>
                 <w:rFonts w:hint="eastAsia"/>
               </w:rPr>
               <w:t>sequoiadb</w:t>
             </w:r>
-            <w:proofErr w:type="spellEnd"/>
             <w:r>
               <w:rPr>
                 <w:rFonts w:hint="eastAsia"/>
@@ -1742,14 +1662,12 @@
               </w:rPr>
               <w:t>】在内置</w:t>
             </w:r>
-            <w:proofErr w:type="spellStart"/>
             <w:r>
               <w:rPr>
                 <w:rFonts w:hint="eastAsia"/>
               </w:rPr>
               <w:t>sql</w:t>
             </w:r>
-            <w:proofErr w:type="spellEnd"/>
             <w:r>
               <w:rPr>
                 <w:rFonts w:hint="eastAsia"/>
@@ -2116,14 +2034,12 @@
               </w:rPr>
               <w:t>端口节点</w:t>
             </w:r>
-            <w:proofErr w:type="spellStart"/>
             <w:r>
               <w:rPr>
                 <w:rFonts w:hint="eastAsia"/>
               </w:rPr>
               <w:t>coredump</w:t>
             </w:r>
-            <w:proofErr w:type="spellEnd"/>
           </w:p>
         </w:tc>
         <w:tc>
@@ -2190,14 +2106,12 @@
               </w:rPr>
               <w:t>】节点强退时，会导致一节点出现源和目的完全相同的链路，并且端口为该强退节点的</w:t>
             </w:r>
-            <w:proofErr w:type="spellStart"/>
             <w:r>
               <w:rPr>
                 <w:rFonts w:hint="eastAsia"/>
               </w:rPr>
               <w:t>Repl</w:t>
             </w:r>
-            <w:proofErr w:type="spellEnd"/>
             <w:r>
               <w:rPr>
                 <w:rFonts w:hint="eastAsia"/>
@@ -2286,21 +2200,7 @@
               <w:rPr>
                 <w:rFonts w:hint="eastAsia"/>
               </w:rPr>
-              <w:t>update {$set:{"</w:t>
-            </w:r>
-            <w:proofErr w:type="spellStart"/>
-            <w:r>
-              <w:rPr>
-                <w:rFonts w:hint="eastAsia"/>
-              </w:rPr>
-              <w:t>a.c</w:t>
-            </w:r>
-            <w:proofErr w:type="spellEnd"/>
-            <w:r>
-              <w:rPr>
-                <w:rFonts w:hint="eastAsia"/>
-              </w:rPr>
-              <w:t>":0}}</w:t>
+              <w:t>update {$set:{"a.c":0}}</w:t>
             </w:r>
             <w:r>
               <w:rPr>
@@ -2602,14 +2502,12 @@
               </w:rPr>
               <w:t>驱动</w:t>
             </w:r>
-            <w:proofErr w:type="spellStart"/>
             <w:r>
               <w:rPr>
                 <w:rFonts w:hint="eastAsia"/>
               </w:rPr>
               <w:t>getSnapshot</w:t>
             </w:r>
-            <w:proofErr w:type="spellEnd"/>
             <w:r>
               <w:rPr>
                 <w:rFonts w:hint="eastAsia"/>
@@ -2682,14 +2580,12 @@
               </w:rPr>
               <w:t>在</w:t>
             </w:r>
-            <w:proofErr w:type="spellStart"/>
             <w:r>
               <w:rPr>
                 <w:rFonts w:hint="eastAsia"/>
               </w:rPr>
               <w:t>sdb</w:t>
             </w:r>
-            <w:proofErr w:type="spellEnd"/>
             <w:r>
               <w:rPr>
                 <w:rFonts w:hint="eastAsia"/>
@@ -2852,21 +2748,7 @@
               <w:rPr>
                 <w:rFonts w:hint="eastAsia"/>
               </w:rPr>
-              <w:t>-108(</w:t>
-            </w:r>
-            <w:proofErr w:type="spellStart"/>
-            <w:r>
-              <w:rPr>
-                <w:rFonts w:hint="eastAsia"/>
-              </w:rPr>
-              <w:t>coord</w:t>
-            </w:r>
-            <w:proofErr w:type="spellEnd"/>
-            <w:r>
-              <w:rPr>
-                <w:rFonts w:hint="eastAsia"/>
-              </w:rPr>
-              <w:t xml:space="preserve"> node catalog version old)</w:t>
+              <w:t>-108(coord node catalog version old)</w:t>
             </w:r>
             <w:r>
               <w:rPr>
@@ -2928,28 +2810,24 @@
               </w:rPr>
               <w:t>在子表做切分的情况下，使用</w:t>
             </w:r>
-            <w:proofErr w:type="spellStart"/>
             <w:r>
               <w:rPr>
                 <w:rFonts w:hint="eastAsia"/>
               </w:rPr>
               <w:t>sdbload</w:t>
             </w:r>
-            <w:proofErr w:type="spellEnd"/>
             <w:r>
               <w:rPr>
                 <w:rFonts w:hint="eastAsia"/>
               </w:rPr>
               <w:t>往主表加载数据时，</w:t>
             </w:r>
-            <w:proofErr w:type="spellStart"/>
             <w:r>
               <w:rPr>
                 <w:rFonts w:hint="eastAsia"/>
               </w:rPr>
               <w:t>sdbload</w:t>
             </w:r>
-            <w:proofErr w:type="spellEnd"/>
             <w:r>
               <w:rPr>
                 <w:rFonts w:hint="eastAsia"/>
@@ -3064,14 +2942,12 @@
               </w:rPr>
               <w:t>通过</w:t>
             </w:r>
-            <w:proofErr w:type="spellStart"/>
             <w:r>
               <w:rPr>
                 <w:rFonts w:hint="eastAsia"/>
               </w:rPr>
               <w:t>removeShard</w:t>
             </w:r>
-            <w:proofErr w:type="spellEnd"/>
             <w:r>
               <w:rPr>
                 <w:rFonts w:hint="eastAsia"/>
@@ -3168,14 +3044,12 @@
               </w:rPr>
               <w:t>】</w:t>
             </w:r>
-            <w:proofErr w:type="spellStart"/>
             <w:r>
               <w:rPr>
                 <w:rFonts w:hint="eastAsia"/>
               </w:rPr>
               <w:t>sequoiaSQL</w:t>
             </w:r>
-            <w:proofErr w:type="spellEnd"/>
             <w:r>
               <w:rPr>
                 <w:rFonts w:hint="eastAsia"/>
@@ -3194,14 +3068,12 @@
               </w:rPr>
               <w:t>测试时，</w:t>
             </w:r>
-            <w:proofErr w:type="spellStart"/>
             <w:r>
               <w:rPr>
                 <w:rFonts w:hint="eastAsia"/>
               </w:rPr>
               <w:t>sequoiadb</w:t>
             </w:r>
-            <w:proofErr w:type="spellEnd"/>
             <w:r>
               <w:rPr>
                 <w:rFonts w:hint="eastAsia"/>
@@ -3220,28 +3092,24 @@
               </w:rPr>
               <w:t>；查看原因是</w:t>
             </w:r>
-            <w:proofErr w:type="spellStart"/>
             <w:r>
               <w:rPr>
                 <w:rFonts w:hint="eastAsia"/>
               </w:rPr>
               <w:t>coord</w:t>
             </w:r>
-            <w:proofErr w:type="spellEnd"/>
             <w:r>
               <w:rPr>
                 <w:rFonts w:hint="eastAsia"/>
               </w:rPr>
               <w:t>给数据节点发送过多的</w:t>
             </w:r>
-            <w:proofErr w:type="spellStart"/>
             <w:r>
               <w:rPr>
                 <w:rFonts w:hint="eastAsia"/>
               </w:rPr>
               <w:t>killcontext</w:t>
             </w:r>
-            <w:proofErr w:type="spellEnd"/>
             <w:r>
               <w:rPr>
                 <w:rFonts w:hint="eastAsia"/>
@@ -3326,14 +3194,12 @@
               </w:rPr>
               <w:t>模式下，</w:t>
             </w:r>
-            <w:proofErr w:type="spellStart"/>
             <w:r>
               <w:rPr>
                 <w:rFonts w:hint="eastAsia"/>
               </w:rPr>
               <w:t>sequoaidb</w:t>
             </w:r>
-            <w:proofErr w:type="spellEnd"/>
             <w:r>
               <w:rPr>
                 <w:rFonts w:hint="eastAsia"/>
@@ -4098,14 +3964,12 @@
             <w:tcW w:w="4678" w:type="dxa"/>
           </w:tcPr>
           <w:p>
-            <w:proofErr w:type="spellStart"/>
             <w:r>
               <w:rPr>
                 <w:rFonts w:hint="eastAsia"/>
               </w:rPr>
               <w:t>sdbsupport</w:t>
             </w:r>
-            <w:proofErr w:type="spellEnd"/>
             <w:r>
               <w:rPr>
                 <w:rFonts w:hint="eastAsia"/>
@@ -4140,14 +4004,12 @@
             <w:tcW w:w="4678" w:type="dxa"/>
           </w:tcPr>
           <w:p>
-            <w:proofErr w:type="spellStart"/>
             <w:r>
               <w:rPr>
                 <w:rFonts w:hint="eastAsia"/>
               </w:rPr>
               <w:t>sdbsupport</w:t>
             </w:r>
-            <w:proofErr w:type="spellEnd"/>
             <w:r>
               <w:rPr>
                 <w:rFonts w:hint="eastAsia"/>
@@ -4354,7 +4216,6 @@
               </w:rPr>
               <w:t xml:space="preserve">   </w:t>
             </w:r>
-            <w:proofErr w:type="spellStart"/>
             <w:r>
               <w:t>S</w:t>
             </w:r>
@@ -4362,14 +4223,7 @@
               <w:rPr>
                 <w:rFonts w:hint="eastAsia"/>
               </w:rPr>
-              <w:t>use</w:t>
-            </w:r>
-            <w:proofErr w:type="spellEnd"/>
-            <w:r>
-              <w:rPr>
-                <w:rFonts w:hint="eastAsia"/>
-              </w:rPr>
-              <w:t>:</w:t>
+              <w:t>use:</w:t>
             </w:r>
             <w:r>
               <w:rPr>
@@ -4516,7 +4370,6 @@
             <w:tcW w:w="4252" w:type="dxa"/>
           </w:tcPr>
           <w:p>
-            <w:proofErr w:type="spellStart"/>
             <w:r>
               <w:rPr>
                 <w:rFonts w:hint="eastAsia"/>
@@ -4526,7 +4379,6 @@
             <w:r>
               <w:t>dbload</w:t>
             </w:r>
-            <w:proofErr w:type="spellEnd"/>
           </w:p>
           <w:p>
             <w:r>
@@ -4534,46 +4386,34 @@
             </w:r>
           </w:p>
           <w:p>
-            <w:proofErr w:type="spellStart"/>
             <w:r>
               <w:t>sdbimprt</w:t>
             </w:r>
-            <w:proofErr w:type="spellEnd"/>
-          </w:p>
-          <w:p>
-            <w:proofErr w:type="spellStart"/>
+          </w:p>
+          <w:p>
             <w:r>
               <w:t>sdbexprt</w:t>
             </w:r>
-            <w:proofErr w:type="spellEnd"/>
-          </w:p>
-          <w:p>
-            <w:proofErr w:type="spellStart"/>
+          </w:p>
+          <w:p>
             <w:r>
               <w:t>sdbinspt</w:t>
             </w:r>
-            <w:proofErr w:type="spellEnd"/>
-          </w:p>
-          <w:p>
-            <w:proofErr w:type="spellStart"/>
+          </w:p>
+          <w:p>
             <w:r>
               <w:t>sdbrestore</w:t>
             </w:r>
-            <w:proofErr w:type="spellEnd"/>
-          </w:p>
-          <w:p>
-            <w:proofErr w:type="spellStart"/>
+          </w:p>
+          <w:p>
             <w:r>
               <w:t>sdblist</w:t>
             </w:r>
-            <w:proofErr w:type="spellEnd"/>
-          </w:p>
-          <w:p>
-            <w:proofErr w:type="spellStart"/>
+          </w:p>
+          <w:p>
             <w:r>
               <w:t>sdbdpsdump</w:t>
             </w:r>
-            <w:proofErr w:type="spellEnd"/>
           </w:p>
           <w:p>
             <w:r>
@@ -4789,35 +4629,7 @@
               <w:rPr>
                 <w:rFonts w:hint="eastAsia"/>
               </w:rPr>
-              <w:t>(c/</w:t>
-            </w:r>
-            <w:proofErr w:type="spellStart"/>
-            <w:r>
-              <w:rPr>
-                <w:rFonts w:hint="eastAsia"/>
-              </w:rPr>
-              <w:t>c++</w:t>
-            </w:r>
-            <w:proofErr w:type="spellEnd"/>
-            <w:r>
-              <w:rPr>
-                <w:rFonts w:hint="eastAsia"/>
-              </w:rPr>
-              <w:t>/java/</w:t>
-            </w:r>
-            <w:proofErr w:type="spellStart"/>
-            <w:r>
-              <w:rPr>
-                <w:rFonts w:hint="eastAsia"/>
-              </w:rPr>
-              <w:t>php</w:t>
-            </w:r>
-            <w:proofErr w:type="spellEnd"/>
-            <w:r>
-              <w:rPr>
-                <w:rFonts w:hint="eastAsia"/>
-              </w:rPr>
-              <w:t>/c#)</w:t>
+              <w:t>(c/c++/java/php/c#)</w:t>
             </w:r>
           </w:p>
         </w:tc>
@@ -5655,7 +5467,7 @@
         <a:sysClr val="windowText" lastClr="000000"/>
       </a:dk1>
       <a:lt1>
-        <a:sysClr val="window" lastClr="FFFFFF"/>
+        <a:sysClr val="window" lastClr="C7EDCC"/>
       </a:lt1>
       <a:dk2>
         <a:srgbClr val="1F497D"/>
